--- a/Project Proposal.docx
+++ b/Project Proposal.docx
@@ -4,310 +4,169 @@
   <w:body>
     <w:sdt>
       <w:sdtPr>
-        <w:id w:val="-1382546182"/>
+        <w:rPr>
+          <w:rFonts w:eastAsiaTheme="minorHAnsi"/>
+          <w:color w:val="156082" w:themeColor="accent1"/>
+          <w:kern w:val="2"/>
+          <w:sz w:val="24"/>
+          <w:szCs w:val="24"/>
+          <w:lang w:eastAsia="en-US"/>
+          <w14:ligatures w14:val="standardContextual"/>
+        </w:rPr>
+        <w:id w:val="-966433263"/>
         <w:docPartObj>
           <w:docPartGallery w:val="Cover Pages"/>
           <w:docPartUnique/>
         </w:docPartObj>
       </w:sdtPr>
+      <w:sdtEndPr>
+        <w:rPr>
+          <w:color w:val="auto"/>
+        </w:rPr>
+      </w:sdtEndPr>
       <w:sdtContent>
         <w:p>
+          <w:pPr>
+            <w:pStyle w:val="NoSpacing"/>
+            <w:spacing w:before="1540" w:after="240"/>
+            <w:jc w:val="center"/>
+            <w:rPr>
+              <w:color w:val="156082" w:themeColor="accent1"/>
+            </w:rPr>
+          </w:pPr>
+        </w:p>
+        <w:sdt>
+          <w:sdtPr>
+            <w:rPr>
+              <w:rFonts w:asciiTheme="majorHAnsi" w:eastAsiaTheme="majorEastAsia" w:hAnsiTheme="majorHAnsi" w:cstheme="majorBidi"/>
+              <w:caps/>
+              <w:color w:val="156082" w:themeColor="accent1"/>
+              <w:sz w:val="72"/>
+              <w:szCs w:val="72"/>
+            </w:rPr>
+            <w:alias w:val="Title"/>
+            <w:tag w:val=""/>
+            <w:id w:val="1735040861"/>
+            <w:placeholder>
+              <w:docPart w:val="9CEFF79F8CD84614BC5B2FBC563A78BA"/>
+            </w:placeholder>
+            <w:dataBinding w:prefixMappings="xmlns:ns0='http://purl.org/dc/elements/1.1/' xmlns:ns1='http://schemas.openxmlformats.org/package/2006/metadata/core-properties' " w:xpath="/ns1:coreProperties[1]/ns0:title[1]" w:storeItemID="{6C3C8BC8-F283-45AE-878A-BAB7291924A1}"/>
+            <w:text/>
+          </w:sdtPr>
+          <w:sdtEndPr>
+            <w:rPr>
+              <w:sz w:val="80"/>
+              <w:szCs w:val="80"/>
+            </w:rPr>
+          </w:sdtEndPr>
+          <w:sdtContent>
+            <w:p>
+              <w:pPr>
+                <w:pStyle w:val="NoSpacing"/>
+                <w:pBdr>
+                  <w:top w:val="single" w:sz="6" w:space="6" w:color="156082" w:themeColor="accent1"/>
+                  <w:bottom w:val="single" w:sz="6" w:space="6" w:color="156082" w:themeColor="accent1"/>
+                </w:pBdr>
+                <w:spacing w:after="240"/>
+                <w:jc w:val="center"/>
+                <w:rPr>
+                  <w:rFonts w:asciiTheme="majorHAnsi" w:eastAsiaTheme="majorEastAsia" w:hAnsiTheme="majorHAnsi" w:cstheme="majorBidi"/>
+                  <w:caps/>
+                  <w:color w:val="156082" w:themeColor="accent1"/>
+                  <w:sz w:val="80"/>
+                  <w:szCs w:val="80"/>
+                </w:rPr>
+              </w:pPr>
+              <w:r>
+                <w:rPr>
+                  <w:rFonts w:asciiTheme="majorHAnsi" w:eastAsiaTheme="majorEastAsia" w:hAnsiTheme="majorHAnsi" w:cstheme="majorBidi"/>
+                  <w:caps/>
+                  <w:color w:val="156082" w:themeColor="accent1"/>
+                  <w:sz w:val="72"/>
+                  <w:szCs w:val="72"/>
+                </w:rPr>
+                <w:t>Project Proposal</w:t>
+              </w:r>
+            </w:p>
+          </w:sdtContent>
+        </w:sdt>
+        <w:sdt>
+          <w:sdtPr>
+            <w:rPr>
+              <w:color w:val="156082" w:themeColor="accent1"/>
+              <w:sz w:val="28"/>
+              <w:szCs w:val="28"/>
+            </w:rPr>
+            <w:alias w:val="Subtitle"/>
+            <w:tag w:val=""/>
+            <w:id w:val="328029620"/>
+            <w:placeholder>
+              <w:docPart w:val="A9AC4D99AD5C4E4EB5CE5D73A68B9C4C"/>
+            </w:placeholder>
+            <w:dataBinding w:prefixMappings="xmlns:ns0='http://purl.org/dc/elements/1.1/' xmlns:ns1='http://schemas.openxmlformats.org/package/2006/metadata/core-properties' " w:xpath="/ns1:coreProperties[1]/ns0:subject[1]" w:storeItemID="{6C3C8BC8-F283-45AE-878A-BAB7291924A1}"/>
+            <w:text/>
+          </w:sdtPr>
+          <w:sdtEndPr/>
+          <w:sdtContent>
+            <w:p>
+              <w:pPr>
+                <w:pStyle w:val="NoSpacing"/>
+                <w:jc w:val="center"/>
+                <w:rPr>
+                  <w:color w:val="156082" w:themeColor="accent1"/>
+                  <w:sz w:val="28"/>
+                  <w:szCs w:val="28"/>
+                </w:rPr>
+              </w:pPr>
+              <w:r>
+                <w:rPr>
+                  <w:color w:val="156082" w:themeColor="accent1"/>
+                  <w:sz w:val="28"/>
+                  <w:szCs w:val="28"/>
+                </w:rPr>
+                <w:t>Izabelle Baldwin</w:t>
+              </w:r>
+            </w:p>
+          </w:sdtContent>
+        </w:sdt>
+        <w:p>
+          <w:pPr>
+            <w:pStyle w:val="NoSpacing"/>
+            <w:spacing w:before="480"/>
+            <w:jc w:val="center"/>
+            <w:rPr>
+              <w:color w:val="156082" w:themeColor="accent1"/>
+            </w:rPr>
+          </w:pPr>
           <w:r>
             <w:rPr>
               <w:noProof/>
+              <w:color w:val="156082" w:themeColor="accent1"/>
             </w:rPr>
             <mc:AlternateContent>
-              <mc:Choice Requires="wpg">
+              <mc:Choice Requires="wps">
                 <w:drawing>
-                  <wp:anchor distT="0" distB="0" distL="114300" distR="114300" simplePos="0" relativeHeight="251662336" behindDoc="0" locked="0" layoutInCell="1" allowOverlap="1" wp14:anchorId="2176ACEC" wp14:editId="60D4905B">
+                  <wp:anchor distT="0" distB="0" distL="114300" distR="114300" simplePos="0" relativeHeight="251659264" behindDoc="0" locked="0" layoutInCell="1" allowOverlap="1" wp14:anchorId="3299F684" wp14:editId="5792F454">
                     <wp:simplePos x="0" y="0"/>
-                    <wp:positionH relativeFrom="page">
+                    <wp:positionH relativeFrom="margin">
                       <wp:align>center</wp:align>
                     </wp:positionH>
                     <mc:AlternateContent>
                       <mc:Choice Requires="wp14">
                         <wp:positionV relativeFrom="page">
-                          <wp14:pctPosVOffset>2300</wp14:pctPosVOffset>
+                          <wp14:pctPosVOffset>85000</wp14:pctPosVOffset>
                         </wp:positionV>
                       </mc:Choice>
                       <mc:Fallback>
                         <wp:positionV relativeFrom="page">
-                          <wp:posOffset>245745</wp:posOffset>
+                          <wp:posOffset>9088120</wp:posOffset>
                         </wp:positionV>
                       </mc:Fallback>
                     </mc:AlternateContent>
-                    <wp:extent cx="7315200" cy="1215391"/>
-                    <wp:effectExtent l="0" t="0" r="1270" b="1905"/>
+                    <wp:extent cx="6553200" cy="557784"/>
+                    <wp:effectExtent l="0" t="0" r="0" b="12700"/>
                     <wp:wrapNone/>
-                    <wp:docPr id="149" name="Group 149"/>
-                    <wp:cNvGraphicFramePr/>
-                    <a:graphic xmlns:a="http://schemas.openxmlformats.org/drawingml/2006/main">
-                      <a:graphicData uri="http://schemas.microsoft.com/office/word/2010/wordprocessingGroup">
-                        <wpg:wgp>
-                          <wpg:cNvGrpSpPr/>
-                          <wpg:grpSpPr>
-                            <a:xfrm>
-                              <a:off x="0" y="0"/>
-                              <a:ext cx="7315200" cy="1215391"/>
-                              <a:chOff x="0" y="-1"/>
-                              <a:chExt cx="7315200" cy="1216153"/>
-                            </a:xfrm>
-                          </wpg:grpSpPr>
-                          <wps:wsp>
-                            <wps:cNvPr id="150" name="Rectangle 51"/>
-                            <wps:cNvSpPr/>
-                            <wps:spPr>
-                              <a:xfrm>
-                                <a:off x="0" y="-1"/>
-                                <a:ext cx="7315200" cy="1130373"/>
-                              </a:xfrm>
-                              <a:custGeom>
-                                <a:avLst/>
-                                <a:gdLst>
-                                  <a:gd name="connsiteX0" fmla="*/ 0 w 7312660"/>
-                                  <a:gd name="connsiteY0" fmla="*/ 0 h 1215390"/>
-                                  <a:gd name="connsiteX1" fmla="*/ 7312660 w 7312660"/>
-                                  <a:gd name="connsiteY1" fmla="*/ 0 h 1215390"/>
-                                  <a:gd name="connsiteX2" fmla="*/ 7312660 w 7312660"/>
-                                  <a:gd name="connsiteY2" fmla="*/ 1215390 h 1215390"/>
-                                  <a:gd name="connsiteX3" fmla="*/ 0 w 7312660"/>
-                                  <a:gd name="connsiteY3" fmla="*/ 1215390 h 1215390"/>
-                                  <a:gd name="connsiteX4" fmla="*/ 0 w 7312660"/>
-                                  <a:gd name="connsiteY4" fmla="*/ 0 h 1215390"/>
-                                  <a:gd name="connsiteX0" fmla="*/ 0 w 7312660"/>
-                                  <a:gd name="connsiteY0" fmla="*/ 0 h 1215390"/>
-                                  <a:gd name="connsiteX1" fmla="*/ 7312660 w 7312660"/>
-                                  <a:gd name="connsiteY1" fmla="*/ 0 h 1215390"/>
-                                  <a:gd name="connsiteX2" fmla="*/ 7312660 w 7312660"/>
-                                  <a:gd name="connsiteY2" fmla="*/ 1215390 h 1215390"/>
-                                  <a:gd name="connsiteX3" fmla="*/ 3667125 w 7312660"/>
-                                  <a:gd name="connsiteY3" fmla="*/ 1209675 h 1215390"/>
-                                  <a:gd name="connsiteX4" fmla="*/ 0 w 7312660"/>
-                                  <a:gd name="connsiteY4" fmla="*/ 1215390 h 1215390"/>
-                                  <a:gd name="connsiteX5" fmla="*/ 0 w 7312660"/>
-                                  <a:gd name="connsiteY5" fmla="*/ 0 h 1215390"/>
-                                  <a:gd name="connsiteX0" fmla="*/ 0 w 7312660"/>
-                                  <a:gd name="connsiteY0" fmla="*/ 0 h 1215390"/>
-                                  <a:gd name="connsiteX1" fmla="*/ 7312660 w 7312660"/>
-                                  <a:gd name="connsiteY1" fmla="*/ 0 h 1215390"/>
-                                  <a:gd name="connsiteX2" fmla="*/ 7312660 w 7312660"/>
-                                  <a:gd name="connsiteY2" fmla="*/ 1215390 h 1215390"/>
-                                  <a:gd name="connsiteX3" fmla="*/ 3619500 w 7312660"/>
-                                  <a:gd name="connsiteY3" fmla="*/ 733425 h 1215390"/>
-                                  <a:gd name="connsiteX4" fmla="*/ 0 w 7312660"/>
-                                  <a:gd name="connsiteY4" fmla="*/ 1215390 h 1215390"/>
-                                  <a:gd name="connsiteX5" fmla="*/ 0 w 7312660"/>
-                                  <a:gd name="connsiteY5" fmla="*/ 0 h 1215390"/>
-                                  <a:gd name="connsiteX0" fmla="*/ 0 w 7312660"/>
-                                  <a:gd name="connsiteY0" fmla="*/ 0 h 1215390"/>
-                                  <a:gd name="connsiteX1" fmla="*/ 7312660 w 7312660"/>
-                                  <a:gd name="connsiteY1" fmla="*/ 0 h 1215390"/>
-                                  <a:gd name="connsiteX2" fmla="*/ 7312660 w 7312660"/>
-                                  <a:gd name="connsiteY2" fmla="*/ 1129665 h 1215390"/>
-                                  <a:gd name="connsiteX3" fmla="*/ 3619500 w 7312660"/>
-                                  <a:gd name="connsiteY3" fmla="*/ 733425 h 1215390"/>
-                                  <a:gd name="connsiteX4" fmla="*/ 0 w 7312660"/>
-                                  <a:gd name="connsiteY4" fmla="*/ 1215390 h 1215390"/>
-                                  <a:gd name="connsiteX5" fmla="*/ 0 w 7312660"/>
-                                  <a:gd name="connsiteY5" fmla="*/ 0 h 1215390"/>
-                                  <a:gd name="connsiteX0" fmla="*/ 9525 w 7322185"/>
-                                  <a:gd name="connsiteY0" fmla="*/ 0 h 1129665"/>
-                                  <a:gd name="connsiteX1" fmla="*/ 7322185 w 7322185"/>
-                                  <a:gd name="connsiteY1" fmla="*/ 0 h 1129665"/>
-                                  <a:gd name="connsiteX2" fmla="*/ 7322185 w 7322185"/>
-                                  <a:gd name="connsiteY2" fmla="*/ 1129665 h 1129665"/>
-                                  <a:gd name="connsiteX3" fmla="*/ 3629025 w 7322185"/>
-                                  <a:gd name="connsiteY3" fmla="*/ 733425 h 1129665"/>
-                                  <a:gd name="connsiteX4" fmla="*/ 0 w 7322185"/>
-                                  <a:gd name="connsiteY4" fmla="*/ 1091565 h 1129665"/>
-                                  <a:gd name="connsiteX5" fmla="*/ 9525 w 7322185"/>
-                                  <a:gd name="connsiteY5" fmla="*/ 0 h 1129665"/>
-                                  <a:gd name="connsiteX0" fmla="*/ 0 w 7312660"/>
-                                  <a:gd name="connsiteY0" fmla="*/ 0 h 1129665"/>
-                                  <a:gd name="connsiteX1" fmla="*/ 7312660 w 7312660"/>
-                                  <a:gd name="connsiteY1" fmla="*/ 0 h 1129665"/>
-                                  <a:gd name="connsiteX2" fmla="*/ 7312660 w 7312660"/>
-                                  <a:gd name="connsiteY2" fmla="*/ 1129665 h 1129665"/>
-                                  <a:gd name="connsiteX3" fmla="*/ 3619500 w 7312660"/>
-                                  <a:gd name="connsiteY3" fmla="*/ 733425 h 1129665"/>
-                                  <a:gd name="connsiteX4" fmla="*/ 0 w 7312660"/>
-                                  <a:gd name="connsiteY4" fmla="*/ 1091565 h 1129665"/>
-                                  <a:gd name="connsiteX5" fmla="*/ 0 w 7312660"/>
-                                  <a:gd name="connsiteY5" fmla="*/ 0 h 1129665"/>
-                                </a:gdLst>
-                                <a:ahLst/>
-                                <a:cxnLst>
-                                  <a:cxn ang="0">
-                                    <a:pos x="connsiteX0" y="connsiteY0"/>
-                                  </a:cxn>
-                                  <a:cxn ang="0">
-                                    <a:pos x="connsiteX1" y="connsiteY1"/>
-                                  </a:cxn>
-                                  <a:cxn ang="0">
-                                    <a:pos x="connsiteX2" y="connsiteY2"/>
-                                  </a:cxn>
-                                  <a:cxn ang="0">
-                                    <a:pos x="connsiteX3" y="connsiteY3"/>
-                                  </a:cxn>
-                                  <a:cxn ang="0">
-                                    <a:pos x="connsiteX4" y="connsiteY4"/>
-                                  </a:cxn>
-                                  <a:cxn ang="0">
-                                    <a:pos x="connsiteX5" y="connsiteY5"/>
-                                  </a:cxn>
-                                </a:cxnLst>
-                                <a:rect l="l" t="t" r="r" b="b"/>
-                                <a:pathLst>
-                                  <a:path w="7312660" h="1129665">
-                                    <a:moveTo>
-                                      <a:pt x="0" y="0"/>
-                                    </a:moveTo>
-                                    <a:lnTo>
-                                      <a:pt x="7312660" y="0"/>
-                                    </a:lnTo>
-                                    <a:lnTo>
-                                      <a:pt x="7312660" y="1129665"/>
-                                    </a:lnTo>
-                                    <a:lnTo>
-                                      <a:pt x="3619500" y="733425"/>
-                                    </a:lnTo>
-                                    <a:lnTo>
-                                      <a:pt x="0" y="1091565"/>
-                                    </a:lnTo>
-                                    <a:lnTo>
-                                      <a:pt x="0" y="0"/>
-                                    </a:lnTo>
-                                    <a:close/>
-                                  </a:path>
-                                </a:pathLst>
-                              </a:custGeom>
-                              <a:ln>
-                                <a:noFill/>
-                              </a:ln>
-                            </wps:spPr>
-                            <wps:style>
-                              <a:lnRef idx="2">
-                                <a:schemeClr val="accent1">
-                                  <a:shade val="50000"/>
-                                </a:schemeClr>
-                              </a:lnRef>
-                              <a:fillRef idx="1">
-                                <a:schemeClr val="accent1"/>
-                              </a:fillRef>
-                              <a:effectRef idx="0">
-                                <a:schemeClr val="accent1"/>
-                              </a:effectRef>
-                              <a:fontRef idx="minor">
-                                <a:schemeClr val="lt1"/>
-                              </a:fontRef>
-                            </wps:style>
-                            <wps:bodyPr rot="0" spcFirstLastPara="0" vertOverflow="overflow" horzOverflow="overflow" vert="horz" wrap="square" lIns="91440" tIns="45720" rIns="91440" bIns="45720" numCol="1" spcCol="0" rtlCol="0" fromWordArt="0" anchor="ctr" anchorCtr="0" forceAA="0" compatLnSpc="1">
-                              <a:prstTxWarp prst="textNoShape">
-                                <a:avLst/>
-                              </a:prstTxWarp>
-                              <a:noAutofit/>
-                            </wps:bodyPr>
-                          </wps:wsp>
-                          <wps:wsp>
-                            <wps:cNvPr id="151" name="Rectangle 151"/>
-                            <wps:cNvSpPr/>
-                            <wps:spPr>
-                              <a:xfrm>
-                                <a:off x="0" y="0"/>
-                                <a:ext cx="7315200" cy="1216152"/>
-                              </a:xfrm>
-                              <a:prstGeom prst="rect">
-                                <a:avLst/>
-                              </a:prstGeom>
-                              <a:blipFill>
-                                <a:blip r:embed="rId6"/>
-                                <a:stretch>
-                                  <a:fillRect r="-7574"/>
-                                </a:stretch>
-                              </a:blipFill>
-                              <a:ln>
-                                <a:noFill/>
-                              </a:ln>
-                            </wps:spPr>
-                            <wps:style>
-                              <a:lnRef idx="2">
-                                <a:schemeClr val="accent1">
-                                  <a:shade val="50000"/>
-                                </a:schemeClr>
-                              </a:lnRef>
-                              <a:fillRef idx="1">
-                                <a:schemeClr val="accent1"/>
-                              </a:fillRef>
-                              <a:effectRef idx="0">
-                                <a:schemeClr val="accent1"/>
-                              </a:effectRef>
-                              <a:fontRef idx="minor">
-                                <a:schemeClr val="lt1"/>
-                              </a:fontRef>
-                            </wps:style>
-                            <wps:bodyPr rot="0" spcFirstLastPara="0" vertOverflow="overflow" horzOverflow="overflow" vert="horz" wrap="square" lIns="91440" tIns="45720" rIns="91440" bIns="45720" numCol="1" spcCol="0" rtlCol="0" fromWordArt="0" anchor="ctr" anchorCtr="0" forceAA="0" compatLnSpc="1">
-                              <a:prstTxWarp prst="textNoShape">
-                                <a:avLst/>
-                              </a:prstTxWarp>
-                              <a:noAutofit/>
-                            </wps:bodyPr>
-                          </wps:wsp>
-                        </wpg:wgp>
-                      </a:graphicData>
-                    </a:graphic>
-                    <wp14:sizeRelH relativeFrom="page">
-                      <wp14:pctWidth>94100</wp14:pctWidth>
-                    </wp14:sizeRelH>
-                    <wp14:sizeRelV relativeFrom="page">
-                      <wp14:pctHeight>12100</wp14:pctHeight>
-                    </wp14:sizeRelV>
-                  </wp:anchor>
-                </w:drawing>
-              </mc:Choice>
-              <mc:Fallback>
-                <w:pict>
-                  <v:group w14:anchorId="18C4CBEA" id="Group 149" o:spid="_x0000_s1026" style="position:absolute;margin-left:0;margin-top:0;width:8in;height:95.7pt;z-index:251662336;mso-width-percent:941;mso-height-percent:121;mso-top-percent:23;mso-position-horizontal:center;mso-position-horizontal-relative:page;mso-position-vertical-relative:page;mso-width-percent:941;mso-height-percent:121;mso-top-percent:23" coordorigin="" coordsize="73152,12161" o:gfxdata="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">
-                    <v:shape id="Rectangle 51" o:spid="_x0000_s1027" style="position:absolute;width:73152;height:11303;visibility:visible;mso-wrap-style:square;v-text-anchor:middle" coordsize="7312660,1129665" o:gfxdata="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" path="m,l7312660,r,1129665l3619500,733425,,1091565,,xe" fillcolor="#4472c4 [3204]" stroked="f" strokeweight="1pt">
-                      <v:stroke joinstyle="miter"/>
-                      <v:path arrowok="t" o:connecttype="custom" o:connectlocs="0,0;7315200,0;7315200,1130373;3620757,733885;0,1092249;0,0" o:connectangles="0,0,0,0,0,0"/>
-                    </v:shape>
-                    <v:rect id="Rectangle 151" o:spid="_x0000_s1028" style="position:absolute;width:73152;height:12161;visibility:visible;mso-wrap-style:square;v-text-anchor:middle" o:gfxdata="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" stroked="f" strokeweight="1pt">
-                      <v:fill r:id="rId7" o:title="" recolor="t" rotate="t" type="frame"/>
-                    </v:rect>
-                    <w10:wrap anchorx="page" anchory="page"/>
-                  </v:group>
-                </w:pict>
-              </mc:Fallback>
-            </mc:AlternateContent>
-          </w:r>
-          <w:r>
-            <w:rPr>
-              <w:noProof/>
-            </w:rPr>
-            <mc:AlternateContent>
-              <mc:Choice Requires="wps">
-                <w:drawing>
-                  <wp:anchor distT="0" distB="0" distL="114300" distR="114300" simplePos="0" relativeHeight="251660288" behindDoc="0" locked="0" layoutInCell="1" allowOverlap="1" wp14:anchorId="55B2DCDB" wp14:editId="49CFA9AE">
-                    <wp:simplePos x="0" y="0"/>
-                    <wp:positionH relativeFrom="page">
-                      <wp:align>center</wp:align>
-                    </wp:positionH>
-                    <mc:AlternateContent>
-                      <mc:Choice Requires="wp14">
-                        <wp:positionV relativeFrom="page">
-                          <wp14:pctPosVOffset>81800</wp14:pctPosVOffset>
-                        </wp:positionV>
-                      </mc:Choice>
-                      <mc:Fallback>
-                        <wp:positionV relativeFrom="page">
-                          <wp:posOffset>8745855</wp:posOffset>
-                        </wp:positionV>
-                      </mc:Fallback>
-                    </mc:AlternateContent>
-                    <wp:extent cx="7315200" cy="914400"/>
-                    <wp:effectExtent l="0" t="0" r="0" b="8255"/>
-                    <wp:wrapSquare wrapText="bothSides"/>
-                    <wp:docPr id="152" name="Text Box 152"/>
+                    <wp:docPr id="142" name="Text Box 142"/>
                     <wp:cNvGraphicFramePr/>
                     <a:graphic xmlns:a="http://schemas.openxmlformats.org/drawingml/2006/main">
                       <a:graphicData uri="http://schemas.microsoft.com/office/word/2010/wordprocessingShape">
@@ -316,249 +175,7 @@
                           <wps:spPr>
                             <a:xfrm>
                               <a:off x="0" y="0"/>
-                              <a:ext cx="7315200" cy="914400"/>
-                            </a:xfrm>
-                            <a:prstGeom prst="rect">
-                              <a:avLst/>
-                            </a:prstGeom>
-                            <a:noFill/>
-                            <a:ln w="6350">
-                              <a:noFill/>
-                            </a:ln>
-                            <a:effectLst/>
-                          </wps:spPr>
-                          <wps:style>
-                            <a:lnRef idx="0">
-                              <a:schemeClr val="accent1"/>
-                            </a:lnRef>
-                            <a:fillRef idx="0">
-                              <a:schemeClr val="accent1"/>
-                            </a:fillRef>
-                            <a:effectRef idx="0">
-                              <a:schemeClr val="accent1"/>
-                            </a:effectRef>
-                            <a:fontRef idx="minor">
-                              <a:schemeClr val="dk1"/>
-                            </a:fontRef>
-                          </wps:style>
-                          <wps:txbx>
-                            <w:txbxContent>
-                              <w:sdt>
-                                <w:sdtPr>
-                                  <w:rPr>
-                                    <w:color w:val="595959" w:themeColor="text1" w:themeTint="A6"/>
-                                    <w:sz w:val="28"/>
-                                    <w:szCs w:val="28"/>
-                                  </w:rPr>
-                                  <w:alias w:val="Author"/>
-                                  <w:tag w:val=""/>
-                                  <w:id w:val="789243997"/>
-                                  <w:dataBinding w:prefixMappings="xmlns:ns0='http://purl.org/dc/elements/1.1/' xmlns:ns1='http://schemas.openxmlformats.org/package/2006/metadata/core-properties' " w:xpath="/ns1:coreProperties[1]/ns0:creator[1]" w:storeItemID="{6C3C8BC8-F283-45AE-878A-BAB7291924A1}"/>
-                                  <w:text/>
-                                </w:sdtPr>
-                                <w:sdtContent>
-                                  <w:p>
-                                    <w:pPr>
-                                      <w:pStyle w:val="NoSpacing"/>
-                                      <w:jc w:val="right"/>
-                                      <w:rPr>
-                                        <w:color w:val="595959" w:themeColor="text1" w:themeTint="A6"/>
-                                        <w:sz w:val="28"/>
-                                        <w:szCs w:val="28"/>
-                                      </w:rPr>
-                                    </w:pPr>
-                                    <w:r>
-                                      <w:rPr>
-                                        <w:color w:val="595959" w:themeColor="text1" w:themeTint="A6"/>
-                                        <w:sz w:val="28"/>
-                                        <w:szCs w:val="28"/>
-                                      </w:rPr>
-                                      <w:t>Izabelle Baldwin</w:t>
-                                    </w:r>
-                                  </w:p>
-                                </w:sdtContent>
-                              </w:sdt>
-                              <w:p>
-                                <w:pPr>
-                                  <w:pStyle w:val="NoSpacing"/>
-                                  <w:jc w:val="right"/>
-                                  <w:rPr>
-                                    <w:color w:val="595959" w:themeColor="text1" w:themeTint="A6"/>
-                                    <w:sz w:val="18"/>
-                                    <w:szCs w:val="18"/>
-                                  </w:rPr>
-                                </w:pPr>
-                                <w:sdt>
-                                  <w:sdtPr>
-                                    <w:rPr>
-                                      <w:color w:val="595959" w:themeColor="text1" w:themeTint="A6"/>
-                                      <w:sz w:val="18"/>
-                                      <w:szCs w:val="18"/>
-                                    </w:rPr>
-                                    <w:alias w:val="Email"/>
-                                    <w:tag w:val="Email"/>
-                                    <w:id w:val="942260680"/>
-                                    <w:showingPlcHdr/>
-                                    <w:dataBinding w:prefixMappings="xmlns:ns0='http://schemas.microsoft.com/office/2006/coverPageProps' " w:xpath="/ns0:CoverPageProperties[1]/ns0:CompanyEmail[1]" w:storeItemID="{55AF091B-3C7A-41E3-B477-F2FDAA23CFDA}"/>
-                                    <w:text/>
-                                  </w:sdtPr>
-                                  <w:sdtContent>
-                                    <w:r>
-                                      <w:rPr>
-                                        <w:color w:val="595959" w:themeColor="text1" w:themeTint="A6"/>
-                                        <w:sz w:val="18"/>
-                                        <w:szCs w:val="18"/>
-                                      </w:rPr>
-                                      <w:t>[Email address]</w:t>
-                                    </w:r>
-                                  </w:sdtContent>
-                                </w:sdt>
-                              </w:p>
-                            </w:txbxContent>
-                          </wps:txbx>
-                          <wps:bodyPr rot="0" spcFirstLastPara="0" vertOverflow="overflow" horzOverflow="overflow" vert="horz" wrap="square" lIns="1600200" tIns="0" rIns="685800" bIns="0" numCol="1" spcCol="0" rtlCol="0" fromWordArt="0" anchor="b" anchorCtr="0" forceAA="0" compatLnSpc="1">
-                            <a:prstTxWarp prst="textNoShape">
-                              <a:avLst/>
-                            </a:prstTxWarp>
-                            <a:noAutofit/>
-                          </wps:bodyPr>
-                        </wps:wsp>
-                      </a:graphicData>
-                    </a:graphic>
-                    <wp14:sizeRelH relativeFrom="page">
-                      <wp14:pctWidth>94100</wp14:pctWidth>
-                    </wp14:sizeRelH>
-                    <wp14:sizeRelV relativeFrom="page">
-                      <wp14:pctHeight>9200</wp14:pctHeight>
-                    </wp14:sizeRelV>
-                  </wp:anchor>
-                </w:drawing>
-              </mc:Choice>
-              <mc:Fallback>
-                <w:pict>
-                  <v:shapetype w14:anchorId="55B2DCDB" id="_x0000_t202" coordsize="21600,21600" o:spt="202" path="m,l,21600r21600,l21600,xe">
-                    <v:stroke joinstyle="miter"/>
-                    <v:path gradientshapeok="t" o:connecttype="rect"/>
-                  </v:shapetype>
-                  <v:shape id="Text Box 152" o:spid="_x0000_s1026" type="#_x0000_t202" style="position:absolute;margin-left:0;margin-top:0;width:8in;height:1in;z-index:251660288;visibility:visible;mso-wrap-style:square;mso-width-percent:941;mso-height-percent:92;mso-top-percent:818;mso-wrap-distance-left:9pt;mso-wrap-distance-top:0;mso-wrap-distance-right:9pt;mso-wrap-distance-bottom:0;mso-position-horizontal:center;mso-position-horizontal-relative:page;mso-position-vertical-relative:page;mso-width-percent:941;mso-height-percent:92;mso-top-percent:818;mso-width-relative:page;mso-height-relative:page;v-text-anchor:bottom" o:gfxdata="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" filled="f" stroked="f" strokeweight=".5pt">
-                    <v:textbox inset="126pt,0,54pt,0">
-                      <w:txbxContent>
-                        <w:sdt>
-                          <w:sdtPr>
-                            <w:rPr>
-                              <w:color w:val="595959" w:themeColor="text1" w:themeTint="A6"/>
-                              <w:sz w:val="28"/>
-                              <w:szCs w:val="28"/>
-                            </w:rPr>
-                            <w:alias w:val="Author"/>
-                            <w:tag w:val=""/>
-                            <w:id w:val="789243997"/>
-                            <w:dataBinding w:prefixMappings="xmlns:ns0='http://purl.org/dc/elements/1.1/' xmlns:ns1='http://schemas.openxmlformats.org/package/2006/metadata/core-properties' " w:xpath="/ns1:coreProperties[1]/ns0:creator[1]" w:storeItemID="{6C3C8BC8-F283-45AE-878A-BAB7291924A1}"/>
-                            <w:text/>
-                          </w:sdtPr>
-                          <w:sdtContent>
-                            <w:p>
-                              <w:pPr>
-                                <w:pStyle w:val="NoSpacing"/>
-                                <w:jc w:val="right"/>
-                                <w:rPr>
-                                  <w:color w:val="595959" w:themeColor="text1" w:themeTint="A6"/>
-                                  <w:sz w:val="28"/>
-                                  <w:szCs w:val="28"/>
-                                </w:rPr>
-                              </w:pPr>
-                              <w:r>
-                                <w:rPr>
-                                  <w:color w:val="595959" w:themeColor="text1" w:themeTint="A6"/>
-                                  <w:sz w:val="28"/>
-                                  <w:szCs w:val="28"/>
-                                </w:rPr>
-                                <w:t>Izabelle Baldwin</w:t>
-                              </w:r>
-                            </w:p>
-                          </w:sdtContent>
-                        </w:sdt>
-                        <w:p>
-                          <w:pPr>
-                            <w:pStyle w:val="NoSpacing"/>
-                            <w:jc w:val="right"/>
-                            <w:rPr>
-                              <w:color w:val="595959" w:themeColor="text1" w:themeTint="A6"/>
-                              <w:sz w:val="18"/>
-                              <w:szCs w:val="18"/>
-                            </w:rPr>
-                          </w:pPr>
-                          <w:sdt>
-                            <w:sdtPr>
-                              <w:rPr>
-                                <w:color w:val="595959" w:themeColor="text1" w:themeTint="A6"/>
-                                <w:sz w:val="18"/>
-                                <w:szCs w:val="18"/>
-                              </w:rPr>
-                              <w:alias w:val="Email"/>
-                              <w:tag w:val="Email"/>
-                              <w:id w:val="942260680"/>
-                              <w:showingPlcHdr/>
-                              <w:dataBinding w:prefixMappings="xmlns:ns0='http://schemas.microsoft.com/office/2006/coverPageProps' " w:xpath="/ns0:CoverPageProperties[1]/ns0:CompanyEmail[1]" w:storeItemID="{55AF091B-3C7A-41E3-B477-F2FDAA23CFDA}"/>
-                              <w:text/>
-                            </w:sdtPr>
-                            <w:sdtContent>
-                              <w:r>
-                                <w:rPr>
-                                  <w:color w:val="595959" w:themeColor="text1" w:themeTint="A6"/>
-                                  <w:sz w:val="18"/>
-                                  <w:szCs w:val="18"/>
-                                </w:rPr>
-                                <w:t>[Email address]</w:t>
-                              </w:r>
-                            </w:sdtContent>
-                          </w:sdt>
-                        </w:p>
-                      </w:txbxContent>
-                    </v:textbox>
-                    <w10:wrap type="square" anchorx="page" anchory="page"/>
-                  </v:shape>
-                </w:pict>
-              </mc:Fallback>
-            </mc:AlternateContent>
-          </w:r>
-          <w:r>
-            <w:rPr>
-              <w:noProof/>
-            </w:rPr>
-            <mc:AlternateContent>
-              <mc:Choice Requires="wps">
-                <w:drawing>
-                  <wp:anchor distT="0" distB="0" distL="114300" distR="114300" simplePos="0" relativeHeight="251659264" behindDoc="0" locked="0" layoutInCell="1" allowOverlap="1" wp14:anchorId="2B515212" wp14:editId="1F6DC9BA">
-                    <wp:simplePos x="0" y="0"/>
-                    <wp:positionH relativeFrom="page">
-                      <wp:align>center</wp:align>
-                    </wp:positionH>
-                    <mc:AlternateContent>
-                      <mc:Choice Requires="wp14">
-                        <wp:positionV relativeFrom="page">
-                          <wp14:pctPosVOffset>30000</wp14:pctPosVOffset>
-                        </wp:positionV>
-                      </mc:Choice>
-                      <mc:Fallback>
-                        <wp:positionV relativeFrom="page">
-                          <wp:posOffset>3207385</wp:posOffset>
-                        </wp:positionV>
-                      </mc:Fallback>
-                    </mc:AlternateContent>
-                    <wp:extent cx="7315200" cy="3638550"/>
-                    <wp:effectExtent l="0" t="0" r="0" b="6350"/>
-                    <wp:wrapSquare wrapText="bothSides"/>
-                    <wp:docPr id="154" name="Text Box 154"/>
-                    <wp:cNvGraphicFramePr/>
-                    <a:graphic xmlns:a="http://schemas.openxmlformats.org/drawingml/2006/main">
-                      <a:graphicData uri="http://schemas.microsoft.com/office/word/2010/wordprocessingShape">
-                        <wps:wsp>
-                          <wps:cNvSpPr txBox="1"/>
-                          <wps:spPr>
-                            <a:xfrm>
-                              <a:off x="0" y="0"/>
-                              <a:ext cx="7315200" cy="3638550"/>
+                              <a:ext cx="6553200" cy="557784"/>
                             </a:xfrm>
                             <a:prstGeom prst="rect">
                               <a:avLst/>
@@ -587,186 +204,54 @@
                             <w:txbxContent>
                               <w:p>
                                 <w:pPr>
-                                  <w:jc w:val="right"/>
+                                  <w:pStyle w:val="NoSpacing"/>
+                                  <w:jc w:val="center"/>
                                   <w:rPr>
-                                    <w:color w:val="4472C4" w:themeColor="accent1"/>
-                                    <w:sz w:val="64"/>
-                                    <w:szCs w:val="64"/>
+                                    <w:color w:val="156082" w:themeColor="accent1"/>
                                   </w:rPr>
                                 </w:pPr>
-                                <w:sdt>
-                                  <w:sdtPr>
-                                    <w:rPr>
-                                      <w:caps/>
-                                      <w:color w:val="4472C4" w:themeColor="accent1"/>
-                                      <w:sz w:val="64"/>
-                                      <w:szCs w:val="64"/>
-                                    </w:rPr>
-                                    <w:alias w:val="Title"/>
-                                    <w:tag w:val=""/>
-                                    <w:id w:val="630141079"/>
-                                    <w:dataBinding w:prefixMappings="xmlns:ns0='http://purl.org/dc/elements/1.1/' xmlns:ns1='http://schemas.openxmlformats.org/package/2006/metadata/core-properties' " w:xpath="/ns1:coreProperties[1]/ns0:title[1]" w:storeItemID="{6C3C8BC8-F283-45AE-878A-BAB7291924A1}"/>
-                                    <w:text w:multiLine="1"/>
-                                  </w:sdtPr>
-                                  <w:sdtEndPr>
-                                    <w:rPr>
-                                      <w:caps w:val="0"/>
-                                    </w:rPr>
-                                  </w:sdtEndPr>
-                                  <w:sdtContent>
-                                    <w:r>
-                                      <w:rPr>
-                                        <w:caps/>
-                                        <w:color w:val="4472C4" w:themeColor="accent1"/>
-                                        <w:sz w:val="64"/>
-                                        <w:szCs w:val="64"/>
-                                      </w:rPr>
-                                      <w:t>Project Proposal</w:t>
-                                    </w:r>
-                                  </w:sdtContent>
-                                </w:sdt>
                               </w:p>
-                              <w:sdt>
-                                <w:sdtPr>
-                                  <w:rPr>
-                                    <w:color w:val="404040" w:themeColor="text1" w:themeTint="BF"/>
-                                    <w:sz w:val="36"/>
-                                    <w:szCs w:val="36"/>
-                                  </w:rPr>
-                                  <w:alias w:val="Subtitle"/>
-                                  <w:tag w:val=""/>
-                                  <w:id w:val="1759551507"/>
-                                  <w:showingPlcHdr/>
-                                  <w:dataBinding w:prefixMappings="xmlns:ns0='http://purl.org/dc/elements/1.1/' xmlns:ns1='http://schemas.openxmlformats.org/package/2006/metadata/core-properties' " w:xpath="/ns1:coreProperties[1]/ns0:subject[1]" w:storeItemID="{6C3C8BC8-F283-45AE-878A-BAB7291924A1}"/>
-                                  <w:text/>
-                                </w:sdtPr>
-                                <w:sdtContent>
-                                  <w:p>
-                                    <w:pPr>
-                                      <w:jc w:val="right"/>
-                                      <w:rPr>
-                                        <w:smallCaps/>
-                                        <w:color w:val="404040" w:themeColor="text1" w:themeTint="BF"/>
-                                        <w:sz w:val="36"/>
-                                        <w:szCs w:val="36"/>
-                                      </w:rPr>
-                                    </w:pPr>
-                                    <w:r>
-                                      <w:rPr>
-                                        <w:color w:val="404040" w:themeColor="text1" w:themeTint="BF"/>
-                                        <w:sz w:val="36"/>
-                                        <w:szCs w:val="36"/>
-                                      </w:rPr>
-                                      <w:t xml:space="preserve">     </w:t>
-                                    </w:r>
-                                  </w:p>
-                                </w:sdtContent>
-                              </w:sdt>
                             </w:txbxContent>
                           </wps:txbx>
-                          <wps:bodyPr rot="0" spcFirstLastPara="0" vertOverflow="overflow" horzOverflow="overflow" vert="horz" wrap="square" lIns="1600200" tIns="0" rIns="685800" bIns="0" numCol="1" spcCol="0" rtlCol="0" fromWordArt="0" anchor="b" anchorCtr="0" forceAA="0" compatLnSpc="1">
+                          <wps:bodyPr rot="0" spcFirstLastPara="0" vertOverflow="overflow" horzOverflow="overflow" vert="horz" wrap="square" lIns="0" tIns="0" rIns="0" bIns="0" numCol="1" spcCol="0" rtlCol="0" fromWordArt="0" anchor="b" anchorCtr="0" forceAA="0" compatLnSpc="1">
                             <a:prstTxWarp prst="textNoShape">
                               <a:avLst/>
                             </a:prstTxWarp>
-                            <a:noAutofit/>
+                            <a:spAutoFit/>
                           </wps:bodyPr>
                         </wps:wsp>
                       </a:graphicData>
                     </a:graphic>
-                    <wp14:sizeRelH relativeFrom="page">
-                      <wp14:pctWidth>94100</wp14:pctWidth>
+                    <wp14:sizeRelH relativeFrom="margin">
+                      <wp14:pctWidth>100000</wp14:pctWidth>
                     </wp14:sizeRelH>
-                    <wp14:sizeRelV relativeFrom="page">
-                      <wp14:pctHeight>36300</wp14:pctHeight>
+                    <wp14:sizeRelV relativeFrom="margin">
+                      <wp14:pctHeight>0</wp14:pctHeight>
                     </wp14:sizeRelV>
                   </wp:anchor>
                 </w:drawing>
               </mc:Choice>
-              <mc:Fallback>
+              <mc:Fallback xmlns:w16sdtfl="http://schemas.microsoft.com/office/word/2024/wordml/sdtformatlock" xmlns:w16du="http://schemas.microsoft.com/office/word/2023/wordml/word16du" xmlns:oel="http://schemas.microsoft.com/office/2019/extlst">
                 <w:pict>
-                  <v:shape w14:anchorId="2B515212" id="Text Box 154" o:spid="_x0000_s1027" type="#_x0000_t202" style="position:absolute;margin-left:0;margin-top:0;width:8in;height:286.5pt;z-index:251659264;visibility:visible;mso-wrap-style:square;mso-width-percent:941;mso-height-percent:363;mso-top-percent:300;mso-wrap-distance-left:9pt;mso-wrap-distance-top:0;mso-wrap-distance-right:9pt;mso-wrap-distance-bottom:0;mso-position-horizontal:center;mso-position-horizontal-relative:page;mso-position-vertical-relative:page;mso-width-percent:941;mso-height-percent:363;mso-top-percent:300;mso-width-relative:page;mso-height-relative:page;v-text-anchor:bottom" o:gfxdata="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" filled="f" stroked="f" strokeweight=".5pt">
-                    <v:textbox inset="126pt,0,54pt,0">
+                  <v:shapetype w14:anchorId="3299F684" id="_x0000_t202" coordsize="21600,21600" o:spt="202" path="m,l,21600r21600,l21600,xe">
+                    <v:stroke joinstyle="miter"/>
+                    <v:path gradientshapeok="t" o:connecttype="rect"/>
+                  </v:shapetype>
+                  <v:shape id="Text Box 142" o:spid="_x0000_s1026" type="#_x0000_t202" style="position:absolute;left:0;text-align:left;margin-left:0;margin-top:0;width:516pt;height:43.9pt;z-index:251659264;visibility:visible;mso-wrap-style:square;mso-width-percent:1000;mso-height-percent:0;mso-top-percent:850;mso-wrap-distance-left:9pt;mso-wrap-distance-top:0;mso-wrap-distance-right:9pt;mso-wrap-distance-bottom:0;mso-position-horizontal:center;mso-position-horizontal-relative:margin;mso-position-vertical-relative:page;mso-width-percent:1000;mso-height-percent:0;mso-top-percent:850;mso-width-relative:margin;mso-height-relative:margin;v-text-anchor:bottom" o:gfxdata="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" filled="f" stroked="f" strokeweight=".5pt">
+                    <v:textbox style="mso-fit-shape-to-text:t" inset="0,0,0,0">
                       <w:txbxContent>
                         <w:p>
                           <w:pPr>
-                            <w:jc w:val="right"/>
+                            <w:pStyle w:val="NoSpacing"/>
+                            <w:jc w:val="center"/>
                             <w:rPr>
-                              <w:color w:val="4472C4" w:themeColor="accent1"/>
-                              <w:sz w:val="64"/>
-                              <w:szCs w:val="64"/>
+                              <w:color w:val="156082" w:themeColor="accent1"/>
                             </w:rPr>
                           </w:pPr>
-                          <w:sdt>
-                            <w:sdtPr>
-                              <w:rPr>
-                                <w:caps/>
-                                <w:color w:val="4472C4" w:themeColor="accent1"/>
-                                <w:sz w:val="64"/>
-                                <w:szCs w:val="64"/>
-                              </w:rPr>
-                              <w:alias w:val="Title"/>
-                              <w:tag w:val=""/>
-                              <w:id w:val="630141079"/>
-                              <w:dataBinding w:prefixMappings="xmlns:ns0='http://purl.org/dc/elements/1.1/' xmlns:ns1='http://schemas.openxmlformats.org/package/2006/metadata/core-properties' " w:xpath="/ns1:coreProperties[1]/ns0:title[1]" w:storeItemID="{6C3C8BC8-F283-45AE-878A-BAB7291924A1}"/>
-                              <w:text w:multiLine="1"/>
-                            </w:sdtPr>
-                            <w:sdtEndPr>
-                              <w:rPr>
-                                <w:caps w:val="0"/>
-                              </w:rPr>
-                            </w:sdtEndPr>
-                            <w:sdtContent>
-                              <w:r>
-                                <w:rPr>
-                                  <w:caps/>
-                                  <w:color w:val="4472C4" w:themeColor="accent1"/>
-                                  <w:sz w:val="64"/>
-                                  <w:szCs w:val="64"/>
-                                </w:rPr>
-                                <w:t>Project Proposal</w:t>
-                              </w:r>
-                            </w:sdtContent>
-                          </w:sdt>
                         </w:p>
-                        <w:sdt>
-                          <w:sdtPr>
-                            <w:rPr>
-                              <w:color w:val="404040" w:themeColor="text1" w:themeTint="BF"/>
-                              <w:sz w:val="36"/>
-                              <w:szCs w:val="36"/>
-                            </w:rPr>
-                            <w:alias w:val="Subtitle"/>
-                            <w:tag w:val=""/>
-                            <w:id w:val="1759551507"/>
-                            <w:showingPlcHdr/>
-                            <w:dataBinding w:prefixMappings="xmlns:ns0='http://purl.org/dc/elements/1.1/' xmlns:ns1='http://schemas.openxmlformats.org/package/2006/metadata/core-properties' " w:xpath="/ns1:coreProperties[1]/ns0:subject[1]" w:storeItemID="{6C3C8BC8-F283-45AE-878A-BAB7291924A1}"/>
-                            <w:text/>
-                          </w:sdtPr>
-                          <w:sdtContent>
-                            <w:p>
-                              <w:pPr>
-                                <w:jc w:val="right"/>
-                                <w:rPr>
-                                  <w:smallCaps/>
-                                  <w:color w:val="404040" w:themeColor="text1" w:themeTint="BF"/>
-                                  <w:sz w:val="36"/>
-                                  <w:szCs w:val="36"/>
-                                </w:rPr>
-                              </w:pPr>
-                              <w:r>
-                                <w:rPr>
-                                  <w:color w:val="404040" w:themeColor="text1" w:themeTint="BF"/>
-                                  <w:sz w:val="36"/>
-                                  <w:szCs w:val="36"/>
-                                </w:rPr>
-                                <w:t xml:space="preserve">     </w:t>
-                              </w:r>
-                            </w:p>
-                          </w:sdtContent>
-                        </w:sdt>
                       </w:txbxContent>
                     </v:textbox>
-                    <w10:wrap type="square" anchorx="page" anchory="page"/>
+                    <w10:wrap anchorx="margin" anchory="page"/>
                   </v:shape>
                 </w:pict>
               </mc:Fallback>
@@ -782,7 +267,16 @@
     </w:sdt>
     <w:sdt>
       <w:sdtPr>
-        <w:id w:val="370350550"/>
+        <w:rPr>
+          <w:rFonts w:asciiTheme="minorHAnsi" w:eastAsiaTheme="minorHAnsi" w:hAnsiTheme="minorHAnsi" w:cstheme="minorBidi"/>
+          <w:color w:val="auto"/>
+          <w:kern w:val="2"/>
+          <w:sz w:val="24"/>
+          <w:szCs w:val="24"/>
+          <w:lang w:eastAsia="en-US"/>
+          <w14:ligatures w14:val="standardContextual"/>
+        </w:rPr>
+        <w:id w:val="1159815006"/>
         <w:docPartObj>
           <w:docPartGallery w:val="Table of Contents"/>
           <w:docPartUnique/>
@@ -790,13 +284,8 @@
       </w:sdtPr>
       <w:sdtEndPr>
         <w:rPr>
-          <w:rFonts w:asciiTheme="minorHAnsi" w:eastAsiaTheme="minorHAnsi" w:hAnsiTheme="minorHAnsi" w:cstheme="minorBidi"/>
           <w:b/>
           <w:bCs/>
-          <w:color w:val="auto"/>
-          <w:sz w:val="22"/>
-          <w:szCs w:val="22"/>
-          <w:lang w:eastAsia="en-US"/>
         </w:rPr>
       </w:sdtEndPr>
       <w:sdtContent>
@@ -807,9 +296,6 @@
           <w:r>
             <w:t>Table of Contents</w:t>
           </w:r>
-          <w:r>
-            <w:t xml:space="preserve"> </w:t>
-          </w:r>
         </w:p>
         <w:p>
           <w:pPr>
@@ -818,7 +304,9 @@
               <w:tab w:val="right" w:leader="dot" w:pos="9016"/>
             </w:tabs>
             <w:rPr>
+              <w:rFonts w:eastAsiaTheme="minorEastAsia"/>
               <w:noProof/>
+              <w:lang w:eastAsia="en-GB"/>
             </w:rPr>
           </w:pPr>
           <w:r>
@@ -830,13 +318,13 @@
           <w:r>
             <w:fldChar w:fldCharType="separate"/>
           </w:r>
-          <w:hyperlink w:anchor="_Toc223960490" w:history="1">
+          <w:hyperlink w:anchor="_Toc220335978" w:history="1">
             <w:r>
               <w:rPr>
                 <w:rStyle w:val="Hyperlink"/>
                 <w:noProof/>
               </w:rPr>
-              <w:t>Business Context</w:t>
+              <w:t>Business context</w:t>
             </w:r>
             <w:r>
               <w:rPr>
@@ -857,7 +345,7 @@
                 <w:noProof/>
                 <w:webHidden/>
               </w:rPr>
-              <w:instrText xml:space="preserve"> PAGEREF _Toc223960490 \h </w:instrText>
+              <w:instrText xml:space="preserve"> PAGEREF _Toc220335978 \h </w:instrText>
             </w:r>
             <w:r>
               <w:rPr>
@@ -895,16 +383,18 @@
               <w:tab w:val="right" w:leader="dot" w:pos="9016"/>
             </w:tabs>
             <w:rPr>
+              <w:rFonts w:eastAsiaTheme="minorEastAsia"/>
               <w:noProof/>
+              <w:lang w:eastAsia="en-GB"/>
             </w:rPr>
           </w:pPr>
-          <w:hyperlink w:anchor="_Toc223960491" w:history="1">
+          <w:hyperlink w:anchor="_Toc220335979" w:history="1">
             <w:r>
               <w:rPr>
                 <w:rStyle w:val="Hyperlink"/>
                 <w:noProof/>
               </w:rPr>
-              <w:t>Provide information about the producers</w:t>
+              <w:t>Room availability and facilities</w:t>
             </w:r>
             <w:r>
               <w:rPr>
@@ -925,7 +415,7 @@
                 <w:noProof/>
                 <w:webHidden/>
               </w:rPr>
-              <w:instrText xml:space="preserve"> PAGEREF _Toc223960491 \h </w:instrText>
+              <w:instrText xml:space="preserve"> PAGEREF _Toc220335979 \h </w:instrText>
             </w:r>
             <w:r>
               <w:rPr>
@@ -945,7 +435,7 @@
                 <w:noProof/>
                 <w:webHidden/>
               </w:rPr>
-              <w:t>3</w:t>
+              <w:t>2</w:t>
             </w:r>
             <w:r>
               <w:rPr>
@@ -963,16 +453,18 @@
               <w:tab w:val="right" w:leader="dot" w:pos="9016"/>
             </w:tabs>
             <w:rPr>
+              <w:rFonts w:eastAsiaTheme="minorEastAsia"/>
               <w:noProof/>
+              <w:lang w:eastAsia="en-GB"/>
             </w:rPr>
           </w:pPr>
-          <w:hyperlink w:anchor="_Toc223960492" w:history="1">
+          <w:hyperlink w:anchor="_Toc220335980" w:history="1">
             <w:r>
               <w:rPr>
                 <w:rStyle w:val="Hyperlink"/>
                 <w:noProof/>
               </w:rPr>
-              <w:t>View products</w:t>
+              <w:t>Booking policies</w:t>
             </w:r>
             <w:r>
               <w:rPr>
@@ -993,7 +485,7 @@
                 <w:noProof/>
                 <w:webHidden/>
               </w:rPr>
-              <w:instrText xml:space="preserve"> PAGEREF _Toc223960492 \h </w:instrText>
+              <w:instrText xml:space="preserve"> PAGEREF _Toc220335980 \h </w:instrText>
             </w:r>
             <w:r>
               <w:rPr>
@@ -1013,7 +505,7 @@
                 <w:noProof/>
                 <w:webHidden/>
               </w:rPr>
-              <w:t>3</w:t>
+              <w:t>2</w:t>
             </w:r>
             <w:r>
               <w:rPr>
@@ -1031,16 +523,18 @@
               <w:tab w:val="right" w:leader="dot" w:pos="9016"/>
             </w:tabs>
             <w:rPr>
+              <w:rFonts w:eastAsiaTheme="minorEastAsia"/>
               <w:noProof/>
+              <w:lang w:eastAsia="en-GB"/>
             </w:rPr>
           </w:pPr>
-          <w:hyperlink w:anchor="_Toc223960493" w:history="1">
+          <w:hyperlink w:anchor="_Toc220335981" w:history="1">
             <w:r>
               <w:rPr>
                 <w:rStyle w:val="Hyperlink"/>
                 <w:noProof/>
               </w:rPr>
-              <w:t>Place orders</w:t>
+              <w:t>Staff details</w:t>
             </w:r>
             <w:r>
               <w:rPr>
@@ -1061,7 +555,7 @@
                 <w:noProof/>
                 <w:webHidden/>
               </w:rPr>
-              <w:instrText xml:space="preserve"> PAGEREF _Toc223960493 \h </w:instrText>
+              <w:instrText xml:space="preserve"> PAGEREF _Toc220335981 \h </w:instrText>
             </w:r>
             <w:r>
               <w:rPr>
@@ -1081,7 +575,7 @@
                 <w:noProof/>
                 <w:webHidden/>
               </w:rPr>
-              <w:t>3</w:t>
+              <w:t>2</w:t>
             </w:r>
             <w:r>
               <w:rPr>
@@ -1099,16 +593,18 @@
               <w:tab w:val="right" w:leader="dot" w:pos="9016"/>
             </w:tabs>
             <w:rPr>
+              <w:rFonts w:eastAsiaTheme="minorEastAsia"/>
               <w:noProof/>
+              <w:lang w:eastAsia="en-GB"/>
             </w:rPr>
           </w:pPr>
-          <w:hyperlink w:anchor="_Toc223960494" w:history="1">
+          <w:hyperlink w:anchor="_Toc220335982" w:history="1">
             <w:r>
               <w:rPr>
                 <w:rStyle w:val="Hyperlink"/>
                 <w:noProof/>
               </w:rPr>
-              <w:t>Manage accounts and view order history</w:t>
+              <w:t>Create booking</w:t>
             </w:r>
             <w:r>
               <w:rPr>
@@ -1129,7 +625,7 @@
                 <w:noProof/>
                 <w:webHidden/>
               </w:rPr>
-              <w:instrText xml:space="preserve"> PAGEREF _Toc223960494 \h </w:instrText>
+              <w:instrText xml:space="preserve"> PAGEREF _Toc220335982 \h </w:instrText>
             </w:r>
             <w:r>
               <w:rPr>
@@ -1149,7 +645,7 @@
                 <w:noProof/>
                 <w:webHidden/>
               </w:rPr>
-              <w:t>3</w:t>
+              <w:t>2</w:t>
             </w:r>
             <w:r>
               <w:rPr>
@@ -1167,16 +663,18 @@
               <w:tab w:val="right" w:leader="dot" w:pos="9016"/>
             </w:tabs>
             <w:rPr>
+              <w:rFonts w:eastAsiaTheme="minorEastAsia"/>
               <w:noProof/>
+              <w:lang w:eastAsia="en-GB"/>
             </w:rPr>
           </w:pPr>
-          <w:hyperlink w:anchor="_Toc223960495" w:history="1">
+          <w:hyperlink w:anchor="_Toc220335983" w:history="1">
             <w:r>
               <w:rPr>
                 <w:rStyle w:val="Hyperlink"/>
                 <w:noProof/>
               </w:rPr>
-              <w:t>Provide a producer dashboard</w:t>
+              <w:t>View and manage existing bookings</w:t>
             </w:r>
             <w:r>
               <w:rPr>
@@ -1197,7 +695,7 @@
                 <w:noProof/>
                 <w:webHidden/>
               </w:rPr>
-              <w:instrText xml:space="preserve"> PAGEREF _Toc223960495 \h </w:instrText>
+              <w:instrText xml:space="preserve"> PAGEREF _Toc220335983 \h </w:instrText>
             </w:r>
             <w:r>
               <w:rPr>
@@ -1217,7 +715,7 @@
                 <w:noProof/>
                 <w:webHidden/>
               </w:rPr>
-              <w:t>3</w:t>
+              <w:t>2</w:t>
             </w:r>
             <w:r>
               <w:rPr>
@@ -1235,16 +733,18 @@
               <w:tab w:val="right" w:leader="dot" w:pos="9016"/>
             </w:tabs>
             <w:rPr>
+              <w:rFonts w:eastAsiaTheme="minorEastAsia"/>
               <w:noProof/>
+              <w:lang w:eastAsia="en-GB"/>
             </w:rPr>
           </w:pPr>
-          <w:hyperlink w:anchor="_Toc223960496" w:history="1">
+          <w:hyperlink w:anchor="_Toc220335984" w:history="1">
             <w:r>
               <w:rPr>
                 <w:rStyle w:val="Hyperlink"/>
                 <w:noProof/>
               </w:rPr>
-              <w:t>Order management, scheduling and tracking</w:t>
+              <w:t>Account registration</w:t>
             </w:r>
             <w:r>
               <w:rPr>
@@ -1265,7 +765,7 @@
                 <w:noProof/>
                 <w:webHidden/>
               </w:rPr>
-              <w:instrText xml:space="preserve"> PAGEREF _Toc223960496 \h </w:instrText>
+              <w:instrText xml:space="preserve"> PAGEREF _Toc220335984 \h </w:instrText>
             </w:r>
             <w:r>
               <w:rPr>
@@ -1303,16 +803,18 @@
               <w:tab w:val="right" w:leader="dot" w:pos="9016"/>
             </w:tabs>
             <w:rPr>
+              <w:rFonts w:eastAsiaTheme="minorEastAsia"/>
               <w:noProof/>
+              <w:lang w:eastAsia="en-GB"/>
             </w:rPr>
           </w:pPr>
-          <w:hyperlink w:anchor="_Toc223960497" w:history="1">
+          <w:hyperlink w:anchor="_Toc220335985" w:history="1">
             <w:r>
               <w:rPr>
                 <w:rStyle w:val="Hyperlink"/>
                 <w:noProof/>
               </w:rPr>
-              <w:t>Loyalty scheme</w:t>
+              <w:t>Accessibility features</w:t>
             </w:r>
             <w:r>
               <w:rPr>
@@ -1333,7 +835,7 @@
                 <w:noProof/>
                 <w:webHidden/>
               </w:rPr>
-              <w:instrText xml:space="preserve"> PAGEREF _Toc223960497 \h </w:instrText>
+              <w:instrText xml:space="preserve"> PAGEREF _Toc220335985 \h </w:instrText>
             </w:r>
             <w:r>
               <w:rPr>
@@ -1371,16 +873,18 @@
               <w:tab w:val="right" w:leader="dot" w:pos="9016"/>
             </w:tabs>
             <w:rPr>
+              <w:rFonts w:eastAsiaTheme="minorEastAsia"/>
               <w:noProof/>
+              <w:lang w:eastAsia="en-GB"/>
             </w:rPr>
           </w:pPr>
-          <w:hyperlink w:anchor="_Toc223960498" w:history="1">
+          <w:hyperlink w:anchor="_Toc220335986" w:history="1">
             <w:r>
               <w:rPr>
                 <w:rStyle w:val="Hyperlink"/>
                 <w:noProof/>
               </w:rPr>
-              <w:t>Accessibility features</w:t>
+              <w:t>A staff area/access restriction</w:t>
             </w:r>
             <w:r>
               <w:rPr>
@@ -1401,7 +905,7 @@
                 <w:noProof/>
                 <w:webHidden/>
               </w:rPr>
-              <w:instrText xml:space="preserve"> PAGEREF _Toc223960498 \h </w:instrText>
+              <w:instrText xml:space="preserve"> PAGEREF _Toc220335986 \h </w:instrText>
             </w:r>
             <w:r>
               <w:rPr>
@@ -1439,10 +943,12 @@
               <w:tab w:val="right" w:leader="dot" w:pos="9016"/>
             </w:tabs>
             <w:rPr>
+              <w:rFonts w:eastAsiaTheme="minorEastAsia"/>
               <w:noProof/>
+              <w:lang w:eastAsia="en-GB"/>
             </w:rPr>
           </w:pPr>
-          <w:hyperlink w:anchor="_Toc223960499" w:history="1">
+          <w:hyperlink w:anchor="_Toc220335987" w:history="1">
             <w:r>
               <w:rPr>
                 <w:rStyle w:val="Hyperlink"/>
@@ -1469,7 +975,7 @@
                 <w:noProof/>
                 <w:webHidden/>
               </w:rPr>
-              <w:instrText xml:space="preserve"> PAGEREF _Toc223960499 \h </w:instrText>
+              <w:instrText xml:space="preserve"> PAGEREF _Toc220335987 \h </w:instrText>
             </w:r>
             <w:r>
               <w:rPr>
@@ -1489,7 +995,7 @@
                 <w:noProof/>
                 <w:webHidden/>
               </w:rPr>
-              <w:t>2</w:t>
+              <w:t>3</w:t>
             </w:r>
             <w:r>
               <w:rPr>
@@ -1507,16 +1013,18 @@
               <w:tab w:val="right" w:leader="dot" w:pos="9016"/>
             </w:tabs>
             <w:rPr>
+              <w:rFonts w:eastAsiaTheme="minorEastAsia"/>
               <w:noProof/>
+              <w:lang w:eastAsia="en-GB"/>
             </w:rPr>
           </w:pPr>
-          <w:hyperlink w:anchor="_Toc223960500" w:history="1">
+          <w:hyperlink w:anchor="_Toc220335988" w:history="1">
             <w:r>
               <w:rPr>
                 <w:rStyle w:val="Hyperlink"/>
                 <w:noProof/>
               </w:rPr>
-              <w:t>Functional Requirements</w:t>
+              <w:t>Functional requirements</w:t>
             </w:r>
             <w:r>
               <w:rPr>
@@ -1537,7 +1045,7 @@
                 <w:noProof/>
                 <w:webHidden/>
               </w:rPr>
-              <w:instrText xml:space="preserve"> PAGEREF _Toc223960500 \h </w:instrText>
+              <w:instrText xml:space="preserve"> PAGEREF _Toc220335988 \h </w:instrText>
             </w:r>
             <w:r>
               <w:rPr>
@@ -1557,7 +1065,7 @@
                 <w:noProof/>
                 <w:webHidden/>
               </w:rPr>
-              <w:t>2</w:t>
+              <w:t>4</w:t>
             </w:r>
             <w:r>
               <w:rPr>
@@ -1575,10 +1083,12 @@
               <w:tab w:val="right" w:leader="dot" w:pos="9016"/>
             </w:tabs>
             <w:rPr>
+              <w:rFonts w:eastAsiaTheme="minorEastAsia"/>
               <w:noProof/>
+              <w:lang w:eastAsia="en-GB"/>
             </w:rPr>
           </w:pPr>
-          <w:hyperlink w:anchor="_Toc223960501" w:history="1">
+          <w:hyperlink w:anchor="_Toc220335989" w:history="1">
             <w:r>
               <w:rPr>
                 <w:rStyle w:val="Hyperlink"/>
@@ -1605,7 +1115,7 @@
                 <w:noProof/>
                 <w:webHidden/>
               </w:rPr>
-              <w:instrText xml:space="preserve"> PAGEREF _Toc223960501 \h </w:instrText>
+              <w:instrText xml:space="preserve"> PAGEREF _Toc220335989 \h </w:instrText>
             </w:r>
             <w:r>
               <w:rPr>
@@ -1625,7 +1135,7 @@
                 <w:noProof/>
                 <w:webHidden/>
               </w:rPr>
-              <w:t>4</w:t>
+              <w:t>8</w:t>
             </w:r>
             <w:r>
               <w:rPr>
@@ -1643,16 +1153,18 @@
               <w:tab w:val="right" w:leader="dot" w:pos="9016"/>
             </w:tabs>
             <w:rPr>
+              <w:rFonts w:eastAsiaTheme="minorEastAsia"/>
               <w:noProof/>
+              <w:lang w:eastAsia="en-GB"/>
             </w:rPr>
           </w:pPr>
-          <w:hyperlink w:anchor="_Toc223960502" w:history="1">
+          <w:hyperlink w:anchor="_Toc220335990" w:history="1">
             <w:r>
               <w:rPr>
                 <w:rStyle w:val="Hyperlink"/>
                 <w:noProof/>
               </w:rPr>
-              <w:t>Hierarchy diagram</w:t>
+              <w:t>Hierarchy Diagram</w:t>
             </w:r>
             <w:r>
               <w:rPr>
@@ -1673,7 +1185,7 @@
                 <w:noProof/>
                 <w:webHidden/>
               </w:rPr>
-              <w:instrText xml:space="preserve"> PAGEREF _Toc223960502 \h </w:instrText>
+              <w:instrText xml:space="preserve"> PAGEREF _Toc220335990 \h </w:instrText>
             </w:r>
             <w:r>
               <w:rPr>
@@ -1693,7 +1205,7 @@
                 <w:noProof/>
                 <w:webHidden/>
               </w:rPr>
-              <w:t>4</w:t>
+              <w:t>10</w:t>
             </w:r>
             <w:r>
               <w:rPr>
@@ -1711,16 +1223,18 @@
               <w:tab w:val="right" w:leader="dot" w:pos="9016"/>
             </w:tabs>
             <w:rPr>
+              <w:rFonts w:eastAsiaTheme="minorEastAsia"/>
               <w:noProof/>
+              <w:lang w:eastAsia="en-GB"/>
             </w:rPr>
           </w:pPr>
-          <w:hyperlink w:anchor="_Toc223960503" w:history="1">
+          <w:hyperlink w:anchor="_Toc220335991" w:history="1">
             <w:r>
               <w:rPr>
                 <w:rStyle w:val="Hyperlink"/>
                 <w:noProof/>
               </w:rPr>
-              <w:t>UI consideration</w:t>
+              <w:t>Risk management plan</w:t>
             </w:r>
             <w:r>
               <w:rPr>
@@ -1741,7 +1255,7 @@
                 <w:noProof/>
                 <w:webHidden/>
               </w:rPr>
-              <w:instrText xml:space="preserve"> PAGEREF _Toc223960503 \h </w:instrText>
+              <w:instrText xml:space="preserve"> PAGEREF _Toc220335991 \h </w:instrText>
             </w:r>
             <w:r>
               <w:rPr>
@@ -1761,7 +1275,7 @@
                 <w:noProof/>
                 <w:webHidden/>
               </w:rPr>
-              <w:t>4</w:t>
+              <w:t>10</w:t>
             </w:r>
             <w:r>
               <w:rPr>
@@ -1779,16 +1293,18 @@
               <w:tab w:val="right" w:leader="dot" w:pos="9016"/>
             </w:tabs>
             <w:rPr>
+              <w:rFonts w:eastAsiaTheme="minorEastAsia"/>
               <w:noProof/>
+              <w:lang w:eastAsia="en-GB"/>
             </w:rPr>
           </w:pPr>
-          <w:hyperlink w:anchor="_Toc223960504" w:history="1">
+          <w:hyperlink w:anchor="_Toc220335992" w:history="1">
             <w:r>
               <w:rPr>
                 <w:rStyle w:val="Hyperlink"/>
                 <w:noProof/>
               </w:rPr>
-              <w:t>Security considerations/Risk Mitigation</w:t>
+              <w:t>UI Considerations</w:t>
             </w:r>
             <w:r>
               <w:rPr>
@@ -1809,7 +1325,7 @@
                 <w:noProof/>
                 <w:webHidden/>
               </w:rPr>
-              <w:instrText xml:space="preserve"> PAGEREF _Toc223960504 \h </w:instrText>
+              <w:instrText xml:space="preserve"> PAGEREF _Toc220335992 \h </w:instrText>
             </w:r>
             <w:r>
               <w:rPr>
@@ -1829,7 +1345,7 @@
                 <w:noProof/>
                 <w:webHidden/>
               </w:rPr>
-              <w:t>4</w:t>
+              <w:t>10</w:t>
             </w:r>
             <w:r>
               <w:rPr>
@@ -1847,16 +1363,18 @@
               <w:tab w:val="right" w:leader="dot" w:pos="9016"/>
             </w:tabs>
             <w:rPr>
+              <w:rFonts w:eastAsiaTheme="minorEastAsia"/>
               <w:noProof/>
+              <w:lang w:eastAsia="en-GB"/>
             </w:rPr>
           </w:pPr>
-          <w:hyperlink w:anchor="_Toc223960505" w:history="1">
+          <w:hyperlink w:anchor="_Toc220335993" w:history="1">
             <w:r>
               <w:rPr>
                 <w:rStyle w:val="Hyperlink"/>
                 <w:noProof/>
               </w:rPr>
-              <w:t>Legal and Regulatory Guideline considerations</w:t>
+              <w:t>Legal</w:t>
             </w:r>
             <w:r>
               <w:rPr>
@@ -1877,7 +1395,7 @@
                 <w:noProof/>
                 <w:webHidden/>
               </w:rPr>
-              <w:instrText xml:space="preserve"> PAGEREF _Toc223960505 \h </w:instrText>
+              <w:instrText xml:space="preserve"> PAGEREF _Toc220335993 \h </w:instrText>
             </w:r>
             <w:r>
               <w:rPr>
@@ -1897,7 +1415,7 @@
                 <w:noProof/>
                 <w:webHidden/>
               </w:rPr>
-              <w:t>4</w:t>
+              <w:t>10</w:t>
             </w:r>
             <w:r>
               <w:rPr>
@@ -1929,247 +1447,230 @@
       <w:pPr>
         <w:pStyle w:val="Heading1"/>
       </w:pPr>
-      <w:bookmarkStart w:id="0" w:name="_Toc223960490"/>
+      <w:bookmarkStart w:id="0" w:name="_Toc220335978"/>
       <w:r>
         <w:lastRenderedPageBreak/>
-        <w:t>Business Context</w:t>
+        <w:t>Business context</w:t>
       </w:r>
       <w:bookmarkEnd w:id="0"/>
-      <w:r>
-        <w:t xml:space="preserve"> </w:t>
-      </w:r>
     </w:p>
     <w:p>
       <w:pPr>
         <w:pStyle w:val="Heading2"/>
       </w:pPr>
-      <w:bookmarkStart w:id="1" w:name="_Toc223960491"/>
-      <w:r>
-        <w:t>Provide information about the producers</w:t>
+      <w:bookmarkStart w:id="1" w:name="_Toc220335979"/>
+      <w:r>
+        <w:t>Room availability and facilities</w:t>
       </w:r>
       <w:bookmarkEnd w:id="1"/>
     </w:p>
     <w:p>
       <w:r>
-        <w:t xml:space="preserve">The client has asked that the solution provide a page to view information about the producers, their methods and the benefits of buying locally. This </w:t>
-      </w:r>
-      <w:r>
-        <w:t>will</w:t>
-      </w:r>
-      <w:r>
-        <w:t xml:space="preserve"> benefit the client as it </w:t>
-      </w:r>
-      <w:r>
-        <w:t>will</w:t>
-      </w:r>
-      <w:r>
-        <w:t xml:space="preserve"> provide a level of transparency between Greenfield local hub </w:t>
-      </w:r>
-      <w:r>
-        <w:t xml:space="preserve">and their customers by allowing them to view the methods used by local farmers and food producers when growing and harvesting their produce, which will in turn make customers feel more secure when shopping with GLH. This openness would make users more likely to return to the business as they would feel more comfortable purchasing from them, which would result in more revenue due to increased sales profit. </w:t>
+        <w:t xml:space="preserve">The client has asked me to create a solution that gives the users the option to view </w:t>
+      </w:r>
+      <w:r>
+        <w:t xml:space="preserve">information about </w:t>
+      </w:r>
+      <w:r>
+        <w:t>the rooms available to hire</w:t>
+      </w:r>
+      <w:r>
+        <w:t xml:space="preserve"> and the</w:t>
+      </w:r>
+      <w:r>
+        <w:t xml:space="preserve"> included facilities. This will be beneficial as it will reduce confusion not only for customers but for staff as well, room availability being live-updated online would reduce time taken for bookings as the customers can instantaneously view which rooms are available that correctly suit their needs. </w:t>
       </w:r>
     </w:p>
     <w:p>
       <w:pPr>
         <w:pStyle w:val="Heading2"/>
       </w:pPr>
-      <w:bookmarkStart w:id="2" w:name="_Toc223960492"/>
-      <w:r>
-        <w:t>View products</w:t>
+      <w:bookmarkStart w:id="2" w:name="_Toc220335980"/>
+      <w:r>
+        <w:t>Booking policies</w:t>
       </w:r>
       <w:bookmarkEnd w:id="2"/>
     </w:p>
     <w:p>
       <w:r>
-        <w:t xml:space="preserve">Greenfield Local Hub </w:t>
-      </w:r>
-      <w:r>
-        <w:t xml:space="preserve">has asked that the solution displays products with transparent pricing as well as product availability, this will be beneficial as it will allow users to view all product information in one centralised area, which will make purchases simpler and will increase autonomy by cutting out </w:t>
-      </w:r>
-      <w:r>
-        <w:t>customer</w:t>
-      </w:r>
-      <w:r>
-        <w:t xml:space="preserve"> enquiries</w:t>
-      </w:r>
-      <w:r>
-        <w:t xml:space="preserve"> about pricing and availability</w:t>
-      </w:r>
-      <w:r>
-        <w:t xml:space="preserve">. </w:t>
-      </w:r>
-      <w:r>
-        <w:t xml:space="preserve">With faster paced shopping, people would be more likely to use the website to purchase from the business, therefore resulting in higher profit whilst reducing time spent helping each customer, allowing for more sales in shorter times.  </w:t>
+        <w:t xml:space="preserve">I have been asked by the client to implement a function for customers to view information about the companies’ booking policies, which will give the users full transparency about things they can and cannot do regarding their bookings. This will create a level of trust between the customers and </w:t>
+      </w:r>
+      <w:proofErr w:type="spellStart"/>
+      <w:r>
+        <w:t>CityPoint</w:t>
+      </w:r>
+      <w:proofErr w:type="spellEnd"/>
+      <w:r>
+        <w:t xml:space="preserve"> Room Hire, as the users will understand that the company is not being fraudulent by openly displaying their policies. This trust will make users more likely to return to the company and use their services again in the future. </w:t>
       </w:r>
     </w:p>
     <w:p>
       <w:pPr>
         <w:pStyle w:val="Heading2"/>
       </w:pPr>
-      <w:bookmarkStart w:id="3" w:name="_Toc223960493"/>
-      <w:r>
-        <w:t>Place orders</w:t>
+      <w:bookmarkStart w:id="3" w:name="_Toc220335981"/>
+      <w:r>
+        <w:t>Staff details</w:t>
       </w:r>
       <w:bookmarkEnd w:id="3"/>
-      <w:r>
-        <w:t xml:space="preserve"> </w:t>
-      </w:r>
     </w:p>
     <w:p>
       <w:r>
-        <w:t>The client has requested that I include a function that allows a user to place an order with the option of collection or delivery. By implementing an online order system, it will allow for a</w:t>
-      </w:r>
-      <w:r>
-        <w:t xml:space="preserve"> simpler,</w:t>
-      </w:r>
-      <w:r>
-        <w:t xml:space="preserve"> more convenient</w:t>
-      </w:r>
-      <w:r>
-        <w:t xml:space="preserve"> </w:t>
-      </w:r>
-      <w:r>
-        <w:t>process while shopping with GLH</w:t>
-      </w:r>
-      <w:r>
-        <w:t xml:space="preserve">, reducing confusion for users and allowing for home delivery if a user isn’t able to collect their shop from the retail outlet. This level of convenience would make users more likely to use this solution as opposed to other businesses, as people benefit from the convenience of home delivery as many people do not have time for in person trips. This is beneficial for the client as more people may be likely to choose this website over other options, which would result in more web traffic, potentially boosting the business popularity. </w:t>
+        <w:t xml:space="preserve">The client has asked me to provide a function for customers to view information about the staff that work for the company. This would create a level of transparency with the customers depending on information displayed, such as staff bios, as it </w:t>
+      </w:r>
+      <w:r>
+        <w:t>will</w:t>
+      </w:r>
+      <w:r>
+        <w:t xml:space="preserve"> allow customers to get a better understanding of the staff’s role within the company and what they do best. This </w:t>
+      </w:r>
+      <w:r>
+        <w:t>will</w:t>
+      </w:r>
+      <w:r>
+        <w:t xml:space="preserve"> allow for customers to speak to staff better suited to their needs, which is likely to help boost sales as customers would be more likely to purchase a booking with the company if they have a better experience. </w:t>
       </w:r>
     </w:p>
     <w:p>
       <w:pPr>
         <w:pStyle w:val="Heading2"/>
       </w:pPr>
-      <w:bookmarkStart w:id="4" w:name="_Toc223960494"/>
-      <w:r>
-        <w:t>Manage accounts</w:t>
-      </w:r>
-      <w:r>
-        <w:t xml:space="preserve"> and v</w:t>
-      </w:r>
-      <w:r>
-        <w:t>iew order history</w:t>
+      <w:bookmarkStart w:id="4" w:name="_Toc220335982"/>
+      <w:r>
+        <w:t>Create booking</w:t>
       </w:r>
       <w:bookmarkEnd w:id="4"/>
     </w:p>
     <w:p>
       <w:r>
-        <w:t xml:space="preserve">The client has asked that is provide users with a function to view their order history and manage their account in one area, </w:t>
-      </w:r>
-      <w:r>
-        <w:t xml:space="preserve">by implementing a way to do this online, users can easily access and view their past orders anywhere and make informed financial decisions based on the costs of previous shops. </w:t>
-      </w:r>
-      <w:r>
-        <w:t xml:space="preserve"> </w:t>
-      </w:r>
-      <w:r>
-        <w:t xml:space="preserve">As well as this, the data being stored online makes it more secure and harder to lose. The option for users to manage their accounts in one centralised area will be beneficial as it allows them to view and edit their data in a less confusing format, allowing the users to undergo a </w:t>
-      </w:r>
-      <w:r>
-        <w:t>more straight-forward</w:t>
-      </w:r>
-      <w:r>
-        <w:t xml:space="preserve"> process</w:t>
-      </w:r>
-      <w:r>
-        <w:t xml:space="preserve"> when reviewing their data</w:t>
-      </w:r>
-      <w:r>
-        <w:t xml:space="preserve">. </w:t>
+        <w:t xml:space="preserve">The client has asked that I create a function to allow for customers to </w:t>
+      </w:r>
+      <w:r>
+        <w:t>request</w:t>
+      </w:r>
+      <w:r>
+        <w:t xml:space="preserve"> a</w:t>
+      </w:r>
+      <w:r>
+        <w:t xml:space="preserve"> booking online for specific dates and times, ready for confirmation from staff. This will benefit the client as it will create a simpler process for the user in comparison to in-person bookings, this therefore would result in increased web traffic due to the simplicity of online booking which in turn generates more revenue. </w:t>
       </w:r>
     </w:p>
     <w:p>
       <w:pPr>
         <w:pStyle w:val="Heading2"/>
       </w:pPr>
-      <w:bookmarkStart w:id="5" w:name="_Toc223960495"/>
-      <w:r>
-        <w:t xml:space="preserve">Provide a </w:t>
-      </w:r>
-      <w:r>
-        <w:t>producer</w:t>
-      </w:r>
-      <w:r>
-        <w:t xml:space="preserve"> dashboard</w:t>
+      <w:bookmarkStart w:id="5" w:name="_Toc220335983"/>
+      <w:r>
+        <w:t>View and manage existing bookings</w:t>
       </w:r>
       <w:bookmarkEnd w:id="5"/>
     </w:p>
     <w:p>
       <w:r>
-        <w:t>I have been requested by the client to provide a dashboard</w:t>
-      </w:r>
-      <w:r>
-        <w:t xml:space="preserve"> that allows producers to manage stock, update product details and view orders in a centralised location</w:t>
-      </w:r>
-      <w:r>
-        <w:t xml:space="preserve"> </w:t>
-      </w:r>
-      <w:r>
-        <w:t xml:space="preserve">which will prevent producers from uploading incorrect data as they are able to better keep track of data about their stock. This function is beneficial as it allows data to be stored more securely, lowering risk of the information getting lost or tampered with as it is stored as online data rather than physical documents. </w:t>
+        <w:t xml:space="preserve">I have been asked by the client to create a function to allow users to view and manage existing bookings. This will be beneficial as it will allow customers to </w:t>
+      </w:r>
+      <w:r>
+        <w:t xml:space="preserve">keep track of bookings that they have made, and will also give them the option to update information, such as date/time and cancel their bookings. </w:t>
       </w:r>
     </w:p>
     <w:p>
       <w:pPr>
         <w:pStyle w:val="Heading2"/>
       </w:pPr>
-      <w:bookmarkStart w:id="6" w:name="_Toc223960496"/>
-      <w:r>
-        <w:t>Order management, scheduling and tracking</w:t>
+      <w:bookmarkStart w:id="6" w:name="_Toc220335984"/>
+      <w:r>
+        <w:lastRenderedPageBreak/>
+        <w:t>Account registration</w:t>
       </w:r>
       <w:bookmarkEnd w:id="6"/>
     </w:p>
     <w:p>
       <w:r>
-        <w:t xml:space="preserve">The client has requested that the solution include am order management system that allows users to schedule and track orders in a simpler, more </w:t>
-      </w:r>
-      <w:r>
-        <w:t xml:space="preserve">efficient manner. </w:t>
-      </w:r>
-      <w:r>
-        <w:t xml:space="preserve">This will benefit the client as it results in better autonomy when it comes to managing customer orders, and allows users to manage their orders with more simplicity in a less confusing manner, giving them more control over order details. </w:t>
+        <w:t xml:space="preserve">The client has suggested that I implement a feature for users to register accounts </w:t>
+      </w:r>
+      <w:r>
+        <w:t xml:space="preserve">in order to manage their booking data. This will benefit the customers as all of their information would be easily accessible for them and stored in a central location. This feature will also allow the client to keep track of user bookings more efficiently as the bookings would be registered onto specified user accounts, saving time and making data more organised which would speed up workflow. </w:t>
       </w:r>
     </w:p>
     <w:p>
       <w:pPr>
         <w:pStyle w:val="Heading2"/>
       </w:pPr>
-      <w:bookmarkStart w:id="7" w:name="_Toc223960497"/>
-      <w:r>
-        <w:t>Loyalty scheme</w:t>
+      <w:bookmarkStart w:id="7" w:name="_Toc220335985"/>
+      <w:r>
+        <w:t>Accessibility features</w:t>
       </w:r>
       <w:bookmarkEnd w:id="7"/>
     </w:p>
     <w:p>
       <w:r>
-        <w:t>Greenfield Local Hub has requested that I implement a user loyalty scheme that provides returning users with special discounts and other rewards. I believe that this would benefit both user and client as it will give users a reason to return to the website and use their services to purchase products multiple times to gain rewards</w:t>
-      </w:r>
-      <w:r>
-        <w:t xml:space="preserve">. This is good for the client as returning users will keep web traffic high and keep the business popular. As well as this, users are more likely to be drawn to businesses that have loyalty schemes as it is a popular marketing strategy which makes users feel like they are being rewarded for consistently shopping with the company. </w:t>
+        <w:t xml:space="preserve">The client has asked me to include accessibility features in the solution to support a wider range of users, this would be beneficial as many people are limited to what they are able to do on their devices due to a lack of accessibility arrangements. Including these features would allow for a broader range of users to access their services which would in turn increase sales revenue and set the business apart from companies that do not offer such features on their websites. </w:t>
+      </w:r>
+      <w:r>
+        <w:t xml:space="preserve">The option for accessibility features further benefits </w:t>
+      </w:r>
+      <w:proofErr w:type="spellStart"/>
+      <w:r>
+        <w:t>CityPoint</w:t>
+      </w:r>
+      <w:proofErr w:type="spellEnd"/>
+      <w:r>
+        <w:t xml:space="preserve"> Room Hire as it would reflect well on the </w:t>
+      </w:r>
+      <w:r>
+        <w:t>business’s</w:t>
+      </w:r>
+      <w:r>
+        <w:t xml:space="preserve"> reputation as </w:t>
+      </w:r>
+      <w:r>
+        <w:t>i</w:t>
+      </w:r>
+      <w:r>
+        <w:t xml:space="preserve">t would display the </w:t>
+      </w:r>
+      <w:r>
+        <w:t>company’s</w:t>
+      </w:r>
+      <w:r>
+        <w:t xml:space="preserve"> inclusive manor and their willingness to support an</w:t>
+      </w:r>
+      <w:r>
+        <w:t>y</w:t>
+      </w:r>
+      <w:r>
+        <w:t xml:space="preserve"> kind of user. </w:t>
       </w:r>
     </w:p>
     <w:p>
       <w:pPr>
         <w:pStyle w:val="Heading2"/>
       </w:pPr>
-      <w:bookmarkStart w:id="8" w:name="_Toc223960498"/>
-      <w:r>
-        <w:t>Accessibility features</w:t>
+      <w:bookmarkStart w:id="8" w:name="_Toc220335986"/>
+      <w:r>
+        <w:t>A staff area</w:t>
+      </w:r>
+      <w:r>
+        <w:t>/access restriction</w:t>
       </w:r>
       <w:bookmarkEnd w:id="8"/>
     </w:p>
     <w:p>
       <w:r>
-        <w:t xml:space="preserve">I have been asked by the client to provide a range of accessibility features within the solution to cater towards different audiences. </w:t>
-      </w:r>
-      <w:r>
-        <w:t xml:space="preserve">This will be beneficial as it will allow the web application to support a larger range of users whom may not be supported elsewhere, whilst also complying with W3Cs and WCAG. This allows the company to reach a wider audience as well as complying with important regulations and guidelines. </w:t>
+        <w:t xml:space="preserve">The client has asked that I implement a staff area to allow verified staff accounts to manage rooms and booking requests. This will be beneficial as it will allow for staff to have simpler management over user bookings and give them the option to update room availability and facilities provided. This benefits the company as access restricted content improves security of </w:t>
+      </w:r>
+      <w:r>
+        <w:t xml:space="preserve">private company data and prevents unverified users from accessing functions that they are not permitted to use. </w:t>
+      </w:r>
+      <w:r>
+        <w:t xml:space="preserve"> </w:t>
       </w:r>
     </w:p>
-    <w:p/>
     <w:p>
       <w:pPr>
         <w:pStyle w:val="Heading1"/>
       </w:pPr>
-      <w:bookmarkStart w:id="9" w:name="_Toc223960499"/>
+      <w:bookmarkStart w:id="9" w:name="_Toc220335987"/>
       <w:r>
         <w:t>Project aim</w:t>
       </w:r>
@@ -2177,7 +1678,7 @@
     </w:p>
     <w:p>
       <w:r>
-        <w:t xml:space="preserve">The project aims to: </w:t>
+        <w:t>Provide customers with useful information about:</w:t>
       </w:r>
     </w:p>
     <w:p>
@@ -2185,11 +1686,11 @@
         <w:pStyle w:val="ListParagraph"/>
         <w:numPr>
           <w:ilvl w:val="0"/>
-          <w:numId w:val="1"/>
+          <w:numId w:val="2"/>
         </w:numPr>
       </w:pPr>
       <w:r>
-        <w:t xml:space="preserve">Provide information about the producers, their methods and the benefits of buying locally. </w:t>
+        <w:t>The rooms available for hire and their facilities.</w:t>
       </w:r>
     </w:p>
     <w:p>
@@ -2197,59 +1698,16 @@
         <w:pStyle w:val="ListParagraph"/>
         <w:numPr>
           <w:ilvl w:val="0"/>
-          <w:numId w:val="1"/>
+          <w:numId w:val="2"/>
         </w:numPr>
       </w:pPr>
       <w:r>
-        <w:t xml:space="preserve">Allow customers to: </w:t>
+        <w:t>The companies booking policies and staff details for the company</w:t>
       </w:r>
     </w:p>
     <w:p>
-      <w:pPr>
-        <w:pStyle w:val="ListParagraph"/>
-        <w:numPr>
-          <w:ilvl w:val="1"/>
-          <w:numId w:val="1"/>
-        </w:numPr>
-      </w:pPr>
-      <w:r>
-        <w:t xml:space="preserve">View products with transparent pricing and </w:t>
-      </w:r>
-      <w:r>
-        <w:t>availability</w:t>
-      </w:r>
-      <w:r>
-        <w:t xml:space="preserve"> </w:t>
-      </w:r>
-    </w:p>
-    <w:p>
-      <w:pPr>
-        <w:pStyle w:val="ListParagraph"/>
-        <w:numPr>
-          <w:ilvl w:val="1"/>
-          <w:numId w:val="1"/>
-        </w:numPr>
-      </w:pPr>
-      <w:r>
-        <w:t xml:space="preserve">Place orders for collection or </w:t>
-      </w:r>
-      <w:r>
-        <w:t>delivery</w:t>
-      </w:r>
-      <w:r>
-        <w:t xml:space="preserve"> </w:t>
-      </w:r>
-    </w:p>
-    <w:p>
-      <w:pPr>
-        <w:pStyle w:val="ListParagraph"/>
-        <w:numPr>
-          <w:ilvl w:val="1"/>
-          <w:numId w:val="1"/>
-        </w:numPr>
-      </w:pPr>
-      <w:r>
-        <w:t>Manage their accounts and view order history</w:t>
+      <w:r>
+        <w:t>Allow customers to:</w:t>
       </w:r>
     </w:p>
     <w:p>
@@ -2257,11 +1715,11 @@
         <w:pStyle w:val="ListParagraph"/>
         <w:numPr>
           <w:ilvl w:val="0"/>
-          <w:numId w:val="1"/>
+          <w:numId w:val="2"/>
         </w:numPr>
       </w:pPr>
       <w:r>
-        <w:t>Provide a dashboard to enable producers to manage stock levels, update product details and view orders</w:t>
+        <w:t xml:space="preserve">Book rooms for specific dates and times, with pending confirmation. </w:t>
       </w:r>
     </w:p>
     <w:p>
@@ -2269,11 +1727,16 @@
         <w:pStyle w:val="ListParagraph"/>
         <w:numPr>
           <w:ilvl w:val="0"/>
-          <w:numId w:val="1"/>
+          <w:numId w:val="2"/>
         </w:numPr>
       </w:pPr>
       <w:r>
-        <w:t>Have order management, scheduling and tracking features</w:t>
+        <w:t>View and mange bookings that they have previously created.</w:t>
+      </w:r>
+    </w:p>
+    <w:p>
+      <w:r>
+        <w:t>Features suggested by the client:</w:t>
       </w:r>
     </w:p>
     <w:p>
@@ -2281,11 +1744,11 @@
         <w:pStyle w:val="ListParagraph"/>
         <w:numPr>
           <w:ilvl w:val="0"/>
-          <w:numId w:val="1"/>
+          <w:numId w:val="2"/>
         </w:numPr>
       </w:pPr>
       <w:r>
-        <w:t>Have a loyalty scheme that provides discounts and special offers to returning users</w:t>
+        <w:t>Account registration to allow customers to create and manage their booking data.</w:t>
       </w:r>
     </w:p>
     <w:p>
@@ -2293,76 +1756,1509 @@
         <w:pStyle w:val="ListParagraph"/>
         <w:numPr>
           <w:ilvl w:val="0"/>
-          <w:numId w:val="1"/>
+          <w:numId w:val="2"/>
         </w:numPr>
       </w:pPr>
       <w:r>
-        <w:t>Provide accessibility features to support a wide range of users</w:t>
+        <w:t>Accessibility features</w:t>
       </w:r>
     </w:p>
     <w:p>
       <w:pPr>
+        <w:pStyle w:val="ListParagraph"/>
+        <w:numPr>
+          <w:ilvl w:val="0"/>
+          <w:numId w:val="2"/>
+        </w:numPr>
+      </w:pPr>
+      <w:r>
+        <w:t>A staff area to manage rooms and booking information</w:t>
+      </w:r>
+    </w:p>
+    <w:p>
+      <w:pPr>
         <w:pStyle w:val="Heading1"/>
       </w:pPr>
-      <w:bookmarkStart w:id="10" w:name="_Toc223960500"/>
-      <w:r>
-        <w:t>Functional Requirements</w:t>
+      <w:bookmarkStart w:id="10" w:name="_Toc220335988"/>
+      <w:r>
+        <w:lastRenderedPageBreak/>
+        <w:t>Functional requirements</w:t>
       </w:r>
       <w:bookmarkEnd w:id="10"/>
     </w:p>
     <w:p>
       <w:r>
-        <w:t>Jesse – Producer</w:t>
-      </w:r>
-      <w:r>
-        <w:t>, Jesse sells produce through</w:t>
+        <w:t>Rebecca – Manager</w:t>
       </w:r>
       <w:r>
         <w:t xml:space="preserve"> </w:t>
       </w:r>
       <w:r>
-        <w:t>Greenfield Local Hub</w:t>
-      </w:r>
-      <w:r>
-        <w:t xml:space="preserve"> but often loses track of produce count. </w:t>
+        <w:t>–</w:t>
+      </w:r>
+      <w:r>
+        <w:t xml:space="preserve"> </w:t>
+      </w:r>
+      <w:r>
+        <w:t xml:space="preserve">Rebecca is a manager at </w:t>
+      </w:r>
+      <w:proofErr w:type="spellStart"/>
+      <w:r>
+        <w:t>CityPoint</w:t>
+      </w:r>
+      <w:proofErr w:type="spellEnd"/>
+      <w:r>
+        <w:t xml:space="preserve"> Room Hire </w:t>
       </w:r>
     </w:p>
     <w:p>
       <w:r>
-        <w:t>Walter</w:t>
-      </w:r>
-      <w:r>
-        <w:t xml:space="preserve"> – New </w:t>
-      </w:r>
-      <w:r>
-        <w:t xml:space="preserve">customer, </w:t>
-      </w:r>
-      <w:r>
-        <w:t xml:space="preserve">Walter </w:t>
-      </w:r>
-      <w:r>
-        <w:t xml:space="preserve">is curious about the best fresh produce and was recommended Greenfield local hub by a friend. </w:t>
+        <w:t xml:space="preserve">Jon – Customer </w:t>
+      </w:r>
+      <w:r>
+        <w:t xml:space="preserve">– Jon is a regular customer at </w:t>
+      </w:r>
+      <w:proofErr w:type="spellStart"/>
+      <w:r>
+        <w:t>CityPoint</w:t>
+      </w:r>
+      <w:proofErr w:type="spellEnd"/>
+      <w:r>
+        <w:t xml:space="preserve"> Room Hire, Jon enjoys using their services but due to his frequent use, he wishes there was an easier way to mange his bookings.  </w:t>
       </w:r>
     </w:p>
     <w:p>
       <w:r>
-        <w:t>Skyler</w:t>
-      </w:r>
-      <w:r>
-        <w:t xml:space="preserve"> – Returning </w:t>
-      </w:r>
-      <w:r>
-        <w:t xml:space="preserve">customer, </w:t>
-      </w:r>
-      <w:r>
-        <w:t>Skyler</w:t>
-      </w:r>
-      <w:r>
-        <w:t xml:space="preserve"> </w:t>
-      </w:r>
-      <w:r>
-        <w:t xml:space="preserve">often uses Greenfield local hub to buy produce as she prefers organic foods, but is often in a rush and does not end up purchasing much as she lives far. </w:t>
-      </w:r>
+        <w:t xml:space="preserve">Sam </w:t>
+      </w:r>
+      <w:r>
+        <w:t>–</w:t>
+      </w:r>
+      <w:r>
+        <w:t xml:space="preserve"> Staff</w:t>
+      </w:r>
+      <w:r>
+        <w:t xml:space="preserve"> – Sam has been working for </w:t>
+      </w:r>
+      <w:proofErr w:type="spellStart"/>
+      <w:r>
+        <w:t>CityPoint</w:t>
+      </w:r>
+      <w:proofErr w:type="spellEnd"/>
+      <w:r>
+        <w:t xml:space="preserve"> Room Hire for 2 years, but often finds that he loses track of the rooms available and rooms that have been requested for bookings. He has </w:t>
+      </w:r>
+      <w:r>
+        <w:t xml:space="preserve">previously </w:t>
+      </w:r>
+      <w:r>
+        <w:t xml:space="preserve">complained about the lack of digital technology used to save information for easier management. </w:t>
+      </w:r>
+    </w:p>
+    <w:tbl>
+      <w:tblPr>
+        <w:tblStyle w:val="TableGrid"/>
+        <w:tblW w:w="8926" w:type="dxa"/>
+        <w:tblLook w:val="04A0" w:firstRow="1" w:lastRow="0" w:firstColumn="1" w:lastColumn="0" w:noHBand="0" w:noVBand="1"/>
+      </w:tblPr>
+      <w:tblGrid>
+        <w:gridCol w:w="2132"/>
+        <w:gridCol w:w="2133"/>
+        <w:gridCol w:w="2768"/>
+        <w:gridCol w:w="1893"/>
+      </w:tblGrid>
+      <w:tr>
+        <w:trPr>
+          <w:trHeight w:val="730"/>
+        </w:trPr>
+        <w:tc>
+          <w:tcPr>
+            <w:tcW w:w="2132" w:type="dxa"/>
+            <w:tcBorders>
+              <w:top w:val="single" w:sz="4" w:space="0" w:color="auto"/>
+              <w:left w:val="single" w:sz="4" w:space="0" w:color="auto"/>
+              <w:bottom w:val="single" w:sz="4" w:space="0" w:color="auto"/>
+              <w:right w:val="single" w:sz="4" w:space="0" w:color="auto"/>
+            </w:tcBorders>
+            <w:hideMark/>
+          </w:tcPr>
+          <w:p>
+            <w:pPr>
+              <w:spacing w:after="160" w:line="278" w:lineRule="auto"/>
+              <w:rPr>
+                <w:b/>
+                <w:bCs/>
+                <w:u w:val="single"/>
+              </w:rPr>
+            </w:pPr>
+            <w:r>
+              <w:rPr>
+                <w:b/>
+                <w:bCs/>
+                <w:u w:val="single"/>
+              </w:rPr>
+              <w:t>Functional Requirement</w:t>
+            </w:r>
+          </w:p>
+        </w:tc>
+        <w:tc>
+          <w:tcPr>
+            <w:tcW w:w="2133" w:type="dxa"/>
+            <w:tcBorders>
+              <w:top w:val="single" w:sz="4" w:space="0" w:color="auto"/>
+              <w:left w:val="single" w:sz="4" w:space="0" w:color="auto"/>
+              <w:bottom w:val="single" w:sz="4" w:space="0" w:color="auto"/>
+              <w:right w:val="single" w:sz="4" w:space="0" w:color="auto"/>
+            </w:tcBorders>
+            <w:hideMark/>
+          </w:tcPr>
+          <w:p>
+            <w:pPr>
+              <w:spacing w:after="160" w:line="278" w:lineRule="auto"/>
+              <w:rPr>
+                <w:b/>
+                <w:bCs/>
+                <w:u w:val="single"/>
+              </w:rPr>
+            </w:pPr>
+            <w:r>
+              <w:rPr>
+                <w:b/>
+                <w:bCs/>
+                <w:u w:val="single"/>
+              </w:rPr>
+              <w:t>User Story</w:t>
+            </w:r>
+          </w:p>
+        </w:tc>
+        <w:tc>
+          <w:tcPr>
+            <w:tcW w:w="2768" w:type="dxa"/>
+            <w:tcBorders>
+              <w:top w:val="single" w:sz="4" w:space="0" w:color="auto"/>
+              <w:left w:val="single" w:sz="4" w:space="0" w:color="auto"/>
+              <w:bottom w:val="single" w:sz="4" w:space="0" w:color="auto"/>
+              <w:right w:val="single" w:sz="4" w:space="0" w:color="auto"/>
+            </w:tcBorders>
+            <w:hideMark/>
+          </w:tcPr>
+          <w:p>
+            <w:pPr>
+              <w:spacing w:after="160" w:line="278" w:lineRule="auto"/>
+              <w:rPr>
+                <w:b/>
+                <w:bCs/>
+                <w:u w:val="single"/>
+              </w:rPr>
+            </w:pPr>
+            <w:r>
+              <w:rPr>
+                <w:b/>
+                <w:bCs/>
+                <w:u w:val="single"/>
+              </w:rPr>
+              <w:t>User Acceptance Criteria</w:t>
+            </w:r>
+          </w:p>
+        </w:tc>
+        <w:tc>
+          <w:tcPr>
+            <w:tcW w:w="1893" w:type="dxa"/>
+            <w:tcBorders>
+              <w:top w:val="single" w:sz="4" w:space="0" w:color="auto"/>
+              <w:left w:val="single" w:sz="4" w:space="0" w:color="auto"/>
+              <w:bottom w:val="single" w:sz="4" w:space="0" w:color="auto"/>
+              <w:right w:val="single" w:sz="4" w:space="0" w:color="auto"/>
+            </w:tcBorders>
+            <w:hideMark/>
+          </w:tcPr>
+          <w:p>
+            <w:pPr>
+              <w:spacing w:after="160" w:line="278" w:lineRule="auto"/>
+              <w:rPr>
+                <w:b/>
+                <w:bCs/>
+                <w:u w:val="single"/>
+              </w:rPr>
+            </w:pPr>
+            <w:r>
+              <w:rPr>
+                <w:b/>
+                <w:bCs/>
+                <w:u w:val="single"/>
+              </w:rPr>
+              <w:t>Justification</w:t>
+            </w:r>
+          </w:p>
+        </w:tc>
+      </w:tr>
+      <w:tr>
+        <w:trPr>
+          <w:trHeight w:val="369"/>
+        </w:trPr>
+        <w:tc>
+          <w:tcPr>
+            <w:tcW w:w="2132" w:type="dxa"/>
+            <w:tcBorders>
+              <w:top w:val="single" w:sz="4" w:space="0" w:color="auto"/>
+              <w:left w:val="single" w:sz="4" w:space="0" w:color="auto"/>
+              <w:bottom w:val="single" w:sz="4" w:space="0" w:color="auto"/>
+              <w:right w:val="single" w:sz="4" w:space="0" w:color="auto"/>
+            </w:tcBorders>
+          </w:tcPr>
+          <w:p>
+            <w:pPr>
+              <w:spacing w:after="160" w:line="278" w:lineRule="auto"/>
+            </w:pPr>
+            <w:r>
+              <w:t>Register</w:t>
+            </w:r>
+          </w:p>
+        </w:tc>
+        <w:tc>
+          <w:tcPr>
+            <w:tcW w:w="2133" w:type="dxa"/>
+            <w:tcBorders>
+              <w:top w:val="single" w:sz="4" w:space="0" w:color="auto"/>
+              <w:left w:val="single" w:sz="4" w:space="0" w:color="auto"/>
+              <w:bottom w:val="single" w:sz="4" w:space="0" w:color="auto"/>
+              <w:right w:val="single" w:sz="4" w:space="0" w:color="auto"/>
+            </w:tcBorders>
+            <w:hideMark/>
+          </w:tcPr>
+          <w:p>
+            <w:pPr>
+              <w:spacing w:after="160" w:line="278" w:lineRule="auto"/>
+            </w:pPr>
+            <w:r>
+              <w:t xml:space="preserve">As </w:t>
+            </w:r>
+            <w:r>
+              <w:t>Jon, I want to be able to create an account so</w:t>
+            </w:r>
+            <w:r>
+              <w:t xml:space="preserve"> th</w:t>
+            </w:r>
+            <w:r>
+              <w:t>at I can better organise</w:t>
+            </w:r>
+            <w:r>
+              <w:rPr>
+                <w:i/>
+                <w:iCs/>
+              </w:rPr>
+              <w:t xml:space="preserve"> </w:t>
+            </w:r>
+            <w:r>
+              <w:t xml:space="preserve">information about the venues I have booked. </w:t>
+            </w:r>
+          </w:p>
+        </w:tc>
+        <w:tc>
+          <w:tcPr>
+            <w:tcW w:w="2768" w:type="dxa"/>
+            <w:tcBorders>
+              <w:top w:val="single" w:sz="4" w:space="0" w:color="auto"/>
+              <w:left w:val="single" w:sz="4" w:space="0" w:color="auto"/>
+              <w:bottom w:val="single" w:sz="4" w:space="0" w:color="auto"/>
+              <w:right w:val="single" w:sz="4" w:space="0" w:color="auto"/>
+            </w:tcBorders>
+          </w:tcPr>
+          <w:p>
+            <w:pPr>
+              <w:pStyle w:val="ListParagraph"/>
+              <w:numPr>
+                <w:ilvl w:val="0"/>
+                <w:numId w:val="2"/>
+              </w:numPr>
+            </w:pPr>
+            <w:r>
+              <w:t xml:space="preserve">Provide the user with a </w:t>
+            </w:r>
+            <w:r>
+              <w:t xml:space="preserve">functional registration screen </w:t>
+            </w:r>
+          </w:p>
+          <w:p>
+            <w:pPr>
+              <w:pStyle w:val="ListParagraph"/>
+              <w:numPr>
+                <w:ilvl w:val="0"/>
+                <w:numId w:val="2"/>
+              </w:numPr>
+            </w:pPr>
+            <w:r>
+              <w:t xml:space="preserve">Check that the data entered passes all validation checks </w:t>
+            </w:r>
+          </w:p>
+          <w:p>
+            <w:pPr>
+              <w:pStyle w:val="ListParagraph"/>
+              <w:numPr>
+                <w:ilvl w:val="0"/>
+                <w:numId w:val="2"/>
+              </w:numPr>
+            </w:pPr>
+            <w:r>
+              <w:t xml:space="preserve">Save </w:t>
+            </w:r>
+            <w:r>
+              <w:t>account</w:t>
+            </w:r>
+            <w:r>
+              <w:t xml:space="preserve"> </w:t>
+            </w:r>
+            <w:r>
+              <w:t>information</w:t>
+            </w:r>
+            <w:r>
+              <w:t xml:space="preserve"> onto a database</w:t>
+            </w:r>
+          </w:p>
+        </w:tc>
+        <w:tc>
+          <w:tcPr>
+            <w:tcW w:w="1893" w:type="dxa"/>
+            <w:tcBorders>
+              <w:top w:val="single" w:sz="4" w:space="0" w:color="auto"/>
+              <w:left w:val="single" w:sz="4" w:space="0" w:color="auto"/>
+              <w:bottom w:val="single" w:sz="4" w:space="0" w:color="auto"/>
+              <w:right w:val="single" w:sz="4" w:space="0" w:color="auto"/>
+            </w:tcBorders>
+          </w:tcPr>
+          <w:p>
+            <w:pPr>
+              <w:spacing w:after="160" w:line="278" w:lineRule="auto"/>
+            </w:pPr>
+            <w:r>
+              <w:t xml:space="preserve">This feature will benefit the </w:t>
+            </w:r>
+            <w:r>
+              <w:t>customer</w:t>
+            </w:r>
+            <w:r>
+              <w:t xml:space="preserve"> as it gives users the option to create an account for simpler management of their data.</w:t>
+            </w:r>
+          </w:p>
+        </w:tc>
+      </w:tr>
+      <w:tr>
+        <w:trPr>
+          <w:trHeight w:val="360"/>
+        </w:trPr>
+        <w:tc>
+          <w:tcPr>
+            <w:tcW w:w="2132" w:type="dxa"/>
+            <w:tcBorders>
+              <w:top w:val="single" w:sz="4" w:space="0" w:color="auto"/>
+              <w:left w:val="single" w:sz="4" w:space="0" w:color="auto"/>
+              <w:bottom w:val="single" w:sz="4" w:space="0" w:color="auto"/>
+              <w:right w:val="single" w:sz="4" w:space="0" w:color="auto"/>
+            </w:tcBorders>
+          </w:tcPr>
+          <w:p>
+            <w:pPr>
+              <w:spacing w:after="160" w:line="278" w:lineRule="auto"/>
+            </w:pPr>
+            <w:r>
+              <w:t>Login</w:t>
+            </w:r>
+          </w:p>
+        </w:tc>
+        <w:tc>
+          <w:tcPr>
+            <w:tcW w:w="2133" w:type="dxa"/>
+            <w:tcBorders>
+              <w:top w:val="single" w:sz="4" w:space="0" w:color="auto"/>
+              <w:left w:val="single" w:sz="4" w:space="0" w:color="auto"/>
+              <w:bottom w:val="single" w:sz="4" w:space="0" w:color="auto"/>
+              <w:right w:val="single" w:sz="4" w:space="0" w:color="auto"/>
+            </w:tcBorders>
+          </w:tcPr>
+          <w:p>
+            <w:pPr>
+              <w:spacing w:after="160" w:line="278" w:lineRule="auto"/>
+            </w:pPr>
+            <w:r>
+              <w:t>As Jon, I would like to be able to log into my account to view my booking</w:t>
+            </w:r>
+            <w:r>
+              <w:t xml:space="preserve"> data</w:t>
+            </w:r>
+            <w:r>
+              <w:t xml:space="preserve"> so that I do not lose track of important booking details. </w:t>
+            </w:r>
+          </w:p>
+        </w:tc>
+        <w:tc>
+          <w:tcPr>
+            <w:tcW w:w="2768" w:type="dxa"/>
+            <w:tcBorders>
+              <w:top w:val="single" w:sz="4" w:space="0" w:color="auto"/>
+              <w:left w:val="single" w:sz="4" w:space="0" w:color="auto"/>
+              <w:bottom w:val="single" w:sz="4" w:space="0" w:color="auto"/>
+              <w:right w:val="single" w:sz="4" w:space="0" w:color="auto"/>
+            </w:tcBorders>
+          </w:tcPr>
+          <w:p>
+            <w:pPr>
+              <w:pStyle w:val="ListParagraph"/>
+              <w:numPr>
+                <w:ilvl w:val="0"/>
+                <w:numId w:val="2"/>
+              </w:numPr>
+            </w:pPr>
+            <w:r>
+              <w:t>Provide the user with a functional login screen</w:t>
+            </w:r>
+          </w:p>
+          <w:p>
+            <w:pPr>
+              <w:pStyle w:val="ListParagraph"/>
+              <w:numPr>
+                <w:ilvl w:val="0"/>
+                <w:numId w:val="2"/>
+              </w:numPr>
+            </w:pPr>
+            <w:r>
+              <w:t>Allow users to enter data into specified fields</w:t>
+            </w:r>
+          </w:p>
+          <w:p>
+            <w:pPr>
+              <w:pStyle w:val="ListParagraph"/>
+              <w:numPr>
+                <w:ilvl w:val="0"/>
+                <w:numId w:val="2"/>
+              </w:numPr>
+            </w:pPr>
+            <w:r>
+              <w:t>Check that the data entered passes all validation checks</w:t>
+            </w:r>
+          </w:p>
+          <w:p>
+            <w:pPr>
+              <w:pStyle w:val="ListParagraph"/>
+              <w:numPr>
+                <w:ilvl w:val="0"/>
+                <w:numId w:val="2"/>
+              </w:numPr>
+            </w:pPr>
+            <w:r>
+              <w:t xml:space="preserve">Check </w:t>
+            </w:r>
+            <w:r>
+              <w:t>if</w:t>
+            </w:r>
+            <w:r>
+              <w:t xml:space="preserve"> the </w:t>
+            </w:r>
+            <w:r>
+              <w:t>account information</w:t>
+            </w:r>
+            <w:r>
+              <w:t xml:space="preserve"> matches </w:t>
+            </w:r>
+            <w:r>
+              <w:t>any account data</w:t>
+            </w:r>
+            <w:r>
+              <w:t xml:space="preserve"> saved onto the database</w:t>
+            </w:r>
+          </w:p>
+        </w:tc>
+        <w:tc>
+          <w:tcPr>
+            <w:tcW w:w="1893" w:type="dxa"/>
+            <w:tcBorders>
+              <w:top w:val="single" w:sz="4" w:space="0" w:color="auto"/>
+              <w:left w:val="single" w:sz="4" w:space="0" w:color="auto"/>
+              <w:bottom w:val="single" w:sz="4" w:space="0" w:color="auto"/>
+              <w:right w:val="single" w:sz="4" w:space="0" w:color="auto"/>
+            </w:tcBorders>
+          </w:tcPr>
+          <w:p>
+            <w:pPr>
+              <w:spacing w:after="160" w:line="278" w:lineRule="auto"/>
+            </w:pPr>
+            <w:r>
+              <w:t xml:space="preserve">This feature will benefit the </w:t>
+            </w:r>
+            <w:r>
+              <w:t>customer</w:t>
+            </w:r>
+            <w:r>
+              <w:t xml:space="preserve"> as it allows for users to sign into their accounts to update and view data about their bookings, and view information about room availability. </w:t>
+            </w:r>
+          </w:p>
+        </w:tc>
+      </w:tr>
+      <w:tr>
+        <w:trPr>
+          <w:trHeight w:val="360"/>
+        </w:trPr>
+        <w:tc>
+          <w:tcPr>
+            <w:tcW w:w="2132" w:type="dxa"/>
+            <w:tcBorders>
+              <w:top w:val="single" w:sz="4" w:space="0" w:color="auto"/>
+              <w:left w:val="single" w:sz="4" w:space="0" w:color="auto"/>
+              <w:bottom w:val="single" w:sz="4" w:space="0" w:color="auto"/>
+              <w:right w:val="single" w:sz="4" w:space="0" w:color="auto"/>
+            </w:tcBorders>
+          </w:tcPr>
+          <w:p>
+            <w:pPr>
+              <w:spacing w:after="160" w:line="278" w:lineRule="auto"/>
+            </w:pPr>
+            <w:r>
+              <w:t>Create bookings</w:t>
+            </w:r>
+          </w:p>
+        </w:tc>
+        <w:tc>
+          <w:tcPr>
+            <w:tcW w:w="2133" w:type="dxa"/>
+            <w:tcBorders>
+              <w:top w:val="single" w:sz="4" w:space="0" w:color="auto"/>
+              <w:left w:val="single" w:sz="4" w:space="0" w:color="auto"/>
+              <w:bottom w:val="single" w:sz="4" w:space="0" w:color="auto"/>
+              <w:right w:val="single" w:sz="4" w:space="0" w:color="auto"/>
+            </w:tcBorders>
+          </w:tcPr>
+          <w:p>
+            <w:pPr>
+              <w:spacing w:after="160" w:line="278" w:lineRule="auto"/>
+            </w:pPr>
+            <w:r>
+              <w:t xml:space="preserve">As Jon, I want to be able to create bookings through </w:t>
+            </w:r>
+            <w:r>
+              <w:lastRenderedPageBreak/>
+              <w:t xml:space="preserve">my </w:t>
+            </w:r>
+            <w:r>
+              <w:t xml:space="preserve">account for simpler management of my data. </w:t>
+            </w:r>
+          </w:p>
+        </w:tc>
+        <w:tc>
+          <w:tcPr>
+            <w:tcW w:w="2768" w:type="dxa"/>
+            <w:tcBorders>
+              <w:top w:val="single" w:sz="4" w:space="0" w:color="auto"/>
+              <w:left w:val="single" w:sz="4" w:space="0" w:color="auto"/>
+              <w:bottom w:val="single" w:sz="4" w:space="0" w:color="auto"/>
+              <w:right w:val="single" w:sz="4" w:space="0" w:color="auto"/>
+            </w:tcBorders>
+          </w:tcPr>
+          <w:p>
+            <w:pPr>
+              <w:pStyle w:val="ListParagraph"/>
+              <w:numPr>
+                <w:ilvl w:val="0"/>
+                <w:numId w:val="2"/>
+              </w:numPr>
+            </w:pPr>
+            <w:r>
+              <w:lastRenderedPageBreak/>
+              <w:t xml:space="preserve">Provide user with a form-based page </w:t>
+            </w:r>
+            <w:r>
+              <w:lastRenderedPageBreak/>
+              <w:t>to enter booking details</w:t>
+            </w:r>
+          </w:p>
+          <w:p>
+            <w:pPr>
+              <w:pStyle w:val="ListParagraph"/>
+              <w:numPr>
+                <w:ilvl w:val="0"/>
+                <w:numId w:val="2"/>
+              </w:numPr>
+            </w:pPr>
+            <w:r>
+              <w:t>The solution should provide the user with an appropriate UI/UX to fit the user requirements</w:t>
+            </w:r>
+          </w:p>
+          <w:p>
+            <w:pPr>
+              <w:pStyle w:val="ListParagraph"/>
+              <w:numPr>
+                <w:ilvl w:val="0"/>
+                <w:numId w:val="2"/>
+              </w:numPr>
+            </w:pPr>
+            <w:r>
+              <w:t>Verify that the information entered is in the correct format</w:t>
+            </w:r>
+          </w:p>
+          <w:p>
+            <w:pPr>
+              <w:pStyle w:val="ListParagraph"/>
+              <w:numPr>
+                <w:ilvl w:val="0"/>
+                <w:numId w:val="2"/>
+              </w:numPr>
+            </w:pPr>
+            <w:r>
+              <w:t>Check that the data entered passes all validation checks</w:t>
+            </w:r>
+          </w:p>
+        </w:tc>
+        <w:tc>
+          <w:tcPr>
+            <w:tcW w:w="1893" w:type="dxa"/>
+            <w:tcBorders>
+              <w:top w:val="single" w:sz="4" w:space="0" w:color="auto"/>
+              <w:left w:val="single" w:sz="4" w:space="0" w:color="auto"/>
+              <w:bottom w:val="single" w:sz="4" w:space="0" w:color="auto"/>
+              <w:right w:val="single" w:sz="4" w:space="0" w:color="auto"/>
+            </w:tcBorders>
+          </w:tcPr>
+          <w:p>
+            <w:pPr>
+              <w:spacing w:after="160" w:line="278" w:lineRule="auto"/>
+            </w:pPr>
+            <w:r>
+              <w:lastRenderedPageBreak/>
+              <w:t xml:space="preserve">This feature will benefit the </w:t>
+            </w:r>
+            <w:r>
+              <w:t>customer</w:t>
+            </w:r>
+            <w:r>
+              <w:t xml:space="preserve"> as it </w:t>
+            </w:r>
+            <w:r>
+              <w:lastRenderedPageBreak/>
+              <w:t xml:space="preserve">allows for users to create bookings online rather than in-person allowing for a better automated process. </w:t>
+            </w:r>
+          </w:p>
+        </w:tc>
+      </w:tr>
+      <w:tr>
+        <w:trPr>
+          <w:trHeight w:val="369"/>
+        </w:trPr>
+        <w:tc>
+          <w:tcPr>
+            <w:tcW w:w="2132" w:type="dxa"/>
+            <w:tcBorders>
+              <w:top w:val="single" w:sz="4" w:space="0" w:color="auto"/>
+              <w:left w:val="single" w:sz="4" w:space="0" w:color="auto"/>
+              <w:bottom w:val="single" w:sz="4" w:space="0" w:color="auto"/>
+              <w:right w:val="single" w:sz="4" w:space="0" w:color="auto"/>
+            </w:tcBorders>
+          </w:tcPr>
+          <w:p>
+            <w:pPr>
+              <w:spacing w:after="160" w:line="278" w:lineRule="auto"/>
+            </w:pPr>
+            <w:r>
+              <w:lastRenderedPageBreak/>
+              <w:t>View bookings</w:t>
+            </w:r>
+          </w:p>
+        </w:tc>
+        <w:tc>
+          <w:tcPr>
+            <w:tcW w:w="2133" w:type="dxa"/>
+            <w:tcBorders>
+              <w:top w:val="single" w:sz="4" w:space="0" w:color="auto"/>
+              <w:left w:val="single" w:sz="4" w:space="0" w:color="auto"/>
+              <w:bottom w:val="single" w:sz="4" w:space="0" w:color="auto"/>
+              <w:right w:val="single" w:sz="4" w:space="0" w:color="auto"/>
+            </w:tcBorders>
+          </w:tcPr>
+          <w:p>
+            <w:pPr>
+              <w:spacing w:after="160" w:line="278" w:lineRule="auto"/>
+            </w:pPr>
+            <w:r>
+              <w:t xml:space="preserve">As Jon, I want to be able to view my bookings via my account, so that everything is organised and in a clear format. </w:t>
+            </w:r>
+          </w:p>
+          <w:p>
+            <w:pPr>
+              <w:spacing w:after="160" w:line="278" w:lineRule="auto"/>
+            </w:pPr>
+            <w:r>
+              <w:t xml:space="preserve">As Sam, I want to be able to view bookings made by customers </w:t>
+            </w:r>
+            <w:r>
+              <w:t xml:space="preserve">online so that this information is easier to manage. </w:t>
+            </w:r>
+          </w:p>
+        </w:tc>
+        <w:tc>
+          <w:tcPr>
+            <w:tcW w:w="2768" w:type="dxa"/>
+            <w:tcBorders>
+              <w:top w:val="single" w:sz="4" w:space="0" w:color="auto"/>
+              <w:left w:val="single" w:sz="4" w:space="0" w:color="auto"/>
+              <w:bottom w:val="single" w:sz="4" w:space="0" w:color="auto"/>
+              <w:right w:val="single" w:sz="4" w:space="0" w:color="auto"/>
+            </w:tcBorders>
+          </w:tcPr>
+          <w:p>
+            <w:pPr>
+              <w:pStyle w:val="ListParagraph"/>
+              <w:numPr>
+                <w:ilvl w:val="0"/>
+                <w:numId w:val="2"/>
+              </w:numPr>
+            </w:pPr>
+            <w:r>
+              <w:t>The solution should provide the user with an appropriate UI/UX to fit the user requirements</w:t>
+            </w:r>
+          </w:p>
+          <w:p>
+            <w:pPr>
+              <w:pStyle w:val="ListParagraph"/>
+              <w:numPr>
+                <w:ilvl w:val="0"/>
+                <w:numId w:val="2"/>
+              </w:numPr>
+            </w:pPr>
+            <w:r>
+              <w:t>Allow users to filter their bookings to display their data in a preferred format</w:t>
+            </w:r>
+          </w:p>
+        </w:tc>
+        <w:tc>
+          <w:tcPr>
+            <w:tcW w:w="1893" w:type="dxa"/>
+            <w:tcBorders>
+              <w:top w:val="single" w:sz="4" w:space="0" w:color="auto"/>
+              <w:left w:val="single" w:sz="4" w:space="0" w:color="auto"/>
+              <w:bottom w:val="single" w:sz="4" w:space="0" w:color="auto"/>
+              <w:right w:val="single" w:sz="4" w:space="0" w:color="auto"/>
+            </w:tcBorders>
+          </w:tcPr>
+          <w:p>
+            <w:pPr>
+              <w:spacing w:after="160" w:line="278" w:lineRule="auto"/>
+            </w:pPr>
+            <w:r>
+              <w:t xml:space="preserve">This feature will benefit the </w:t>
+            </w:r>
+            <w:r>
+              <w:t>customer</w:t>
+            </w:r>
+            <w:r>
+              <w:t xml:space="preserve"> as it will allow for users to view which booking they have previously made so they do not </w:t>
+            </w:r>
+            <w:r>
+              <w:t>lose track of events.</w:t>
+            </w:r>
+          </w:p>
+          <w:p>
+            <w:pPr>
+              <w:spacing w:after="160" w:line="278" w:lineRule="auto"/>
+            </w:pPr>
+            <w:r>
+              <w:t xml:space="preserve">This feature will be beneficial as it will allow staff to have a better overview of which slots have been booked/are unavailable.   </w:t>
+            </w:r>
+          </w:p>
+        </w:tc>
+      </w:tr>
+      <w:tr>
+        <w:trPr>
+          <w:trHeight w:val="360"/>
+        </w:trPr>
+        <w:tc>
+          <w:tcPr>
+            <w:tcW w:w="2132" w:type="dxa"/>
+            <w:tcBorders>
+              <w:top w:val="single" w:sz="4" w:space="0" w:color="auto"/>
+              <w:left w:val="single" w:sz="4" w:space="0" w:color="auto"/>
+              <w:bottom w:val="single" w:sz="4" w:space="0" w:color="auto"/>
+              <w:right w:val="single" w:sz="4" w:space="0" w:color="auto"/>
+            </w:tcBorders>
+          </w:tcPr>
+          <w:p>
+            <w:pPr>
+              <w:spacing w:after="160" w:line="278" w:lineRule="auto"/>
+            </w:pPr>
+            <w:r>
+              <w:t>Manage bookings</w:t>
+            </w:r>
+          </w:p>
+        </w:tc>
+        <w:tc>
+          <w:tcPr>
+            <w:tcW w:w="2133" w:type="dxa"/>
+            <w:tcBorders>
+              <w:top w:val="single" w:sz="4" w:space="0" w:color="auto"/>
+              <w:left w:val="single" w:sz="4" w:space="0" w:color="auto"/>
+              <w:bottom w:val="single" w:sz="4" w:space="0" w:color="auto"/>
+              <w:right w:val="single" w:sz="4" w:space="0" w:color="auto"/>
+            </w:tcBorders>
+          </w:tcPr>
+          <w:p>
+            <w:pPr>
+              <w:spacing w:after="160" w:line="278" w:lineRule="auto"/>
+            </w:pPr>
+            <w:r>
+              <w:t xml:space="preserve">As Sam, I would like to manage customer bookings so that I can confirm or deny customer requests. </w:t>
+            </w:r>
+          </w:p>
+          <w:p>
+            <w:pPr>
+              <w:spacing w:after="160" w:line="278" w:lineRule="auto"/>
+            </w:pPr>
+            <w:r>
+              <w:lastRenderedPageBreak/>
+              <w:t xml:space="preserve">As Jon, I would like to be able to manage my personal bookings, so that I can delete or update information. </w:t>
+            </w:r>
+          </w:p>
+        </w:tc>
+        <w:tc>
+          <w:tcPr>
+            <w:tcW w:w="2768" w:type="dxa"/>
+            <w:tcBorders>
+              <w:top w:val="single" w:sz="4" w:space="0" w:color="auto"/>
+              <w:left w:val="single" w:sz="4" w:space="0" w:color="auto"/>
+              <w:bottom w:val="single" w:sz="4" w:space="0" w:color="auto"/>
+              <w:right w:val="single" w:sz="4" w:space="0" w:color="auto"/>
+            </w:tcBorders>
+          </w:tcPr>
+          <w:p>
+            <w:pPr>
+              <w:pStyle w:val="ListParagraph"/>
+              <w:numPr>
+                <w:ilvl w:val="0"/>
+                <w:numId w:val="2"/>
+              </w:numPr>
+            </w:pPr>
+            <w:r>
+              <w:lastRenderedPageBreak/>
+              <w:t>Provide users with an appropriate UI</w:t>
+            </w:r>
+            <w:r>
+              <w:t xml:space="preserve">/UX </w:t>
+            </w:r>
+            <w:r>
+              <w:t xml:space="preserve">to meet the user requirements </w:t>
+            </w:r>
+          </w:p>
+          <w:p>
+            <w:pPr>
+              <w:pStyle w:val="ListParagraph"/>
+              <w:numPr>
+                <w:ilvl w:val="0"/>
+                <w:numId w:val="2"/>
+              </w:numPr>
+            </w:pPr>
+            <w:r>
+              <w:t xml:space="preserve">Staff should be able to manage bookings made by users and confirm </w:t>
+            </w:r>
+            <w:r>
+              <w:lastRenderedPageBreak/>
+              <w:t>or deny based on availability</w:t>
+            </w:r>
+          </w:p>
+          <w:p>
+            <w:pPr>
+              <w:pStyle w:val="ListParagraph"/>
+              <w:numPr>
+                <w:ilvl w:val="0"/>
+                <w:numId w:val="2"/>
+              </w:numPr>
+            </w:pPr>
+            <w:r>
+              <w:t xml:space="preserve">Customers should be able to </w:t>
+            </w:r>
+            <w:r>
+              <w:t xml:space="preserve">request to update information or cancel their bookings. </w:t>
+            </w:r>
+          </w:p>
+        </w:tc>
+        <w:tc>
+          <w:tcPr>
+            <w:tcW w:w="1893" w:type="dxa"/>
+            <w:tcBorders>
+              <w:top w:val="single" w:sz="4" w:space="0" w:color="auto"/>
+              <w:left w:val="single" w:sz="4" w:space="0" w:color="auto"/>
+              <w:bottom w:val="single" w:sz="4" w:space="0" w:color="auto"/>
+              <w:right w:val="single" w:sz="4" w:space="0" w:color="auto"/>
+            </w:tcBorders>
+          </w:tcPr>
+          <w:p>
+            <w:pPr>
+              <w:spacing w:after="160" w:line="278" w:lineRule="auto"/>
+            </w:pPr>
+            <w:r>
+              <w:lastRenderedPageBreak/>
+              <w:t xml:space="preserve">This feature will benefit the client as it allows staff to manage customer booking from a centralised </w:t>
+            </w:r>
+            <w:r>
+              <w:lastRenderedPageBreak/>
+              <w:t>location which will allow them to confirm/deny these requests a lot quicker improving the speed of workflow</w:t>
+            </w:r>
+          </w:p>
+        </w:tc>
+      </w:tr>
+      <w:tr>
+        <w:trPr>
+          <w:trHeight w:val="360"/>
+        </w:trPr>
+        <w:tc>
+          <w:tcPr>
+            <w:tcW w:w="2132" w:type="dxa"/>
+            <w:tcBorders>
+              <w:top w:val="single" w:sz="4" w:space="0" w:color="auto"/>
+              <w:left w:val="single" w:sz="4" w:space="0" w:color="auto"/>
+              <w:bottom w:val="single" w:sz="4" w:space="0" w:color="auto"/>
+              <w:right w:val="single" w:sz="4" w:space="0" w:color="auto"/>
+            </w:tcBorders>
+          </w:tcPr>
+          <w:p>
+            <w:r>
+              <w:lastRenderedPageBreak/>
+              <w:t>Update room information</w:t>
+            </w:r>
+          </w:p>
+        </w:tc>
+        <w:tc>
+          <w:tcPr>
+            <w:tcW w:w="2133" w:type="dxa"/>
+            <w:tcBorders>
+              <w:top w:val="single" w:sz="4" w:space="0" w:color="auto"/>
+              <w:left w:val="single" w:sz="4" w:space="0" w:color="auto"/>
+              <w:bottom w:val="single" w:sz="4" w:space="0" w:color="auto"/>
+              <w:right w:val="single" w:sz="4" w:space="0" w:color="auto"/>
+            </w:tcBorders>
+          </w:tcPr>
+          <w:p>
+            <w:r>
+              <w:t xml:space="preserve">As Rebecca, I want to be able to update information about the rooms available so that the customers are up-to-date with our available services. </w:t>
+            </w:r>
+          </w:p>
+        </w:tc>
+        <w:tc>
+          <w:tcPr>
+            <w:tcW w:w="2768" w:type="dxa"/>
+            <w:tcBorders>
+              <w:top w:val="single" w:sz="4" w:space="0" w:color="auto"/>
+              <w:left w:val="single" w:sz="4" w:space="0" w:color="auto"/>
+              <w:bottom w:val="single" w:sz="4" w:space="0" w:color="auto"/>
+              <w:right w:val="single" w:sz="4" w:space="0" w:color="auto"/>
+            </w:tcBorders>
+          </w:tcPr>
+          <w:p>
+            <w:pPr>
+              <w:pStyle w:val="ListParagraph"/>
+              <w:numPr>
+                <w:ilvl w:val="0"/>
+                <w:numId w:val="2"/>
+              </w:numPr>
+            </w:pPr>
+            <w:r>
+              <w:t>Provide verified users with a form-based page to edit room information</w:t>
+            </w:r>
+          </w:p>
+          <w:p>
+            <w:pPr>
+              <w:pStyle w:val="ListParagraph"/>
+              <w:numPr>
+                <w:ilvl w:val="0"/>
+                <w:numId w:val="2"/>
+              </w:numPr>
+            </w:pPr>
+            <w:r>
+              <w:t>The solution should provide the user with an appropriate UI/UX to fit the user requirements</w:t>
+            </w:r>
+          </w:p>
+          <w:p>
+            <w:pPr>
+              <w:pStyle w:val="ListParagraph"/>
+              <w:numPr>
+                <w:ilvl w:val="0"/>
+                <w:numId w:val="2"/>
+              </w:numPr>
+            </w:pPr>
+            <w:r>
+              <w:t xml:space="preserve">Check that the data entered passes all validation checks </w:t>
+            </w:r>
+          </w:p>
+        </w:tc>
+        <w:tc>
+          <w:tcPr>
+            <w:tcW w:w="1893" w:type="dxa"/>
+            <w:tcBorders>
+              <w:top w:val="single" w:sz="4" w:space="0" w:color="auto"/>
+              <w:left w:val="single" w:sz="4" w:space="0" w:color="auto"/>
+              <w:bottom w:val="single" w:sz="4" w:space="0" w:color="auto"/>
+              <w:right w:val="single" w:sz="4" w:space="0" w:color="auto"/>
+            </w:tcBorders>
+          </w:tcPr>
+          <w:p>
+            <w:r>
+              <w:t xml:space="preserve">This is beneficial to the client as it allows the company to keep information as up-to-date as possible, and helps to avoid confusion. </w:t>
+            </w:r>
+          </w:p>
+        </w:tc>
+      </w:tr>
+      <w:tr>
+        <w:trPr>
+          <w:trHeight w:val="360"/>
+        </w:trPr>
+        <w:tc>
+          <w:tcPr>
+            <w:tcW w:w="2132" w:type="dxa"/>
+            <w:tcBorders>
+              <w:top w:val="single" w:sz="4" w:space="0" w:color="auto"/>
+              <w:left w:val="single" w:sz="4" w:space="0" w:color="auto"/>
+              <w:bottom w:val="single" w:sz="4" w:space="0" w:color="auto"/>
+              <w:right w:val="single" w:sz="4" w:space="0" w:color="auto"/>
+            </w:tcBorders>
+          </w:tcPr>
+          <w:p>
+            <w:r>
+              <w:t>View available rooms</w:t>
+            </w:r>
+          </w:p>
+        </w:tc>
+        <w:tc>
+          <w:tcPr>
+            <w:tcW w:w="2133" w:type="dxa"/>
+            <w:tcBorders>
+              <w:top w:val="single" w:sz="4" w:space="0" w:color="auto"/>
+              <w:left w:val="single" w:sz="4" w:space="0" w:color="auto"/>
+              <w:bottom w:val="single" w:sz="4" w:space="0" w:color="auto"/>
+              <w:right w:val="single" w:sz="4" w:space="0" w:color="auto"/>
+            </w:tcBorders>
+          </w:tcPr>
+          <w:p>
+            <w:r>
+              <w:t xml:space="preserve">As Jon I want to be able to view the rooms available for me to book so that I can choose a room that is best suited to my needs. </w:t>
+            </w:r>
+          </w:p>
+          <w:p>
+            <w:r>
+              <w:t xml:space="preserve">As Sam, I would need to view the available rooms so that I can confirm or deny customer booking requests. </w:t>
+            </w:r>
+          </w:p>
+        </w:tc>
+        <w:tc>
+          <w:tcPr>
+            <w:tcW w:w="2768" w:type="dxa"/>
+            <w:tcBorders>
+              <w:top w:val="single" w:sz="4" w:space="0" w:color="auto"/>
+              <w:left w:val="single" w:sz="4" w:space="0" w:color="auto"/>
+              <w:bottom w:val="single" w:sz="4" w:space="0" w:color="auto"/>
+              <w:right w:val="single" w:sz="4" w:space="0" w:color="auto"/>
+            </w:tcBorders>
+          </w:tcPr>
+          <w:p>
+            <w:pPr>
+              <w:pStyle w:val="ListParagraph"/>
+              <w:numPr>
+                <w:ilvl w:val="0"/>
+                <w:numId w:val="2"/>
+              </w:numPr>
+            </w:pPr>
+            <w:r>
+              <w:t>The solution should provide the user with an appropriate UI/UX to fit the user requirements</w:t>
+            </w:r>
+          </w:p>
+          <w:p>
+            <w:pPr>
+              <w:pStyle w:val="ListParagraph"/>
+              <w:numPr>
+                <w:ilvl w:val="0"/>
+                <w:numId w:val="2"/>
+              </w:numPr>
+            </w:pPr>
+            <w:r>
+              <w:t xml:space="preserve">The user should be able to filter the available rooms to find rooms that fit </w:t>
+            </w:r>
+            <w:r>
+              <w:t>their specific needs</w:t>
+            </w:r>
+          </w:p>
+        </w:tc>
+        <w:tc>
+          <w:tcPr>
+            <w:tcW w:w="1893" w:type="dxa"/>
+            <w:tcBorders>
+              <w:top w:val="single" w:sz="4" w:space="0" w:color="auto"/>
+              <w:left w:val="single" w:sz="4" w:space="0" w:color="auto"/>
+              <w:bottom w:val="single" w:sz="4" w:space="0" w:color="auto"/>
+              <w:right w:val="single" w:sz="4" w:space="0" w:color="auto"/>
+            </w:tcBorders>
+          </w:tcPr>
+          <w:p>
+            <w:r>
+              <w:t xml:space="preserve">This feature will be beneficial as it will allow all users to have a better overview of which rooms are available.   </w:t>
+            </w:r>
+          </w:p>
+        </w:tc>
+      </w:tr>
+      <w:tr>
+        <w:trPr>
+          <w:trHeight w:val="360"/>
+        </w:trPr>
+        <w:tc>
+          <w:tcPr>
+            <w:tcW w:w="2132" w:type="dxa"/>
+            <w:tcBorders>
+              <w:top w:val="single" w:sz="4" w:space="0" w:color="auto"/>
+              <w:left w:val="single" w:sz="4" w:space="0" w:color="auto"/>
+              <w:bottom w:val="single" w:sz="4" w:space="0" w:color="auto"/>
+              <w:right w:val="single" w:sz="4" w:space="0" w:color="auto"/>
+            </w:tcBorders>
+          </w:tcPr>
+          <w:p>
+            <w:r>
+              <w:t xml:space="preserve">Set Payment method </w:t>
+            </w:r>
+          </w:p>
+        </w:tc>
+        <w:tc>
+          <w:tcPr>
+            <w:tcW w:w="2133" w:type="dxa"/>
+            <w:tcBorders>
+              <w:top w:val="single" w:sz="4" w:space="0" w:color="auto"/>
+              <w:left w:val="single" w:sz="4" w:space="0" w:color="auto"/>
+              <w:bottom w:val="single" w:sz="4" w:space="0" w:color="auto"/>
+              <w:right w:val="single" w:sz="4" w:space="0" w:color="auto"/>
+            </w:tcBorders>
+          </w:tcPr>
+          <w:p>
+            <w:r>
+              <w:t xml:space="preserve">As Jon, I want to set </w:t>
+            </w:r>
+            <w:r>
+              <w:t xml:space="preserve">and save </w:t>
+            </w:r>
+            <w:r>
+              <w:t xml:space="preserve">my payment method to book a room </w:t>
+            </w:r>
+            <w:r>
+              <w:t>so that I have easier access when purchasing again in the future.</w:t>
+            </w:r>
+          </w:p>
+        </w:tc>
+        <w:tc>
+          <w:tcPr>
+            <w:tcW w:w="2768" w:type="dxa"/>
+            <w:tcBorders>
+              <w:top w:val="single" w:sz="4" w:space="0" w:color="auto"/>
+              <w:left w:val="single" w:sz="4" w:space="0" w:color="auto"/>
+              <w:bottom w:val="single" w:sz="4" w:space="0" w:color="auto"/>
+              <w:right w:val="single" w:sz="4" w:space="0" w:color="auto"/>
+            </w:tcBorders>
+          </w:tcPr>
+          <w:p>
+            <w:pPr>
+              <w:pStyle w:val="ListParagraph"/>
+              <w:numPr>
+                <w:ilvl w:val="0"/>
+                <w:numId w:val="2"/>
+              </w:numPr>
+            </w:pPr>
+            <w:r>
+              <w:t>Provide user with a form-based page to enter payment details</w:t>
+            </w:r>
+          </w:p>
+          <w:p>
+            <w:pPr>
+              <w:pStyle w:val="ListParagraph"/>
+              <w:numPr>
+                <w:ilvl w:val="0"/>
+                <w:numId w:val="2"/>
+              </w:numPr>
+            </w:pPr>
+            <w:r>
+              <w:t xml:space="preserve">The solution should provide the user with an appropriate UI/UX to fit the user requirements </w:t>
+            </w:r>
+          </w:p>
+          <w:p>
+            <w:pPr>
+              <w:pStyle w:val="ListParagraph"/>
+              <w:numPr>
+                <w:ilvl w:val="0"/>
+                <w:numId w:val="2"/>
+              </w:numPr>
+            </w:pPr>
+            <w:r>
+              <w:lastRenderedPageBreak/>
+              <w:t>Verify that the information entered is in the correct format</w:t>
+            </w:r>
+          </w:p>
+        </w:tc>
+        <w:tc>
+          <w:tcPr>
+            <w:tcW w:w="1893" w:type="dxa"/>
+            <w:tcBorders>
+              <w:top w:val="single" w:sz="4" w:space="0" w:color="auto"/>
+              <w:left w:val="single" w:sz="4" w:space="0" w:color="auto"/>
+              <w:bottom w:val="single" w:sz="4" w:space="0" w:color="auto"/>
+              <w:right w:val="single" w:sz="4" w:space="0" w:color="auto"/>
+            </w:tcBorders>
+          </w:tcPr>
+          <w:p>
+            <w:r>
+              <w:lastRenderedPageBreak/>
+              <w:t xml:space="preserve">This will be beneficial for the client as the function would allow for the user to </w:t>
+            </w:r>
+            <w:r>
+              <w:t>set a</w:t>
+            </w:r>
+            <w:r>
+              <w:t xml:space="preserve"> payment method in order to make purchases </w:t>
+            </w:r>
+            <w:r>
+              <w:lastRenderedPageBreak/>
+              <w:t xml:space="preserve">through the solution instead of in person. </w:t>
+            </w:r>
+          </w:p>
+        </w:tc>
+      </w:tr>
+      <w:tr>
+        <w:trPr>
+          <w:trHeight w:val="360"/>
+        </w:trPr>
+        <w:tc>
+          <w:tcPr>
+            <w:tcW w:w="2132" w:type="dxa"/>
+            <w:tcBorders>
+              <w:top w:val="single" w:sz="4" w:space="0" w:color="auto"/>
+              <w:left w:val="single" w:sz="4" w:space="0" w:color="auto"/>
+              <w:bottom w:val="single" w:sz="4" w:space="0" w:color="auto"/>
+              <w:right w:val="single" w:sz="4" w:space="0" w:color="auto"/>
+            </w:tcBorders>
+          </w:tcPr>
+          <w:p>
+            <w:r>
+              <w:lastRenderedPageBreak/>
+              <w:t>Update payment method</w:t>
+            </w:r>
+          </w:p>
+        </w:tc>
+        <w:tc>
+          <w:tcPr>
+            <w:tcW w:w="2133" w:type="dxa"/>
+            <w:tcBorders>
+              <w:top w:val="single" w:sz="4" w:space="0" w:color="auto"/>
+              <w:left w:val="single" w:sz="4" w:space="0" w:color="auto"/>
+              <w:bottom w:val="single" w:sz="4" w:space="0" w:color="auto"/>
+              <w:right w:val="single" w:sz="4" w:space="0" w:color="auto"/>
+            </w:tcBorders>
+          </w:tcPr>
+          <w:p>
+            <w:r>
+              <w:t xml:space="preserve">As Jon, I want to have the option to update or remove a payment option so that I can change my details if I need to in the future. </w:t>
+            </w:r>
+          </w:p>
+        </w:tc>
+        <w:tc>
+          <w:tcPr>
+            <w:tcW w:w="2768" w:type="dxa"/>
+            <w:tcBorders>
+              <w:top w:val="single" w:sz="4" w:space="0" w:color="auto"/>
+              <w:left w:val="single" w:sz="4" w:space="0" w:color="auto"/>
+              <w:bottom w:val="single" w:sz="4" w:space="0" w:color="auto"/>
+              <w:right w:val="single" w:sz="4" w:space="0" w:color="auto"/>
+            </w:tcBorders>
+          </w:tcPr>
+          <w:p>
+            <w:pPr>
+              <w:pStyle w:val="ListParagraph"/>
+              <w:numPr>
+                <w:ilvl w:val="0"/>
+                <w:numId w:val="2"/>
+              </w:numPr>
+            </w:pPr>
+            <w:r>
+              <w:t>Provide user with a form-based page to update or delete payment methods</w:t>
+            </w:r>
+          </w:p>
+          <w:p>
+            <w:pPr>
+              <w:pStyle w:val="ListParagraph"/>
+              <w:numPr>
+                <w:ilvl w:val="0"/>
+                <w:numId w:val="2"/>
+              </w:numPr>
+            </w:pPr>
+            <w:r>
+              <w:t xml:space="preserve">The solution should provide the user with an appropriate UI/UX to fit the user requirements </w:t>
+            </w:r>
+          </w:p>
+          <w:p>
+            <w:pPr>
+              <w:pStyle w:val="ListParagraph"/>
+              <w:numPr>
+                <w:ilvl w:val="0"/>
+                <w:numId w:val="2"/>
+              </w:numPr>
+            </w:pPr>
+            <w:r>
+              <w:t>Verify that the information entered is in the correct format</w:t>
+            </w:r>
+          </w:p>
+        </w:tc>
+        <w:tc>
+          <w:tcPr>
+            <w:tcW w:w="1893" w:type="dxa"/>
+            <w:tcBorders>
+              <w:top w:val="single" w:sz="4" w:space="0" w:color="auto"/>
+              <w:left w:val="single" w:sz="4" w:space="0" w:color="auto"/>
+              <w:bottom w:val="single" w:sz="4" w:space="0" w:color="auto"/>
+              <w:right w:val="single" w:sz="4" w:space="0" w:color="auto"/>
+            </w:tcBorders>
+          </w:tcPr>
+          <w:p>
+            <w:r>
+              <w:t xml:space="preserve">This will benefit the customer as they may need to change their payment information in the future and this function will make the process more efficient. </w:t>
+            </w:r>
+          </w:p>
+        </w:tc>
+      </w:tr>
+      <w:tr>
+        <w:trPr>
+          <w:trHeight w:val="360"/>
+        </w:trPr>
+        <w:tc>
+          <w:tcPr>
+            <w:tcW w:w="2132" w:type="dxa"/>
+            <w:tcBorders>
+              <w:top w:val="single" w:sz="4" w:space="0" w:color="auto"/>
+              <w:left w:val="single" w:sz="4" w:space="0" w:color="auto"/>
+              <w:bottom w:val="single" w:sz="4" w:space="0" w:color="auto"/>
+              <w:right w:val="single" w:sz="4" w:space="0" w:color="auto"/>
+            </w:tcBorders>
+          </w:tcPr>
+          <w:p>
+            <w:r>
+              <w:t>View policies</w:t>
+            </w:r>
+            <w:r>
+              <w:t xml:space="preserve"> and Staff details </w:t>
+            </w:r>
+          </w:p>
+        </w:tc>
+        <w:tc>
+          <w:tcPr>
+            <w:tcW w:w="2133" w:type="dxa"/>
+            <w:tcBorders>
+              <w:top w:val="single" w:sz="4" w:space="0" w:color="auto"/>
+              <w:left w:val="single" w:sz="4" w:space="0" w:color="auto"/>
+              <w:bottom w:val="single" w:sz="4" w:space="0" w:color="auto"/>
+              <w:right w:val="single" w:sz="4" w:space="0" w:color="auto"/>
+            </w:tcBorders>
+          </w:tcPr>
+          <w:p>
+            <w:r>
+              <w:t xml:space="preserve">As Jon, I want to be able to view information about the staff so that I can speak to staff members who have more experience in specific situations. </w:t>
+            </w:r>
+          </w:p>
+          <w:p>
+            <w:r>
+              <w:t xml:space="preserve">As Rebecca, I would like to be able to view the booking policies online so that I can make sure that all customers are following the correct policies when booking with </w:t>
+            </w:r>
+            <w:proofErr w:type="spellStart"/>
+            <w:r>
+              <w:t>CityPoint</w:t>
+            </w:r>
+            <w:proofErr w:type="spellEnd"/>
+            <w:r>
+              <w:t xml:space="preserve"> Room Hire</w:t>
+            </w:r>
+          </w:p>
+        </w:tc>
+        <w:tc>
+          <w:tcPr>
+            <w:tcW w:w="2768" w:type="dxa"/>
+            <w:tcBorders>
+              <w:top w:val="single" w:sz="4" w:space="0" w:color="auto"/>
+              <w:left w:val="single" w:sz="4" w:space="0" w:color="auto"/>
+              <w:bottom w:val="single" w:sz="4" w:space="0" w:color="auto"/>
+              <w:right w:val="single" w:sz="4" w:space="0" w:color="auto"/>
+            </w:tcBorders>
+          </w:tcPr>
+          <w:p>
+            <w:pPr>
+              <w:pStyle w:val="ListParagraph"/>
+              <w:numPr>
+                <w:ilvl w:val="0"/>
+                <w:numId w:val="2"/>
+              </w:numPr>
+            </w:pPr>
+            <w:r>
+              <w:t xml:space="preserve">The solution should provide the user with an appropriate UI/UX to fit the user requirements </w:t>
+            </w:r>
+          </w:p>
+          <w:p>
+            <w:pPr>
+              <w:pStyle w:val="ListParagraph"/>
+              <w:numPr>
+                <w:ilvl w:val="0"/>
+                <w:numId w:val="2"/>
+              </w:numPr>
+            </w:pPr>
+            <w:r>
+              <w:t>Allow for quick access to policies – a button or link</w:t>
+            </w:r>
+          </w:p>
+          <w:p>
+            <w:pPr>
+              <w:pStyle w:val="ListParagraph"/>
+              <w:numPr>
+                <w:ilvl w:val="0"/>
+                <w:numId w:val="2"/>
+              </w:numPr>
+            </w:pPr>
+            <w:r>
+              <w:t>Display policies in a clear, readable format</w:t>
+            </w:r>
+          </w:p>
+          <w:p>
+            <w:pPr>
+              <w:pStyle w:val="ListParagraph"/>
+              <w:numPr>
+                <w:ilvl w:val="0"/>
+                <w:numId w:val="2"/>
+              </w:numPr>
+            </w:pPr>
+            <w:r>
+              <w:t>Allow users to select staff profiles to view further information about staff</w:t>
+            </w:r>
+          </w:p>
+          <w:p/>
+        </w:tc>
+        <w:tc>
+          <w:tcPr>
+            <w:tcW w:w="1893" w:type="dxa"/>
+            <w:tcBorders>
+              <w:top w:val="single" w:sz="4" w:space="0" w:color="auto"/>
+              <w:left w:val="single" w:sz="4" w:space="0" w:color="auto"/>
+              <w:bottom w:val="single" w:sz="4" w:space="0" w:color="auto"/>
+              <w:right w:val="single" w:sz="4" w:space="0" w:color="auto"/>
+            </w:tcBorders>
+          </w:tcPr>
+          <w:p>
+            <w:r>
+              <w:t xml:space="preserve">This will benefit the client as it will allow staff to monitor whether policies are being followed correctly without the hassle of keeping paper documents which are at risk of being lost. </w:t>
+            </w:r>
+          </w:p>
+        </w:tc>
+      </w:tr>
+    </w:tbl>
+    <w:p/>
+    <w:p>
+      <w:pPr>
+        <w:pStyle w:val="Heading1"/>
+      </w:pPr>
+      <w:bookmarkStart w:id="11" w:name="_Toc220335989"/>
+      <w:r>
+        <w:t>Non-functional requirements</w:t>
+      </w:r>
+      <w:bookmarkEnd w:id="11"/>
     </w:p>
     <w:tbl>
       <w:tblPr>
@@ -2371,575 +3267,9 @@
         <w:tblLook w:val="04A0" w:firstRow="1" w:lastRow="0" w:firstColumn="1" w:lastColumn="0" w:noHBand="0" w:noVBand="1"/>
       </w:tblPr>
       <w:tblGrid>
-        <w:gridCol w:w="2254"/>
-        <w:gridCol w:w="2254"/>
-        <w:gridCol w:w="2254"/>
-        <w:gridCol w:w="2254"/>
-      </w:tblGrid>
-      <w:tr>
-        <w:tc>
-          <w:tcPr>
-            <w:tcW w:w="2254" w:type="dxa"/>
-          </w:tcPr>
-          <w:p>
-            <w:r>
-              <w:t>Functional Requirements</w:t>
-            </w:r>
-          </w:p>
-        </w:tc>
-        <w:tc>
-          <w:tcPr>
-            <w:tcW w:w="2254" w:type="dxa"/>
-          </w:tcPr>
-          <w:p>
-            <w:r>
-              <w:t xml:space="preserve">User Stories </w:t>
-            </w:r>
-          </w:p>
-        </w:tc>
-        <w:tc>
-          <w:tcPr>
-            <w:tcW w:w="2254" w:type="dxa"/>
-          </w:tcPr>
-          <w:p>
-            <w:r>
-              <w:t xml:space="preserve">Justification </w:t>
-            </w:r>
-          </w:p>
-        </w:tc>
-        <w:tc>
-          <w:tcPr>
-            <w:tcW w:w="2254" w:type="dxa"/>
-          </w:tcPr>
-          <w:p>
-            <w:r>
-              <w:t>User acceptance criteria</w:t>
-            </w:r>
-          </w:p>
-        </w:tc>
-      </w:tr>
-      <w:tr>
-        <w:tc>
-          <w:tcPr>
-            <w:tcW w:w="2254" w:type="dxa"/>
-          </w:tcPr>
-          <w:p>
-            <w:r>
-              <w:t>The solution must allow users to register an account</w:t>
-            </w:r>
-          </w:p>
-        </w:tc>
-        <w:tc>
-          <w:tcPr>
-            <w:tcW w:w="2254" w:type="dxa"/>
-          </w:tcPr>
-          <w:p>
-            <w:r>
-              <w:t xml:space="preserve">As </w:t>
-            </w:r>
-            <w:r>
-              <w:t>Walter</w:t>
-            </w:r>
-            <w:r>
-              <w:t xml:space="preserve">, I would like to be able to create an account so that I can access the website to </w:t>
-            </w:r>
-            <w:r>
-              <w:t>view</w:t>
-            </w:r>
-            <w:r>
-              <w:t xml:space="preserve"> produce from local farmers. </w:t>
-            </w:r>
-          </w:p>
-          <w:p/>
-          <w:p>
-            <w:r>
-              <w:t xml:space="preserve">As Jesse, I would like to be able to create a producer account so I can post my produce for customers. </w:t>
-            </w:r>
-          </w:p>
-        </w:tc>
-        <w:tc>
-          <w:tcPr>
-            <w:tcW w:w="2254" w:type="dxa"/>
-          </w:tcPr>
-          <w:p/>
-        </w:tc>
-        <w:tc>
-          <w:tcPr>
-            <w:tcW w:w="2254" w:type="dxa"/>
-          </w:tcPr>
-          <w:p/>
-        </w:tc>
-      </w:tr>
-      <w:tr>
-        <w:tc>
-          <w:tcPr>
-            <w:tcW w:w="2254" w:type="dxa"/>
-          </w:tcPr>
-          <w:p>
-            <w:r>
-              <w:t xml:space="preserve">The solution must allow users to sign into their account </w:t>
-            </w:r>
-          </w:p>
-        </w:tc>
-        <w:tc>
-          <w:tcPr>
-            <w:tcW w:w="2254" w:type="dxa"/>
-          </w:tcPr>
-          <w:p>
-            <w:r>
-              <w:t>As</w:t>
-            </w:r>
-            <w:r>
-              <w:t xml:space="preserve"> a user</w:t>
-            </w:r>
-            <w:r>
-              <w:t>, I would like to be able to sign into my account to</w:t>
-            </w:r>
-            <w:r>
-              <w:t xml:space="preserve"> utilise its functions. </w:t>
-            </w:r>
-            <w:r>
-              <w:t xml:space="preserve"> </w:t>
-            </w:r>
-          </w:p>
-        </w:tc>
-        <w:tc>
-          <w:tcPr>
-            <w:tcW w:w="2254" w:type="dxa"/>
-          </w:tcPr>
-          <w:p/>
-        </w:tc>
-        <w:tc>
-          <w:tcPr>
-            <w:tcW w:w="2254" w:type="dxa"/>
-          </w:tcPr>
-          <w:p/>
-        </w:tc>
-      </w:tr>
-      <w:tr>
-        <w:tc>
-          <w:tcPr>
-            <w:tcW w:w="2254" w:type="dxa"/>
-          </w:tcPr>
-          <w:p>
-            <w:r>
-              <w:t>The solution must allow users to</w:t>
-            </w:r>
-            <w:r>
-              <w:t xml:space="preserve"> m</w:t>
-            </w:r>
-            <w:r>
-              <w:t>anage their accounts</w:t>
-            </w:r>
-          </w:p>
-        </w:tc>
-        <w:tc>
-          <w:tcPr>
-            <w:tcW w:w="2254" w:type="dxa"/>
-          </w:tcPr>
-          <w:p>
-            <w:r>
-              <w:t xml:space="preserve">As </w:t>
-            </w:r>
-            <w:r>
-              <w:t xml:space="preserve">Skyler, I would like to be able to manage my account to view and edit my data in an easy way. </w:t>
-            </w:r>
-          </w:p>
-          <w:p/>
-          <w:p>
-            <w:r>
-              <w:lastRenderedPageBreak/>
-              <w:t xml:space="preserve">As Jesse, I would like to be able to manage my account to post any new produce for customers to purchase. </w:t>
-            </w:r>
-          </w:p>
-        </w:tc>
-        <w:tc>
-          <w:tcPr>
-            <w:tcW w:w="2254" w:type="dxa"/>
-          </w:tcPr>
-          <w:p/>
-        </w:tc>
-        <w:tc>
-          <w:tcPr>
-            <w:tcW w:w="2254" w:type="dxa"/>
-          </w:tcPr>
-          <w:p/>
-        </w:tc>
-      </w:tr>
-      <w:tr>
-        <w:tc>
-          <w:tcPr>
-            <w:tcW w:w="2254" w:type="dxa"/>
-          </w:tcPr>
-          <w:p>
-            <w:r>
-              <w:t>The solution must allow users to</w:t>
-            </w:r>
-            <w:r>
-              <w:t xml:space="preserve"> view order history </w:t>
-            </w:r>
-          </w:p>
-        </w:tc>
-        <w:tc>
-          <w:tcPr>
-            <w:tcW w:w="2254" w:type="dxa"/>
-          </w:tcPr>
-          <w:p>
-            <w:r>
-              <w:t xml:space="preserve">As Skyler, I would like to be able to view my order history to see previous costs and find products I have previously purchased and enjoyed. </w:t>
-            </w:r>
-          </w:p>
-        </w:tc>
-        <w:tc>
-          <w:tcPr>
-            <w:tcW w:w="2254" w:type="dxa"/>
-          </w:tcPr>
-          <w:p/>
-        </w:tc>
-        <w:tc>
-          <w:tcPr>
-            <w:tcW w:w="2254" w:type="dxa"/>
-          </w:tcPr>
-          <w:p/>
-        </w:tc>
-      </w:tr>
-      <w:tr>
-        <w:tc>
-          <w:tcPr>
-            <w:tcW w:w="2254" w:type="dxa"/>
-          </w:tcPr>
-          <w:p>
-            <w:r>
-              <w:t xml:space="preserve">The solution must </w:t>
-            </w:r>
-            <w:r>
-              <w:t>provide</w:t>
-            </w:r>
-            <w:r>
-              <w:t xml:space="preserve"> </w:t>
-            </w:r>
-            <w:r>
-              <w:t>producers with a dashboard</w:t>
-            </w:r>
-            <w:r>
-              <w:t xml:space="preserve"> area</w:t>
-            </w:r>
-          </w:p>
-          <w:p/>
-        </w:tc>
-        <w:tc>
-          <w:tcPr>
-            <w:tcW w:w="2254" w:type="dxa"/>
-          </w:tcPr>
-          <w:p>
-            <w:r>
-              <w:t xml:space="preserve">As Jesse, I want an area to manage the stock levels of my products as well as edit details about products as well as view and confirm customer orders. </w:t>
-            </w:r>
-          </w:p>
-        </w:tc>
-        <w:tc>
-          <w:tcPr>
-            <w:tcW w:w="2254" w:type="dxa"/>
-          </w:tcPr>
-          <w:p/>
-        </w:tc>
-        <w:tc>
-          <w:tcPr>
-            <w:tcW w:w="2254" w:type="dxa"/>
-          </w:tcPr>
-          <w:p/>
-        </w:tc>
-      </w:tr>
-      <w:tr>
-        <w:tc>
-          <w:tcPr>
-            <w:tcW w:w="2254" w:type="dxa"/>
-          </w:tcPr>
-          <w:p>
-            <w:r>
-              <w:t>The solution must h</w:t>
-            </w:r>
-            <w:r>
-              <w:t>ave order management, scheduling and tracking features</w:t>
-            </w:r>
-          </w:p>
-          <w:p/>
-        </w:tc>
-        <w:tc>
-          <w:tcPr>
-            <w:tcW w:w="2254" w:type="dxa"/>
-          </w:tcPr>
-          <w:p>
-            <w:r>
-              <w:t xml:space="preserve">As Skyler, I want a way to manage my orders in case I need to cancel or delay them to better suit my schedule. </w:t>
-            </w:r>
-          </w:p>
-        </w:tc>
-        <w:tc>
-          <w:tcPr>
-            <w:tcW w:w="2254" w:type="dxa"/>
-          </w:tcPr>
-          <w:p/>
-        </w:tc>
-        <w:tc>
-          <w:tcPr>
-            <w:tcW w:w="2254" w:type="dxa"/>
-          </w:tcPr>
-          <w:p/>
-        </w:tc>
-      </w:tr>
-      <w:tr>
-        <w:tc>
-          <w:tcPr>
-            <w:tcW w:w="2254" w:type="dxa"/>
-          </w:tcPr>
-          <w:p>
-            <w:r>
-              <w:t>The solution must h</w:t>
-            </w:r>
-            <w:r>
-              <w:t>ave a loyalty scheme that provides discounts and special offers to returning users</w:t>
-            </w:r>
-          </w:p>
-          <w:p/>
-        </w:tc>
-        <w:tc>
-          <w:tcPr>
-            <w:tcW w:w="2254" w:type="dxa"/>
-          </w:tcPr>
-          <w:p>
-            <w:r>
-              <w:t xml:space="preserve">As Skyler, I would enjoy getting rewards for repeated use of Greenfield Local Hubs services, as well as being given helpful coupons as a reward. </w:t>
-            </w:r>
-          </w:p>
-          <w:p/>
-          <w:p>
-            <w:r>
-              <w:t xml:space="preserve">As Jesse, I would benefit from a customer loyalty scheme as it would entice people to buy my produce. </w:t>
-            </w:r>
-          </w:p>
-        </w:tc>
-        <w:tc>
-          <w:tcPr>
-            <w:tcW w:w="2254" w:type="dxa"/>
-          </w:tcPr>
-          <w:p/>
-        </w:tc>
-        <w:tc>
-          <w:tcPr>
-            <w:tcW w:w="2254" w:type="dxa"/>
-          </w:tcPr>
-          <w:p/>
-        </w:tc>
-      </w:tr>
-      <w:tr>
-        <w:tc>
-          <w:tcPr>
-            <w:tcW w:w="2254" w:type="dxa"/>
-          </w:tcPr>
-          <w:p>
-            <w:r>
-              <w:t>The solution must p</w:t>
-            </w:r>
-            <w:r>
-              <w:t>rovide information about the producers, their methods and the benefits of buying locally</w:t>
-            </w:r>
-          </w:p>
-        </w:tc>
-        <w:tc>
-          <w:tcPr>
-            <w:tcW w:w="2254" w:type="dxa"/>
-          </w:tcPr>
-          <w:p>
-            <w:r>
-              <w:t xml:space="preserve">As Walter, I would like to be able to view information about producers to see what producers sell products I may like. </w:t>
-            </w:r>
-          </w:p>
-          <w:p/>
-          <w:p>
-            <w:r>
-              <w:t xml:space="preserve">As Jesse, I would like customers to be told the benefits of buying </w:t>
-            </w:r>
-            <w:r>
-              <w:lastRenderedPageBreak/>
-              <w:t xml:space="preserve">locally as it would encourage more people to buy from me. </w:t>
-            </w:r>
-          </w:p>
-        </w:tc>
-        <w:tc>
-          <w:tcPr>
-            <w:tcW w:w="2254" w:type="dxa"/>
-          </w:tcPr>
-          <w:p/>
-        </w:tc>
-        <w:tc>
-          <w:tcPr>
-            <w:tcW w:w="2254" w:type="dxa"/>
-          </w:tcPr>
-          <w:p/>
-        </w:tc>
-      </w:tr>
-      <w:tr>
-        <w:tc>
-          <w:tcPr>
-            <w:tcW w:w="2254" w:type="dxa"/>
-          </w:tcPr>
-          <w:p>
-            <w:r>
-              <w:t xml:space="preserve">The solution must allow users to </w:t>
-            </w:r>
-            <w:r>
-              <w:t>v</w:t>
-            </w:r>
-            <w:r>
-              <w:t>iew products with transparent pricing and availability</w:t>
-            </w:r>
-          </w:p>
-        </w:tc>
-        <w:tc>
-          <w:tcPr>
-            <w:tcW w:w="2254" w:type="dxa"/>
-          </w:tcPr>
-          <w:p>
-            <w:r>
-              <w:t xml:space="preserve">As Walter, I would like to be able to see the pricing of </w:t>
-            </w:r>
-            <w:r>
-              <w:t xml:space="preserve">products I am interested in so that I know I am getting value out of my money, and to make sure that I can afford to purchase the products. </w:t>
-            </w:r>
-          </w:p>
-        </w:tc>
-        <w:tc>
-          <w:tcPr>
-            <w:tcW w:w="2254" w:type="dxa"/>
-          </w:tcPr>
-          <w:p/>
-        </w:tc>
-        <w:tc>
-          <w:tcPr>
-            <w:tcW w:w="2254" w:type="dxa"/>
-          </w:tcPr>
-          <w:p/>
-        </w:tc>
-      </w:tr>
-      <w:tr>
-        <w:tc>
-          <w:tcPr>
-            <w:tcW w:w="2254" w:type="dxa"/>
-          </w:tcPr>
-          <w:p>
-            <w:r>
-              <w:t xml:space="preserve">The solution must allow users to </w:t>
-            </w:r>
-            <w:r>
-              <w:t>p</w:t>
-            </w:r>
-            <w:r>
-              <w:t xml:space="preserve">lace orders for collection or delivery </w:t>
-            </w:r>
-          </w:p>
-          <w:p/>
-        </w:tc>
-        <w:tc>
-          <w:tcPr>
-            <w:tcW w:w="2254" w:type="dxa"/>
-          </w:tcPr>
-          <w:p>
-            <w:r>
-              <w:t xml:space="preserve">As Skyler, I would like to place orders for delivery to my home as I live relatively far from </w:t>
-            </w:r>
-            <w:r>
-              <w:t xml:space="preserve">the retail outlet but still enjoy the products. </w:t>
-            </w:r>
-          </w:p>
-          <w:p/>
-          <w:p>
-            <w:r>
-              <w:t xml:space="preserve">As Walter, I would like to be able to place an order for collection so I can choose what produce I would like before going to the outlet.  </w:t>
-            </w:r>
-          </w:p>
-        </w:tc>
-        <w:tc>
-          <w:tcPr>
-            <w:tcW w:w="2254" w:type="dxa"/>
-          </w:tcPr>
-          <w:p/>
-        </w:tc>
-        <w:tc>
-          <w:tcPr>
-            <w:tcW w:w="2254" w:type="dxa"/>
-          </w:tcPr>
-          <w:p/>
-        </w:tc>
-      </w:tr>
-      <w:tr>
-        <w:tc>
-          <w:tcPr>
-            <w:tcW w:w="2254" w:type="dxa"/>
-          </w:tcPr>
-          <w:p>
-            <w:r>
-              <w:t>The solution must p</w:t>
-            </w:r>
-            <w:r>
-              <w:t>rovide accessibility features to support a wide range of users</w:t>
-            </w:r>
-          </w:p>
-          <w:p/>
-        </w:tc>
-        <w:tc>
-          <w:tcPr>
-            <w:tcW w:w="2254" w:type="dxa"/>
-          </w:tcPr>
-          <w:p>
-            <w:r>
-              <w:t xml:space="preserve">As a user with accessibility needs, I would like to have features that make it easier to use the web application so that I do not struggle when attempting to read the information on the web pages. </w:t>
-            </w:r>
-          </w:p>
-        </w:tc>
-        <w:tc>
-          <w:tcPr>
-            <w:tcW w:w="2254" w:type="dxa"/>
-          </w:tcPr>
-          <w:p>
-            <w:r>
-              <w:t xml:space="preserve">By including accessibility features, the site would </w:t>
-            </w:r>
-            <w:r>
-              <w:t xml:space="preserve">be giving users an opportunity to enhance and change their experience in multiple ways in order to better suit their needs. This ensures that the solution complies with the WCAG and W3Cs accessibility standards. Meaning that the site can be used by more users which would increase the sites traffic as well as the company’s potential customers. </w:t>
-            </w:r>
-          </w:p>
-        </w:tc>
-        <w:tc>
-          <w:tcPr>
-            <w:tcW w:w="2254" w:type="dxa"/>
-          </w:tcPr>
-          <w:p/>
-        </w:tc>
-      </w:tr>
-    </w:tbl>
-    <w:p/>
-    <w:p>
-      <w:pPr>
-        <w:pStyle w:val="Heading1"/>
-      </w:pPr>
-      <w:bookmarkStart w:id="11" w:name="_Toc223960501"/>
-      <w:r>
-        <w:lastRenderedPageBreak/>
-        <w:t>Non-functional requirements</w:t>
-      </w:r>
-      <w:bookmarkEnd w:id="11"/>
-    </w:p>
-    <w:tbl>
-      <w:tblPr>
-        <w:tblStyle w:val="TableGrid"/>
-        <w:tblW w:w="9067" w:type="dxa"/>
-        <w:tblLook w:val="04A0" w:firstRow="1" w:lastRow="0" w:firstColumn="1" w:lastColumn="0" w:noHBand="0" w:noVBand="1"/>
-      </w:tblPr>
-      <w:tblGrid>
-        <w:gridCol w:w="2972"/>
-        <w:gridCol w:w="3119"/>
-        <w:gridCol w:w="2976"/>
+        <w:gridCol w:w="2744"/>
+        <w:gridCol w:w="2744"/>
+        <w:gridCol w:w="2748"/>
       </w:tblGrid>
       <w:tr>
         <w:trPr>
@@ -2947,7 +3277,7 @@
         </w:trPr>
         <w:tc>
           <w:tcPr>
-            <w:tcW w:w="9067" w:type="dxa"/>
+            <w:tcW w:w="8236" w:type="dxa"/>
             <w:gridSpan w:val="3"/>
             <w:tcBorders>
               <w:top w:val="single" w:sz="4" w:space="0" w:color="auto"/>
@@ -2959,6 +3289,7 @@
           </w:tcPr>
           <w:p>
             <w:pPr>
+              <w:spacing w:after="160" w:line="278" w:lineRule="auto"/>
               <w:jc w:val="center"/>
               <w:rPr>
                 <w:b/>
@@ -2969,8 +3300,6 @@
               <w:rPr>
                 <w:b/>
                 <w:bCs/>
-                <w:sz w:val="32"/>
-                <w:szCs w:val="32"/>
               </w:rPr>
               <w:t>Performance</w:t>
             </w:r>
@@ -2983,7 +3312,7 @@
         </w:trPr>
         <w:tc>
           <w:tcPr>
-            <w:tcW w:w="2972" w:type="dxa"/>
+            <w:tcW w:w="2744" w:type="dxa"/>
             <w:tcBorders>
               <w:top w:val="single" w:sz="4" w:space="0" w:color="auto"/>
               <w:left w:val="single" w:sz="4" w:space="0" w:color="auto"/>
@@ -2993,14 +3322,18 @@
             <w:hideMark/>
           </w:tcPr>
           <w:p>
-            <w:r>
+            <w:pPr>
+              <w:spacing w:after="160" w:line="278" w:lineRule="auto"/>
+            </w:pPr>
+            <w:r>
+              <w:lastRenderedPageBreak/>
               <w:t>Non-Functional Requirement</w:t>
             </w:r>
           </w:p>
         </w:tc>
         <w:tc>
           <w:tcPr>
-            <w:tcW w:w="3119" w:type="dxa"/>
+            <w:tcW w:w="2744" w:type="dxa"/>
             <w:tcBorders>
               <w:top w:val="single" w:sz="4" w:space="0" w:color="auto"/>
               <w:left w:val="single" w:sz="4" w:space="0" w:color="auto"/>
@@ -3010,6 +3343,9 @@
             <w:hideMark/>
           </w:tcPr>
           <w:p>
+            <w:pPr>
+              <w:spacing w:after="160" w:line="278" w:lineRule="auto"/>
+            </w:pPr>
             <w:r>
               <w:t>Justification</w:t>
             </w:r>
@@ -3017,7 +3353,7 @@
         </w:tc>
         <w:tc>
           <w:tcPr>
-            <w:tcW w:w="2976" w:type="dxa"/>
+            <w:tcW w:w="2748" w:type="dxa"/>
             <w:tcBorders>
               <w:top w:val="single" w:sz="4" w:space="0" w:color="auto"/>
               <w:left w:val="single" w:sz="4" w:space="0" w:color="auto"/>
@@ -3027,6 +3363,9 @@
             <w:hideMark/>
           </w:tcPr>
           <w:p>
+            <w:pPr>
+              <w:spacing w:after="160" w:line="278" w:lineRule="auto"/>
+            </w:pPr>
             <w:r>
               <w:t>KPI</w:t>
             </w:r>
@@ -3039,52 +3378,96 @@
         </w:trPr>
         <w:tc>
           <w:tcPr>
-            <w:tcW w:w="2972" w:type="dxa"/>
-            <w:tcBorders>
-              <w:top w:val="single" w:sz="4" w:space="0" w:color="auto"/>
-              <w:left w:val="single" w:sz="4" w:space="0" w:color="auto"/>
-              <w:bottom w:val="single" w:sz="4" w:space="0" w:color="auto"/>
-              <w:right w:val="single" w:sz="4" w:space="0" w:color="auto"/>
-            </w:tcBorders>
-          </w:tcPr>
-          <w:p>
-            <w:r>
-              <w:t>The solution should have fast load speeds</w:t>
-            </w:r>
-          </w:p>
-        </w:tc>
-        <w:tc>
-          <w:tcPr>
-            <w:tcW w:w="3119" w:type="dxa"/>
-            <w:tcBorders>
-              <w:top w:val="single" w:sz="4" w:space="0" w:color="auto"/>
-              <w:left w:val="single" w:sz="4" w:space="0" w:color="auto"/>
-              <w:bottom w:val="single" w:sz="4" w:space="0" w:color="auto"/>
-              <w:right w:val="single" w:sz="4" w:space="0" w:color="auto"/>
-            </w:tcBorders>
-          </w:tcPr>
-          <w:p>
-            <w:r>
-              <w:t>Even minor delays can cause a user to become less interested in the web application, causing them to leave the site and use a competing website</w:t>
-            </w:r>
-            <w:r>
-              <w:t xml:space="preserve">, fast load times will mitigate this risk by ensuring the solution meets industry standards, making it competitive with other brands, and improving user experience. </w:t>
-            </w:r>
-          </w:p>
-        </w:tc>
-        <w:tc>
-          <w:tcPr>
-            <w:tcW w:w="2976" w:type="dxa"/>
-            <w:tcBorders>
-              <w:top w:val="single" w:sz="4" w:space="0" w:color="auto"/>
-              <w:left w:val="single" w:sz="4" w:space="0" w:color="auto"/>
-              <w:bottom w:val="single" w:sz="4" w:space="0" w:color="auto"/>
-              <w:right w:val="single" w:sz="4" w:space="0" w:color="auto"/>
-            </w:tcBorders>
-          </w:tcPr>
-          <w:p>
-            <w:r>
-              <w:t xml:space="preserve">All pages should load within or under 2 seconds. </w:t>
+            <w:tcW w:w="2744" w:type="dxa"/>
+            <w:tcBorders>
+              <w:top w:val="single" w:sz="4" w:space="0" w:color="auto"/>
+              <w:left w:val="single" w:sz="4" w:space="0" w:color="auto"/>
+              <w:bottom w:val="single" w:sz="4" w:space="0" w:color="auto"/>
+              <w:right w:val="single" w:sz="4" w:space="0" w:color="auto"/>
+            </w:tcBorders>
+          </w:tcPr>
+          <w:p>
+            <w:pPr>
+              <w:spacing w:after="160" w:line="278" w:lineRule="auto"/>
+            </w:pPr>
+            <w:r>
+              <w:t>The solution should have a consistent and efficient load time</w:t>
+            </w:r>
+          </w:p>
+        </w:tc>
+        <w:tc>
+          <w:tcPr>
+            <w:tcW w:w="2744" w:type="dxa"/>
+            <w:tcBorders>
+              <w:top w:val="single" w:sz="4" w:space="0" w:color="auto"/>
+              <w:left w:val="single" w:sz="4" w:space="0" w:color="auto"/>
+              <w:bottom w:val="single" w:sz="4" w:space="0" w:color="auto"/>
+              <w:right w:val="single" w:sz="4" w:space="0" w:color="auto"/>
+            </w:tcBorders>
+          </w:tcPr>
+          <w:p>
+            <w:pPr>
+              <w:pStyle w:val="ListParagraph"/>
+              <w:numPr>
+                <w:ilvl w:val="0"/>
+                <w:numId w:val="2"/>
+              </w:numPr>
+            </w:pPr>
+            <w:r>
+              <w:t xml:space="preserve">Users </w:t>
+            </w:r>
+            <w:r>
+              <w:t xml:space="preserve">may have low </w:t>
+            </w:r>
+            <w:r>
+              <w:t>patience and would not want to wait a long time for pages to load</w:t>
+            </w:r>
+          </w:p>
+          <w:p>
+            <w:pPr>
+              <w:pStyle w:val="ListParagraph"/>
+              <w:numPr>
+                <w:ilvl w:val="0"/>
+                <w:numId w:val="2"/>
+              </w:numPr>
+            </w:pPr>
+            <w:r>
+              <w:t>Industry standard</w:t>
+            </w:r>
+          </w:p>
+        </w:tc>
+        <w:tc>
+          <w:tcPr>
+            <w:tcW w:w="2748" w:type="dxa"/>
+            <w:tcBorders>
+              <w:top w:val="single" w:sz="4" w:space="0" w:color="auto"/>
+              <w:left w:val="single" w:sz="4" w:space="0" w:color="auto"/>
+              <w:bottom w:val="single" w:sz="4" w:space="0" w:color="auto"/>
+              <w:right w:val="single" w:sz="4" w:space="0" w:color="auto"/>
+            </w:tcBorders>
+          </w:tcPr>
+          <w:p>
+            <w:pPr>
+              <w:pStyle w:val="ListParagraph"/>
+              <w:numPr>
+                <w:ilvl w:val="0"/>
+                <w:numId w:val="3"/>
+              </w:numPr>
+            </w:pPr>
+            <w:r>
+              <w:t>All pages should load within 15ms</w:t>
+            </w:r>
+          </w:p>
+          <w:p>
+            <w:pPr>
+              <w:pStyle w:val="ListParagraph"/>
+              <w:numPr>
+                <w:ilvl w:val="0"/>
+                <w:numId w:val="3"/>
+              </w:numPr>
+            </w:pPr>
+            <w:r>
+              <w:t>Over a large span of time, the load speed doesn’t drop below the 15ms target</w:t>
             </w:r>
           </w:p>
         </w:tc>
@@ -3095,49 +3478,63 @@
         </w:trPr>
         <w:tc>
           <w:tcPr>
-            <w:tcW w:w="2972" w:type="dxa"/>
-            <w:tcBorders>
-              <w:top w:val="single" w:sz="4" w:space="0" w:color="auto"/>
-              <w:left w:val="single" w:sz="4" w:space="0" w:color="auto"/>
-              <w:bottom w:val="single" w:sz="4" w:space="0" w:color="auto"/>
-              <w:right w:val="single" w:sz="4" w:space="0" w:color="auto"/>
-            </w:tcBorders>
-          </w:tcPr>
-          <w:p>
-            <w:r>
-              <w:t xml:space="preserve">Any videos or images should load quickly once a page is loaded. </w:t>
-            </w:r>
-          </w:p>
-        </w:tc>
-        <w:tc>
-          <w:tcPr>
-            <w:tcW w:w="3119" w:type="dxa"/>
-            <w:tcBorders>
-              <w:top w:val="single" w:sz="4" w:space="0" w:color="auto"/>
-              <w:left w:val="single" w:sz="4" w:space="0" w:color="auto"/>
-              <w:bottom w:val="single" w:sz="4" w:space="0" w:color="auto"/>
-              <w:right w:val="single" w:sz="4" w:space="0" w:color="auto"/>
-            </w:tcBorders>
-          </w:tcPr>
-          <w:p>
-            <w:r>
-              <w:t xml:space="preserve">Users will expect fast load times as most competing sites would be up to industry standard, so to meet those same standards, the solution will offer fast load speeds for any media within the site. This will reduce the risk of a user becoming frustrated with slow load times, which may cause them to exit the site. </w:t>
-            </w:r>
-          </w:p>
-        </w:tc>
-        <w:tc>
-          <w:tcPr>
-            <w:tcW w:w="2976" w:type="dxa"/>
-            <w:tcBorders>
-              <w:top w:val="single" w:sz="4" w:space="0" w:color="auto"/>
-              <w:left w:val="single" w:sz="4" w:space="0" w:color="auto"/>
-              <w:bottom w:val="single" w:sz="4" w:space="0" w:color="auto"/>
-              <w:right w:val="single" w:sz="4" w:space="0" w:color="auto"/>
-            </w:tcBorders>
-          </w:tcPr>
-          <w:p>
-            <w:r>
-              <w:t xml:space="preserve">Images and videos should within or under 5 seconds. </w:t>
+            <w:tcW w:w="2744" w:type="dxa"/>
+            <w:tcBorders>
+              <w:top w:val="single" w:sz="4" w:space="0" w:color="auto"/>
+              <w:left w:val="single" w:sz="4" w:space="0" w:color="auto"/>
+              <w:bottom w:val="single" w:sz="4" w:space="0" w:color="auto"/>
+              <w:right w:val="single" w:sz="4" w:space="0" w:color="auto"/>
+            </w:tcBorders>
+          </w:tcPr>
+          <w:p>
+            <w:r>
+              <w:t>The solution should have no issues with latency</w:t>
+            </w:r>
+          </w:p>
+        </w:tc>
+        <w:tc>
+          <w:tcPr>
+            <w:tcW w:w="2744" w:type="dxa"/>
+            <w:tcBorders>
+              <w:top w:val="single" w:sz="4" w:space="0" w:color="auto"/>
+              <w:left w:val="single" w:sz="4" w:space="0" w:color="auto"/>
+              <w:bottom w:val="single" w:sz="4" w:space="0" w:color="auto"/>
+              <w:right w:val="single" w:sz="4" w:space="0" w:color="auto"/>
+            </w:tcBorders>
+          </w:tcPr>
+          <w:p>
+            <w:pPr>
+              <w:pStyle w:val="ListParagraph"/>
+              <w:numPr>
+                <w:ilvl w:val="0"/>
+                <w:numId w:val="2"/>
+              </w:numPr>
+            </w:pPr>
+            <w:r>
+              <w:t>The users would not want pages stuttering as to reduce delay</w:t>
+            </w:r>
+          </w:p>
+        </w:tc>
+        <w:tc>
+          <w:tcPr>
+            <w:tcW w:w="2748" w:type="dxa"/>
+            <w:tcBorders>
+              <w:top w:val="single" w:sz="4" w:space="0" w:color="auto"/>
+              <w:left w:val="single" w:sz="4" w:space="0" w:color="auto"/>
+              <w:bottom w:val="single" w:sz="4" w:space="0" w:color="auto"/>
+              <w:right w:val="single" w:sz="4" w:space="0" w:color="auto"/>
+            </w:tcBorders>
+          </w:tcPr>
+          <w:p>
+            <w:pPr>
+              <w:pStyle w:val="ListParagraph"/>
+              <w:numPr>
+                <w:ilvl w:val="0"/>
+                <w:numId w:val="14"/>
+              </w:numPr>
+            </w:pPr>
+            <w:r>
+              <w:t>There should be no complaints over latency issues</w:t>
             </w:r>
           </w:p>
         </w:tc>
@@ -3148,7 +3545,7 @@
         </w:trPr>
         <w:tc>
           <w:tcPr>
-            <w:tcW w:w="9067" w:type="dxa"/>
+            <w:tcW w:w="8236" w:type="dxa"/>
             <w:gridSpan w:val="3"/>
             <w:tcBorders>
               <w:top w:val="single" w:sz="4" w:space="0" w:color="auto"/>
@@ -3160,6 +3557,7 @@
           </w:tcPr>
           <w:p>
             <w:pPr>
+              <w:spacing w:after="160" w:line="278" w:lineRule="auto"/>
               <w:jc w:val="center"/>
               <w:rPr>
                 <w:b/>
@@ -3170,8 +3568,6 @@
               <w:rPr>
                 <w:b/>
                 <w:bCs/>
-                <w:sz w:val="32"/>
-                <w:szCs w:val="32"/>
               </w:rPr>
               <w:t>Security</w:t>
             </w:r>
@@ -3184,7 +3580,7 @@
         </w:trPr>
         <w:tc>
           <w:tcPr>
-            <w:tcW w:w="2972" w:type="dxa"/>
+            <w:tcW w:w="2744" w:type="dxa"/>
             <w:tcBorders>
               <w:top w:val="single" w:sz="4" w:space="0" w:color="auto"/>
               <w:left w:val="single" w:sz="4" w:space="0" w:color="auto"/>
@@ -3194,6 +3590,9 @@
             <w:hideMark/>
           </w:tcPr>
           <w:p>
+            <w:pPr>
+              <w:spacing w:after="160" w:line="278" w:lineRule="auto"/>
+            </w:pPr>
             <w:r>
               <w:t>Non-Functional Requirement</w:t>
             </w:r>
@@ -3201,7 +3600,7 @@
         </w:tc>
         <w:tc>
           <w:tcPr>
-            <w:tcW w:w="3119" w:type="dxa"/>
+            <w:tcW w:w="2744" w:type="dxa"/>
             <w:tcBorders>
               <w:top w:val="single" w:sz="4" w:space="0" w:color="auto"/>
               <w:left w:val="single" w:sz="4" w:space="0" w:color="auto"/>
@@ -3211,6 +3610,9 @@
             <w:hideMark/>
           </w:tcPr>
           <w:p>
+            <w:pPr>
+              <w:spacing w:after="160" w:line="278" w:lineRule="auto"/>
+            </w:pPr>
             <w:r>
               <w:t>Justification</w:t>
             </w:r>
@@ -3218,7 +3620,7 @@
         </w:tc>
         <w:tc>
           <w:tcPr>
-            <w:tcW w:w="2976" w:type="dxa"/>
+            <w:tcW w:w="2748" w:type="dxa"/>
             <w:tcBorders>
               <w:top w:val="single" w:sz="4" w:space="0" w:color="auto"/>
               <w:left w:val="single" w:sz="4" w:space="0" w:color="auto"/>
@@ -3228,6 +3630,9 @@
             <w:hideMark/>
           </w:tcPr>
           <w:p>
+            <w:pPr>
+              <w:spacing w:after="160" w:line="278" w:lineRule="auto"/>
+            </w:pPr>
             <w:r>
               <w:t>KPI</w:t>
             </w:r>
@@ -3240,55 +3645,66 @@
         </w:trPr>
         <w:tc>
           <w:tcPr>
-            <w:tcW w:w="2972" w:type="dxa"/>
-            <w:tcBorders>
-              <w:top w:val="single" w:sz="4" w:space="0" w:color="auto"/>
-              <w:left w:val="single" w:sz="4" w:space="0" w:color="auto"/>
-              <w:bottom w:val="single" w:sz="4" w:space="0" w:color="auto"/>
-              <w:right w:val="single" w:sz="4" w:space="0" w:color="auto"/>
-            </w:tcBorders>
-          </w:tcPr>
-          <w:p>
-            <w:r>
-              <w:t xml:space="preserve">The solution must use secure data protection methods </w:t>
-            </w:r>
-          </w:p>
-        </w:tc>
-        <w:tc>
-          <w:tcPr>
-            <w:tcW w:w="3119" w:type="dxa"/>
-            <w:tcBorders>
-              <w:top w:val="single" w:sz="4" w:space="0" w:color="auto"/>
-              <w:left w:val="single" w:sz="4" w:space="0" w:color="auto"/>
-              <w:bottom w:val="single" w:sz="4" w:space="0" w:color="auto"/>
-              <w:right w:val="single" w:sz="4" w:space="0" w:color="auto"/>
-            </w:tcBorders>
-          </w:tcPr>
-          <w:p>
-            <w:r>
-              <w:t xml:space="preserve">This helps the website to comply with </w:t>
-            </w:r>
-            <w:r>
-              <w:t>various data protection laws such as the Data Protection Act (DPA) and GDPR, while also keeping user data secure and mitigating the risk of data being interpreted by attackers, allowing the company to grow much larger.</w:t>
-            </w:r>
-          </w:p>
-        </w:tc>
-        <w:tc>
-          <w:tcPr>
-            <w:tcW w:w="2976" w:type="dxa"/>
-            <w:tcBorders>
-              <w:top w:val="single" w:sz="4" w:space="0" w:color="auto"/>
-              <w:left w:val="single" w:sz="4" w:space="0" w:color="auto"/>
-              <w:bottom w:val="single" w:sz="4" w:space="0" w:color="auto"/>
-              <w:right w:val="single" w:sz="4" w:space="0" w:color="auto"/>
-            </w:tcBorders>
-          </w:tcPr>
-          <w:p>
-            <w:r>
-              <w:t>All user data and login information should be stored as encrypted files</w:t>
-            </w:r>
-            <w:r>
-              <w:t xml:space="preserve">, using a secure hashing algorithm. </w:t>
+            <w:tcW w:w="2744" w:type="dxa"/>
+            <w:tcBorders>
+              <w:top w:val="single" w:sz="4" w:space="0" w:color="auto"/>
+              <w:left w:val="single" w:sz="4" w:space="0" w:color="auto"/>
+              <w:bottom w:val="single" w:sz="4" w:space="0" w:color="auto"/>
+              <w:right w:val="single" w:sz="4" w:space="0" w:color="auto"/>
+            </w:tcBorders>
+          </w:tcPr>
+          <w:p>
+            <w:pPr>
+              <w:spacing w:after="160" w:line="278" w:lineRule="auto"/>
+            </w:pPr>
+            <w:r>
+              <w:t>The solution should keep user data encrypted</w:t>
+            </w:r>
+          </w:p>
+        </w:tc>
+        <w:tc>
+          <w:tcPr>
+            <w:tcW w:w="2744" w:type="dxa"/>
+            <w:tcBorders>
+              <w:top w:val="single" w:sz="4" w:space="0" w:color="auto"/>
+              <w:left w:val="single" w:sz="4" w:space="0" w:color="auto"/>
+              <w:bottom w:val="single" w:sz="4" w:space="0" w:color="auto"/>
+              <w:right w:val="single" w:sz="4" w:space="0" w:color="auto"/>
+            </w:tcBorders>
+          </w:tcPr>
+          <w:p>
+            <w:pPr>
+              <w:pStyle w:val="ListParagraph"/>
+              <w:numPr>
+                <w:ilvl w:val="0"/>
+                <w:numId w:val="2"/>
+              </w:numPr>
+            </w:pPr>
+            <w:r>
+              <w:t>The solution should be secure so that customer data is not at risk of being accessed without a security key</w:t>
+            </w:r>
+          </w:p>
+        </w:tc>
+        <w:tc>
+          <w:tcPr>
+            <w:tcW w:w="2748" w:type="dxa"/>
+            <w:tcBorders>
+              <w:top w:val="single" w:sz="4" w:space="0" w:color="auto"/>
+              <w:left w:val="single" w:sz="4" w:space="0" w:color="auto"/>
+              <w:bottom w:val="single" w:sz="4" w:space="0" w:color="auto"/>
+              <w:right w:val="single" w:sz="4" w:space="0" w:color="auto"/>
+            </w:tcBorders>
+          </w:tcPr>
+          <w:p>
+            <w:pPr>
+              <w:pStyle w:val="ListParagraph"/>
+              <w:numPr>
+                <w:ilvl w:val="0"/>
+                <w:numId w:val="4"/>
+              </w:numPr>
+            </w:pPr>
+            <w:r>
+              <w:t>No reports of breaches of customer information within 3 years</w:t>
             </w:r>
           </w:p>
         </w:tc>
@@ -3299,56 +3715,113 @@
         </w:trPr>
         <w:tc>
           <w:tcPr>
-            <w:tcW w:w="2972" w:type="dxa"/>
-            <w:tcBorders>
-              <w:top w:val="single" w:sz="4" w:space="0" w:color="auto"/>
-              <w:left w:val="single" w:sz="4" w:space="0" w:color="auto"/>
-              <w:bottom w:val="single" w:sz="4" w:space="0" w:color="auto"/>
-              <w:right w:val="single" w:sz="4" w:space="0" w:color="auto"/>
-            </w:tcBorders>
-          </w:tcPr>
-          <w:p>
-            <w:r>
-              <w:t>The solution should include role-based authentication</w:t>
-            </w:r>
-          </w:p>
-        </w:tc>
-        <w:tc>
-          <w:tcPr>
-            <w:tcW w:w="3119" w:type="dxa"/>
-            <w:tcBorders>
-              <w:top w:val="single" w:sz="4" w:space="0" w:color="auto"/>
-              <w:left w:val="single" w:sz="4" w:space="0" w:color="auto"/>
-              <w:bottom w:val="single" w:sz="4" w:space="0" w:color="auto"/>
-              <w:right w:val="single" w:sz="4" w:space="0" w:color="auto"/>
-            </w:tcBorders>
-          </w:tcPr>
-          <w:p>
-            <w:r>
-              <w:t xml:space="preserve">By only allowing users to access their own data, the solution is complying with the data protection laws and regulations like </w:t>
-            </w:r>
-            <w:r>
-              <w:t>the Data Protection Act and GDPR</w:t>
-            </w:r>
-            <w:r>
-              <w:t xml:space="preserve"> as it keeps data private and confidential, reducing the risk of user data getting leaked by unauthorised personnel. </w:t>
-            </w:r>
-          </w:p>
-        </w:tc>
-        <w:tc>
-          <w:tcPr>
-            <w:tcW w:w="2976" w:type="dxa"/>
-            <w:tcBorders>
-              <w:top w:val="single" w:sz="4" w:space="0" w:color="auto"/>
-              <w:left w:val="single" w:sz="4" w:space="0" w:color="auto"/>
-              <w:bottom w:val="single" w:sz="4" w:space="0" w:color="auto"/>
-              <w:right w:val="single" w:sz="4" w:space="0" w:color="auto"/>
-            </w:tcBorders>
-          </w:tcPr>
-          <w:p>
-            <w:r>
-              <w:t xml:space="preserve">All user data should only be accessible for specific authorised accounts. </w:t>
-            </w:r>
+            <w:tcW w:w="2744" w:type="dxa"/>
+            <w:tcBorders>
+              <w:top w:val="single" w:sz="4" w:space="0" w:color="auto"/>
+              <w:left w:val="single" w:sz="4" w:space="0" w:color="auto"/>
+              <w:bottom w:val="single" w:sz="4" w:space="0" w:color="auto"/>
+              <w:right w:val="single" w:sz="4" w:space="0" w:color="auto"/>
+            </w:tcBorders>
+          </w:tcPr>
+          <w:p>
+            <w:r>
+              <w:t xml:space="preserve">The solution should follow DPA and GDPR standards. </w:t>
+            </w:r>
+          </w:p>
+        </w:tc>
+        <w:tc>
+          <w:tcPr>
+            <w:tcW w:w="2744" w:type="dxa"/>
+            <w:tcBorders>
+              <w:top w:val="single" w:sz="4" w:space="0" w:color="auto"/>
+              <w:left w:val="single" w:sz="4" w:space="0" w:color="auto"/>
+              <w:bottom w:val="single" w:sz="4" w:space="0" w:color="auto"/>
+              <w:right w:val="single" w:sz="4" w:space="0" w:color="auto"/>
+            </w:tcBorders>
+          </w:tcPr>
+          <w:p>
+            <w:pPr>
+              <w:pStyle w:val="ListParagraph"/>
+              <w:numPr>
+                <w:ilvl w:val="0"/>
+                <w:numId w:val="2"/>
+              </w:numPr>
+            </w:pPr>
+            <w:r>
+              <w:t>Industry standards</w:t>
+            </w:r>
+          </w:p>
+        </w:tc>
+        <w:tc>
+          <w:tcPr>
+            <w:tcW w:w="2748" w:type="dxa"/>
+            <w:tcBorders>
+              <w:top w:val="single" w:sz="4" w:space="0" w:color="auto"/>
+              <w:left w:val="single" w:sz="4" w:space="0" w:color="auto"/>
+              <w:bottom w:val="single" w:sz="4" w:space="0" w:color="auto"/>
+              <w:right w:val="single" w:sz="4" w:space="0" w:color="auto"/>
+            </w:tcBorders>
+          </w:tcPr>
+          <w:p>
+            <w:pPr>
+              <w:pStyle w:val="ListParagraph"/>
+              <w:numPr>
+                <w:ilvl w:val="0"/>
+                <w:numId w:val="15"/>
+              </w:numPr>
+            </w:pPr>
+            <w:r>
+              <w:t xml:space="preserve">The solution is evaluated every month to ensure it is compliant with GDPR and DPA regulations </w:t>
+            </w:r>
+          </w:p>
+        </w:tc>
+      </w:tr>
+      <w:tr>
+        <w:trPr>
+          <w:trHeight w:val="8"/>
+        </w:trPr>
+        <w:tc>
+          <w:tcPr>
+            <w:tcW w:w="2744" w:type="dxa"/>
+            <w:tcBorders>
+              <w:top w:val="single" w:sz="4" w:space="0" w:color="auto"/>
+              <w:left w:val="single" w:sz="4" w:space="0" w:color="auto"/>
+              <w:bottom w:val="single" w:sz="4" w:space="0" w:color="auto"/>
+              <w:right w:val="single" w:sz="4" w:space="0" w:color="auto"/>
+            </w:tcBorders>
+          </w:tcPr>
+          <w:p/>
+        </w:tc>
+        <w:tc>
+          <w:tcPr>
+            <w:tcW w:w="2744" w:type="dxa"/>
+            <w:tcBorders>
+              <w:top w:val="single" w:sz="4" w:space="0" w:color="auto"/>
+              <w:left w:val="single" w:sz="4" w:space="0" w:color="auto"/>
+              <w:bottom w:val="single" w:sz="4" w:space="0" w:color="auto"/>
+              <w:right w:val="single" w:sz="4" w:space="0" w:color="auto"/>
+            </w:tcBorders>
+          </w:tcPr>
+          <w:p>
+            <w:pPr>
+              <w:pStyle w:val="ListParagraph"/>
+            </w:pPr>
+          </w:p>
+        </w:tc>
+        <w:tc>
+          <w:tcPr>
+            <w:tcW w:w="2748" w:type="dxa"/>
+            <w:tcBorders>
+              <w:top w:val="single" w:sz="4" w:space="0" w:color="auto"/>
+              <w:left w:val="single" w:sz="4" w:space="0" w:color="auto"/>
+              <w:bottom w:val="single" w:sz="4" w:space="0" w:color="auto"/>
+              <w:right w:val="single" w:sz="4" w:space="0" w:color="auto"/>
+            </w:tcBorders>
+          </w:tcPr>
+          <w:p>
+            <w:pPr>
+              <w:pStyle w:val="ListParagraph"/>
+            </w:pPr>
           </w:p>
         </w:tc>
       </w:tr>
@@ -3358,7 +3831,7 @@
         </w:trPr>
         <w:tc>
           <w:tcPr>
-            <w:tcW w:w="9067" w:type="dxa"/>
+            <w:tcW w:w="8236" w:type="dxa"/>
             <w:gridSpan w:val="3"/>
             <w:tcBorders>
               <w:top w:val="single" w:sz="4" w:space="0" w:color="auto"/>
@@ -3370,6 +3843,7 @@
           </w:tcPr>
           <w:p>
             <w:pPr>
+              <w:spacing w:after="160" w:line="278" w:lineRule="auto"/>
               <w:jc w:val="center"/>
               <w:rPr>
                 <w:b/>
@@ -3380,8 +3854,6 @@
               <w:rPr>
                 <w:b/>
                 <w:bCs/>
-                <w:sz w:val="32"/>
-                <w:szCs w:val="32"/>
               </w:rPr>
               <w:t>Scalability</w:t>
             </w:r>
@@ -3394,7 +3866,7 @@
         </w:trPr>
         <w:tc>
           <w:tcPr>
-            <w:tcW w:w="2972" w:type="dxa"/>
+            <w:tcW w:w="2744" w:type="dxa"/>
             <w:tcBorders>
               <w:top w:val="single" w:sz="4" w:space="0" w:color="auto"/>
               <w:left w:val="single" w:sz="4" w:space="0" w:color="auto"/>
@@ -3404,6 +3876,9 @@
             <w:hideMark/>
           </w:tcPr>
           <w:p>
+            <w:pPr>
+              <w:spacing w:after="160" w:line="278" w:lineRule="auto"/>
+            </w:pPr>
             <w:r>
               <w:t>Non-Functional Requirement</w:t>
             </w:r>
@@ -3411,7 +3886,7 @@
         </w:tc>
         <w:tc>
           <w:tcPr>
-            <w:tcW w:w="3119" w:type="dxa"/>
+            <w:tcW w:w="2744" w:type="dxa"/>
             <w:tcBorders>
               <w:top w:val="single" w:sz="4" w:space="0" w:color="auto"/>
               <w:left w:val="single" w:sz="4" w:space="0" w:color="auto"/>
@@ -3421,6 +3896,9 @@
             <w:hideMark/>
           </w:tcPr>
           <w:p>
+            <w:pPr>
+              <w:spacing w:after="160" w:line="278" w:lineRule="auto"/>
+            </w:pPr>
             <w:r>
               <w:t>Justification</w:t>
             </w:r>
@@ -3428,7 +3906,7 @@
         </w:tc>
         <w:tc>
           <w:tcPr>
-            <w:tcW w:w="2976" w:type="dxa"/>
+            <w:tcW w:w="2748" w:type="dxa"/>
             <w:tcBorders>
               <w:top w:val="single" w:sz="4" w:space="0" w:color="auto"/>
               <w:left w:val="single" w:sz="4" w:space="0" w:color="auto"/>
@@ -3438,6 +3916,9 @@
             <w:hideMark/>
           </w:tcPr>
           <w:p>
+            <w:pPr>
+              <w:spacing w:after="160" w:line="278" w:lineRule="auto"/>
+            </w:pPr>
             <w:r>
               <w:t>KPI</w:t>
             </w:r>
@@ -3450,57 +3931,167 @@
         </w:trPr>
         <w:tc>
           <w:tcPr>
-            <w:tcW w:w="2972" w:type="dxa"/>
-            <w:tcBorders>
-              <w:top w:val="single" w:sz="4" w:space="0" w:color="auto"/>
-              <w:left w:val="single" w:sz="4" w:space="0" w:color="auto"/>
-              <w:bottom w:val="single" w:sz="4" w:space="0" w:color="auto"/>
-              <w:right w:val="single" w:sz="4" w:space="0" w:color="auto"/>
-            </w:tcBorders>
-          </w:tcPr>
-          <w:p>
-            <w:r>
-              <w:t xml:space="preserve">The code should be easily maintained and understandable to others. </w:t>
-            </w:r>
-          </w:p>
-        </w:tc>
-        <w:tc>
-          <w:tcPr>
-            <w:tcW w:w="3119" w:type="dxa"/>
-            <w:tcBorders>
-              <w:top w:val="single" w:sz="4" w:space="0" w:color="auto"/>
-              <w:left w:val="single" w:sz="4" w:space="0" w:color="auto"/>
-              <w:bottom w:val="single" w:sz="4" w:space="0" w:color="auto"/>
-              <w:right w:val="single" w:sz="4" w:space="0" w:color="auto"/>
-            </w:tcBorders>
-          </w:tcPr>
-          <w:p>
-            <w:r>
-              <w:t>Allows for fast and efficient updates to be done by others that may not be familiar with the code, and also allows third-</w:t>
-            </w:r>
+            <w:tcW w:w="2744" w:type="dxa"/>
+            <w:tcBorders>
+              <w:top w:val="single" w:sz="4" w:space="0" w:color="auto"/>
+              <w:left w:val="single" w:sz="4" w:space="0" w:color="auto"/>
+              <w:bottom w:val="single" w:sz="4" w:space="0" w:color="auto"/>
+              <w:right w:val="single" w:sz="4" w:space="0" w:color="auto"/>
+            </w:tcBorders>
+          </w:tcPr>
+          <w:p>
+            <w:pPr>
+              <w:spacing w:after="160" w:line="278" w:lineRule="auto"/>
+            </w:pPr>
+            <w:r>
+              <w:t>The solution should be able to handle a growing number of accounts created</w:t>
+            </w:r>
+          </w:p>
+        </w:tc>
+        <w:tc>
+          <w:tcPr>
+            <w:tcW w:w="2744" w:type="dxa"/>
+            <w:tcBorders>
+              <w:top w:val="single" w:sz="4" w:space="0" w:color="auto"/>
+              <w:left w:val="single" w:sz="4" w:space="0" w:color="auto"/>
+              <w:bottom w:val="single" w:sz="4" w:space="0" w:color="auto"/>
+              <w:right w:val="single" w:sz="4" w:space="0" w:color="auto"/>
+            </w:tcBorders>
+          </w:tcPr>
+          <w:p>
+            <w:pPr>
+              <w:pStyle w:val="ListParagraph"/>
+              <w:numPr>
+                <w:ilvl w:val="0"/>
+                <w:numId w:val="2"/>
+              </w:numPr>
+            </w:pPr>
+            <w:r>
+              <w:t>The solution should allow people to create accounts seamlessly so customers can use the services</w:t>
+            </w:r>
+          </w:p>
+        </w:tc>
+        <w:tc>
+          <w:tcPr>
+            <w:tcW w:w="2748" w:type="dxa"/>
+            <w:tcBorders>
+              <w:top w:val="single" w:sz="4" w:space="0" w:color="auto"/>
+              <w:left w:val="single" w:sz="4" w:space="0" w:color="auto"/>
+              <w:bottom w:val="single" w:sz="4" w:space="0" w:color="auto"/>
+              <w:right w:val="single" w:sz="4" w:space="0" w:color="auto"/>
+            </w:tcBorders>
+          </w:tcPr>
+          <w:p>
+            <w:pPr>
+              <w:pStyle w:val="ListParagraph"/>
+              <w:numPr>
+                <w:ilvl w:val="0"/>
+                <w:numId w:val="10"/>
+              </w:numPr>
+            </w:pPr>
+            <w:r>
+              <w:t xml:space="preserve">The account creation process must stay consistent even with a growing number of registered user accounts. </w:t>
+            </w:r>
+          </w:p>
+        </w:tc>
+      </w:tr>
+      <w:tr>
+        <w:trPr>
+          <w:trHeight w:val="12"/>
+        </w:trPr>
+        <w:tc>
+          <w:tcPr>
+            <w:tcW w:w="8236" w:type="dxa"/>
+            <w:gridSpan w:val="3"/>
+            <w:tcBorders>
+              <w:top w:val="single" w:sz="4" w:space="0" w:color="auto"/>
+              <w:left w:val="single" w:sz="4" w:space="0" w:color="auto"/>
+              <w:bottom w:val="single" w:sz="4" w:space="0" w:color="auto"/>
+              <w:right w:val="single" w:sz="4" w:space="0" w:color="auto"/>
+            </w:tcBorders>
+            <w:hideMark/>
+          </w:tcPr>
+          <w:p>
+            <w:pPr>
+              <w:spacing w:after="160" w:line="278" w:lineRule="auto"/>
+              <w:jc w:val="center"/>
+              <w:rPr>
+                <w:b/>
+                <w:bCs/>
+              </w:rPr>
+            </w:pPr>
+            <w:r>
+              <w:rPr>
+                <w:b/>
+                <w:bCs/>
+              </w:rPr>
+              <w:t>Capacity</w:t>
+            </w:r>
+          </w:p>
+        </w:tc>
+      </w:tr>
+      <w:tr>
+        <w:trPr>
+          <w:trHeight w:val="17"/>
+        </w:trPr>
+        <w:tc>
+          <w:tcPr>
+            <w:tcW w:w="2744" w:type="dxa"/>
+            <w:tcBorders>
+              <w:top w:val="single" w:sz="4" w:space="0" w:color="auto"/>
+              <w:left w:val="single" w:sz="4" w:space="0" w:color="auto"/>
+              <w:bottom w:val="single" w:sz="4" w:space="0" w:color="auto"/>
+              <w:right w:val="single" w:sz="4" w:space="0" w:color="auto"/>
+            </w:tcBorders>
+            <w:hideMark/>
+          </w:tcPr>
+          <w:p>
+            <w:pPr>
+              <w:spacing w:after="160" w:line="278" w:lineRule="auto"/>
+            </w:pPr>
             <w:r>
               <w:lastRenderedPageBreak/>
-              <w:t xml:space="preserve">party collaborators to help with development. </w:t>
-            </w:r>
-          </w:p>
-        </w:tc>
-        <w:tc>
-          <w:tcPr>
-            <w:tcW w:w="2976" w:type="dxa"/>
-            <w:tcBorders>
-              <w:top w:val="single" w:sz="4" w:space="0" w:color="auto"/>
-              <w:left w:val="single" w:sz="4" w:space="0" w:color="auto"/>
-              <w:bottom w:val="single" w:sz="4" w:space="0" w:color="auto"/>
-              <w:right w:val="single" w:sz="4" w:space="0" w:color="auto"/>
-            </w:tcBorders>
-          </w:tcPr>
-          <w:p>
-            <w:r>
-              <w:lastRenderedPageBreak/>
-              <w:t xml:space="preserve">The code should contain correct </w:t>
-            </w:r>
-            <w:r>
-              <w:t>commenting.</w:t>
+              <w:t>Non-Functional Requirement</w:t>
+            </w:r>
+          </w:p>
+        </w:tc>
+        <w:tc>
+          <w:tcPr>
+            <w:tcW w:w="2744" w:type="dxa"/>
+            <w:tcBorders>
+              <w:top w:val="single" w:sz="4" w:space="0" w:color="auto"/>
+              <w:left w:val="single" w:sz="4" w:space="0" w:color="auto"/>
+              <w:bottom w:val="single" w:sz="4" w:space="0" w:color="auto"/>
+              <w:right w:val="single" w:sz="4" w:space="0" w:color="auto"/>
+            </w:tcBorders>
+            <w:hideMark/>
+          </w:tcPr>
+          <w:p>
+            <w:pPr>
+              <w:spacing w:after="160" w:line="278" w:lineRule="auto"/>
+            </w:pPr>
+            <w:r>
+              <w:t>Justification</w:t>
+            </w:r>
+          </w:p>
+        </w:tc>
+        <w:tc>
+          <w:tcPr>
+            <w:tcW w:w="2748" w:type="dxa"/>
+            <w:tcBorders>
+              <w:top w:val="single" w:sz="4" w:space="0" w:color="auto"/>
+              <w:left w:val="single" w:sz="4" w:space="0" w:color="auto"/>
+              <w:bottom w:val="single" w:sz="4" w:space="0" w:color="auto"/>
+              <w:right w:val="single" w:sz="4" w:space="0" w:color="auto"/>
+            </w:tcBorders>
+            <w:hideMark/>
+          </w:tcPr>
+          <w:p>
+            <w:pPr>
+              <w:spacing w:after="160" w:line="278" w:lineRule="auto"/>
+            </w:pPr>
+            <w:r>
+              <w:t>KPI</w:t>
             </w:r>
           </w:p>
         </w:tc>
@@ -3511,69 +4102,66 @@
         </w:trPr>
         <w:tc>
           <w:tcPr>
-            <w:tcW w:w="2972" w:type="dxa"/>
-            <w:tcBorders>
-              <w:top w:val="single" w:sz="4" w:space="0" w:color="auto"/>
-              <w:left w:val="single" w:sz="4" w:space="0" w:color="auto"/>
-              <w:bottom w:val="single" w:sz="4" w:space="0" w:color="auto"/>
-              <w:right w:val="single" w:sz="4" w:space="0" w:color="auto"/>
-            </w:tcBorders>
-          </w:tcPr>
-          <w:p>
-            <w:r>
-              <w:t>The system should be built for scalability, it should be able to sustain sudden spikes in web traffic</w:t>
-            </w:r>
-          </w:p>
-        </w:tc>
-        <w:tc>
-          <w:tcPr>
-            <w:tcW w:w="3119" w:type="dxa"/>
-            <w:tcBorders>
-              <w:top w:val="single" w:sz="4" w:space="0" w:color="auto"/>
-              <w:left w:val="single" w:sz="4" w:space="0" w:color="auto"/>
-              <w:bottom w:val="single" w:sz="4" w:space="0" w:color="auto"/>
-              <w:right w:val="single" w:sz="4" w:space="0" w:color="auto"/>
-            </w:tcBorders>
-          </w:tcPr>
-          <w:p>
-            <w:r>
-              <w:t xml:space="preserve">As the company grows, so will the websites </w:t>
-            </w:r>
-            <w:r>
-              <w:t>user base</w:t>
-            </w:r>
-            <w:r>
-              <w:t xml:space="preserve">, so it is important that the website is able to withstand </w:t>
-            </w:r>
-            <w:r>
-              <w:t>an increase in users. By making it more scalable in the beginning, it will require less changes as the business grows, reducing errors or downtime</w:t>
-            </w:r>
-            <w:r>
-              <w:t xml:space="preserve"> </w:t>
-            </w:r>
-            <w:r>
-              <w:t xml:space="preserve">in the future. </w:t>
-            </w:r>
-          </w:p>
-        </w:tc>
-        <w:tc>
-          <w:tcPr>
-            <w:tcW w:w="2976" w:type="dxa"/>
-            <w:tcBorders>
-              <w:top w:val="single" w:sz="4" w:space="0" w:color="auto"/>
-              <w:left w:val="single" w:sz="4" w:space="0" w:color="auto"/>
-              <w:bottom w:val="single" w:sz="4" w:space="0" w:color="auto"/>
-              <w:right w:val="single" w:sz="4" w:space="0" w:color="auto"/>
-            </w:tcBorders>
-          </w:tcPr>
-          <w:p>
-            <w:r>
-              <w:t xml:space="preserve">The performance should remain consistent during peak traffic times. </w:t>
-            </w:r>
-          </w:p>
-          <w:p>
-            <w:r>
-              <w:t xml:space="preserve">It should not lag or crash. </w:t>
+            <w:tcW w:w="2744" w:type="dxa"/>
+            <w:tcBorders>
+              <w:top w:val="single" w:sz="4" w:space="0" w:color="auto"/>
+              <w:left w:val="single" w:sz="4" w:space="0" w:color="auto"/>
+              <w:bottom w:val="single" w:sz="4" w:space="0" w:color="auto"/>
+              <w:right w:val="single" w:sz="4" w:space="0" w:color="auto"/>
+            </w:tcBorders>
+          </w:tcPr>
+          <w:p>
+            <w:pPr>
+              <w:spacing w:after="160" w:line="278" w:lineRule="auto"/>
+            </w:pPr>
+            <w:r>
+              <w:t>The solution must be able to host a multitude of users at one time</w:t>
+            </w:r>
+          </w:p>
+        </w:tc>
+        <w:tc>
+          <w:tcPr>
+            <w:tcW w:w="2744" w:type="dxa"/>
+            <w:tcBorders>
+              <w:top w:val="single" w:sz="4" w:space="0" w:color="auto"/>
+              <w:left w:val="single" w:sz="4" w:space="0" w:color="auto"/>
+              <w:bottom w:val="single" w:sz="4" w:space="0" w:color="auto"/>
+              <w:right w:val="single" w:sz="4" w:space="0" w:color="auto"/>
+            </w:tcBorders>
+          </w:tcPr>
+          <w:p>
+            <w:pPr>
+              <w:pStyle w:val="ListParagraph"/>
+              <w:numPr>
+                <w:ilvl w:val="0"/>
+                <w:numId w:val="2"/>
+              </w:numPr>
+            </w:pPr>
+            <w:r>
+              <w:t>The solution should be able to host more than one user session at a time to allow for more web traffic</w:t>
+            </w:r>
+          </w:p>
+        </w:tc>
+        <w:tc>
+          <w:tcPr>
+            <w:tcW w:w="2748" w:type="dxa"/>
+            <w:tcBorders>
+              <w:top w:val="single" w:sz="4" w:space="0" w:color="auto"/>
+              <w:left w:val="single" w:sz="4" w:space="0" w:color="auto"/>
+              <w:bottom w:val="single" w:sz="4" w:space="0" w:color="auto"/>
+              <w:right w:val="single" w:sz="4" w:space="0" w:color="auto"/>
+            </w:tcBorders>
+          </w:tcPr>
+          <w:p>
+            <w:pPr>
+              <w:pStyle w:val="ListParagraph"/>
+              <w:numPr>
+                <w:ilvl w:val="0"/>
+                <w:numId w:val="9"/>
+              </w:numPr>
+            </w:pPr>
+            <w:r>
+              <w:t>The solution must be able to efficiently hold a minimum of 100 concurrent users</w:t>
             </w:r>
           </w:p>
         </w:tc>
@@ -3584,7 +4172,7 @@
         </w:trPr>
         <w:tc>
           <w:tcPr>
-            <w:tcW w:w="9067" w:type="dxa"/>
+            <w:tcW w:w="8236" w:type="dxa"/>
             <w:gridSpan w:val="3"/>
             <w:tcBorders>
               <w:top w:val="single" w:sz="4" w:space="0" w:color="auto"/>
@@ -3596,6 +4184,7 @@
           </w:tcPr>
           <w:p>
             <w:pPr>
+              <w:spacing w:after="160" w:line="278" w:lineRule="auto"/>
               <w:jc w:val="center"/>
               <w:rPr>
                 <w:b/>
@@ -3606,10 +4195,8 @@
               <w:rPr>
                 <w:b/>
                 <w:bCs/>
-                <w:sz w:val="32"/>
-                <w:szCs w:val="32"/>
-              </w:rPr>
-              <w:t>Capacity</w:t>
+              </w:rPr>
+              <w:t>Reliability</w:t>
             </w:r>
           </w:p>
         </w:tc>
@@ -3620,7 +4207,7 @@
         </w:trPr>
         <w:tc>
           <w:tcPr>
-            <w:tcW w:w="2972" w:type="dxa"/>
+            <w:tcW w:w="2744" w:type="dxa"/>
             <w:tcBorders>
               <w:top w:val="single" w:sz="4" w:space="0" w:color="auto"/>
               <w:left w:val="single" w:sz="4" w:space="0" w:color="auto"/>
@@ -3630,6 +4217,9 @@
             <w:hideMark/>
           </w:tcPr>
           <w:p>
+            <w:pPr>
+              <w:spacing w:after="160" w:line="278" w:lineRule="auto"/>
+            </w:pPr>
             <w:r>
               <w:t>Non-Functional Requirement</w:t>
             </w:r>
@@ -3637,7 +4227,7 @@
         </w:tc>
         <w:tc>
           <w:tcPr>
-            <w:tcW w:w="3119" w:type="dxa"/>
+            <w:tcW w:w="2744" w:type="dxa"/>
             <w:tcBorders>
               <w:top w:val="single" w:sz="4" w:space="0" w:color="auto"/>
               <w:left w:val="single" w:sz="4" w:space="0" w:color="auto"/>
@@ -3647,6 +4237,9 @@
             <w:hideMark/>
           </w:tcPr>
           <w:p>
+            <w:pPr>
+              <w:spacing w:after="160" w:line="278" w:lineRule="auto"/>
+            </w:pPr>
             <w:r>
               <w:t>Justification</w:t>
             </w:r>
@@ -3654,7 +4247,7 @@
         </w:tc>
         <w:tc>
           <w:tcPr>
-            <w:tcW w:w="2976" w:type="dxa"/>
+            <w:tcW w:w="2748" w:type="dxa"/>
             <w:tcBorders>
               <w:top w:val="single" w:sz="4" w:space="0" w:color="auto"/>
               <w:left w:val="single" w:sz="4" w:space="0" w:color="auto"/>
@@ -3664,6 +4257,9 @@
             <w:hideMark/>
           </w:tcPr>
           <w:p>
+            <w:pPr>
+              <w:spacing w:after="160" w:line="278" w:lineRule="auto"/>
+            </w:pPr>
             <w:r>
               <w:t>KPI</w:t>
             </w:r>
@@ -3676,52 +4272,69 @@
         </w:trPr>
         <w:tc>
           <w:tcPr>
-            <w:tcW w:w="2972" w:type="dxa"/>
-            <w:tcBorders>
-              <w:top w:val="single" w:sz="4" w:space="0" w:color="auto"/>
-              <w:left w:val="single" w:sz="4" w:space="0" w:color="auto"/>
-              <w:bottom w:val="single" w:sz="4" w:space="0" w:color="auto"/>
-              <w:right w:val="single" w:sz="4" w:space="0" w:color="auto"/>
-            </w:tcBorders>
-          </w:tcPr>
-          <w:p>
-            <w:r>
-              <w:t xml:space="preserve">The solution must be able to withstand a heavy load of active users while maintaining reliability and remaining responsive.   </w:t>
-            </w:r>
-          </w:p>
-        </w:tc>
-        <w:tc>
-          <w:tcPr>
-            <w:tcW w:w="3119" w:type="dxa"/>
-            <w:tcBorders>
-              <w:top w:val="single" w:sz="4" w:space="0" w:color="auto"/>
-              <w:left w:val="single" w:sz="4" w:space="0" w:color="auto"/>
-              <w:bottom w:val="single" w:sz="4" w:space="0" w:color="auto"/>
-              <w:right w:val="single" w:sz="4" w:space="0" w:color="auto"/>
-            </w:tcBorders>
-          </w:tcPr>
-          <w:p>
-            <w:r>
-              <w:t xml:space="preserve">Ensures users can access the site even during peak traffic times, this creates a smooth and consistent user experience. As well as reducing the amount of downtime due crashes, which will result in users coming back to the website in the future. </w:t>
-            </w:r>
-          </w:p>
-        </w:tc>
-        <w:tc>
-          <w:tcPr>
-            <w:tcW w:w="2976" w:type="dxa"/>
-            <w:tcBorders>
-              <w:top w:val="single" w:sz="4" w:space="0" w:color="auto"/>
-              <w:left w:val="single" w:sz="4" w:space="0" w:color="auto"/>
-              <w:bottom w:val="single" w:sz="4" w:space="0" w:color="auto"/>
-              <w:right w:val="single" w:sz="4" w:space="0" w:color="auto"/>
-            </w:tcBorders>
-          </w:tcPr>
-          <w:p>
-            <w:r>
-              <w:t xml:space="preserve">The solution should be able to run without lag or delays at 100,000 users. </w:t>
+            <w:tcW w:w="2744" w:type="dxa"/>
+            <w:tcBorders>
+              <w:top w:val="single" w:sz="4" w:space="0" w:color="auto"/>
+              <w:left w:val="single" w:sz="4" w:space="0" w:color="auto"/>
+              <w:bottom w:val="single" w:sz="4" w:space="0" w:color="auto"/>
+              <w:right w:val="single" w:sz="4" w:space="0" w:color="auto"/>
+            </w:tcBorders>
+          </w:tcPr>
+          <w:p>
+            <w:pPr>
+              <w:spacing w:after="160" w:line="278" w:lineRule="auto"/>
+            </w:pPr>
+            <w:r>
+              <w:t>The solution must have backups</w:t>
             </w:r>
             <w:r>
               <w:t xml:space="preserve"> </w:t>
+            </w:r>
+          </w:p>
+        </w:tc>
+        <w:tc>
+          <w:tcPr>
+            <w:tcW w:w="2744" w:type="dxa"/>
+            <w:tcBorders>
+              <w:top w:val="single" w:sz="4" w:space="0" w:color="auto"/>
+              <w:left w:val="single" w:sz="4" w:space="0" w:color="auto"/>
+              <w:bottom w:val="single" w:sz="4" w:space="0" w:color="auto"/>
+              <w:right w:val="single" w:sz="4" w:space="0" w:color="auto"/>
+            </w:tcBorders>
+          </w:tcPr>
+          <w:p>
+            <w:pPr>
+              <w:pStyle w:val="ListParagraph"/>
+              <w:numPr>
+                <w:ilvl w:val="0"/>
+                <w:numId w:val="2"/>
+              </w:numPr>
+            </w:pPr>
+            <w:r>
+              <w:t>The client would want data to be easily recoverable if it is lost</w:t>
+            </w:r>
+          </w:p>
+        </w:tc>
+        <w:tc>
+          <w:tcPr>
+            <w:tcW w:w="2748" w:type="dxa"/>
+            <w:tcBorders>
+              <w:top w:val="single" w:sz="4" w:space="0" w:color="auto"/>
+              <w:left w:val="single" w:sz="4" w:space="0" w:color="auto"/>
+              <w:bottom w:val="single" w:sz="4" w:space="0" w:color="auto"/>
+              <w:right w:val="single" w:sz="4" w:space="0" w:color="auto"/>
+            </w:tcBorders>
+          </w:tcPr>
+          <w:p>
+            <w:pPr>
+              <w:pStyle w:val="ListParagraph"/>
+              <w:numPr>
+                <w:ilvl w:val="0"/>
+                <w:numId w:val="7"/>
+              </w:numPr>
+            </w:pPr>
+            <w:r>
+              <w:t>Code should be backed up daily</w:t>
             </w:r>
           </w:p>
         </w:tc>
@@ -3732,49 +4345,63 @@
         </w:trPr>
         <w:tc>
           <w:tcPr>
-            <w:tcW w:w="2972" w:type="dxa"/>
-            <w:tcBorders>
-              <w:top w:val="single" w:sz="4" w:space="0" w:color="auto"/>
-              <w:left w:val="single" w:sz="4" w:space="0" w:color="auto"/>
-              <w:bottom w:val="single" w:sz="4" w:space="0" w:color="auto"/>
-              <w:right w:val="single" w:sz="4" w:space="0" w:color="auto"/>
-            </w:tcBorders>
-          </w:tcPr>
-          <w:p>
-            <w:r>
-              <w:t xml:space="preserve">The solution should be able to handle a high volume of registered user accounts. </w:t>
-            </w:r>
-          </w:p>
-        </w:tc>
-        <w:tc>
-          <w:tcPr>
-            <w:tcW w:w="3119" w:type="dxa"/>
-            <w:tcBorders>
-              <w:top w:val="single" w:sz="4" w:space="0" w:color="auto"/>
-              <w:left w:val="single" w:sz="4" w:space="0" w:color="auto"/>
-              <w:bottom w:val="single" w:sz="4" w:space="0" w:color="auto"/>
-              <w:right w:val="single" w:sz="4" w:space="0" w:color="auto"/>
-            </w:tcBorders>
-          </w:tcPr>
-          <w:p>
-            <w:r>
-              <w:t>Reduces the risk of a system overload, which would lead to downtime or crashes, which would improve the users experience while using the site.</w:t>
-            </w:r>
-          </w:p>
-        </w:tc>
-        <w:tc>
-          <w:tcPr>
-            <w:tcW w:w="2976" w:type="dxa"/>
-            <w:tcBorders>
-              <w:top w:val="single" w:sz="4" w:space="0" w:color="auto"/>
-              <w:left w:val="single" w:sz="4" w:space="0" w:color="auto"/>
-              <w:bottom w:val="single" w:sz="4" w:space="0" w:color="auto"/>
-              <w:right w:val="single" w:sz="4" w:space="0" w:color="auto"/>
-            </w:tcBorders>
-          </w:tcPr>
-          <w:p>
-            <w:r>
-              <w:t xml:space="preserve">There should not be any reports of lag or errors when attempting to register and account. </w:t>
+            <w:tcW w:w="2744" w:type="dxa"/>
+            <w:tcBorders>
+              <w:top w:val="single" w:sz="4" w:space="0" w:color="auto"/>
+              <w:left w:val="single" w:sz="4" w:space="0" w:color="auto"/>
+              <w:bottom w:val="single" w:sz="4" w:space="0" w:color="auto"/>
+              <w:right w:val="single" w:sz="4" w:space="0" w:color="auto"/>
+            </w:tcBorders>
+          </w:tcPr>
+          <w:p>
+            <w:r>
+              <w:t>The pages should not crash</w:t>
+            </w:r>
+          </w:p>
+        </w:tc>
+        <w:tc>
+          <w:tcPr>
+            <w:tcW w:w="2744" w:type="dxa"/>
+            <w:tcBorders>
+              <w:top w:val="single" w:sz="4" w:space="0" w:color="auto"/>
+              <w:left w:val="single" w:sz="4" w:space="0" w:color="auto"/>
+              <w:bottom w:val="single" w:sz="4" w:space="0" w:color="auto"/>
+              <w:right w:val="single" w:sz="4" w:space="0" w:color="auto"/>
+            </w:tcBorders>
+          </w:tcPr>
+          <w:p>
+            <w:pPr>
+              <w:pStyle w:val="ListParagraph"/>
+              <w:numPr>
+                <w:ilvl w:val="0"/>
+                <w:numId w:val="2"/>
+              </w:numPr>
+            </w:pPr>
+            <w:r>
+              <w:t>Users would not want the website to crash while they are purchasing a booking, so they do not lose a booking slot</w:t>
+            </w:r>
+          </w:p>
+        </w:tc>
+        <w:tc>
+          <w:tcPr>
+            <w:tcW w:w="2748" w:type="dxa"/>
+            <w:tcBorders>
+              <w:top w:val="single" w:sz="4" w:space="0" w:color="auto"/>
+              <w:left w:val="single" w:sz="4" w:space="0" w:color="auto"/>
+              <w:bottom w:val="single" w:sz="4" w:space="0" w:color="auto"/>
+              <w:right w:val="single" w:sz="4" w:space="0" w:color="auto"/>
+            </w:tcBorders>
+          </w:tcPr>
+          <w:p>
+            <w:pPr>
+              <w:pStyle w:val="ListParagraph"/>
+              <w:numPr>
+                <w:ilvl w:val="0"/>
+                <w:numId w:val="8"/>
+              </w:numPr>
+            </w:pPr>
+            <w:r>
+              <w:t>No complaints of downtime for more than 45 minutes per year</w:t>
             </w:r>
           </w:p>
         </w:tc>
@@ -3785,7 +4412,7 @@
         </w:trPr>
         <w:tc>
           <w:tcPr>
-            <w:tcW w:w="9067" w:type="dxa"/>
+            <w:tcW w:w="8236" w:type="dxa"/>
             <w:gridSpan w:val="3"/>
             <w:tcBorders>
               <w:top w:val="single" w:sz="4" w:space="0" w:color="auto"/>
@@ -3797,6 +4424,7 @@
           </w:tcPr>
           <w:p>
             <w:pPr>
+              <w:spacing w:after="160" w:line="278" w:lineRule="auto"/>
               <w:jc w:val="center"/>
               <w:rPr>
                 <w:b/>
@@ -3807,10 +4435,8 @@
               <w:rPr>
                 <w:b/>
                 <w:bCs/>
-                <w:sz w:val="32"/>
-                <w:szCs w:val="32"/>
-              </w:rPr>
-              <w:t>Reliability</w:t>
+              </w:rPr>
+              <w:t>Usability</w:t>
             </w:r>
           </w:p>
         </w:tc>
@@ -3821,7 +4447,7 @@
         </w:trPr>
         <w:tc>
           <w:tcPr>
-            <w:tcW w:w="2972" w:type="dxa"/>
+            <w:tcW w:w="2744" w:type="dxa"/>
             <w:tcBorders>
               <w:top w:val="single" w:sz="4" w:space="0" w:color="auto"/>
               <w:left w:val="single" w:sz="4" w:space="0" w:color="auto"/>
@@ -3831,6 +4457,9 @@
             <w:hideMark/>
           </w:tcPr>
           <w:p>
+            <w:pPr>
+              <w:spacing w:after="160" w:line="278" w:lineRule="auto"/>
+            </w:pPr>
             <w:r>
               <w:t>Non-Functional Requirement</w:t>
             </w:r>
@@ -3838,7 +4467,7 @@
         </w:tc>
         <w:tc>
           <w:tcPr>
-            <w:tcW w:w="3119" w:type="dxa"/>
+            <w:tcW w:w="2744" w:type="dxa"/>
             <w:tcBorders>
               <w:top w:val="single" w:sz="4" w:space="0" w:color="auto"/>
               <w:left w:val="single" w:sz="4" w:space="0" w:color="auto"/>
@@ -3848,6 +4477,9 @@
             <w:hideMark/>
           </w:tcPr>
           <w:p>
+            <w:pPr>
+              <w:spacing w:after="160" w:line="278" w:lineRule="auto"/>
+            </w:pPr>
             <w:r>
               <w:t>Justification</w:t>
             </w:r>
@@ -3855,7 +4487,7 @@
         </w:tc>
         <w:tc>
           <w:tcPr>
-            <w:tcW w:w="2976" w:type="dxa"/>
+            <w:tcW w:w="2748" w:type="dxa"/>
             <w:tcBorders>
               <w:top w:val="single" w:sz="4" w:space="0" w:color="auto"/>
               <w:left w:val="single" w:sz="4" w:space="0" w:color="auto"/>
@@ -3865,6 +4497,9 @@
             <w:hideMark/>
           </w:tcPr>
           <w:p>
+            <w:pPr>
+              <w:spacing w:after="160" w:line="278" w:lineRule="auto"/>
+            </w:pPr>
             <w:r>
               <w:t>KPI</w:t>
             </w:r>
@@ -3877,58 +4512,66 @@
         </w:trPr>
         <w:tc>
           <w:tcPr>
-            <w:tcW w:w="2972" w:type="dxa"/>
-            <w:tcBorders>
-              <w:top w:val="single" w:sz="4" w:space="0" w:color="auto"/>
-              <w:left w:val="single" w:sz="4" w:space="0" w:color="auto"/>
-              <w:bottom w:val="single" w:sz="4" w:space="0" w:color="auto"/>
-              <w:right w:val="single" w:sz="4" w:space="0" w:color="auto"/>
-            </w:tcBorders>
-          </w:tcPr>
-          <w:p>
-            <w:r>
-              <w:t xml:space="preserve">The solution should be designed to minimise downtime and crashes. </w:t>
-            </w:r>
-          </w:p>
-        </w:tc>
-        <w:tc>
-          <w:tcPr>
-            <w:tcW w:w="3119" w:type="dxa"/>
-            <w:tcBorders>
-              <w:top w:val="single" w:sz="4" w:space="0" w:color="auto"/>
-              <w:left w:val="single" w:sz="4" w:space="0" w:color="auto"/>
-              <w:bottom w:val="single" w:sz="4" w:space="0" w:color="auto"/>
-              <w:right w:val="single" w:sz="4" w:space="0" w:color="auto"/>
-            </w:tcBorders>
-          </w:tcPr>
-          <w:p>
-            <w:r>
-              <w:t xml:space="preserve">This follows the industry standard ensuring the site is almost always accessible. This will help the website to gain user trust as </w:t>
-            </w:r>
-            <w:r>
-              <w:t xml:space="preserve">they know it is reliable. This will help in gaining long-term returning users. </w:t>
-            </w:r>
-          </w:p>
-        </w:tc>
-        <w:tc>
-          <w:tcPr>
-            <w:tcW w:w="2976" w:type="dxa"/>
-            <w:tcBorders>
-              <w:top w:val="single" w:sz="4" w:space="0" w:color="auto"/>
-              <w:left w:val="single" w:sz="4" w:space="0" w:color="auto"/>
-              <w:bottom w:val="single" w:sz="4" w:space="0" w:color="auto"/>
-              <w:right w:val="single" w:sz="4" w:space="0" w:color="auto"/>
-            </w:tcBorders>
-          </w:tcPr>
-          <w:p>
-            <w:r>
-              <w:t xml:space="preserve">The website should have </w:t>
-            </w:r>
-            <w:r>
-              <w:t>a minimum of</w:t>
-            </w:r>
-            <w:r>
-              <w:t xml:space="preserve"> 95% uptime percentage. </w:t>
+            <w:tcW w:w="2744" w:type="dxa"/>
+            <w:tcBorders>
+              <w:top w:val="single" w:sz="4" w:space="0" w:color="auto"/>
+              <w:left w:val="single" w:sz="4" w:space="0" w:color="auto"/>
+              <w:bottom w:val="single" w:sz="4" w:space="0" w:color="auto"/>
+              <w:right w:val="single" w:sz="4" w:space="0" w:color="auto"/>
+            </w:tcBorders>
+          </w:tcPr>
+          <w:p>
+            <w:pPr>
+              <w:spacing w:after="160" w:line="278" w:lineRule="auto"/>
+            </w:pPr>
+            <w:r>
+              <w:t>The solution should be easy to navigate</w:t>
+            </w:r>
+          </w:p>
+        </w:tc>
+        <w:tc>
+          <w:tcPr>
+            <w:tcW w:w="2744" w:type="dxa"/>
+            <w:tcBorders>
+              <w:top w:val="single" w:sz="4" w:space="0" w:color="auto"/>
+              <w:left w:val="single" w:sz="4" w:space="0" w:color="auto"/>
+              <w:bottom w:val="single" w:sz="4" w:space="0" w:color="auto"/>
+              <w:right w:val="single" w:sz="4" w:space="0" w:color="auto"/>
+            </w:tcBorders>
+          </w:tcPr>
+          <w:p>
+            <w:pPr>
+              <w:pStyle w:val="ListParagraph"/>
+              <w:numPr>
+                <w:ilvl w:val="0"/>
+                <w:numId w:val="2"/>
+              </w:numPr>
+            </w:pPr>
+            <w:r>
+              <w:t>The user would not want to spend a long time searching for a specific function</w:t>
+            </w:r>
+          </w:p>
+        </w:tc>
+        <w:tc>
+          <w:tcPr>
+            <w:tcW w:w="2748" w:type="dxa"/>
+            <w:tcBorders>
+              <w:top w:val="single" w:sz="4" w:space="0" w:color="auto"/>
+              <w:left w:val="single" w:sz="4" w:space="0" w:color="auto"/>
+              <w:bottom w:val="single" w:sz="4" w:space="0" w:color="auto"/>
+              <w:right w:val="single" w:sz="4" w:space="0" w:color="auto"/>
+            </w:tcBorders>
+          </w:tcPr>
+          <w:p>
+            <w:pPr>
+              <w:pStyle w:val="ListParagraph"/>
+              <w:numPr>
+                <w:ilvl w:val="0"/>
+                <w:numId w:val="12"/>
+              </w:numPr>
+            </w:pPr>
+            <w:r>
+              <w:t>Minimum complaints of the website being difficult to navigate</w:t>
             </w:r>
           </w:p>
         </w:tc>
@@ -3939,49 +4582,63 @@
         </w:trPr>
         <w:tc>
           <w:tcPr>
-            <w:tcW w:w="2972" w:type="dxa"/>
-            <w:tcBorders>
-              <w:top w:val="single" w:sz="4" w:space="0" w:color="auto"/>
-              <w:left w:val="single" w:sz="4" w:space="0" w:color="auto"/>
-              <w:bottom w:val="single" w:sz="4" w:space="0" w:color="auto"/>
-              <w:right w:val="single" w:sz="4" w:space="0" w:color="auto"/>
-            </w:tcBorders>
-          </w:tcPr>
-          <w:p>
-            <w:r>
-              <w:t xml:space="preserve">The solution should always provide up-to-date information, ensuring the validity and reliability of the information provided on the website. </w:t>
-            </w:r>
-          </w:p>
-        </w:tc>
-        <w:tc>
-          <w:tcPr>
-            <w:tcW w:w="3119" w:type="dxa"/>
-            <w:tcBorders>
-              <w:top w:val="single" w:sz="4" w:space="0" w:color="auto"/>
-              <w:left w:val="single" w:sz="4" w:space="0" w:color="auto"/>
-              <w:bottom w:val="single" w:sz="4" w:space="0" w:color="auto"/>
-              <w:right w:val="single" w:sz="4" w:space="0" w:color="auto"/>
-            </w:tcBorders>
-          </w:tcPr>
-          <w:p>
-            <w:r>
-              <w:t xml:space="preserve">Ensures all the information on the site is correct and up-to-date which helps to maintain the websites credibility, preventing the company’s reputation from becoming damaged due to misinformation. </w:t>
-            </w:r>
-          </w:p>
-        </w:tc>
-        <w:tc>
-          <w:tcPr>
-            <w:tcW w:w="2976" w:type="dxa"/>
-            <w:tcBorders>
-              <w:top w:val="single" w:sz="4" w:space="0" w:color="auto"/>
-              <w:left w:val="single" w:sz="4" w:space="0" w:color="auto"/>
-              <w:bottom w:val="single" w:sz="4" w:space="0" w:color="auto"/>
-              <w:right w:val="single" w:sz="4" w:space="0" w:color="auto"/>
-            </w:tcBorders>
-          </w:tcPr>
-          <w:p>
-            <w:r>
-              <w:t xml:space="preserve">Information on the website should be checked and updated periodically. </w:t>
+            <w:tcW w:w="2744" w:type="dxa"/>
+            <w:tcBorders>
+              <w:top w:val="single" w:sz="4" w:space="0" w:color="auto"/>
+              <w:left w:val="single" w:sz="4" w:space="0" w:color="auto"/>
+              <w:bottom w:val="single" w:sz="4" w:space="0" w:color="auto"/>
+              <w:right w:val="single" w:sz="4" w:space="0" w:color="auto"/>
+            </w:tcBorders>
+          </w:tcPr>
+          <w:p>
+            <w:r>
+              <w:t>The solution should have information displayed in a clear, readable format</w:t>
+            </w:r>
+          </w:p>
+        </w:tc>
+        <w:tc>
+          <w:tcPr>
+            <w:tcW w:w="2744" w:type="dxa"/>
+            <w:tcBorders>
+              <w:top w:val="single" w:sz="4" w:space="0" w:color="auto"/>
+              <w:left w:val="single" w:sz="4" w:space="0" w:color="auto"/>
+              <w:bottom w:val="single" w:sz="4" w:space="0" w:color="auto"/>
+              <w:right w:val="single" w:sz="4" w:space="0" w:color="auto"/>
+            </w:tcBorders>
+          </w:tcPr>
+          <w:p>
+            <w:pPr>
+              <w:pStyle w:val="ListParagraph"/>
+              <w:numPr>
+                <w:ilvl w:val="0"/>
+                <w:numId w:val="2"/>
+              </w:numPr>
+            </w:pPr>
+            <w:r>
+              <w:t xml:space="preserve">The user would want the webpage to be clear and easy to understand </w:t>
+            </w:r>
+          </w:p>
+        </w:tc>
+        <w:tc>
+          <w:tcPr>
+            <w:tcW w:w="2748" w:type="dxa"/>
+            <w:tcBorders>
+              <w:top w:val="single" w:sz="4" w:space="0" w:color="auto"/>
+              <w:left w:val="single" w:sz="4" w:space="0" w:color="auto"/>
+              <w:bottom w:val="single" w:sz="4" w:space="0" w:color="auto"/>
+              <w:right w:val="single" w:sz="4" w:space="0" w:color="auto"/>
+            </w:tcBorders>
+          </w:tcPr>
+          <w:p>
+            <w:pPr>
+              <w:pStyle w:val="ListParagraph"/>
+              <w:numPr>
+                <w:ilvl w:val="0"/>
+                <w:numId w:val="13"/>
+              </w:numPr>
+            </w:pPr>
+            <w:r>
+              <w:t>Ensure that the webpage has easy to see/read content</w:t>
             </w:r>
           </w:p>
         </w:tc>
@@ -3992,7 +4649,7 @@
         </w:trPr>
         <w:tc>
           <w:tcPr>
-            <w:tcW w:w="9067" w:type="dxa"/>
+            <w:tcW w:w="8236" w:type="dxa"/>
             <w:gridSpan w:val="3"/>
             <w:tcBorders>
               <w:top w:val="single" w:sz="4" w:space="0" w:color="auto"/>
@@ -4004,6 +4661,7 @@
           </w:tcPr>
           <w:p>
             <w:pPr>
+              <w:spacing w:after="160" w:line="278" w:lineRule="auto"/>
               <w:jc w:val="center"/>
               <w:rPr>
                 <w:b/>
@@ -4014,10 +4672,8 @@
               <w:rPr>
                 <w:b/>
                 <w:bCs/>
-                <w:sz w:val="32"/>
-                <w:szCs w:val="32"/>
-              </w:rPr>
-              <w:t>Usability</w:t>
+              </w:rPr>
+              <w:t>Accessibility</w:t>
             </w:r>
           </w:p>
         </w:tc>
@@ -4028,7 +4684,7 @@
         </w:trPr>
         <w:tc>
           <w:tcPr>
-            <w:tcW w:w="2972" w:type="dxa"/>
+            <w:tcW w:w="2744" w:type="dxa"/>
             <w:tcBorders>
               <w:top w:val="single" w:sz="4" w:space="0" w:color="auto"/>
               <w:left w:val="single" w:sz="4" w:space="0" w:color="auto"/>
@@ -4038,6 +4694,9 @@
             <w:hideMark/>
           </w:tcPr>
           <w:p>
+            <w:pPr>
+              <w:spacing w:after="160" w:line="278" w:lineRule="auto"/>
+            </w:pPr>
             <w:r>
               <w:t>Non-Functional Requirement</w:t>
             </w:r>
@@ -4045,7 +4704,7 @@
         </w:tc>
         <w:tc>
           <w:tcPr>
-            <w:tcW w:w="3119" w:type="dxa"/>
+            <w:tcW w:w="2744" w:type="dxa"/>
             <w:tcBorders>
               <w:top w:val="single" w:sz="4" w:space="0" w:color="auto"/>
               <w:left w:val="single" w:sz="4" w:space="0" w:color="auto"/>
@@ -4055,6 +4714,9 @@
             <w:hideMark/>
           </w:tcPr>
           <w:p>
+            <w:pPr>
+              <w:spacing w:after="160" w:line="278" w:lineRule="auto"/>
+            </w:pPr>
             <w:r>
               <w:t>Justification</w:t>
             </w:r>
@@ -4062,7 +4724,7 @@
         </w:tc>
         <w:tc>
           <w:tcPr>
-            <w:tcW w:w="2976" w:type="dxa"/>
+            <w:tcW w:w="2748" w:type="dxa"/>
             <w:tcBorders>
               <w:top w:val="single" w:sz="4" w:space="0" w:color="auto"/>
               <w:left w:val="single" w:sz="4" w:space="0" w:color="auto"/>
@@ -4072,6 +4734,9 @@
             <w:hideMark/>
           </w:tcPr>
           <w:p>
+            <w:pPr>
+              <w:spacing w:after="160" w:line="278" w:lineRule="auto"/>
+            </w:pPr>
             <w:r>
               <w:t>KPI</w:t>
             </w:r>
@@ -4084,54 +4749,79 @@
         </w:trPr>
         <w:tc>
           <w:tcPr>
-            <w:tcW w:w="2972" w:type="dxa"/>
-            <w:tcBorders>
-              <w:top w:val="single" w:sz="4" w:space="0" w:color="auto"/>
-              <w:left w:val="single" w:sz="4" w:space="0" w:color="auto"/>
-              <w:bottom w:val="single" w:sz="4" w:space="0" w:color="auto"/>
-              <w:right w:val="single" w:sz="4" w:space="0" w:color="auto"/>
-            </w:tcBorders>
-          </w:tcPr>
-          <w:p>
-            <w:r>
-              <w:t xml:space="preserve">Users must be able to follow any links without issues. </w:t>
-            </w:r>
-          </w:p>
-        </w:tc>
-        <w:tc>
-          <w:tcPr>
-            <w:tcW w:w="3119" w:type="dxa"/>
-            <w:tcBorders>
-              <w:top w:val="single" w:sz="4" w:space="0" w:color="auto"/>
-              <w:left w:val="single" w:sz="4" w:space="0" w:color="auto"/>
-              <w:bottom w:val="single" w:sz="4" w:space="0" w:color="auto"/>
-              <w:right w:val="single" w:sz="4" w:space="0" w:color="auto"/>
-            </w:tcBorders>
-          </w:tcPr>
-          <w:p>
-            <w:r>
-              <w:t xml:space="preserve">Doing this will increase the sites usability as it allows the site to forward users to relevant information, improving user </w:t>
-            </w:r>
+            <w:tcW w:w="2744" w:type="dxa"/>
+            <w:tcBorders>
+              <w:top w:val="single" w:sz="4" w:space="0" w:color="auto"/>
+              <w:left w:val="single" w:sz="4" w:space="0" w:color="auto"/>
+              <w:bottom w:val="single" w:sz="4" w:space="0" w:color="auto"/>
+              <w:right w:val="single" w:sz="4" w:space="0" w:color="auto"/>
+            </w:tcBorders>
+          </w:tcPr>
+          <w:p>
+            <w:pPr>
+              <w:spacing w:after="160" w:line="278" w:lineRule="auto"/>
+            </w:pPr>
             <w:r>
               <w:lastRenderedPageBreak/>
-              <w:t xml:space="preserve">experience and the value provided by the website. </w:t>
-            </w:r>
-          </w:p>
-        </w:tc>
-        <w:tc>
-          <w:tcPr>
-            <w:tcW w:w="2976" w:type="dxa"/>
-            <w:tcBorders>
-              <w:top w:val="single" w:sz="4" w:space="0" w:color="auto"/>
-              <w:left w:val="single" w:sz="4" w:space="0" w:color="auto"/>
-              <w:bottom w:val="single" w:sz="4" w:space="0" w:color="auto"/>
-              <w:right w:val="single" w:sz="4" w:space="0" w:color="auto"/>
-            </w:tcBorders>
-          </w:tcPr>
-          <w:p>
-            <w:r>
-              <w:lastRenderedPageBreak/>
-              <w:t xml:space="preserve">All links should take the user to a correct and working destination. </w:t>
+              <w:t>The user should be able to switch the languages used on the solution</w:t>
+            </w:r>
+          </w:p>
+        </w:tc>
+        <w:tc>
+          <w:tcPr>
+            <w:tcW w:w="2744" w:type="dxa"/>
+            <w:tcBorders>
+              <w:top w:val="single" w:sz="4" w:space="0" w:color="auto"/>
+              <w:left w:val="single" w:sz="4" w:space="0" w:color="auto"/>
+              <w:bottom w:val="single" w:sz="4" w:space="0" w:color="auto"/>
+              <w:right w:val="single" w:sz="4" w:space="0" w:color="auto"/>
+            </w:tcBorders>
+          </w:tcPr>
+          <w:p>
+            <w:pPr>
+              <w:pStyle w:val="ListParagraph"/>
+              <w:numPr>
+                <w:ilvl w:val="0"/>
+                <w:numId w:val="2"/>
+              </w:numPr>
+            </w:pPr>
+            <w:r>
+              <w:t>The system should be accessible to people who do not speak the default language of the web application</w:t>
+            </w:r>
+          </w:p>
+        </w:tc>
+        <w:tc>
+          <w:tcPr>
+            <w:tcW w:w="2748" w:type="dxa"/>
+            <w:tcBorders>
+              <w:top w:val="single" w:sz="4" w:space="0" w:color="auto"/>
+              <w:left w:val="single" w:sz="4" w:space="0" w:color="auto"/>
+              <w:bottom w:val="single" w:sz="4" w:space="0" w:color="auto"/>
+              <w:right w:val="single" w:sz="4" w:space="0" w:color="auto"/>
+            </w:tcBorders>
+          </w:tcPr>
+          <w:p>
+            <w:pPr>
+              <w:pStyle w:val="ListParagraph"/>
+              <w:numPr>
+                <w:ilvl w:val="0"/>
+                <w:numId w:val="5"/>
+              </w:numPr>
+            </w:pPr>
+            <w:r>
+              <w:t>The webpage should have an option to select a language</w:t>
+            </w:r>
+          </w:p>
+          <w:p>
+            <w:pPr>
+              <w:pStyle w:val="ListParagraph"/>
+              <w:numPr>
+                <w:ilvl w:val="0"/>
+                <w:numId w:val="5"/>
+              </w:numPr>
+            </w:pPr>
+            <w:r>
+              <w:t>The webpage should offer a large range of languages</w:t>
             </w:r>
           </w:p>
         </w:tc>
@@ -4142,312 +4832,72 @@
         </w:trPr>
         <w:tc>
           <w:tcPr>
-            <w:tcW w:w="2972" w:type="dxa"/>
-            <w:tcBorders>
-              <w:top w:val="single" w:sz="4" w:space="0" w:color="auto"/>
-              <w:left w:val="single" w:sz="4" w:space="0" w:color="auto"/>
-              <w:bottom w:val="single" w:sz="4" w:space="0" w:color="auto"/>
-              <w:right w:val="single" w:sz="4" w:space="0" w:color="auto"/>
-            </w:tcBorders>
-          </w:tcPr>
-          <w:p>
-            <w:r>
-              <w:t xml:space="preserve">The navigation bar should be built with consideration of functionality and ease of use. </w:t>
-            </w:r>
-          </w:p>
-        </w:tc>
-        <w:tc>
-          <w:tcPr>
-            <w:tcW w:w="3119" w:type="dxa"/>
-            <w:tcBorders>
-              <w:top w:val="single" w:sz="4" w:space="0" w:color="auto"/>
-              <w:left w:val="single" w:sz="4" w:space="0" w:color="auto"/>
-              <w:bottom w:val="single" w:sz="4" w:space="0" w:color="auto"/>
-              <w:right w:val="single" w:sz="4" w:space="0" w:color="auto"/>
-            </w:tcBorders>
-          </w:tcPr>
-          <w:p>
-            <w:r>
-              <w:t xml:space="preserve">Allows users to go to their intended destination faster, without any issues, which would reduce the chance of any confusion when attempting to navigate the site, this would therefore, improve user experience. </w:t>
-            </w:r>
-          </w:p>
-        </w:tc>
-        <w:tc>
-          <w:tcPr>
-            <w:tcW w:w="2976" w:type="dxa"/>
-            <w:tcBorders>
-              <w:top w:val="single" w:sz="4" w:space="0" w:color="auto"/>
-              <w:left w:val="single" w:sz="4" w:space="0" w:color="auto"/>
-              <w:bottom w:val="single" w:sz="4" w:space="0" w:color="auto"/>
-              <w:right w:val="single" w:sz="4" w:space="0" w:color="auto"/>
-            </w:tcBorders>
-          </w:tcPr>
-          <w:p>
-            <w:r>
-              <w:t xml:space="preserve">The buttons on the navigation menu should always take the user to the correct endpoints. </w:t>
-            </w:r>
-          </w:p>
-        </w:tc>
-      </w:tr>
-      <w:tr>
-        <w:trPr>
-          <w:trHeight w:val="12"/>
-        </w:trPr>
-        <w:tc>
-          <w:tcPr>
-            <w:tcW w:w="9067" w:type="dxa"/>
-            <w:gridSpan w:val="3"/>
-            <w:tcBorders>
-              <w:top w:val="single" w:sz="4" w:space="0" w:color="auto"/>
-              <w:left w:val="single" w:sz="4" w:space="0" w:color="auto"/>
-              <w:bottom w:val="single" w:sz="4" w:space="0" w:color="auto"/>
-              <w:right w:val="single" w:sz="4" w:space="0" w:color="auto"/>
-            </w:tcBorders>
-            <w:hideMark/>
-          </w:tcPr>
-          <w:p>
-            <w:pPr>
-              <w:jc w:val="center"/>
-              <w:rPr>
-                <w:b/>
-                <w:bCs/>
-              </w:rPr>
-            </w:pPr>
-            <w:r>
-              <w:rPr>
-                <w:b/>
-                <w:bCs/>
-                <w:sz w:val="32"/>
-                <w:szCs w:val="32"/>
-              </w:rPr>
-              <w:t>Accessibility</w:t>
-            </w:r>
-          </w:p>
-        </w:tc>
-      </w:tr>
-      <w:tr>
-        <w:trPr>
-          <w:trHeight w:val="17"/>
-        </w:trPr>
-        <w:tc>
-          <w:tcPr>
-            <w:tcW w:w="2972" w:type="dxa"/>
-            <w:tcBorders>
-              <w:top w:val="single" w:sz="4" w:space="0" w:color="auto"/>
-              <w:left w:val="single" w:sz="4" w:space="0" w:color="auto"/>
-              <w:bottom w:val="single" w:sz="4" w:space="0" w:color="auto"/>
-              <w:right w:val="single" w:sz="4" w:space="0" w:color="auto"/>
-            </w:tcBorders>
-            <w:hideMark/>
-          </w:tcPr>
-          <w:p>
-            <w:r>
-              <w:t>Non-Functional Requirement</w:t>
-            </w:r>
-          </w:p>
-        </w:tc>
-        <w:tc>
-          <w:tcPr>
-            <w:tcW w:w="3119" w:type="dxa"/>
-            <w:tcBorders>
-              <w:top w:val="single" w:sz="4" w:space="0" w:color="auto"/>
-              <w:left w:val="single" w:sz="4" w:space="0" w:color="auto"/>
-              <w:bottom w:val="single" w:sz="4" w:space="0" w:color="auto"/>
-              <w:right w:val="single" w:sz="4" w:space="0" w:color="auto"/>
-            </w:tcBorders>
-            <w:hideMark/>
-          </w:tcPr>
-          <w:p>
-            <w:r>
-              <w:t>Justification</w:t>
-            </w:r>
-          </w:p>
-        </w:tc>
-        <w:tc>
-          <w:tcPr>
-            <w:tcW w:w="2976" w:type="dxa"/>
-            <w:tcBorders>
-              <w:top w:val="single" w:sz="4" w:space="0" w:color="auto"/>
-              <w:left w:val="single" w:sz="4" w:space="0" w:color="auto"/>
-              <w:bottom w:val="single" w:sz="4" w:space="0" w:color="auto"/>
-              <w:right w:val="single" w:sz="4" w:space="0" w:color="auto"/>
-            </w:tcBorders>
-            <w:hideMark/>
-          </w:tcPr>
-          <w:p>
-            <w:r>
-              <w:t>KPI</w:t>
-            </w:r>
-          </w:p>
-        </w:tc>
-      </w:tr>
-      <w:tr>
-        <w:trPr>
-          <w:trHeight w:val="8"/>
-        </w:trPr>
-        <w:tc>
-          <w:tcPr>
-            <w:tcW w:w="2972" w:type="dxa"/>
-            <w:tcBorders>
-              <w:top w:val="single" w:sz="4" w:space="0" w:color="auto"/>
-              <w:left w:val="single" w:sz="4" w:space="0" w:color="auto"/>
-              <w:bottom w:val="single" w:sz="4" w:space="0" w:color="auto"/>
-              <w:right w:val="single" w:sz="4" w:space="0" w:color="auto"/>
-            </w:tcBorders>
-          </w:tcPr>
-          <w:p>
-            <w:r>
-              <w:t xml:space="preserve">The user should be able to adjust text to their preferred size to make it legible for them. </w:t>
-            </w:r>
-          </w:p>
-        </w:tc>
-        <w:tc>
-          <w:tcPr>
-            <w:tcW w:w="3119" w:type="dxa"/>
-            <w:tcBorders>
-              <w:top w:val="single" w:sz="4" w:space="0" w:color="auto"/>
-              <w:left w:val="single" w:sz="4" w:space="0" w:color="auto"/>
-              <w:bottom w:val="single" w:sz="4" w:space="0" w:color="auto"/>
-              <w:right w:val="single" w:sz="4" w:space="0" w:color="auto"/>
-            </w:tcBorders>
-          </w:tcPr>
-          <w:p>
-            <w:r>
-              <w:t xml:space="preserve">This will allow a variety of users to navigate the website that previously may not have been able to. This will give users with smaller screens would the ability to adjust the size of the text to improve readability and accessibility. The addition of this feature complies with the WCAG by making the solution more inclusive. </w:t>
-            </w:r>
-          </w:p>
-        </w:tc>
-        <w:tc>
-          <w:tcPr>
-            <w:tcW w:w="2976" w:type="dxa"/>
-            <w:tcBorders>
-              <w:top w:val="single" w:sz="4" w:space="0" w:color="auto"/>
-              <w:left w:val="single" w:sz="4" w:space="0" w:color="auto"/>
-              <w:bottom w:val="single" w:sz="4" w:space="0" w:color="auto"/>
-              <w:right w:val="single" w:sz="4" w:space="0" w:color="auto"/>
-            </w:tcBorders>
-          </w:tcPr>
-          <w:p>
-            <w:r>
-              <w:t xml:space="preserve">There should be no complaints of text being hard to read due to its size. </w:t>
-            </w:r>
-          </w:p>
-        </w:tc>
-      </w:tr>
-      <w:tr>
-        <w:trPr>
-          <w:trHeight w:val="8"/>
-        </w:trPr>
-        <w:tc>
-          <w:tcPr>
-            <w:tcW w:w="2972" w:type="dxa"/>
-            <w:tcBorders>
-              <w:top w:val="single" w:sz="4" w:space="0" w:color="auto"/>
-              <w:left w:val="single" w:sz="4" w:space="0" w:color="auto"/>
-              <w:bottom w:val="single" w:sz="4" w:space="0" w:color="auto"/>
-              <w:right w:val="single" w:sz="4" w:space="0" w:color="auto"/>
-            </w:tcBorders>
-          </w:tcPr>
-          <w:p>
-            <w:r>
-              <w:t>The user should have the option to change the language of the text to their home-language to make the information easier to understand.</w:t>
-            </w:r>
-          </w:p>
-        </w:tc>
-        <w:tc>
-          <w:tcPr>
-            <w:tcW w:w="3119" w:type="dxa"/>
-            <w:tcBorders>
-              <w:top w:val="single" w:sz="4" w:space="0" w:color="auto"/>
-              <w:left w:val="single" w:sz="4" w:space="0" w:color="auto"/>
-              <w:bottom w:val="single" w:sz="4" w:space="0" w:color="auto"/>
-              <w:right w:val="single" w:sz="4" w:space="0" w:color="auto"/>
-            </w:tcBorders>
-          </w:tcPr>
-          <w:p>
-            <w:r>
-              <w:t xml:space="preserve">Some users may live locally but speak a different language, it is important that these users be able to change the language of the text to properly cater to them, adding this function will provide users with a positive experience when using the web application. </w:t>
-            </w:r>
-          </w:p>
-        </w:tc>
-        <w:tc>
-          <w:tcPr>
-            <w:tcW w:w="2976" w:type="dxa"/>
-            <w:tcBorders>
-              <w:top w:val="single" w:sz="4" w:space="0" w:color="auto"/>
-              <w:left w:val="single" w:sz="4" w:space="0" w:color="auto"/>
-              <w:bottom w:val="single" w:sz="4" w:space="0" w:color="auto"/>
-              <w:right w:val="single" w:sz="4" w:space="0" w:color="auto"/>
-            </w:tcBorders>
-          </w:tcPr>
-          <w:p>
-            <w:r>
-              <w:t xml:space="preserve">There should be no complaints of text being hard to </w:t>
-            </w:r>
-            <w:r>
-              <w:t>understand</w:t>
-            </w:r>
-            <w:r>
-              <w:t xml:space="preserve"> due to </w:t>
-            </w:r>
-            <w:r>
-              <w:t>language barriers</w:t>
-            </w:r>
-            <w:r>
-              <w:t>.</w:t>
-            </w:r>
-          </w:p>
-        </w:tc>
-      </w:tr>
-      <w:tr>
-        <w:trPr>
-          <w:trHeight w:val="8"/>
-        </w:trPr>
-        <w:tc>
-          <w:tcPr>
-            <w:tcW w:w="2972" w:type="dxa"/>
-            <w:tcBorders>
-              <w:top w:val="single" w:sz="4" w:space="0" w:color="auto"/>
-              <w:left w:val="single" w:sz="4" w:space="0" w:color="auto"/>
-              <w:bottom w:val="single" w:sz="4" w:space="0" w:color="auto"/>
-              <w:right w:val="single" w:sz="4" w:space="0" w:color="auto"/>
-            </w:tcBorders>
-          </w:tcPr>
-          <w:p>
-            <w:r>
-              <w:t>The solution must support users with visual accessibility needs, by utilising high contrast and dark colour modes.</w:t>
-            </w:r>
-          </w:p>
-        </w:tc>
-        <w:tc>
-          <w:tcPr>
-            <w:tcW w:w="3119" w:type="dxa"/>
-            <w:tcBorders>
-              <w:top w:val="single" w:sz="4" w:space="0" w:color="auto"/>
-              <w:left w:val="single" w:sz="4" w:space="0" w:color="auto"/>
-              <w:bottom w:val="single" w:sz="4" w:space="0" w:color="auto"/>
-              <w:right w:val="single" w:sz="4" w:space="0" w:color="auto"/>
-            </w:tcBorders>
-          </w:tcPr>
-          <w:p>
-            <w:r>
-              <w:t xml:space="preserve">This ensures that users with visual impairments and colour blindness are able to view information on the solution easily, making the site more inclusive and user-friendly. </w:t>
-            </w:r>
-          </w:p>
-        </w:tc>
-        <w:tc>
-          <w:tcPr>
-            <w:tcW w:w="2976" w:type="dxa"/>
-            <w:tcBorders>
-              <w:top w:val="single" w:sz="4" w:space="0" w:color="auto"/>
-              <w:left w:val="single" w:sz="4" w:space="0" w:color="auto"/>
-              <w:bottom w:val="single" w:sz="4" w:space="0" w:color="auto"/>
-              <w:right w:val="single" w:sz="4" w:space="0" w:color="auto"/>
-            </w:tcBorders>
-          </w:tcPr>
-          <w:p>
-            <w:r>
-              <w:t xml:space="preserve">There should be no complains of users not being able to see information on the site due to colour modes. </w:t>
+            <w:tcW w:w="2744" w:type="dxa"/>
+            <w:tcBorders>
+              <w:top w:val="single" w:sz="4" w:space="0" w:color="auto"/>
+              <w:left w:val="single" w:sz="4" w:space="0" w:color="auto"/>
+              <w:bottom w:val="single" w:sz="4" w:space="0" w:color="auto"/>
+              <w:right w:val="single" w:sz="4" w:space="0" w:color="auto"/>
+            </w:tcBorders>
+          </w:tcPr>
+          <w:p>
+            <w:pPr>
+              <w:spacing w:after="160" w:line="278" w:lineRule="auto"/>
+            </w:pPr>
+            <w:r>
+              <w:t xml:space="preserve">The solution should have text-to-speech options for those who are visually impaired. </w:t>
+            </w:r>
+          </w:p>
+        </w:tc>
+        <w:tc>
+          <w:tcPr>
+            <w:tcW w:w="2744" w:type="dxa"/>
+            <w:tcBorders>
+              <w:top w:val="single" w:sz="4" w:space="0" w:color="auto"/>
+              <w:left w:val="single" w:sz="4" w:space="0" w:color="auto"/>
+              <w:bottom w:val="single" w:sz="4" w:space="0" w:color="auto"/>
+              <w:right w:val="single" w:sz="4" w:space="0" w:color="auto"/>
+            </w:tcBorders>
+          </w:tcPr>
+          <w:p>
+            <w:pPr>
+              <w:pStyle w:val="ListParagraph"/>
+              <w:numPr>
+                <w:ilvl w:val="0"/>
+                <w:numId w:val="2"/>
+              </w:numPr>
+            </w:pPr>
+            <w:r>
+              <w:t>The system should be accessible for those who have difficulties with reading</w:t>
+            </w:r>
+          </w:p>
+        </w:tc>
+        <w:tc>
+          <w:tcPr>
+            <w:tcW w:w="2748" w:type="dxa"/>
+            <w:tcBorders>
+              <w:top w:val="single" w:sz="4" w:space="0" w:color="auto"/>
+              <w:left w:val="single" w:sz="4" w:space="0" w:color="auto"/>
+              <w:bottom w:val="single" w:sz="4" w:space="0" w:color="auto"/>
+              <w:right w:val="single" w:sz="4" w:space="0" w:color="auto"/>
+            </w:tcBorders>
+          </w:tcPr>
+          <w:p>
+            <w:pPr>
+              <w:pStyle w:val="ListParagraph"/>
+              <w:numPr>
+                <w:ilvl w:val="0"/>
+                <w:numId w:val="6"/>
+              </w:numPr>
+            </w:pPr>
+            <w:r>
+              <w:t xml:space="preserve">The solution should offer a </w:t>
+            </w:r>
+            <w:r>
+              <w:t>clear</w:t>
+            </w:r>
+            <w:r>
+              <w:t xml:space="preserve"> text-to-speech option on the page</w:t>
             </w:r>
           </w:p>
         </w:tc>
@@ -4458,48 +4908,513 @@
       <w:pPr>
         <w:pStyle w:val="Heading1"/>
       </w:pPr>
-      <w:bookmarkStart w:id="12" w:name="_Toc223960502"/>
-      <w:r>
-        <w:t>Hierarchy diagram</w:t>
+      <w:bookmarkStart w:id="12" w:name="_Toc220335990"/>
+      <w:r>
+        <w:lastRenderedPageBreak/>
+        <w:t>Hierarchy Diagram</w:t>
       </w:r>
       <w:bookmarkEnd w:id="12"/>
+      <w:r>
+        <w:t xml:space="preserve"> </w:t>
+      </w:r>
     </w:p>
     <w:p>
-      <w:pPr>
-        <w:pStyle w:val="Heading1"/>
-      </w:pPr>
-      <w:bookmarkStart w:id="13" w:name="_Toc223960503"/>
-      <w:r>
-        <w:t>UI consideration</w:t>
-      </w:r>
-      <w:bookmarkEnd w:id="13"/>
-      <w:r>
-        <w:t xml:space="preserve"> </w:t>
+      <w:r>
+        <w:drawing>
+          <wp:inline distT="0" distB="0" distL="0" distR="0" wp14:anchorId="000F15BD" wp14:editId="189F6AD0">
+            <wp:extent cx="5731510" cy="5943600"/>
+            <wp:effectExtent l="0" t="0" r="2540" b="0"/>
+            <wp:docPr id="1" name="Picture 1"/>
+            <wp:cNvGraphicFramePr>
+              <a:graphicFrameLocks xmlns:a="http://schemas.openxmlformats.org/drawingml/2006/main" noChangeAspect="1"/>
+            </wp:cNvGraphicFramePr>
+            <a:graphic xmlns:a="http://schemas.openxmlformats.org/drawingml/2006/main">
+              <a:graphicData uri="http://schemas.openxmlformats.org/drawingml/2006/picture">
+                <pic:pic xmlns:pic="http://schemas.openxmlformats.org/drawingml/2006/picture">
+                  <pic:nvPicPr>
+                    <pic:cNvPr id="1" name=""/>
+                    <pic:cNvPicPr/>
+                  </pic:nvPicPr>
+                  <pic:blipFill>
+                    <a:blip r:embed="rId5"/>
+                    <a:stretch>
+                      <a:fillRect/>
+                    </a:stretch>
+                  </pic:blipFill>
+                  <pic:spPr>
+                    <a:xfrm>
+                      <a:off x="0" y="0"/>
+                      <a:ext cx="5731510" cy="5943600"/>
+                    </a:xfrm>
+                    <a:prstGeom prst="rect">
+                      <a:avLst/>
+                    </a:prstGeom>
+                  </pic:spPr>
+                </pic:pic>
+              </a:graphicData>
+            </a:graphic>
+          </wp:inline>
+        </w:drawing>
       </w:r>
     </w:p>
     <w:p>
       <w:pPr>
         <w:pStyle w:val="Heading1"/>
       </w:pPr>
-      <w:bookmarkStart w:id="14" w:name="_Toc223960504"/>
-      <w:r>
-        <w:t>Security considerations</w:t>
-      </w:r>
-      <w:r>
-        <w:t>/Risk Mitigation</w:t>
+      <w:bookmarkStart w:id="13" w:name="_Toc220335991"/>
+      <w:r>
+        <w:t>Risk management plan</w:t>
+      </w:r>
+      <w:bookmarkEnd w:id="13"/>
+      <w:r>
+        <w:t xml:space="preserve"> </w:t>
+      </w:r>
+    </w:p>
+    <w:tbl>
+      <w:tblPr>
+        <w:tblStyle w:val="TableGrid"/>
+        <w:tblW w:w="0" w:type="auto"/>
+        <w:tblLook w:val="04A0" w:firstRow="1" w:lastRow="0" w:firstColumn="1" w:lastColumn="0" w:noHBand="0" w:noVBand="1"/>
+      </w:tblPr>
+      <w:tblGrid>
+        <w:gridCol w:w="4508"/>
+        <w:gridCol w:w="4508"/>
+      </w:tblGrid>
+      <w:tr>
+        <w:tc>
+          <w:tcPr>
+            <w:tcW w:w="4508" w:type="dxa"/>
+          </w:tcPr>
+          <w:p>
+            <w:pPr>
+              <w:rPr>
+                <w:b/>
+                <w:bCs/>
+                <w:u w:val="single"/>
+              </w:rPr>
+            </w:pPr>
+            <w:r>
+              <w:rPr>
+                <w:b/>
+                <w:bCs/>
+                <w:u w:val="single"/>
+              </w:rPr>
+              <w:t>Risk</w:t>
+            </w:r>
+          </w:p>
+        </w:tc>
+        <w:tc>
+          <w:tcPr>
+            <w:tcW w:w="4508" w:type="dxa"/>
+          </w:tcPr>
+          <w:p>
+            <w:pPr>
+              <w:rPr>
+                <w:b/>
+                <w:bCs/>
+                <w:i/>
+                <w:iCs/>
+                <w:u w:val="single"/>
+              </w:rPr>
+            </w:pPr>
+            <w:r>
+              <w:rPr>
+                <w:b/>
+                <w:bCs/>
+                <w:i/>
+                <w:iCs/>
+                <w:u w:val="single"/>
+              </w:rPr>
+              <w:t xml:space="preserve">Mitigation </w:t>
+            </w:r>
+          </w:p>
+        </w:tc>
+      </w:tr>
+      <w:tr>
+        <w:tc>
+          <w:tcPr>
+            <w:tcW w:w="4508" w:type="dxa"/>
+          </w:tcPr>
+          <w:p>
+            <w:r>
+              <w:t xml:space="preserve">An attacker </w:t>
+            </w:r>
+            <w:r>
+              <w:t>could</w:t>
+            </w:r>
+            <w:r>
+              <w:t xml:space="preserve"> attempt to launch a DDOS (Distributed Denial of Service) attack by using botnet to send a multitude of automated requests to purchase a booking, which would overwhelm the system, causing it to crash, resulting in the software becoming temporarily unusable for real users. </w:t>
+            </w:r>
+          </w:p>
+        </w:tc>
+        <w:tc>
+          <w:tcPr>
+            <w:tcW w:w="4508" w:type="dxa"/>
+          </w:tcPr>
+          <w:p>
+            <w:pPr>
+              <w:rPr>
+                <w:i/>
+                <w:iCs/>
+              </w:rPr>
+            </w:pPr>
+            <w:r>
+              <w:rPr>
+                <w:i/>
+                <w:iCs/>
+              </w:rPr>
+              <w:t xml:space="preserve">To mitigate this, </w:t>
+            </w:r>
+            <w:r>
+              <w:rPr>
+                <w:i/>
+                <w:iCs/>
+              </w:rPr>
+              <w:t xml:space="preserve">I will include a two-factor authentication (2FA) to the register system to reduce the likelihood of fake emails being used to register automated bot accounts. I will also make it so the user is required to login/register an account before they can use the services provided by the application. </w:t>
+            </w:r>
+            <w:r>
+              <w:rPr>
+                <w:i/>
+                <w:iCs/>
+              </w:rPr>
+              <w:t xml:space="preserve">While not fully protecting against DDOS </w:t>
+            </w:r>
+            <w:r>
+              <w:rPr>
+                <w:i/>
+                <w:iCs/>
+              </w:rPr>
+              <w:lastRenderedPageBreak/>
+              <w:t xml:space="preserve">attacks, these methods will provide a layer of protection against bot accounts. </w:t>
+            </w:r>
+            <w:r>
+              <w:rPr>
+                <w:i/>
+                <w:iCs/>
+              </w:rPr>
+              <w:t xml:space="preserve"> </w:t>
+            </w:r>
+          </w:p>
+        </w:tc>
+      </w:tr>
+      <w:tr>
+        <w:tc>
+          <w:tcPr>
+            <w:tcW w:w="4508" w:type="dxa"/>
+          </w:tcPr>
+          <w:p>
+            <w:r>
+              <w:lastRenderedPageBreak/>
+              <w:t xml:space="preserve">An attacker may use SQL injection to execute commands to gain unauthorized access to the database which would allow the attacker to view and steal user’s personal data.  </w:t>
+            </w:r>
+          </w:p>
+        </w:tc>
+        <w:tc>
+          <w:tcPr>
+            <w:tcW w:w="4508" w:type="dxa"/>
+          </w:tcPr>
+          <w:p>
+            <w:pPr>
+              <w:rPr>
+                <w:i/>
+                <w:iCs/>
+              </w:rPr>
+            </w:pPr>
+            <w:r>
+              <w:rPr>
+                <w:i/>
+                <w:iCs/>
+              </w:rPr>
+              <w:t xml:space="preserve">To mitigate </w:t>
+            </w:r>
+            <w:r>
+              <w:rPr>
+                <w:i/>
+                <w:iCs/>
+              </w:rPr>
+              <w:t>this,</w:t>
+            </w:r>
+            <w:r>
+              <w:rPr>
+                <w:i/>
+                <w:iCs/>
+              </w:rPr>
+              <w:t xml:space="preserve"> I will be using parameterized queries </w:t>
+            </w:r>
+            <w:r>
+              <w:rPr>
+                <w:i/>
+                <w:iCs/>
+              </w:rPr>
+              <w:t xml:space="preserve">built into ASP.NET MVC to protect against SQL injections, parameterized queries help to separate user input from the query itself, treating malicious executables as normal text entries. </w:t>
+            </w:r>
+          </w:p>
+        </w:tc>
+      </w:tr>
+      <w:tr>
+        <w:tc>
+          <w:tcPr>
+            <w:tcW w:w="4508" w:type="dxa"/>
+          </w:tcPr>
+          <w:p>
+            <w:r>
+              <w:t xml:space="preserve">An attacker may attempt to use a Man-In-The-Middle (MITM) attack to intercept communication without their knowledge or consent, with the intention of stealing their sensitive information, such as login </w:t>
+            </w:r>
+            <w:r>
+              <w:t>credentials</w:t>
+            </w:r>
+            <w:r>
+              <w:t xml:space="preserve"> </w:t>
+            </w:r>
+            <w:r>
+              <w:t>o</w:t>
+            </w:r>
+            <w:r>
+              <w:t>r</w:t>
+            </w:r>
+            <w:r>
+              <w:t xml:space="preserve"> credit card information. </w:t>
+            </w:r>
+            <w:r>
+              <w:t xml:space="preserve"> </w:t>
+            </w:r>
+          </w:p>
+        </w:tc>
+        <w:tc>
+          <w:tcPr>
+            <w:tcW w:w="4508" w:type="dxa"/>
+          </w:tcPr>
+          <w:p>
+            <w:pPr>
+              <w:rPr>
+                <w:i/>
+                <w:iCs/>
+              </w:rPr>
+            </w:pPr>
+            <w:r>
+              <w:rPr>
+                <w:i/>
+                <w:iCs/>
+              </w:rPr>
+              <w:t xml:space="preserve">To mitigate this, </w:t>
+            </w:r>
+            <w:r>
+              <w:rPr>
+                <w:i/>
+                <w:iCs/>
+              </w:rPr>
+              <w:t>I will use strong encryption such as HTTPS</w:t>
+            </w:r>
+            <w:r>
+              <w:rPr>
+                <w:i/>
+                <w:iCs/>
+              </w:rPr>
+              <w:t xml:space="preserve">, MFA (multi-factor authentication) and end-to-end encryption, to prevent attackers from intercepting or altering communications. </w:t>
+            </w:r>
+          </w:p>
+        </w:tc>
+      </w:tr>
+      <w:tr>
+        <w:tc>
+          <w:tcPr>
+            <w:tcW w:w="4508" w:type="dxa"/>
+          </w:tcPr>
+          <w:p>
+            <w:r>
+              <w:t xml:space="preserve">An attacker could use a brute force attack to gain unauthorised access to a user’s account through the use of trial-and-error to guess login credentials. </w:t>
+            </w:r>
+          </w:p>
+        </w:tc>
+        <w:tc>
+          <w:tcPr>
+            <w:tcW w:w="4508" w:type="dxa"/>
+          </w:tcPr>
+          <w:p>
+            <w:pPr>
+              <w:rPr>
+                <w:i/>
+                <w:iCs/>
+              </w:rPr>
+            </w:pPr>
+            <w:r>
+              <w:rPr>
+                <w:i/>
+                <w:iCs/>
+              </w:rPr>
+              <w:t xml:space="preserve">To mitigate this, I would enforce strict password policies such as a minimum character limit, include at least one number or symbol, have a minimum of one uppercase letter, etc. This ensures that the users’ passwords are strong and cannot be guessed easily. </w:t>
+            </w:r>
+          </w:p>
+        </w:tc>
+      </w:tr>
+    </w:tbl>
+    <w:p/>
+    <w:p/>
+    <w:p>
+      <w:pPr>
+        <w:pStyle w:val="Heading1"/>
+      </w:pPr>
+      <w:bookmarkStart w:id="14" w:name="_Toc220335992"/>
+      <w:r>
+        <w:t>UI Considerations</w:t>
       </w:r>
       <w:bookmarkEnd w:id="14"/>
     </w:p>
     <w:p>
+      <w:r>
+        <w:t xml:space="preserve">Some key aspects I have considered for the design phase of the solution are the colour scheme, fonts, and images. </w:t>
+      </w:r>
+      <w:r>
+        <w:t xml:space="preserve">For the overall </w:t>
+      </w:r>
+      <w:r>
+        <w:t xml:space="preserve">appearance </w:t>
+      </w:r>
+      <w:r>
+        <w:t xml:space="preserve">of the </w:t>
+      </w:r>
+      <w:r>
+        <w:t>application,</w:t>
+      </w:r>
+      <w:r>
+        <w:t xml:space="preserve"> I plan to use</w:t>
+      </w:r>
+      <w:r>
+        <w:t xml:space="preserve"> a</w:t>
+      </w:r>
+      <w:r>
+        <w:t xml:space="preserve"> more neutral </w:t>
+      </w:r>
+      <w:r>
+        <w:t>pallet</w:t>
+      </w:r>
+      <w:r>
+        <w:t xml:space="preserve"> </w:t>
+      </w:r>
+      <w:r>
+        <w:t>as there is no</w:t>
+      </w:r>
+      <w:r>
+        <w:t>t one</w:t>
+      </w:r>
+      <w:r>
+        <w:t xml:space="preserve"> specific theme for the business,</w:t>
+      </w:r>
+      <w:r>
+        <w:t xml:space="preserve"> using a neutral colour scheme allows for the website to look appropriate in all scenarios.</w:t>
+      </w:r>
+      <w:r>
+        <w:t xml:space="preserve"> I plan to utilize colours </w:t>
+      </w:r>
+      <w:r>
+        <w:t xml:space="preserve">such as a light beige </w:t>
+      </w:r>
+      <w:r>
+        <w:t xml:space="preserve">for the background </w:t>
+      </w:r>
+      <w:r>
+        <w:t xml:space="preserve">with darker </w:t>
+      </w:r>
+      <w:r>
+        <w:t xml:space="preserve">toned </w:t>
+      </w:r>
+      <w:r>
+        <w:t xml:space="preserve">accent colours for buttons and </w:t>
+      </w:r>
+      <w:r>
+        <w:t xml:space="preserve">a </w:t>
+      </w:r>
+      <w:r>
+        <w:t xml:space="preserve">lightly </w:t>
+      </w:r>
+      <w:r>
+        <w:t>darker beige for any containers.</w:t>
+      </w:r>
+      <w:r>
+        <w:t xml:space="preserve"> I intend to utilize spacing appropriately to ensure that key elements of the website are defined and keeping the overview of the website pleasing to the </w:t>
+      </w:r>
+      <w:r>
+        <w:t>user’s</w:t>
+      </w:r>
+      <w:r>
+        <w:t xml:space="preserve"> eye.</w:t>
+      </w:r>
+      <w:r>
+        <w:t xml:space="preserve"> Furthermore, I have chosen to use Franklin Gothic as my font due to its clean and slender appearance which helps to represent the professional aspect of the design</w:t>
+      </w:r>
+      <w:r>
+        <w:t>, I have chosen to use this font throughout all of the information within the site to maintain consistency and ensure readability.</w:t>
+      </w:r>
+      <w:r>
+        <w:t xml:space="preserve"> </w:t>
+      </w:r>
+      <w:r>
+        <w:t xml:space="preserve"> </w:t>
+      </w:r>
+      <w:r>
+        <w:t>I will consistently use appropriate, professional images across the web application, ensuring that the graphics chosen are appropriate to the content displayed within my site</w:t>
+      </w:r>
+      <w:r>
+        <w:t xml:space="preserve">. </w:t>
+      </w:r>
+      <w:r>
+        <w:t xml:space="preserve"> </w:t>
+      </w:r>
+      <w:r>
+        <w:t>T</w:t>
+      </w:r>
+      <w:r>
+        <w:t xml:space="preserve">his will display a level of maturity and professionalism, allowing the user to trust the application. </w:t>
+      </w:r>
+    </w:p>
+    <w:p>
       <w:pPr>
         <w:pStyle w:val="Heading1"/>
       </w:pPr>
-      <w:bookmarkStart w:id="15" w:name="_Toc223960505"/>
-      <w:r>
-        <w:t>Legal and Regulatory Guideline considerations</w:t>
+      <w:bookmarkStart w:id="15" w:name="_Toc220335993"/>
+      <w:r>
+        <w:lastRenderedPageBreak/>
+        <w:t>Legal</w:t>
       </w:r>
       <w:bookmarkEnd w:id="15"/>
     </w:p>
+    <w:p>
+      <w:r>
+        <w:t>Due to the large number of users that will use this site it is important for the application to include accessibility features to support all users when complying with the WCAG – Web Content and Accessibility</w:t>
+      </w:r>
+      <w:r>
+        <w:t xml:space="preserve"> Guidelines. This includes implementing a text size slider and text-to-speech, as well as various colour filters and language options to support users when interacting with and accessing content provided by the site, as well as making the software easier to use and providing a better overall user experience. </w:t>
+      </w:r>
+    </w:p>
+    <w:p>
+      <w:r>
+        <w:t>When a user registers an account to use this platform, their personal data is collected and stored on a database. The collection of this data requires the website to comply with various laws, including the Data Protection Act and GDPR. This will be done by ensuring that data is secured through the use of password hashing and SSL encryption</w:t>
+      </w:r>
+      <w:r>
+        <w:t xml:space="preserve">, this ensure that user data is handled correctly and their accounts are secure. As stated by the GDPR, an organization must maintain lawfulness, fairness, and transparency when collecting a user’s data, to comply with these principles the website must also include a privacy policy to inform the user on how </w:t>
+      </w:r>
+      <w:r>
+        <w:t>the website and company will use their data, and inform them on their rights regarding the processing and transferral of their data. The website will make use of opt-in via the use of cookies, meaning that the user will be given an in-site pop up asking them if they wish to accept or decline cookies. This ensures that the platform has consent before collecting the user data, which can be withdrawn at any time</w:t>
+      </w:r>
+      <w:r>
+        <w:t>.</w:t>
+      </w:r>
+    </w:p>
+    <w:p>
+      <w:r>
+        <w:t xml:space="preserve">Furthermore, the website will include a terms and conditions pop up as it will limit legal liability of the website if anything happens to the </w:t>
+      </w:r>
+      <w:r>
+        <w:t>user’s</w:t>
+      </w:r>
+      <w:r>
+        <w:t xml:space="preserve"> data. The company may be able to dispute any claims made </w:t>
+      </w:r>
+      <w:r>
+        <w:t xml:space="preserve">towards them as they are disclosed in the terms and conditions, it allows the company to legally prohibit acts like spam which would reduce the likelihood of it occurring. Finally, this ensures compliance with both the GDPR and DPA as it informs users of any data being collected. </w:t>
+      </w:r>
+    </w:p>
+    <w:p/>
     <w:sectPr>
       <w:pgSz w:w="11906" w:h="16838"/>
       <w:pgMar w:top="1440" w:right="1440" w:bottom="1440" w:left="1440" w:header="708" w:footer="708" w:gutter="0"/>
@@ -4515,10 +5430,99 @@
 <file path=word/numbering.xml><?xml version="1.0" encoding="utf-8"?>
 <w:numbering xmlns:wpc="http://schemas.microsoft.com/office/word/2010/wordprocessingCanvas" xmlns:cx="http://schemas.microsoft.com/office/drawing/2014/chartex" xmlns:cx1="http://schemas.microsoft.com/office/drawing/2015/9/8/chartex" xmlns:cx2="http://schemas.microsoft.com/office/drawing/2015/10/21/chartex" xmlns:cx3="http://schemas.microsoft.com/office/drawing/2016/5/9/chartex" xmlns:cx4="http://schemas.microsoft.com/office/drawing/2016/5/10/chartex" xmlns:cx5="http://schemas.microsoft.com/office/drawing/2016/5/11/chartex" xmlns:cx6="http://schemas.microsoft.com/office/drawing/2016/5/12/chartex" xmlns:cx7="http://schemas.microsoft.com/office/drawing/2016/5/13/chartex" xmlns:cx8="http://schemas.microsoft.com/office/drawing/2016/5/14/chartex" xmlns:mc="http://schemas.openxmlformats.org/markup-compatibility/2006" xmlns:aink="http://schemas.microsoft.com/office/drawing/2016/ink" xmlns:am3d="http://schemas.microsoft.com/office/drawing/2017/model3d" xmlns:o="urn:schemas-microsoft-com:office:office" xmlns:r="http://schemas.openxmlformats.org/officeDocument/2006/relationships" xmlns:m="http://schemas.openxmlformats.org/officeDocument/2006/math" xmlns:v="urn:schemas-microsoft-com:vml" xmlns:wp14="http://schemas.microsoft.com/office/word/2010/wordprocessingDrawing" xmlns:wp="http://schemas.openxmlformats.org/drawingml/2006/wordprocessingDrawing" xmlns:w10="urn:schemas-microsoft-com:office:word" xmlns:w="http://schemas.openxmlformats.org/wordprocessingml/2006/main" xmlns:w14="http://schemas.microsoft.com/office/word/2010/wordml" xmlns:w15="http://schemas.microsoft.com/office/word/2012/wordml" xmlns:w16cex="http://schemas.microsoft.com/office/word/2018/wordml/cex" xmlns:w16cid="http://schemas.microsoft.com/office/word/2016/wordml/cid" xmlns:w16="http://schemas.microsoft.com/office/word/2018/wordml" xmlns:w16sdtdh="http://schemas.microsoft.com/office/word/2020/wordml/sdtdatahash" xmlns:w16se="http://schemas.microsoft.com/office/word/2015/wordml/symex" xmlns:wpg="http://schemas.microsoft.com/office/word/2010/wordprocessingGroup" xmlns:wpi="http://schemas.microsoft.com/office/word/2010/wordprocessingInk" xmlns:wne="http://schemas.microsoft.com/office/word/2006/wordml" xmlns:wps="http://schemas.microsoft.com/office/word/2010/wordprocessingShape" mc:Ignorable="w14 w15 w16se w16cid w16 w16cex w16sdtdh wp14">
   <w:abstractNum w:abstractNumId="0" w15:restartNumberingAfterBreak="0">
-    <w:nsid w:val="3C7A4511"/>
+    <w:nsid w:val="07267E38"/>
     <w:multiLevelType w:val="hybridMultilevel"/>
-    <w:tmpl w:val="46F81226"/>
-    <w:lvl w:ilvl="0" w:tplc="F850AF14">
+    <w:tmpl w:val="34AC3658"/>
+    <w:lvl w:ilvl="0" w:tplc="0809000F">
+      <w:start w:val="1"/>
+      <w:numFmt w:val="decimal"/>
+      <w:lvlText w:val="%1."/>
+      <w:lvlJc w:val="left"/>
+      <w:pPr>
+        <w:ind w:left="720" w:hanging="360"/>
+      </w:pPr>
+      <w:rPr>
+        <w:rFonts w:hint="default"/>
+      </w:rPr>
+    </w:lvl>
+    <w:lvl w:ilvl="1" w:tplc="08090019" w:tentative="1">
+      <w:start w:val="1"/>
+      <w:numFmt w:val="lowerLetter"/>
+      <w:lvlText w:val="%2."/>
+      <w:lvlJc w:val="left"/>
+      <w:pPr>
+        <w:ind w:left="1440" w:hanging="360"/>
+      </w:pPr>
+    </w:lvl>
+    <w:lvl w:ilvl="2" w:tplc="0809001B" w:tentative="1">
+      <w:start w:val="1"/>
+      <w:numFmt w:val="lowerRoman"/>
+      <w:lvlText w:val="%3."/>
+      <w:lvlJc w:val="right"/>
+      <w:pPr>
+        <w:ind w:left="2160" w:hanging="180"/>
+      </w:pPr>
+    </w:lvl>
+    <w:lvl w:ilvl="3" w:tplc="0809000F" w:tentative="1">
+      <w:start w:val="1"/>
+      <w:numFmt w:val="decimal"/>
+      <w:lvlText w:val="%4."/>
+      <w:lvlJc w:val="left"/>
+      <w:pPr>
+        <w:ind w:left="2880" w:hanging="360"/>
+      </w:pPr>
+    </w:lvl>
+    <w:lvl w:ilvl="4" w:tplc="08090019" w:tentative="1">
+      <w:start w:val="1"/>
+      <w:numFmt w:val="lowerLetter"/>
+      <w:lvlText w:val="%5."/>
+      <w:lvlJc w:val="left"/>
+      <w:pPr>
+        <w:ind w:left="3600" w:hanging="360"/>
+      </w:pPr>
+    </w:lvl>
+    <w:lvl w:ilvl="5" w:tplc="0809001B" w:tentative="1">
+      <w:start w:val="1"/>
+      <w:numFmt w:val="lowerRoman"/>
+      <w:lvlText w:val="%6."/>
+      <w:lvlJc w:val="right"/>
+      <w:pPr>
+        <w:ind w:left="4320" w:hanging="180"/>
+      </w:pPr>
+    </w:lvl>
+    <w:lvl w:ilvl="6" w:tplc="0809000F" w:tentative="1">
+      <w:start w:val="1"/>
+      <w:numFmt w:val="decimal"/>
+      <w:lvlText w:val="%7."/>
+      <w:lvlJc w:val="left"/>
+      <w:pPr>
+        <w:ind w:left="5040" w:hanging="360"/>
+      </w:pPr>
+    </w:lvl>
+    <w:lvl w:ilvl="7" w:tplc="08090019" w:tentative="1">
+      <w:start w:val="1"/>
+      <w:numFmt w:val="lowerLetter"/>
+      <w:lvlText w:val="%8."/>
+      <w:lvlJc w:val="left"/>
+      <w:pPr>
+        <w:ind w:left="5760" w:hanging="360"/>
+      </w:pPr>
+    </w:lvl>
+    <w:lvl w:ilvl="8" w:tplc="0809001B" w:tentative="1">
+      <w:start w:val="1"/>
+      <w:numFmt w:val="lowerRoman"/>
+      <w:lvlText w:val="%9."/>
+      <w:lvlJc w:val="right"/>
+      <w:pPr>
+        <w:ind w:left="6480" w:hanging="180"/>
+      </w:pPr>
+    </w:lvl>
+  </w:abstractNum>
+  <w:abstractNum w:abstractNumId="1" w15:restartNumberingAfterBreak="0">
+    <w:nsid w:val="0A16324C"/>
+    <w:multiLevelType w:val="hybridMultilevel"/>
+    <w:tmpl w:val="1294FA92"/>
+    <w:lvl w:ilvl="0" w:tplc="8D707252">
       <w:numFmt w:val="bullet"/>
       <w:lvlText w:val="-"/>
       <w:lvlJc w:val="left"/>
@@ -4526,10 +5530,10 @@
         <w:ind w:left="720" w:hanging="360"/>
       </w:pPr>
       <w:rPr>
-        <w:rFonts w:ascii="Calibri" w:eastAsiaTheme="minorHAnsi" w:hAnsi="Calibri" w:cs="Calibri" w:hint="default"/>
+        <w:rFonts w:ascii="Aptos" w:eastAsiaTheme="minorHAnsi" w:hAnsi="Aptos" w:cstheme="minorBidi" w:hint="default"/>
       </w:rPr>
     </w:lvl>
-    <w:lvl w:ilvl="1" w:tplc="08090003">
+    <w:lvl w:ilvl="1" w:tplc="08090003" w:tentative="1">
       <w:start w:val="1"/>
       <w:numFmt w:val="bullet"/>
       <w:lvlText w:val="o"/>
@@ -4626,8 +5630,1346 @@
       </w:rPr>
     </w:lvl>
   </w:abstractNum>
+  <w:abstractNum w:abstractNumId="2" w15:restartNumberingAfterBreak="0">
+    <w:nsid w:val="25C35E33"/>
+    <w:multiLevelType w:val="hybridMultilevel"/>
+    <w:tmpl w:val="A7AAADE4"/>
+    <w:lvl w:ilvl="0" w:tplc="0809000F">
+      <w:start w:val="1"/>
+      <w:numFmt w:val="decimal"/>
+      <w:lvlText w:val="%1."/>
+      <w:lvlJc w:val="left"/>
+      <w:pPr>
+        <w:ind w:left="720" w:hanging="360"/>
+      </w:pPr>
+      <w:rPr>
+        <w:rFonts w:hint="default"/>
+      </w:rPr>
+    </w:lvl>
+    <w:lvl w:ilvl="1" w:tplc="08090019" w:tentative="1">
+      <w:start w:val="1"/>
+      <w:numFmt w:val="lowerLetter"/>
+      <w:lvlText w:val="%2."/>
+      <w:lvlJc w:val="left"/>
+      <w:pPr>
+        <w:ind w:left="1440" w:hanging="360"/>
+      </w:pPr>
+    </w:lvl>
+    <w:lvl w:ilvl="2" w:tplc="0809001B" w:tentative="1">
+      <w:start w:val="1"/>
+      <w:numFmt w:val="lowerRoman"/>
+      <w:lvlText w:val="%3."/>
+      <w:lvlJc w:val="right"/>
+      <w:pPr>
+        <w:ind w:left="2160" w:hanging="180"/>
+      </w:pPr>
+    </w:lvl>
+    <w:lvl w:ilvl="3" w:tplc="0809000F" w:tentative="1">
+      <w:start w:val="1"/>
+      <w:numFmt w:val="decimal"/>
+      <w:lvlText w:val="%4."/>
+      <w:lvlJc w:val="left"/>
+      <w:pPr>
+        <w:ind w:left="2880" w:hanging="360"/>
+      </w:pPr>
+    </w:lvl>
+    <w:lvl w:ilvl="4" w:tplc="08090019" w:tentative="1">
+      <w:start w:val="1"/>
+      <w:numFmt w:val="lowerLetter"/>
+      <w:lvlText w:val="%5."/>
+      <w:lvlJc w:val="left"/>
+      <w:pPr>
+        <w:ind w:left="3600" w:hanging="360"/>
+      </w:pPr>
+    </w:lvl>
+    <w:lvl w:ilvl="5" w:tplc="0809001B" w:tentative="1">
+      <w:start w:val="1"/>
+      <w:numFmt w:val="lowerRoman"/>
+      <w:lvlText w:val="%6."/>
+      <w:lvlJc w:val="right"/>
+      <w:pPr>
+        <w:ind w:left="4320" w:hanging="180"/>
+      </w:pPr>
+    </w:lvl>
+    <w:lvl w:ilvl="6" w:tplc="0809000F" w:tentative="1">
+      <w:start w:val="1"/>
+      <w:numFmt w:val="decimal"/>
+      <w:lvlText w:val="%7."/>
+      <w:lvlJc w:val="left"/>
+      <w:pPr>
+        <w:ind w:left="5040" w:hanging="360"/>
+      </w:pPr>
+    </w:lvl>
+    <w:lvl w:ilvl="7" w:tplc="08090019" w:tentative="1">
+      <w:start w:val="1"/>
+      <w:numFmt w:val="lowerLetter"/>
+      <w:lvlText w:val="%8."/>
+      <w:lvlJc w:val="left"/>
+      <w:pPr>
+        <w:ind w:left="5760" w:hanging="360"/>
+      </w:pPr>
+    </w:lvl>
+    <w:lvl w:ilvl="8" w:tplc="0809001B" w:tentative="1">
+      <w:start w:val="1"/>
+      <w:numFmt w:val="lowerRoman"/>
+      <w:lvlText w:val="%9."/>
+      <w:lvlJc w:val="right"/>
+      <w:pPr>
+        <w:ind w:left="6480" w:hanging="180"/>
+      </w:pPr>
+    </w:lvl>
+  </w:abstractNum>
+  <w:abstractNum w:abstractNumId="3" w15:restartNumberingAfterBreak="0">
+    <w:nsid w:val="2AA37793"/>
+    <w:multiLevelType w:val="hybridMultilevel"/>
+    <w:tmpl w:val="A1E67B76"/>
+    <w:lvl w:ilvl="0" w:tplc="0809000F">
+      <w:start w:val="1"/>
+      <w:numFmt w:val="decimal"/>
+      <w:lvlText w:val="%1."/>
+      <w:lvlJc w:val="left"/>
+      <w:pPr>
+        <w:ind w:left="720" w:hanging="360"/>
+      </w:pPr>
+      <w:rPr>
+        <w:rFonts w:hint="default"/>
+      </w:rPr>
+    </w:lvl>
+    <w:lvl w:ilvl="1" w:tplc="08090019" w:tentative="1">
+      <w:start w:val="1"/>
+      <w:numFmt w:val="lowerLetter"/>
+      <w:lvlText w:val="%2."/>
+      <w:lvlJc w:val="left"/>
+      <w:pPr>
+        <w:ind w:left="1440" w:hanging="360"/>
+      </w:pPr>
+    </w:lvl>
+    <w:lvl w:ilvl="2" w:tplc="0809001B" w:tentative="1">
+      <w:start w:val="1"/>
+      <w:numFmt w:val="lowerRoman"/>
+      <w:lvlText w:val="%3."/>
+      <w:lvlJc w:val="right"/>
+      <w:pPr>
+        <w:ind w:left="2160" w:hanging="180"/>
+      </w:pPr>
+    </w:lvl>
+    <w:lvl w:ilvl="3" w:tplc="0809000F" w:tentative="1">
+      <w:start w:val="1"/>
+      <w:numFmt w:val="decimal"/>
+      <w:lvlText w:val="%4."/>
+      <w:lvlJc w:val="left"/>
+      <w:pPr>
+        <w:ind w:left="2880" w:hanging="360"/>
+      </w:pPr>
+    </w:lvl>
+    <w:lvl w:ilvl="4" w:tplc="08090019" w:tentative="1">
+      <w:start w:val="1"/>
+      <w:numFmt w:val="lowerLetter"/>
+      <w:lvlText w:val="%5."/>
+      <w:lvlJc w:val="left"/>
+      <w:pPr>
+        <w:ind w:left="3600" w:hanging="360"/>
+      </w:pPr>
+    </w:lvl>
+    <w:lvl w:ilvl="5" w:tplc="0809001B" w:tentative="1">
+      <w:start w:val="1"/>
+      <w:numFmt w:val="lowerRoman"/>
+      <w:lvlText w:val="%6."/>
+      <w:lvlJc w:val="right"/>
+      <w:pPr>
+        <w:ind w:left="4320" w:hanging="180"/>
+      </w:pPr>
+    </w:lvl>
+    <w:lvl w:ilvl="6" w:tplc="0809000F" w:tentative="1">
+      <w:start w:val="1"/>
+      <w:numFmt w:val="decimal"/>
+      <w:lvlText w:val="%7."/>
+      <w:lvlJc w:val="left"/>
+      <w:pPr>
+        <w:ind w:left="5040" w:hanging="360"/>
+      </w:pPr>
+    </w:lvl>
+    <w:lvl w:ilvl="7" w:tplc="08090019" w:tentative="1">
+      <w:start w:val="1"/>
+      <w:numFmt w:val="lowerLetter"/>
+      <w:lvlText w:val="%8."/>
+      <w:lvlJc w:val="left"/>
+      <w:pPr>
+        <w:ind w:left="5760" w:hanging="360"/>
+      </w:pPr>
+    </w:lvl>
+    <w:lvl w:ilvl="8" w:tplc="0809001B" w:tentative="1">
+      <w:start w:val="1"/>
+      <w:numFmt w:val="lowerRoman"/>
+      <w:lvlText w:val="%9."/>
+      <w:lvlJc w:val="right"/>
+      <w:pPr>
+        <w:ind w:left="6480" w:hanging="180"/>
+      </w:pPr>
+    </w:lvl>
+  </w:abstractNum>
+  <w:abstractNum w:abstractNumId="4" w15:restartNumberingAfterBreak="0">
+    <w:nsid w:val="2DE60F44"/>
+    <w:multiLevelType w:val="hybridMultilevel"/>
+    <w:tmpl w:val="AB52FD5A"/>
+    <w:lvl w:ilvl="0" w:tplc="0809000F">
+      <w:start w:val="1"/>
+      <w:numFmt w:val="decimal"/>
+      <w:lvlText w:val="%1."/>
+      <w:lvlJc w:val="left"/>
+      <w:pPr>
+        <w:ind w:left="720" w:hanging="360"/>
+      </w:pPr>
+      <w:rPr>
+        <w:rFonts w:hint="default"/>
+      </w:rPr>
+    </w:lvl>
+    <w:lvl w:ilvl="1" w:tplc="08090019" w:tentative="1">
+      <w:start w:val="1"/>
+      <w:numFmt w:val="lowerLetter"/>
+      <w:lvlText w:val="%2."/>
+      <w:lvlJc w:val="left"/>
+      <w:pPr>
+        <w:ind w:left="1440" w:hanging="360"/>
+      </w:pPr>
+    </w:lvl>
+    <w:lvl w:ilvl="2" w:tplc="0809001B" w:tentative="1">
+      <w:start w:val="1"/>
+      <w:numFmt w:val="lowerRoman"/>
+      <w:lvlText w:val="%3."/>
+      <w:lvlJc w:val="right"/>
+      <w:pPr>
+        <w:ind w:left="2160" w:hanging="180"/>
+      </w:pPr>
+    </w:lvl>
+    <w:lvl w:ilvl="3" w:tplc="0809000F" w:tentative="1">
+      <w:start w:val="1"/>
+      <w:numFmt w:val="decimal"/>
+      <w:lvlText w:val="%4."/>
+      <w:lvlJc w:val="left"/>
+      <w:pPr>
+        <w:ind w:left="2880" w:hanging="360"/>
+      </w:pPr>
+    </w:lvl>
+    <w:lvl w:ilvl="4" w:tplc="08090019" w:tentative="1">
+      <w:start w:val="1"/>
+      <w:numFmt w:val="lowerLetter"/>
+      <w:lvlText w:val="%5."/>
+      <w:lvlJc w:val="left"/>
+      <w:pPr>
+        <w:ind w:left="3600" w:hanging="360"/>
+      </w:pPr>
+    </w:lvl>
+    <w:lvl w:ilvl="5" w:tplc="0809001B" w:tentative="1">
+      <w:start w:val="1"/>
+      <w:numFmt w:val="lowerRoman"/>
+      <w:lvlText w:val="%6."/>
+      <w:lvlJc w:val="right"/>
+      <w:pPr>
+        <w:ind w:left="4320" w:hanging="180"/>
+      </w:pPr>
+    </w:lvl>
+    <w:lvl w:ilvl="6" w:tplc="0809000F" w:tentative="1">
+      <w:start w:val="1"/>
+      <w:numFmt w:val="decimal"/>
+      <w:lvlText w:val="%7."/>
+      <w:lvlJc w:val="left"/>
+      <w:pPr>
+        <w:ind w:left="5040" w:hanging="360"/>
+      </w:pPr>
+    </w:lvl>
+    <w:lvl w:ilvl="7" w:tplc="08090019" w:tentative="1">
+      <w:start w:val="1"/>
+      <w:numFmt w:val="lowerLetter"/>
+      <w:lvlText w:val="%8."/>
+      <w:lvlJc w:val="left"/>
+      <w:pPr>
+        <w:ind w:left="5760" w:hanging="360"/>
+      </w:pPr>
+    </w:lvl>
+    <w:lvl w:ilvl="8" w:tplc="0809001B" w:tentative="1">
+      <w:start w:val="1"/>
+      <w:numFmt w:val="lowerRoman"/>
+      <w:lvlText w:val="%9."/>
+      <w:lvlJc w:val="right"/>
+      <w:pPr>
+        <w:ind w:left="6480" w:hanging="180"/>
+      </w:pPr>
+    </w:lvl>
+  </w:abstractNum>
+  <w:abstractNum w:abstractNumId="5" w15:restartNumberingAfterBreak="0">
+    <w:nsid w:val="2F8B2599"/>
+    <w:multiLevelType w:val="hybridMultilevel"/>
+    <w:tmpl w:val="A49C6626"/>
+    <w:lvl w:ilvl="0" w:tplc="157803DE">
+      <w:numFmt w:val="bullet"/>
+      <w:lvlText w:val="-"/>
+      <w:lvlJc w:val="left"/>
+      <w:pPr>
+        <w:ind w:left="720" w:hanging="360"/>
+      </w:pPr>
+      <w:rPr>
+        <w:rFonts w:ascii="Aptos" w:eastAsiaTheme="minorHAnsi" w:hAnsi="Aptos" w:cstheme="minorBidi" w:hint="default"/>
+      </w:rPr>
+    </w:lvl>
+    <w:lvl w:ilvl="1" w:tplc="08090003">
+      <w:start w:val="1"/>
+      <w:numFmt w:val="bullet"/>
+      <w:lvlText w:val="o"/>
+      <w:lvlJc w:val="left"/>
+      <w:pPr>
+        <w:ind w:left="1440" w:hanging="360"/>
+      </w:pPr>
+      <w:rPr>
+        <w:rFonts w:ascii="Courier New" w:hAnsi="Courier New" w:cs="Courier New" w:hint="default"/>
+      </w:rPr>
+    </w:lvl>
+    <w:lvl w:ilvl="2" w:tplc="08090005" w:tentative="1">
+      <w:start w:val="1"/>
+      <w:numFmt w:val="bullet"/>
+      <w:lvlText w:val=""/>
+      <w:lvlJc w:val="left"/>
+      <w:pPr>
+        <w:ind w:left="2160" w:hanging="360"/>
+      </w:pPr>
+      <w:rPr>
+        <w:rFonts w:ascii="Wingdings" w:hAnsi="Wingdings" w:hint="default"/>
+      </w:rPr>
+    </w:lvl>
+    <w:lvl w:ilvl="3" w:tplc="08090001" w:tentative="1">
+      <w:start w:val="1"/>
+      <w:numFmt w:val="bullet"/>
+      <w:lvlText w:val=""/>
+      <w:lvlJc w:val="left"/>
+      <w:pPr>
+        <w:ind w:left="2880" w:hanging="360"/>
+      </w:pPr>
+      <w:rPr>
+        <w:rFonts w:ascii="Symbol" w:hAnsi="Symbol" w:hint="default"/>
+      </w:rPr>
+    </w:lvl>
+    <w:lvl w:ilvl="4" w:tplc="08090003" w:tentative="1">
+      <w:start w:val="1"/>
+      <w:numFmt w:val="bullet"/>
+      <w:lvlText w:val="o"/>
+      <w:lvlJc w:val="left"/>
+      <w:pPr>
+        <w:ind w:left="3600" w:hanging="360"/>
+      </w:pPr>
+      <w:rPr>
+        <w:rFonts w:ascii="Courier New" w:hAnsi="Courier New" w:cs="Courier New" w:hint="default"/>
+      </w:rPr>
+    </w:lvl>
+    <w:lvl w:ilvl="5" w:tplc="08090005" w:tentative="1">
+      <w:start w:val="1"/>
+      <w:numFmt w:val="bullet"/>
+      <w:lvlText w:val=""/>
+      <w:lvlJc w:val="left"/>
+      <w:pPr>
+        <w:ind w:left="4320" w:hanging="360"/>
+      </w:pPr>
+      <w:rPr>
+        <w:rFonts w:ascii="Wingdings" w:hAnsi="Wingdings" w:hint="default"/>
+      </w:rPr>
+    </w:lvl>
+    <w:lvl w:ilvl="6" w:tplc="08090001" w:tentative="1">
+      <w:start w:val="1"/>
+      <w:numFmt w:val="bullet"/>
+      <w:lvlText w:val=""/>
+      <w:lvlJc w:val="left"/>
+      <w:pPr>
+        <w:ind w:left="5040" w:hanging="360"/>
+      </w:pPr>
+      <w:rPr>
+        <w:rFonts w:ascii="Symbol" w:hAnsi="Symbol" w:hint="default"/>
+      </w:rPr>
+    </w:lvl>
+    <w:lvl w:ilvl="7" w:tplc="08090003" w:tentative="1">
+      <w:start w:val="1"/>
+      <w:numFmt w:val="bullet"/>
+      <w:lvlText w:val="o"/>
+      <w:lvlJc w:val="left"/>
+      <w:pPr>
+        <w:ind w:left="5760" w:hanging="360"/>
+      </w:pPr>
+      <w:rPr>
+        <w:rFonts w:ascii="Courier New" w:hAnsi="Courier New" w:cs="Courier New" w:hint="default"/>
+      </w:rPr>
+    </w:lvl>
+    <w:lvl w:ilvl="8" w:tplc="08090005" w:tentative="1">
+      <w:start w:val="1"/>
+      <w:numFmt w:val="bullet"/>
+      <w:lvlText w:val=""/>
+      <w:lvlJc w:val="left"/>
+      <w:pPr>
+        <w:ind w:left="6480" w:hanging="360"/>
+      </w:pPr>
+      <w:rPr>
+        <w:rFonts w:ascii="Wingdings" w:hAnsi="Wingdings" w:hint="default"/>
+      </w:rPr>
+    </w:lvl>
+  </w:abstractNum>
+  <w:abstractNum w:abstractNumId="6" w15:restartNumberingAfterBreak="0">
+    <w:nsid w:val="3A8E156A"/>
+    <w:multiLevelType w:val="multilevel"/>
+    <w:tmpl w:val="8AE84F1C"/>
+    <w:lvl w:ilvl="0">
+      <w:start w:val="1"/>
+      <w:numFmt w:val="decimal"/>
+      <w:lvlText w:val="%1."/>
+      <w:lvlJc w:val="left"/>
+      <w:pPr>
+        <w:tabs>
+          <w:tab w:val="num" w:pos="720"/>
+        </w:tabs>
+        <w:ind w:left="720" w:hanging="360"/>
+      </w:pPr>
+    </w:lvl>
+    <w:lvl w:ilvl="1" w:tentative="1">
+      <w:start w:val="1"/>
+      <w:numFmt w:val="decimal"/>
+      <w:lvlText w:val="%2."/>
+      <w:lvlJc w:val="left"/>
+      <w:pPr>
+        <w:tabs>
+          <w:tab w:val="num" w:pos="1440"/>
+        </w:tabs>
+        <w:ind w:left="1440" w:hanging="360"/>
+      </w:pPr>
+    </w:lvl>
+    <w:lvl w:ilvl="2" w:tentative="1">
+      <w:start w:val="1"/>
+      <w:numFmt w:val="decimal"/>
+      <w:lvlText w:val="%3."/>
+      <w:lvlJc w:val="left"/>
+      <w:pPr>
+        <w:tabs>
+          <w:tab w:val="num" w:pos="2160"/>
+        </w:tabs>
+        <w:ind w:left="2160" w:hanging="360"/>
+      </w:pPr>
+    </w:lvl>
+    <w:lvl w:ilvl="3" w:tentative="1">
+      <w:start w:val="1"/>
+      <w:numFmt w:val="decimal"/>
+      <w:lvlText w:val="%4."/>
+      <w:lvlJc w:val="left"/>
+      <w:pPr>
+        <w:tabs>
+          <w:tab w:val="num" w:pos="2880"/>
+        </w:tabs>
+        <w:ind w:left="2880" w:hanging="360"/>
+      </w:pPr>
+    </w:lvl>
+    <w:lvl w:ilvl="4" w:tentative="1">
+      <w:start w:val="1"/>
+      <w:numFmt w:val="decimal"/>
+      <w:lvlText w:val="%5."/>
+      <w:lvlJc w:val="left"/>
+      <w:pPr>
+        <w:tabs>
+          <w:tab w:val="num" w:pos="3600"/>
+        </w:tabs>
+        <w:ind w:left="3600" w:hanging="360"/>
+      </w:pPr>
+    </w:lvl>
+    <w:lvl w:ilvl="5" w:tentative="1">
+      <w:start w:val="1"/>
+      <w:numFmt w:val="decimal"/>
+      <w:lvlText w:val="%6."/>
+      <w:lvlJc w:val="left"/>
+      <w:pPr>
+        <w:tabs>
+          <w:tab w:val="num" w:pos="4320"/>
+        </w:tabs>
+        <w:ind w:left="4320" w:hanging="360"/>
+      </w:pPr>
+    </w:lvl>
+    <w:lvl w:ilvl="6" w:tentative="1">
+      <w:start w:val="1"/>
+      <w:numFmt w:val="decimal"/>
+      <w:lvlText w:val="%7."/>
+      <w:lvlJc w:val="left"/>
+      <w:pPr>
+        <w:tabs>
+          <w:tab w:val="num" w:pos="5040"/>
+        </w:tabs>
+        <w:ind w:left="5040" w:hanging="360"/>
+      </w:pPr>
+    </w:lvl>
+    <w:lvl w:ilvl="7" w:tentative="1">
+      <w:start w:val="1"/>
+      <w:numFmt w:val="decimal"/>
+      <w:lvlText w:val="%8."/>
+      <w:lvlJc w:val="left"/>
+      <w:pPr>
+        <w:tabs>
+          <w:tab w:val="num" w:pos="5760"/>
+        </w:tabs>
+        <w:ind w:left="5760" w:hanging="360"/>
+      </w:pPr>
+    </w:lvl>
+    <w:lvl w:ilvl="8" w:tentative="1">
+      <w:start w:val="1"/>
+      <w:numFmt w:val="decimal"/>
+      <w:lvlText w:val="%9."/>
+      <w:lvlJc w:val="left"/>
+      <w:pPr>
+        <w:tabs>
+          <w:tab w:val="num" w:pos="6480"/>
+        </w:tabs>
+        <w:ind w:left="6480" w:hanging="360"/>
+      </w:pPr>
+    </w:lvl>
+  </w:abstractNum>
+  <w:abstractNum w:abstractNumId="7" w15:restartNumberingAfterBreak="0">
+    <w:nsid w:val="3D995B35"/>
+    <w:multiLevelType w:val="hybridMultilevel"/>
+    <w:tmpl w:val="5D669ABE"/>
+    <w:lvl w:ilvl="0" w:tplc="0809000F">
+      <w:start w:val="1"/>
+      <w:numFmt w:val="decimal"/>
+      <w:lvlText w:val="%1."/>
+      <w:lvlJc w:val="left"/>
+      <w:pPr>
+        <w:ind w:left="720" w:hanging="360"/>
+      </w:pPr>
+      <w:rPr>
+        <w:rFonts w:hint="default"/>
+      </w:rPr>
+    </w:lvl>
+    <w:lvl w:ilvl="1" w:tplc="08090019" w:tentative="1">
+      <w:start w:val="1"/>
+      <w:numFmt w:val="lowerLetter"/>
+      <w:lvlText w:val="%2."/>
+      <w:lvlJc w:val="left"/>
+      <w:pPr>
+        <w:ind w:left="1440" w:hanging="360"/>
+      </w:pPr>
+    </w:lvl>
+    <w:lvl w:ilvl="2" w:tplc="0809001B" w:tentative="1">
+      <w:start w:val="1"/>
+      <w:numFmt w:val="lowerRoman"/>
+      <w:lvlText w:val="%3."/>
+      <w:lvlJc w:val="right"/>
+      <w:pPr>
+        <w:ind w:left="2160" w:hanging="180"/>
+      </w:pPr>
+    </w:lvl>
+    <w:lvl w:ilvl="3" w:tplc="0809000F" w:tentative="1">
+      <w:start w:val="1"/>
+      <w:numFmt w:val="decimal"/>
+      <w:lvlText w:val="%4."/>
+      <w:lvlJc w:val="left"/>
+      <w:pPr>
+        <w:ind w:left="2880" w:hanging="360"/>
+      </w:pPr>
+    </w:lvl>
+    <w:lvl w:ilvl="4" w:tplc="08090019" w:tentative="1">
+      <w:start w:val="1"/>
+      <w:numFmt w:val="lowerLetter"/>
+      <w:lvlText w:val="%5."/>
+      <w:lvlJc w:val="left"/>
+      <w:pPr>
+        <w:ind w:left="3600" w:hanging="360"/>
+      </w:pPr>
+    </w:lvl>
+    <w:lvl w:ilvl="5" w:tplc="0809001B" w:tentative="1">
+      <w:start w:val="1"/>
+      <w:numFmt w:val="lowerRoman"/>
+      <w:lvlText w:val="%6."/>
+      <w:lvlJc w:val="right"/>
+      <w:pPr>
+        <w:ind w:left="4320" w:hanging="180"/>
+      </w:pPr>
+    </w:lvl>
+    <w:lvl w:ilvl="6" w:tplc="0809000F" w:tentative="1">
+      <w:start w:val="1"/>
+      <w:numFmt w:val="decimal"/>
+      <w:lvlText w:val="%7."/>
+      <w:lvlJc w:val="left"/>
+      <w:pPr>
+        <w:ind w:left="5040" w:hanging="360"/>
+      </w:pPr>
+    </w:lvl>
+    <w:lvl w:ilvl="7" w:tplc="08090019" w:tentative="1">
+      <w:start w:val="1"/>
+      <w:numFmt w:val="lowerLetter"/>
+      <w:lvlText w:val="%8."/>
+      <w:lvlJc w:val="left"/>
+      <w:pPr>
+        <w:ind w:left="5760" w:hanging="360"/>
+      </w:pPr>
+    </w:lvl>
+    <w:lvl w:ilvl="8" w:tplc="0809001B" w:tentative="1">
+      <w:start w:val="1"/>
+      <w:numFmt w:val="lowerRoman"/>
+      <w:lvlText w:val="%9."/>
+      <w:lvlJc w:val="right"/>
+      <w:pPr>
+        <w:ind w:left="6480" w:hanging="180"/>
+      </w:pPr>
+    </w:lvl>
+  </w:abstractNum>
+  <w:abstractNum w:abstractNumId="8" w15:restartNumberingAfterBreak="0">
+    <w:nsid w:val="40BA6999"/>
+    <w:multiLevelType w:val="hybridMultilevel"/>
+    <w:tmpl w:val="18086D3C"/>
+    <w:lvl w:ilvl="0" w:tplc="0809000F">
+      <w:start w:val="1"/>
+      <w:numFmt w:val="decimal"/>
+      <w:lvlText w:val="%1."/>
+      <w:lvlJc w:val="left"/>
+      <w:pPr>
+        <w:ind w:left="720" w:hanging="360"/>
+      </w:pPr>
+      <w:rPr>
+        <w:rFonts w:hint="default"/>
+      </w:rPr>
+    </w:lvl>
+    <w:lvl w:ilvl="1" w:tplc="08090019" w:tentative="1">
+      <w:start w:val="1"/>
+      <w:numFmt w:val="lowerLetter"/>
+      <w:lvlText w:val="%2."/>
+      <w:lvlJc w:val="left"/>
+      <w:pPr>
+        <w:ind w:left="1440" w:hanging="360"/>
+      </w:pPr>
+    </w:lvl>
+    <w:lvl w:ilvl="2" w:tplc="0809001B" w:tentative="1">
+      <w:start w:val="1"/>
+      <w:numFmt w:val="lowerRoman"/>
+      <w:lvlText w:val="%3."/>
+      <w:lvlJc w:val="right"/>
+      <w:pPr>
+        <w:ind w:left="2160" w:hanging="180"/>
+      </w:pPr>
+    </w:lvl>
+    <w:lvl w:ilvl="3" w:tplc="0809000F" w:tentative="1">
+      <w:start w:val="1"/>
+      <w:numFmt w:val="decimal"/>
+      <w:lvlText w:val="%4."/>
+      <w:lvlJc w:val="left"/>
+      <w:pPr>
+        <w:ind w:left="2880" w:hanging="360"/>
+      </w:pPr>
+    </w:lvl>
+    <w:lvl w:ilvl="4" w:tplc="08090019" w:tentative="1">
+      <w:start w:val="1"/>
+      <w:numFmt w:val="lowerLetter"/>
+      <w:lvlText w:val="%5."/>
+      <w:lvlJc w:val="left"/>
+      <w:pPr>
+        <w:ind w:left="3600" w:hanging="360"/>
+      </w:pPr>
+    </w:lvl>
+    <w:lvl w:ilvl="5" w:tplc="0809001B" w:tentative="1">
+      <w:start w:val="1"/>
+      <w:numFmt w:val="lowerRoman"/>
+      <w:lvlText w:val="%6."/>
+      <w:lvlJc w:val="right"/>
+      <w:pPr>
+        <w:ind w:left="4320" w:hanging="180"/>
+      </w:pPr>
+    </w:lvl>
+    <w:lvl w:ilvl="6" w:tplc="0809000F" w:tentative="1">
+      <w:start w:val="1"/>
+      <w:numFmt w:val="decimal"/>
+      <w:lvlText w:val="%7."/>
+      <w:lvlJc w:val="left"/>
+      <w:pPr>
+        <w:ind w:left="5040" w:hanging="360"/>
+      </w:pPr>
+    </w:lvl>
+    <w:lvl w:ilvl="7" w:tplc="08090019" w:tentative="1">
+      <w:start w:val="1"/>
+      <w:numFmt w:val="lowerLetter"/>
+      <w:lvlText w:val="%8."/>
+      <w:lvlJc w:val="left"/>
+      <w:pPr>
+        <w:ind w:left="5760" w:hanging="360"/>
+      </w:pPr>
+    </w:lvl>
+    <w:lvl w:ilvl="8" w:tplc="0809001B" w:tentative="1">
+      <w:start w:val="1"/>
+      <w:numFmt w:val="lowerRoman"/>
+      <w:lvlText w:val="%9."/>
+      <w:lvlJc w:val="right"/>
+      <w:pPr>
+        <w:ind w:left="6480" w:hanging="180"/>
+      </w:pPr>
+    </w:lvl>
+  </w:abstractNum>
+  <w:abstractNum w:abstractNumId="9" w15:restartNumberingAfterBreak="0">
+    <w:nsid w:val="433F1BB9"/>
+    <w:multiLevelType w:val="hybridMultilevel"/>
+    <w:tmpl w:val="440A9942"/>
+    <w:lvl w:ilvl="0" w:tplc="0809000F">
+      <w:start w:val="1"/>
+      <w:numFmt w:val="decimal"/>
+      <w:lvlText w:val="%1."/>
+      <w:lvlJc w:val="left"/>
+      <w:pPr>
+        <w:ind w:left="720" w:hanging="360"/>
+      </w:pPr>
+      <w:rPr>
+        <w:rFonts w:hint="default"/>
+      </w:rPr>
+    </w:lvl>
+    <w:lvl w:ilvl="1" w:tplc="08090019" w:tentative="1">
+      <w:start w:val="1"/>
+      <w:numFmt w:val="lowerLetter"/>
+      <w:lvlText w:val="%2."/>
+      <w:lvlJc w:val="left"/>
+      <w:pPr>
+        <w:ind w:left="1440" w:hanging="360"/>
+      </w:pPr>
+    </w:lvl>
+    <w:lvl w:ilvl="2" w:tplc="0809001B" w:tentative="1">
+      <w:start w:val="1"/>
+      <w:numFmt w:val="lowerRoman"/>
+      <w:lvlText w:val="%3."/>
+      <w:lvlJc w:val="right"/>
+      <w:pPr>
+        <w:ind w:left="2160" w:hanging="180"/>
+      </w:pPr>
+    </w:lvl>
+    <w:lvl w:ilvl="3" w:tplc="0809000F" w:tentative="1">
+      <w:start w:val="1"/>
+      <w:numFmt w:val="decimal"/>
+      <w:lvlText w:val="%4."/>
+      <w:lvlJc w:val="left"/>
+      <w:pPr>
+        <w:ind w:left="2880" w:hanging="360"/>
+      </w:pPr>
+    </w:lvl>
+    <w:lvl w:ilvl="4" w:tplc="08090019" w:tentative="1">
+      <w:start w:val="1"/>
+      <w:numFmt w:val="lowerLetter"/>
+      <w:lvlText w:val="%5."/>
+      <w:lvlJc w:val="left"/>
+      <w:pPr>
+        <w:ind w:left="3600" w:hanging="360"/>
+      </w:pPr>
+    </w:lvl>
+    <w:lvl w:ilvl="5" w:tplc="0809001B" w:tentative="1">
+      <w:start w:val="1"/>
+      <w:numFmt w:val="lowerRoman"/>
+      <w:lvlText w:val="%6."/>
+      <w:lvlJc w:val="right"/>
+      <w:pPr>
+        <w:ind w:left="4320" w:hanging="180"/>
+      </w:pPr>
+    </w:lvl>
+    <w:lvl w:ilvl="6" w:tplc="0809000F" w:tentative="1">
+      <w:start w:val="1"/>
+      <w:numFmt w:val="decimal"/>
+      <w:lvlText w:val="%7."/>
+      <w:lvlJc w:val="left"/>
+      <w:pPr>
+        <w:ind w:left="5040" w:hanging="360"/>
+      </w:pPr>
+    </w:lvl>
+    <w:lvl w:ilvl="7" w:tplc="08090019" w:tentative="1">
+      <w:start w:val="1"/>
+      <w:numFmt w:val="lowerLetter"/>
+      <w:lvlText w:val="%8."/>
+      <w:lvlJc w:val="left"/>
+      <w:pPr>
+        <w:ind w:left="5760" w:hanging="360"/>
+      </w:pPr>
+    </w:lvl>
+    <w:lvl w:ilvl="8" w:tplc="0809001B" w:tentative="1">
+      <w:start w:val="1"/>
+      <w:numFmt w:val="lowerRoman"/>
+      <w:lvlText w:val="%9."/>
+      <w:lvlJc w:val="right"/>
+      <w:pPr>
+        <w:ind w:left="6480" w:hanging="180"/>
+      </w:pPr>
+    </w:lvl>
+  </w:abstractNum>
+  <w:abstractNum w:abstractNumId="10" w15:restartNumberingAfterBreak="0">
+    <w:nsid w:val="520B3C97"/>
+    <w:multiLevelType w:val="hybridMultilevel"/>
+    <w:tmpl w:val="D1C8A6A8"/>
+    <w:lvl w:ilvl="0" w:tplc="0809000F">
+      <w:start w:val="1"/>
+      <w:numFmt w:val="decimal"/>
+      <w:lvlText w:val="%1."/>
+      <w:lvlJc w:val="left"/>
+      <w:pPr>
+        <w:ind w:left="720" w:hanging="360"/>
+      </w:pPr>
+      <w:rPr>
+        <w:rFonts w:hint="default"/>
+      </w:rPr>
+    </w:lvl>
+    <w:lvl w:ilvl="1" w:tplc="08090019" w:tentative="1">
+      <w:start w:val="1"/>
+      <w:numFmt w:val="lowerLetter"/>
+      <w:lvlText w:val="%2."/>
+      <w:lvlJc w:val="left"/>
+      <w:pPr>
+        <w:ind w:left="1440" w:hanging="360"/>
+      </w:pPr>
+    </w:lvl>
+    <w:lvl w:ilvl="2" w:tplc="0809001B" w:tentative="1">
+      <w:start w:val="1"/>
+      <w:numFmt w:val="lowerRoman"/>
+      <w:lvlText w:val="%3."/>
+      <w:lvlJc w:val="right"/>
+      <w:pPr>
+        <w:ind w:left="2160" w:hanging="180"/>
+      </w:pPr>
+    </w:lvl>
+    <w:lvl w:ilvl="3" w:tplc="0809000F" w:tentative="1">
+      <w:start w:val="1"/>
+      <w:numFmt w:val="decimal"/>
+      <w:lvlText w:val="%4."/>
+      <w:lvlJc w:val="left"/>
+      <w:pPr>
+        <w:ind w:left="2880" w:hanging="360"/>
+      </w:pPr>
+    </w:lvl>
+    <w:lvl w:ilvl="4" w:tplc="08090019" w:tentative="1">
+      <w:start w:val="1"/>
+      <w:numFmt w:val="lowerLetter"/>
+      <w:lvlText w:val="%5."/>
+      <w:lvlJc w:val="left"/>
+      <w:pPr>
+        <w:ind w:left="3600" w:hanging="360"/>
+      </w:pPr>
+    </w:lvl>
+    <w:lvl w:ilvl="5" w:tplc="0809001B" w:tentative="1">
+      <w:start w:val="1"/>
+      <w:numFmt w:val="lowerRoman"/>
+      <w:lvlText w:val="%6."/>
+      <w:lvlJc w:val="right"/>
+      <w:pPr>
+        <w:ind w:left="4320" w:hanging="180"/>
+      </w:pPr>
+    </w:lvl>
+    <w:lvl w:ilvl="6" w:tplc="0809000F" w:tentative="1">
+      <w:start w:val="1"/>
+      <w:numFmt w:val="decimal"/>
+      <w:lvlText w:val="%7."/>
+      <w:lvlJc w:val="left"/>
+      <w:pPr>
+        <w:ind w:left="5040" w:hanging="360"/>
+      </w:pPr>
+    </w:lvl>
+    <w:lvl w:ilvl="7" w:tplc="08090019" w:tentative="1">
+      <w:start w:val="1"/>
+      <w:numFmt w:val="lowerLetter"/>
+      <w:lvlText w:val="%8."/>
+      <w:lvlJc w:val="left"/>
+      <w:pPr>
+        <w:ind w:left="5760" w:hanging="360"/>
+      </w:pPr>
+    </w:lvl>
+    <w:lvl w:ilvl="8" w:tplc="0809001B" w:tentative="1">
+      <w:start w:val="1"/>
+      <w:numFmt w:val="lowerRoman"/>
+      <w:lvlText w:val="%9."/>
+      <w:lvlJc w:val="right"/>
+      <w:pPr>
+        <w:ind w:left="6480" w:hanging="180"/>
+      </w:pPr>
+    </w:lvl>
+  </w:abstractNum>
+  <w:abstractNum w:abstractNumId="11" w15:restartNumberingAfterBreak="0">
+    <w:nsid w:val="552D5725"/>
+    <w:multiLevelType w:val="hybridMultilevel"/>
+    <w:tmpl w:val="0F8A84F8"/>
+    <w:lvl w:ilvl="0" w:tplc="0809000F">
+      <w:start w:val="1"/>
+      <w:numFmt w:val="decimal"/>
+      <w:lvlText w:val="%1."/>
+      <w:lvlJc w:val="left"/>
+      <w:pPr>
+        <w:ind w:left="720" w:hanging="360"/>
+      </w:pPr>
+      <w:rPr>
+        <w:rFonts w:hint="default"/>
+      </w:rPr>
+    </w:lvl>
+    <w:lvl w:ilvl="1" w:tplc="08090019" w:tentative="1">
+      <w:start w:val="1"/>
+      <w:numFmt w:val="lowerLetter"/>
+      <w:lvlText w:val="%2."/>
+      <w:lvlJc w:val="left"/>
+      <w:pPr>
+        <w:ind w:left="1440" w:hanging="360"/>
+      </w:pPr>
+    </w:lvl>
+    <w:lvl w:ilvl="2" w:tplc="0809001B" w:tentative="1">
+      <w:start w:val="1"/>
+      <w:numFmt w:val="lowerRoman"/>
+      <w:lvlText w:val="%3."/>
+      <w:lvlJc w:val="right"/>
+      <w:pPr>
+        <w:ind w:left="2160" w:hanging="180"/>
+      </w:pPr>
+    </w:lvl>
+    <w:lvl w:ilvl="3" w:tplc="0809000F" w:tentative="1">
+      <w:start w:val="1"/>
+      <w:numFmt w:val="decimal"/>
+      <w:lvlText w:val="%4."/>
+      <w:lvlJc w:val="left"/>
+      <w:pPr>
+        <w:ind w:left="2880" w:hanging="360"/>
+      </w:pPr>
+    </w:lvl>
+    <w:lvl w:ilvl="4" w:tplc="08090019" w:tentative="1">
+      <w:start w:val="1"/>
+      <w:numFmt w:val="lowerLetter"/>
+      <w:lvlText w:val="%5."/>
+      <w:lvlJc w:val="left"/>
+      <w:pPr>
+        <w:ind w:left="3600" w:hanging="360"/>
+      </w:pPr>
+    </w:lvl>
+    <w:lvl w:ilvl="5" w:tplc="0809001B" w:tentative="1">
+      <w:start w:val="1"/>
+      <w:numFmt w:val="lowerRoman"/>
+      <w:lvlText w:val="%6."/>
+      <w:lvlJc w:val="right"/>
+      <w:pPr>
+        <w:ind w:left="4320" w:hanging="180"/>
+      </w:pPr>
+    </w:lvl>
+    <w:lvl w:ilvl="6" w:tplc="0809000F" w:tentative="1">
+      <w:start w:val="1"/>
+      <w:numFmt w:val="decimal"/>
+      <w:lvlText w:val="%7."/>
+      <w:lvlJc w:val="left"/>
+      <w:pPr>
+        <w:ind w:left="5040" w:hanging="360"/>
+      </w:pPr>
+    </w:lvl>
+    <w:lvl w:ilvl="7" w:tplc="08090019" w:tentative="1">
+      <w:start w:val="1"/>
+      <w:numFmt w:val="lowerLetter"/>
+      <w:lvlText w:val="%8."/>
+      <w:lvlJc w:val="left"/>
+      <w:pPr>
+        <w:ind w:left="5760" w:hanging="360"/>
+      </w:pPr>
+    </w:lvl>
+    <w:lvl w:ilvl="8" w:tplc="0809001B" w:tentative="1">
+      <w:start w:val="1"/>
+      <w:numFmt w:val="lowerRoman"/>
+      <w:lvlText w:val="%9."/>
+      <w:lvlJc w:val="right"/>
+      <w:pPr>
+        <w:ind w:left="6480" w:hanging="180"/>
+      </w:pPr>
+    </w:lvl>
+  </w:abstractNum>
+  <w:abstractNum w:abstractNumId="12" w15:restartNumberingAfterBreak="0">
+    <w:nsid w:val="55CB2499"/>
+    <w:multiLevelType w:val="hybridMultilevel"/>
+    <w:tmpl w:val="3B0C9FE8"/>
+    <w:lvl w:ilvl="0" w:tplc="0809000F">
+      <w:start w:val="1"/>
+      <w:numFmt w:val="decimal"/>
+      <w:lvlText w:val="%1."/>
+      <w:lvlJc w:val="left"/>
+      <w:pPr>
+        <w:ind w:left="720" w:hanging="360"/>
+      </w:pPr>
+      <w:rPr>
+        <w:rFonts w:hint="default"/>
+      </w:rPr>
+    </w:lvl>
+    <w:lvl w:ilvl="1" w:tplc="08090019" w:tentative="1">
+      <w:start w:val="1"/>
+      <w:numFmt w:val="lowerLetter"/>
+      <w:lvlText w:val="%2."/>
+      <w:lvlJc w:val="left"/>
+      <w:pPr>
+        <w:ind w:left="1440" w:hanging="360"/>
+      </w:pPr>
+    </w:lvl>
+    <w:lvl w:ilvl="2" w:tplc="0809001B" w:tentative="1">
+      <w:start w:val="1"/>
+      <w:numFmt w:val="lowerRoman"/>
+      <w:lvlText w:val="%3."/>
+      <w:lvlJc w:val="right"/>
+      <w:pPr>
+        <w:ind w:left="2160" w:hanging="180"/>
+      </w:pPr>
+    </w:lvl>
+    <w:lvl w:ilvl="3" w:tplc="0809000F" w:tentative="1">
+      <w:start w:val="1"/>
+      <w:numFmt w:val="decimal"/>
+      <w:lvlText w:val="%4."/>
+      <w:lvlJc w:val="left"/>
+      <w:pPr>
+        <w:ind w:left="2880" w:hanging="360"/>
+      </w:pPr>
+    </w:lvl>
+    <w:lvl w:ilvl="4" w:tplc="08090019" w:tentative="1">
+      <w:start w:val="1"/>
+      <w:numFmt w:val="lowerLetter"/>
+      <w:lvlText w:val="%5."/>
+      <w:lvlJc w:val="left"/>
+      <w:pPr>
+        <w:ind w:left="3600" w:hanging="360"/>
+      </w:pPr>
+    </w:lvl>
+    <w:lvl w:ilvl="5" w:tplc="0809001B" w:tentative="1">
+      <w:start w:val="1"/>
+      <w:numFmt w:val="lowerRoman"/>
+      <w:lvlText w:val="%6."/>
+      <w:lvlJc w:val="right"/>
+      <w:pPr>
+        <w:ind w:left="4320" w:hanging="180"/>
+      </w:pPr>
+    </w:lvl>
+    <w:lvl w:ilvl="6" w:tplc="0809000F" w:tentative="1">
+      <w:start w:val="1"/>
+      <w:numFmt w:val="decimal"/>
+      <w:lvlText w:val="%7."/>
+      <w:lvlJc w:val="left"/>
+      <w:pPr>
+        <w:ind w:left="5040" w:hanging="360"/>
+      </w:pPr>
+    </w:lvl>
+    <w:lvl w:ilvl="7" w:tplc="08090019" w:tentative="1">
+      <w:start w:val="1"/>
+      <w:numFmt w:val="lowerLetter"/>
+      <w:lvlText w:val="%8."/>
+      <w:lvlJc w:val="left"/>
+      <w:pPr>
+        <w:ind w:left="5760" w:hanging="360"/>
+      </w:pPr>
+    </w:lvl>
+    <w:lvl w:ilvl="8" w:tplc="0809001B" w:tentative="1">
+      <w:start w:val="1"/>
+      <w:numFmt w:val="lowerRoman"/>
+      <w:lvlText w:val="%9."/>
+      <w:lvlJc w:val="right"/>
+      <w:pPr>
+        <w:ind w:left="6480" w:hanging="180"/>
+      </w:pPr>
+    </w:lvl>
+  </w:abstractNum>
+  <w:abstractNum w:abstractNumId="13" w15:restartNumberingAfterBreak="0">
+    <w:nsid w:val="5A8D1928"/>
+    <w:multiLevelType w:val="hybridMultilevel"/>
+    <w:tmpl w:val="3E9EADE6"/>
+    <w:lvl w:ilvl="0" w:tplc="0809000F">
+      <w:start w:val="1"/>
+      <w:numFmt w:val="decimal"/>
+      <w:lvlText w:val="%1."/>
+      <w:lvlJc w:val="left"/>
+      <w:pPr>
+        <w:ind w:left="720" w:hanging="360"/>
+      </w:pPr>
+      <w:rPr>
+        <w:rFonts w:hint="default"/>
+      </w:rPr>
+    </w:lvl>
+    <w:lvl w:ilvl="1" w:tplc="08090019" w:tentative="1">
+      <w:start w:val="1"/>
+      <w:numFmt w:val="lowerLetter"/>
+      <w:lvlText w:val="%2."/>
+      <w:lvlJc w:val="left"/>
+      <w:pPr>
+        <w:ind w:left="1440" w:hanging="360"/>
+      </w:pPr>
+    </w:lvl>
+    <w:lvl w:ilvl="2" w:tplc="0809001B" w:tentative="1">
+      <w:start w:val="1"/>
+      <w:numFmt w:val="lowerRoman"/>
+      <w:lvlText w:val="%3."/>
+      <w:lvlJc w:val="right"/>
+      <w:pPr>
+        <w:ind w:left="2160" w:hanging="180"/>
+      </w:pPr>
+    </w:lvl>
+    <w:lvl w:ilvl="3" w:tplc="0809000F" w:tentative="1">
+      <w:start w:val="1"/>
+      <w:numFmt w:val="decimal"/>
+      <w:lvlText w:val="%4."/>
+      <w:lvlJc w:val="left"/>
+      <w:pPr>
+        <w:ind w:left="2880" w:hanging="360"/>
+      </w:pPr>
+    </w:lvl>
+    <w:lvl w:ilvl="4" w:tplc="08090019" w:tentative="1">
+      <w:start w:val="1"/>
+      <w:numFmt w:val="lowerLetter"/>
+      <w:lvlText w:val="%5."/>
+      <w:lvlJc w:val="left"/>
+      <w:pPr>
+        <w:ind w:left="3600" w:hanging="360"/>
+      </w:pPr>
+    </w:lvl>
+    <w:lvl w:ilvl="5" w:tplc="0809001B" w:tentative="1">
+      <w:start w:val="1"/>
+      <w:numFmt w:val="lowerRoman"/>
+      <w:lvlText w:val="%6."/>
+      <w:lvlJc w:val="right"/>
+      <w:pPr>
+        <w:ind w:left="4320" w:hanging="180"/>
+      </w:pPr>
+    </w:lvl>
+    <w:lvl w:ilvl="6" w:tplc="0809000F" w:tentative="1">
+      <w:start w:val="1"/>
+      <w:numFmt w:val="decimal"/>
+      <w:lvlText w:val="%7."/>
+      <w:lvlJc w:val="left"/>
+      <w:pPr>
+        <w:ind w:left="5040" w:hanging="360"/>
+      </w:pPr>
+    </w:lvl>
+    <w:lvl w:ilvl="7" w:tplc="08090019" w:tentative="1">
+      <w:start w:val="1"/>
+      <w:numFmt w:val="lowerLetter"/>
+      <w:lvlText w:val="%8."/>
+      <w:lvlJc w:val="left"/>
+      <w:pPr>
+        <w:ind w:left="5760" w:hanging="360"/>
+      </w:pPr>
+    </w:lvl>
+    <w:lvl w:ilvl="8" w:tplc="0809001B" w:tentative="1">
+      <w:start w:val="1"/>
+      <w:numFmt w:val="lowerRoman"/>
+      <w:lvlText w:val="%9."/>
+      <w:lvlJc w:val="right"/>
+      <w:pPr>
+        <w:ind w:left="6480" w:hanging="180"/>
+      </w:pPr>
+    </w:lvl>
+  </w:abstractNum>
+  <w:abstractNum w:abstractNumId="14" w15:restartNumberingAfterBreak="0">
+    <w:nsid w:val="5F033FBF"/>
+    <w:multiLevelType w:val="hybridMultilevel"/>
+    <w:tmpl w:val="76CE193E"/>
+    <w:lvl w:ilvl="0" w:tplc="0809000F">
+      <w:start w:val="1"/>
+      <w:numFmt w:val="decimal"/>
+      <w:lvlText w:val="%1."/>
+      <w:lvlJc w:val="left"/>
+      <w:pPr>
+        <w:ind w:left="720" w:hanging="360"/>
+      </w:pPr>
+      <w:rPr>
+        <w:rFonts w:hint="default"/>
+      </w:rPr>
+    </w:lvl>
+    <w:lvl w:ilvl="1" w:tplc="08090019" w:tentative="1">
+      <w:start w:val="1"/>
+      <w:numFmt w:val="lowerLetter"/>
+      <w:lvlText w:val="%2."/>
+      <w:lvlJc w:val="left"/>
+      <w:pPr>
+        <w:ind w:left="1440" w:hanging="360"/>
+      </w:pPr>
+    </w:lvl>
+    <w:lvl w:ilvl="2" w:tplc="0809001B" w:tentative="1">
+      <w:start w:val="1"/>
+      <w:numFmt w:val="lowerRoman"/>
+      <w:lvlText w:val="%3."/>
+      <w:lvlJc w:val="right"/>
+      <w:pPr>
+        <w:ind w:left="2160" w:hanging="180"/>
+      </w:pPr>
+    </w:lvl>
+    <w:lvl w:ilvl="3" w:tplc="0809000F" w:tentative="1">
+      <w:start w:val="1"/>
+      <w:numFmt w:val="decimal"/>
+      <w:lvlText w:val="%4."/>
+      <w:lvlJc w:val="left"/>
+      <w:pPr>
+        <w:ind w:left="2880" w:hanging="360"/>
+      </w:pPr>
+    </w:lvl>
+    <w:lvl w:ilvl="4" w:tplc="08090019" w:tentative="1">
+      <w:start w:val="1"/>
+      <w:numFmt w:val="lowerLetter"/>
+      <w:lvlText w:val="%5."/>
+      <w:lvlJc w:val="left"/>
+      <w:pPr>
+        <w:ind w:left="3600" w:hanging="360"/>
+      </w:pPr>
+    </w:lvl>
+    <w:lvl w:ilvl="5" w:tplc="0809001B" w:tentative="1">
+      <w:start w:val="1"/>
+      <w:numFmt w:val="lowerRoman"/>
+      <w:lvlText w:val="%6."/>
+      <w:lvlJc w:val="right"/>
+      <w:pPr>
+        <w:ind w:left="4320" w:hanging="180"/>
+      </w:pPr>
+    </w:lvl>
+    <w:lvl w:ilvl="6" w:tplc="0809000F" w:tentative="1">
+      <w:start w:val="1"/>
+      <w:numFmt w:val="decimal"/>
+      <w:lvlText w:val="%7."/>
+      <w:lvlJc w:val="left"/>
+      <w:pPr>
+        <w:ind w:left="5040" w:hanging="360"/>
+      </w:pPr>
+    </w:lvl>
+    <w:lvl w:ilvl="7" w:tplc="08090019" w:tentative="1">
+      <w:start w:val="1"/>
+      <w:numFmt w:val="lowerLetter"/>
+      <w:lvlText w:val="%8."/>
+      <w:lvlJc w:val="left"/>
+      <w:pPr>
+        <w:ind w:left="5760" w:hanging="360"/>
+      </w:pPr>
+    </w:lvl>
+    <w:lvl w:ilvl="8" w:tplc="0809001B" w:tentative="1">
+      <w:start w:val="1"/>
+      <w:numFmt w:val="lowerRoman"/>
+      <w:lvlText w:val="%9."/>
+      <w:lvlJc w:val="right"/>
+      <w:pPr>
+        <w:ind w:left="6480" w:hanging="180"/>
+      </w:pPr>
+    </w:lvl>
+  </w:abstractNum>
+  <w:abstractNum w:abstractNumId="15" w15:restartNumberingAfterBreak="0">
+    <w:nsid w:val="628723D6"/>
+    <w:multiLevelType w:val="hybridMultilevel"/>
+    <w:tmpl w:val="3766A9BE"/>
+    <w:lvl w:ilvl="0" w:tplc="0809000F">
+      <w:start w:val="1"/>
+      <w:numFmt w:val="decimal"/>
+      <w:lvlText w:val="%1."/>
+      <w:lvlJc w:val="left"/>
+      <w:pPr>
+        <w:ind w:left="720" w:hanging="360"/>
+      </w:pPr>
+      <w:rPr>
+        <w:rFonts w:hint="default"/>
+      </w:rPr>
+    </w:lvl>
+    <w:lvl w:ilvl="1" w:tplc="08090019" w:tentative="1">
+      <w:start w:val="1"/>
+      <w:numFmt w:val="lowerLetter"/>
+      <w:lvlText w:val="%2."/>
+      <w:lvlJc w:val="left"/>
+      <w:pPr>
+        <w:ind w:left="1440" w:hanging="360"/>
+      </w:pPr>
+    </w:lvl>
+    <w:lvl w:ilvl="2" w:tplc="0809001B" w:tentative="1">
+      <w:start w:val="1"/>
+      <w:numFmt w:val="lowerRoman"/>
+      <w:lvlText w:val="%3."/>
+      <w:lvlJc w:val="right"/>
+      <w:pPr>
+        <w:ind w:left="2160" w:hanging="180"/>
+      </w:pPr>
+    </w:lvl>
+    <w:lvl w:ilvl="3" w:tplc="0809000F" w:tentative="1">
+      <w:start w:val="1"/>
+      <w:numFmt w:val="decimal"/>
+      <w:lvlText w:val="%4."/>
+      <w:lvlJc w:val="left"/>
+      <w:pPr>
+        <w:ind w:left="2880" w:hanging="360"/>
+      </w:pPr>
+    </w:lvl>
+    <w:lvl w:ilvl="4" w:tplc="08090019" w:tentative="1">
+      <w:start w:val="1"/>
+      <w:numFmt w:val="lowerLetter"/>
+      <w:lvlText w:val="%5."/>
+      <w:lvlJc w:val="left"/>
+      <w:pPr>
+        <w:ind w:left="3600" w:hanging="360"/>
+      </w:pPr>
+    </w:lvl>
+    <w:lvl w:ilvl="5" w:tplc="0809001B" w:tentative="1">
+      <w:start w:val="1"/>
+      <w:numFmt w:val="lowerRoman"/>
+      <w:lvlText w:val="%6."/>
+      <w:lvlJc w:val="right"/>
+      <w:pPr>
+        <w:ind w:left="4320" w:hanging="180"/>
+      </w:pPr>
+    </w:lvl>
+    <w:lvl w:ilvl="6" w:tplc="0809000F" w:tentative="1">
+      <w:start w:val="1"/>
+      <w:numFmt w:val="decimal"/>
+      <w:lvlText w:val="%7."/>
+      <w:lvlJc w:val="left"/>
+      <w:pPr>
+        <w:ind w:left="5040" w:hanging="360"/>
+      </w:pPr>
+    </w:lvl>
+    <w:lvl w:ilvl="7" w:tplc="08090019" w:tentative="1">
+      <w:start w:val="1"/>
+      <w:numFmt w:val="lowerLetter"/>
+      <w:lvlText w:val="%8."/>
+      <w:lvlJc w:val="left"/>
+      <w:pPr>
+        <w:ind w:left="5760" w:hanging="360"/>
+      </w:pPr>
+    </w:lvl>
+    <w:lvl w:ilvl="8" w:tplc="0809001B" w:tentative="1">
+      <w:start w:val="1"/>
+      <w:numFmt w:val="lowerRoman"/>
+      <w:lvlText w:val="%9."/>
+      <w:lvlJc w:val="right"/>
+      <w:pPr>
+        <w:ind w:left="6480" w:hanging="180"/>
+      </w:pPr>
+    </w:lvl>
+  </w:abstractNum>
   <w:num w:numId="1">
+    <w:abstractNumId w:val="1"/>
+  </w:num>
+  <w:num w:numId="2">
+    <w:abstractNumId w:val="5"/>
+  </w:num>
+  <w:num w:numId="3">
+    <w:abstractNumId w:val="15"/>
+  </w:num>
+  <w:num w:numId="4">
+    <w:abstractNumId w:val="2"/>
+  </w:num>
+  <w:num w:numId="5">
+    <w:abstractNumId w:val="9"/>
+  </w:num>
+  <w:num w:numId="6">
+    <w:abstractNumId w:val="12"/>
+  </w:num>
+  <w:num w:numId="7">
+    <w:abstractNumId w:val="11"/>
+  </w:num>
+  <w:num w:numId="8">
+    <w:abstractNumId w:val="10"/>
+  </w:num>
+  <w:num w:numId="9">
+    <w:abstractNumId w:val="13"/>
+  </w:num>
+  <w:num w:numId="10">
+    <w:abstractNumId w:val="14"/>
+  </w:num>
+  <w:num w:numId="11">
+    <w:abstractNumId w:val="7"/>
+  </w:num>
+  <w:num w:numId="12">
+    <w:abstractNumId w:val="4"/>
+  </w:num>
+  <w:num w:numId="13">
+    <w:abstractNumId w:val="3"/>
+  </w:num>
+  <w:num w:numId="14">
     <w:abstractNumId w:val="0"/>
+  </w:num>
+  <w:num w:numId="15">
+    <w:abstractNumId w:val="8"/>
+  </w:num>
+  <w:num w:numId="16">
+    <w:abstractNumId w:val="6"/>
   </w:num>
 </w:numbering>
 </file>
@@ -4638,14 +6980,16 @@
     <w:rPrDefault>
       <w:rPr>
         <w:rFonts w:asciiTheme="minorHAnsi" w:eastAsiaTheme="minorHAnsi" w:hAnsiTheme="minorHAnsi" w:cstheme="minorBidi"/>
-        <w:sz w:val="22"/>
-        <w:szCs w:val="22"/>
+        <w:kern w:val="2"/>
+        <w:sz w:val="24"/>
+        <w:szCs w:val="24"/>
         <w:lang w:val="en-GB" w:eastAsia="en-US" w:bidi="ar-SA"/>
+        <w14:ligatures w14:val="standardContextual"/>
       </w:rPr>
     </w:rPrDefault>
     <w:pPrDefault>
       <w:pPr>
-        <w:spacing w:after="160" w:line="259" w:lineRule="auto"/>
+        <w:spacing w:after="160" w:line="278" w:lineRule="auto"/>
       </w:pPr>
     </w:pPrDefault>
   </w:docDefaults>
@@ -5038,18 +7382,18 @@
     <w:link w:val="Heading1Char"/>
     <w:uiPriority w:val="9"/>
     <w:qFormat/>
-    <w:rsid w:val="009950AE"/>
+    <w:rsid w:val="00C2348B"/>
     <w:pPr>
       <w:keepNext/>
       <w:keepLines/>
-      <w:spacing w:before="240" w:after="0"/>
+      <w:spacing w:before="360" w:after="80"/>
       <w:outlineLvl w:val="0"/>
     </w:pPr>
     <w:rPr>
       <w:rFonts w:asciiTheme="majorHAnsi" w:eastAsiaTheme="majorEastAsia" w:hAnsiTheme="majorHAnsi" w:cstheme="majorBidi"/>
-      <w:color w:val="2F5496" w:themeColor="accent1" w:themeShade="BF"/>
-      <w:sz w:val="32"/>
-      <w:szCs w:val="32"/>
+      <w:color w:val="0F4761" w:themeColor="accent1" w:themeShade="BF"/>
+      <w:sz w:val="40"/>
+      <w:szCs w:val="40"/>
     </w:rPr>
   </w:style>
   <w:style w:type="paragraph" w:styleId="Heading2">
@@ -5060,23 +7404,179 @@
     <w:uiPriority w:val="9"/>
     <w:unhideWhenUsed/>
     <w:qFormat/>
-    <w:rsid w:val="00CD51B0"/>
+    <w:rsid w:val="00C2348B"/>
+    <w:pPr>
+      <w:keepNext/>
+      <w:keepLines/>
+      <w:spacing w:before="160" w:after="80"/>
+      <w:outlineLvl w:val="1"/>
+    </w:pPr>
+    <w:rPr>
+      <w:rFonts w:asciiTheme="majorHAnsi" w:eastAsiaTheme="majorEastAsia" w:hAnsiTheme="majorHAnsi" w:cstheme="majorBidi"/>
+      <w:color w:val="0F4761" w:themeColor="accent1" w:themeShade="BF"/>
+      <w:sz w:val="32"/>
+      <w:szCs w:val="32"/>
+    </w:rPr>
+  </w:style>
+  <w:style w:type="paragraph" w:styleId="Heading3">
+    <w:name w:val="heading 3"/>
+    <w:basedOn w:val="Normal"/>
+    <w:next w:val="Normal"/>
+    <w:link w:val="Heading3Char"/>
+    <w:uiPriority w:val="9"/>
+    <w:semiHidden/>
+    <w:unhideWhenUsed/>
+    <w:qFormat/>
+    <w:rsid w:val="00C2348B"/>
+    <w:pPr>
+      <w:keepNext/>
+      <w:keepLines/>
+      <w:spacing w:before="160" w:after="80"/>
+      <w:outlineLvl w:val="2"/>
+    </w:pPr>
+    <w:rPr>
+      <w:rFonts w:eastAsiaTheme="majorEastAsia" w:cstheme="majorBidi"/>
+      <w:color w:val="0F4761" w:themeColor="accent1" w:themeShade="BF"/>
+      <w:sz w:val="28"/>
+      <w:szCs w:val="28"/>
+    </w:rPr>
+  </w:style>
+  <w:style w:type="paragraph" w:styleId="Heading4">
+    <w:name w:val="heading 4"/>
+    <w:basedOn w:val="Normal"/>
+    <w:next w:val="Normal"/>
+    <w:link w:val="Heading4Char"/>
+    <w:uiPriority w:val="9"/>
+    <w:semiHidden/>
+    <w:unhideWhenUsed/>
+    <w:qFormat/>
+    <w:rsid w:val="00C2348B"/>
+    <w:pPr>
+      <w:keepNext/>
+      <w:keepLines/>
+      <w:spacing w:before="80" w:after="40"/>
+      <w:outlineLvl w:val="3"/>
+    </w:pPr>
+    <w:rPr>
+      <w:rFonts w:eastAsiaTheme="majorEastAsia" w:cstheme="majorBidi"/>
+      <w:i/>
+      <w:iCs/>
+      <w:color w:val="0F4761" w:themeColor="accent1" w:themeShade="BF"/>
+    </w:rPr>
+  </w:style>
+  <w:style w:type="paragraph" w:styleId="Heading5">
+    <w:name w:val="heading 5"/>
+    <w:basedOn w:val="Normal"/>
+    <w:next w:val="Normal"/>
+    <w:link w:val="Heading5Char"/>
+    <w:uiPriority w:val="9"/>
+    <w:semiHidden/>
+    <w:unhideWhenUsed/>
+    <w:qFormat/>
+    <w:rsid w:val="00C2348B"/>
+    <w:pPr>
+      <w:keepNext/>
+      <w:keepLines/>
+      <w:spacing w:before="80" w:after="40"/>
+      <w:outlineLvl w:val="4"/>
+    </w:pPr>
+    <w:rPr>
+      <w:rFonts w:eastAsiaTheme="majorEastAsia" w:cstheme="majorBidi"/>
+      <w:color w:val="0F4761" w:themeColor="accent1" w:themeShade="BF"/>
+    </w:rPr>
+  </w:style>
+  <w:style w:type="paragraph" w:styleId="Heading6">
+    <w:name w:val="heading 6"/>
+    <w:basedOn w:val="Normal"/>
+    <w:next w:val="Normal"/>
+    <w:link w:val="Heading6Char"/>
+    <w:uiPriority w:val="9"/>
+    <w:semiHidden/>
+    <w:unhideWhenUsed/>
+    <w:qFormat/>
+    <w:rsid w:val="00C2348B"/>
     <w:pPr>
       <w:keepNext/>
       <w:keepLines/>
       <w:spacing w:before="40" w:after="0"/>
-      <w:outlineLvl w:val="1"/>
+      <w:outlineLvl w:val="5"/>
     </w:pPr>
     <w:rPr>
-      <w:rFonts w:asciiTheme="majorHAnsi" w:eastAsiaTheme="majorEastAsia" w:hAnsiTheme="majorHAnsi" w:cstheme="majorBidi"/>
-      <w:color w:val="2F5496" w:themeColor="accent1" w:themeShade="BF"/>
-      <w:sz w:val="26"/>
-      <w:szCs w:val="26"/>
+      <w:rFonts w:eastAsiaTheme="majorEastAsia" w:cstheme="majorBidi"/>
+      <w:i/>
+      <w:iCs/>
+      <w:color w:val="595959" w:themeColor="text1" w:themeTint="A6"/>
+    </w:rPr>
+  </w:style>
+  <w:style w:type="paragraph" w:styleId="Heading7">
+    <w:name w:val="heading 7"/>
+    <w:basedOn w:val="Normal"/>
+    <w:next w:val="Normal"/>
+    <w:link w:val="Heading7Char"/>
+    <w:uiPriority w:val="9"/>
+    <w:semiHidden/>
+    <w:unhideWhenUsed/>
+    <w:qFormat/>
+    <w:rsid w:val="00C2348B"/>
+    <w:pPr>
+      <w:keepNext/>
+      <w:keepLines/>
+      <w:spacing w:before="40" w:after="0"/>
+      <w:outlineLvl w:val="6"/>
+    </w:pPr>
+    <w:rPr>
+      <w:rFonts w:eastAsiaTheme="majorEastAsia" w:cstheme="majorBidi"/>
+      <w:color w:val="595959" w:themeColor="text1" w:themeTint="A6"/>
+    </w:rPr>
+  </w:style>
+  <w:style w:type="paragraph" w:styleId="Heading8">
+    <w:name w:val="heading 8"/>
+    <w:basedOn w:val="Normal"/>
+    <w:next w:val="Normal"/>
+    <w:link w:val="Heading8Char"/>
+    <w:uiPriority w:val="9"/>
+    <w:semiHidden/>
+    <w:unhideWhenUsed/>
+    <w:qFormat/>
+    <w:rsid w:val="00C2348B"/>
+    <w:pPr>
+      <w:keepNext/>
+      <w:keepLines/>
+      <w:spacing w:after="0"/>
+      <w:outlineLvl w:val="7"/>
+    </w:pPr>
+    <w:rPr>
+      <w:rFonts w:eastAsiaTheme="majorEastAsia" w:cstheme="majorBidi"/>
+      <w:i/>
+      <w:iCs/>
+      <w:color w:val="272727" w:themeColor="text1" w:themeTint="D8"/>
+    </w:rPr>
+  </w:style>
+  <w:style w:type="paragraph" w:styleId="Heading9">
+    <w:name w:val="heading 9"/>
+    <w:basedOn w:val="Normal"/>
+    <w:next w:val="Normal"/>
+    <w:link w:val="Heading9Char"/>
+    <w:uiPriority w:val="9"/>
+    <w:semiHidden/>
+    <w:unhideWhenUsed/>
+    <w:qFormat/>
+    <w:rsid w:val="00C2348B"/>
+    <w:pPr>
+      <w:keepNext/>
+      <w:keepLines/>
+      <w:spacing w:after="0"/>
+      <w:outlineLvl w:val="8"/>
+    </w:pPr>
+    <w:rPr>
+      <w:rFonts w:eastAsiaTheme="majorEastAsia" w:cstheme="majorBidi"/>
+      <w:color w:val="272727" w:themeColor="text1" w:themeTint="D8"/>
     </w:rPr>
   </w:style>
   <w:style w:type="character" w:default="1" w:styleId="DefaultParagraphFont">
     <w:name w:val="Default Paragraph Font"/>
     <w:uiPriority w:val="1"/>
+    <w:semiHidden/>
     <w:unhideWhenUsed/>
   </w:style>
   <w:style w:type="table" w:default="1" w:styleId="TableNormal">
@@ -5100,18 +7600,311 @@
     <w:semiHidden/>
     <w:unhideWhenUsed/>
   </w:style>
+  <w:style w:type="character" w:customStyle="1" w:styleId="Heading1Char">
+    <w:name w:val="Heading 1 Char"/>
+    <w:basedOn w:val="DefaultParagraphFont"/>
+    <w:link w:val="Heading1"/>
+    <w:uiPriority w:val="9"/>
+    <w:rsid w:val="00C2348B"/>
+    <w:rPr>
+      <w:rFonts w:asciiTheme="majorHAnsi" w:eastAsiaTheme="majorEastAsia" w:hAnsiTheme="majorHAnsi" w:cstheme="majorBidi"/>
+      <w:color w:val="0F4761" w:themeColor="accent1" w:themeShade="BF"/>
+      <w:sz w:val="40"/>
+      <w:szCs w:val="40"/>
+    </w:rPr>
+  </w:style>
+  <w:style w:type="character" w:customStyle="1" w:styleId="Heading2Char">
+    <w:name w:val="Heading 2 Char"/>
+    <w:basedOn w:val="DefaultParagraphFont"/>
+    <w:link w:val="Heading2"/>
+    <w:uiPriority w:val="9"/>
+    <w:rsid w:val="00C2348B"/>
+    <w:rPr>
+      <w:rFonts w:asciiTheme="majorHAnsi" w:eastAsiaTheme="majorEastAsia" w:hAnsiTheme="majorHAnsi" w:cstheme="majorBidi"/>
+      <w:color w:val="0F4761" w:themeColor="accent1" w:themeShade="BF"/>
+      <w:sz w:val="32"/>
+      <w:szCs w:val="32"/>
+    </w:rPr>
+  </w:style>
+  <w:style w:type="character" w:customStyle="1" w:styleId="Heading3Char">
+    <w:name w:val="Heading 3 Char"/>
+    <w:basedOn w:val="DefaultParagraphFont"/>
+    <w:link w:val="Heading3"/>
+    <w:uiPriority w:val="9"/>
+    <w:semiHidden/>
+    <w:rsid w:val="00C2348B"/>
+    <w:rPr>
+      <w:rFonts w:eastAsiaTheme="majorEastAsia" w:cstheme="majorBidi"/>
+      <w:color w:val="0F4761" w:themeColor="accent1" w:themeShade="BF"/>
+      <w:sz w:val="28"/>
+      <w:szCs w:val="28"/>
+    </w:rPr>
+  </w:style>
+  <w:style w:type="character" w:customStyle="1" w:styleId="Heading4Char">
+    <w:name w:val="Heading 4 Char"/>
+    <w:basedOn w:val="DefaultParagraphFont"/>
+    <w:link w:val="Heading4"/>
+    <w:uiPriority w:val="9"/>
+    <w:semiHidden/>
+    <w:rsid w:val="00C2348B"/>
+    <w:rPr>
+      <w:rFonts w:eastAsiaTheme="majorEastAsia" w:cstheme="majorBidi"/>
+      <w:i/>
+      <w:iCs/>
+      <w:color w:val="0F4761" w:themeColor="accent1" w:themeShade="BF"/>
+    </w:rPr>
+  </w:style>
+  <w:style w:type="character" w:customStyle="1" w:styleId="Heading5Char">
+    <w:name w:val="Heading 5 Char"/>
+    <w:basedOn w:val="DefaultParagraphFont"/>
+    <w:link w:val="Heading5"/>
+    <w:uiPriority w:val="9"/>
+    <w:semiHidden/>
+    <w:rsid w:val="00C2348B"/>
+    <w:rPr>
+      <w:rFonts w:eastAsiaTheme="majorEastAsia" w:cstheme="majorBidi"/>
+      <w:color w:val="0F4761" w:themeColor="accent1" w:themeShade="BF"/>
+    </w:rPr>
+  </w:style>
+  <w:style w:type="character" w:customStyle="1" w:styleId="Heading6Char">
+    <w:name w:val="Heading 6 Char"/>
+    <w:basedOn w:val="DefaultParagraphFont"/>
+    <w:link w:val="Heading6"/>
+    <w:uiPriority w:val="9"/>
+    <w:semiHidden/>
+    <w:rsid w:val="00C2348B"/>
+    <w:rPr>
+      <w:rFonts w:eastAsiaTheme="majorEastAsia" w:cstheme="majorBidi"/>
+      <w:i/>
+      <w:iCs/>
+      <w:color w:val="595959" w:themeColor="text1" w:themeTint="A6"/>
+    </w:rPr>
+  </w:style>
+  <w:style w:type="character" w:customStyle="1" w:styleId="Heading7Char">
+    <w:name w:val="Heading 7 Char"/>
+    <w:basedOn w:val="DefaultParagraphFont"/>
+    <w:link w:val="Heading7"/>
+    <w:uiPriority w:val="9"/>
+    <w:semiHidden/>
+    <w:rsid w:val="00C2348B"/>
+    <w:rPr>
+      <w:rFonts w:eastAsiaTheme="majorEastAsia" w:cstheme="majorBidi"/>
+      <w:color w:val="595959" w:themeColor="text1" w:themeTint="A6"/>
+    </w:rPr>
+  </w:style>
+  <w:style w:type="character" w:customStyle="1" w:styleId="Heading8Char">
+    <w:name w:val="Heading 8 Char"/>
+    <w:basedOn w:val="DefaultParagraphFont"/>
+    <w:link w:val="Heading8"/>
+    <w:uiPriority w:val="9"/>
+    <w:semiHidden/>
+    <w:rsid w:val="00C2348B"/>
+    <w:rPr>
+      <w:rFonts w:eastAsiaTheme="majorEastAsia" w:cstheme="majorBidi"/>
+      <w:i/>
+      <w:iCs/>
+      <w:color w:val="272727" w:themeColor="text1" w:themeTint="D8"/>
+    </w:rPr>
+  </w:style>
+  <w:style w:type="character" w:customStyle="1" w:styleId="Heading9Char">
+    <w:name w:val="Heading 9 Char"/>
+    <w:basedOn w:val="DefaultParagraphFont"/>
+    <w:link w:val="Heading9"/>
+    <w:uiPriority w:val="9"/>
+    <w:semiHidden/>
+    <w:rsid w:val="00C2348B"/>
+    <w:rPr>
+      <w:rFonts w:eastAsiaTheme="majorEastAsia" w:cstheme="majorBidi"/>
+      <w:color w:val="272727" w:themeColor="text1" w:themeTint="D8"/>
+    </w:rPr>
+  </w:style>
+  <w:style w:type="paragraph" w:styleId="Title">
+    <w:name w:val="Title"/>
+    <w:basedOn w:val="Normal"/>
+    <w:next w:val="Normal"/>
+    <w:link w:val="TitleChar"/>
+    <w:uiPriority w:val="10"/>
+    <w:qFormat/>
+    <w:rsid w:val="00C2348B"/>
+    <w:pPr>
+      <w:spacing w:after="80" w:line="240" w:lineRule="auto"/>
+      <w:contextualSpacing/>
+    </w:pPr>
+    <w:rPr>
+      <w:rFonts w:asciiTheme="majorHAnsi" w:eastAsiaTheme="majorEastAsia" w:hAnsiTheme="majorHAnsi" w:cstheme="majorBidi"/>
+      <w:spacing w:val="-10"/>
+      <w:kern w:val="28"/>
+      <w:sz w:val="56"/>
+      <w:szCs w:val="56"/>
+    </w:rPr>
+  </w:style>
+  <w:style w:type="character" w:customStyle="1" w:styleId="TitleChar">
+    <w:name w:val="Title Char"/>
+    <w:basedOn w:val="DefaultParagraphFont"/>
+    <w:link w:val="Title"/>
+    <w:uiPriority w:val="10"/>
+    <w:rsid w:val="00C2348B"/>
+    <w:rPr>
+      <w:rFonts w:asciiTheme="majorHAnsi" w:eastAsiaTheme="majorEastAsia" w:hAnsiTheme="majorHAnsi" w:cstheme="majorBidi"/>
+      <w:spacing w:val="-10"/>
+      <w:kern w:val="28"/>
+      <w:sz w:val="56"/>
+      <w:szCs w:val="56"/>
+    </w:rPr>
+  </w:style>
+  <w:style w:type="paragraph" w:styleId="Subtitle">
+    <w:name w:val="Subtitle"/>
+    <w:basedOn w:val="Normal"/>
+    <w:next w:val="Normal"/>
+    <w:link w:val="SubtitleChar"/>
+    <w:uiPriority w:val="11"/>
+    <w:qFormat/>
+    <w:rsid w:val="00C2348B"/>
+    <w:pPr>
+      <w:numPr>
+        <w:ilvl w:val="1"/>
+      </w:numPr>
+    </w:pPr>
+    <w:rPr>
+      <w:rFonts w:eastAsiaTheme="majorEastAsia" w:cstheme="majorBidi"/>
+      <w:color w:val="595959" w:themeColor="text1" w:themeTint="A6"/>
+      <w:spacing w:val="15"/>
+      <w:sz w:val="28"/>
+      <w:szCs w:val="28"/>
+    </w:rPr>
+  </w:style>
+  <w:style w:type="character" w:customStyle="1" w:styleId="SubtitleChar">
+    <w:name w:val="Subtitle Char"/>
+    <w:basedOn w:val="DefaultParagraphFont"/>
+    <w:link w:val="Subtitle"/>
+    <w:uiPriority w:val="11"/>
+    <w:rsid w:val="00C2348B"/>
+    <w:rPr>
+      <w:rFonts w:eastAsiaTheme="majorEastAsia" w:cstheme="majorBidi"/>
+      <w:color w:val="595959" w:themeColor="text1" w:themeTint="A6"/>
+      <w:spacing w:val="15"/>
+      <w:sz w:val="28"/>
+      <w:szCs w:val="28"/>
+    </w:rPr>
+  </w:style>
+  <w:style w:type="paragraph" w:styleId="Quote">
+    <w:name w:val="Quote"/>
+    <w:basedOn w:val="Normal"/>
+    <w:next w:val="Normal"/>
+    <w:link w:val="QuoteChar"/>
+    <w:uiPriority w:val="29"/>
+    <w:qFormat/>
+    <w:rsid w:val="00C2348B"/>
+    <w:pPr>
+      <w:spacing w:before="160"/>
+      <w:jc w:val="center"/>
+    </w:pPr>
+    <w:rPr>
+      <w:i/>
+      <w:iCs/>
+      <w:color w:val="404040" w:themeColor="text1" w:themeTint="BF"/>
+    </w:rPr>
+  </w:style>
+  <w:style w:type="character" w:customStyle="1" w:styleId="QuoteChar">
+    <w:name w:val="Quote Char"/>
+    <w:basedOn w:val="DefaultParagraphFont"/>
+    <w:link w:val="Quote"/>
+    <w:uiPriority w:val="29"/>
+    <w:rsid w:val="00C2348B"/>
+    <w:rPr>
+      <w:i/>
+      <w:iCs/>
+      <w:color w:val="404040" w:themeColor="text1" w:themeTint="BF"/>
+    </w:rPr>
+  </w:style>
+  <w:style w:type="paragraph" w:styleId="ListParagraph">
+    <w:name w:val="List Paragraph"/>
+    <w:basedOn w:val="Normal"/>
+    <w:uiPriority w:val="34"/>
+    <w:qFormat/>
+    <w:rsid w:val="00C2348B"/>
+    <w:pPr>
+      <w:ind w:left="720"/>
+      <w:contextualSpacing/>
+    </w:pPr>
+  </w:style>
+  <w:style w:type="character" w:styleId="IntenseEmphasis">
+    <w:name w:val="Intense Emphasis"/>
+    <w:basedOn w:val="DefaultParagraphFont"/>
+    <w:uiPriority w:val="21"/>
+    <w:qFormat/>
+    <w:rsid w:val="00C2348B"/>
+    <w:rPr>
+      <w:i/>
+      <w:iCs/>
+      <w:color w:val="0F4761" w:themeColor="accent1" w:themeShade="BF"/>
+    </w:rPr>
+  </w:style>
+  <w:style w:type="paragraph" w:styleId="IntenseQuote">
+    <w:name w:val="Intense Quote"/>
+    <w:basedOn w:val="Normal"/>
+    <w:next w:val="Normal"/>
+    <w:link w:val="IntenseQuoteChar"/>
+    <w:uiPriority w:val="30"/>
+    <w:qFormat/>
+    <w:rsid w:val="00C2348B"/>
+    <w:pPr>
+      <w:pBdr>
+        <w:top w:val="single" w:sz="4" w:space="10" w:color="0F4761" w:themeColor="accent1" w:themeShade="BF"/>
+        <w:bottom w:val="single" w:sz="4" w:space="10" w:color="0F4761" w:themeColor="accent1" w:themeShade="BF"/>
+      </w:pBdr>
+      <w:spacing w:before="360" w:after="360"/>
+      <w:ind w:left="864" w:right="864"/>
+      <w:jc w:val="center"/>
+    </w:pPr>
+    <w:rPr>
+      <w:i/>
+      <w:iCs/>
+      <w:color w:val="0F4761" w:themeColor="accent1" w:themeShade="BF"/>
+    </w:rPr>
+  </w:style>
+  <w:style w:type="character" w:customStyle="1" w:styleId="IntenseQuoteChar">
+    <w:name w:val="Intense Quote Char"/>
+    <w:basedOn w:val="DefaultParagraphFont"/>
+    <w:link w:val="IntenseQuote"/>
+    <w:uiPriority w:val="30"/>
+    <w:rsid w:val="00C2348B"/>
+    <w:rPr>
+      <w:i/>
+      <w:iCs/>
+      <w:color w:val="0F4761" w:themeColor="accent1" w:themeShade="BF"/>
+    </w:rPr>
+  </w:style>
+  <w:style w:type="character" w:styleId="IntenseReference">
+    <w:name w:val="Intense Reference"/>
+    <w:basedOn w:val="DefaultParagraphFont"/>
+    <w:uiPriority w:val="32"/>
+    <w:qFormat/>
+    <w:rsid w:val="00C2348B"/>
+    <w:rPr>
+      <w:b/>
+      <w:bCs/>
+      <w:smallCaps/>
+      <w:color w:val="0F4761" w:themeColor="accent1" w:themeShade="BF"/>
+      <w:spacing w:val="5"/>
+    </w:rPr>
+  </w:style>
   <w:style w:type="paragraph" w:styleId="NoSpacing">
     <w:name w:val="No Spacing"/>
     <w:link w:val="NoSpacingChar"/>
     <w:uiPriority w:val="1"/>
     <w:qFormat/>
-    <w:rsid w:val="00004859"/>
+    <w:rsid w:val="00E318C6"/>
     <w:pPr>
       <w:spacing w:after="0" w:line="240" w:lineRule="auto"/>
     </w:pPr>
     <w:rPr>
       <w:rFonts w:eastAsiaTheme="minorEastAsia"/>
+      <w:kern w:val="0"/>
+      <w:sz w:val="22"/>
+      <w:szCs w:val="22"/>
       <w:lang w:eastAsia="en-GB"/>
+      <w14:ligatures w14:val="none"/>
     </w:rPr>
   </w:style>
   <w:style w:type="character" w:customStyle="1" w:styleId="NoSpacingChar">
@@ -5119,23 +7912,14 @@
     <w:basedOn w:val="DefaultParagraphFont"/>
     <w:link w:val="NoSpacing"/>
     <w:uiPriority w:val="1"/>
-    <w:rsid w:val="00004859"/>
+    <w:rsid w:val="00E318C6"/>
     <w:rPr>
       <w:rFonts w:eastAsiaTheme="minorEastAsia"/>
+      <w:kern w:val="0"/>
+      <w:sz w:val="22"/>
+      <w:szCs w:val="22"/>
       <w:lang w:eastAsia="en-GB"/>
-    </w:rPr>
-  </w:style>
-  <w:style w:type="character" w:customStyle="1" w:styleId="Heading1Char">
-    <w:name w:val="Heading 1 Char"/>
-    <w:basedOn w:val="DefaultParagraphFont"/>
-    <w:link w:val="Heading1"/>
-    <w:uiPriority w:val="9"/>
-    <w:rsid w:val="009950AE"/>
-    <w:rPr>
-      <w:rFonts w:asciiTheme="majorHAnsi" w:eastAsiaTheme="majorEastAsia" w:hAnsiTheme="majorHAnsi" w:cstheme="majorBidi"/>
-      <w:color w:val="2F5496" w:themeColor="accent1" w:themeShade="BF"/>
-      <w:sz w:val="32"/>
-      <w:szCs w:val="32"/>
+      <w14:ligatures w14:val="none"/>
     </w:rPr>
   </w:style>
   <w:style w:type="paragraph" w:styleId="TOCHeading">
@@ -5145,43 +7929,24 @@
     <w:uiPriority w:val="39"/>
     <w:unhideWhenUsed/>
     <w:qFormat/>
-    <w:rsid w:val="009950AE"/>
+    <w:rsid w:val="00E318C6"/>
     <w:pPr>
+      <w:spacing w:before="240" w:after="0" w:line="259" w:lineRule="auto"/>
       <w:outlineLvl w:val="9"/>
     </w:pPr>
     <w:rPr>
+      <w:kern w:val="0"/>
+      <w:sz w:val="32"/>
+      <w:szCs w:val="32"/>
       <w:lang w:eastAsia="en-GB"/>
+      <w14:ligatures w14:val="none"/>
     </w:rPr>
-  </w:style>
-  <w:style w:type="character" w:customStyle="1" w:styleId="Heading2Char">
-    <w:name w:val="Heading 2 Char"/>
-    <w:basedOn w:val="DefaultParagraphFont"/>
-    <w:link w:val="Heading2"/>
-    <w:uiPriority w:val="9"/>
-    <w:rsid w:val="00CD51B0"/>
-    <w:rPr>
-      <w:rFonts w:asciiTheme="majorHAnsi" w:eastAsiaTheme="majorEastAsia" w:hAnsiTheme="majorHAnsi" w:cstheme="majorBidi"/>
-      <w:color w:val="2F5496" w:themeColor="accent1" w:themeShade="BF"/>
-      <w:sz w:val="26"/>
-      <w:szCs w:val="26"/>
-    </w:rPr>
-  </w:style>
-  <w:style w:type="paragraph" w:styleId="ListParagraph">
-    <w:name w:val="List Paragraph"/>
-    <w:basedOn w:val="Normal"/>
-    <w:uiPriority w:val="34"/>
-    <w:qFormat/>
-    <w:rsid w:val="00F971AD"/>
-    <w:pPr>
-      <w:ind w:left="720"/>
-      <w:contextualSpacing/>
-    </w:pPr>
   </w:style>
   <w:style w:type="table" w:styleId="TableGrid">
     <w:name w:val="Table Grid"/>
     <w:basedOn w:val="TableNormal"/>
     <w:uiPriority w:val="39"/>
-    <w:rsid w:val="00267FEA"/>
+    <w:rsid w:val="00984689"/>
     <w:pPr>
       <w:spacing w:after="0" w:line="240" w:lineRule="auto"/>
     </w:pPr>
@@ -5203,7 +7968,7 @@
     <w:autoRedefine/>
     <w:uiPriority w:val="39"/>
     <w:unhideWhenUsed/>
-    <w:rsid w:val="008B4857"/>
+    <w:rsid w:val="008A4A5C"/>
     <w:pPr>
       <w:spacing w:after="100"/>
     </w:pPr>
@@ -5215,10 +7980,10 @@
     <w:autoRedefine/>
     <w:uiPriority w:val="39"/>
     <w:unhideWhenUsed/>
-    <w:rsid w:val="008B4857"/>
+    <w:rsid w:val="008A4A5C"/>
     <w:pPr>
       <w:spacing w:after="100"/>
-      <w:ind w:left="220"/>
+      <w:ind w:left="240"/>
     </w:pPr>
   </w:style>
   <w:style w:type="character" w:styleId="Hyperlink">
@@ -5226,13 +7991,634 @@
     <w:basedOn w:val="DefaultParagraphFont"/>
     <w:uiPriority w:val="99"/>
     <w:unhideWhenUsed/>
-    <w:rsid w:val="008B4857"/>
+    <w:rsid w:val="008A4A5C"/>
     <w:rPr>
-      <w:color w:val="0563C1" w:themeColor="hyperlink"/>
+      <w:color w:val="467886" w:themeColor="hyperlink"/>
       <w:u w:val="single"/>
     </w:rPr>
   </w:style>
 </w:styles>
+</file>
+
+<file path=word/glossary/document.xml><?xml version="1.0" encoding="utf-8"?>
+<w:glossaryDocument xmlns:wpc="http://schemas.microsoft.com/office/word/2010/wordprocessingCanvas" xmlns:cx="http://schemas.microsoft.com/office/drawing/2014/chartex" xmlns:cx1="http://schemas.microsoft.com/office/drawing/2015/9/8/chartex" xmlns:cx2="http://schemas.microsoft.com/office/drawing/2015/10/21/chartex" xmlns:cx3="http://schemas.microsoft.com/office/drawing/2016/5/9/chartex" xmlns:cx4="http://schemas.microsoft.com/office/drawing/2016/5/10/chartex" xmlns:cx5="http://schemas.microsoft.com/office/drawing/2016/5/11/chartex" xmlns:cx6="http://schemas.microsoft.com/office/drawing/2016/5/12/chartex" xmlns:cx7="http://schemas.microsoft.com/office/drawing/2016/5/13/chartex" xmlns:cx8="http://schemas.microsoft.com/office/drawing/2016/5/14/chartex" xmlns:mc="http://schemas.openxmlformats.org/markup-compatibility/2006" xmlns:aink="http://schemas.microsoft.com/office/drawing/2016/ink" xmlns:am3d="http://schemas.microsoft.com/office/drawing/2017/model3d" xmlns:o="urn:schemas-microsoft-com:office:office" xmlns:r="http://schemas.openxmlformats.org/officeDocument/2006/relationships" xmlns:m="http://schemas.openxmlformats.org/officeDocument/2006/math" xmlns:v="urn:schemas-microsoft-com:vml" xmlns:wp14="http://schemas.microsoft.com/office/word/2010/wordprocessingDrawing" xmlns:wp="http://schemas.openxmlformats.org/drawingml/2006/wordprocessingDrawing" xmlns:w10="urn:schemas-microsoft-com:office:word" xmlns:w="http://schemas.openxmlformats.org/wordprocessingml/2006/main" xmlns:w14="http://schemas.microsoft.com/office/word/2010/wordml" xmlns:w15="http://schemas.microsoft.com/office/word/2012/wordml" xmlns:w16cex="http://schemas.microsoft.com/office/word/2018/wordml/cex" xmlns:w16cid="http://schemas.microsoft.com/office/word/2016/wordml/cid" xmlns:w16="http://schemas.microsoft.com/office/word/2018/wordml" xmlns:w16sdtdh="http://schemas.microsoft.com/office/word/2020/wordml/sdtdatahash" xmlns:w16se="http://schemas.microsoft.com/office/word/2015/wordml/symex" xmlns:wpg="http://schemas.microsoft.com/office/word/2010/wordprocessingGroup" xmlns:wpi="http://schemas.microsoft.com/office/word/2010/wordprocessingInk" xmlns:wne="http://schemas.microsoft.com/office/word/2006/wordml" xmlns:wps="http://schemas.microsoft.com/office/word/2010/wordprocessingShape" mc:Ignorable="w14 w15 w16se w16cid w16 w16cex w16sdtdh wp14">
+  <w:docParts>
+    <w:docPart>
+      <w:docPartPr>
+        <w:name w:val="9CEFF79F8CD84614BC5B2FBC563A78BA"/>
+        <w:category>
+          <w:name w:val="General"/>
+          <w:gallery w:val="placeholder"/>
+        </w:category>
+        <w:types>
+          <w:type w:val="bbPlcHdr"/>
+        </w:types>
+        <w:behaviors>
+          <w:behavior w:val="content"/>
+        </w:behaviors>
+        <w:guid w:val="{0FA9B749-FFC2-4D1D-9DF1-D1A92A0A4ADF}"/>
+      </w:docPartPr>
+      <w:docPartBody>
+        <w:p>
+          <w:pPr>
+            <w:pStyle w:val="9CEFF79F8CD84614BC5B2FBC563A78BA"/>
+          </w:pPr>
+          <w:r>
+            <w:rPr>
+              <w:rFonts w:asciiTheme="majorHAnsi" w:eastAsiaTheme="majorEastAsia" w:hAnsiTheme="majorHAnsi" w:cstheme="majorBidi"/>
+              <w:caps/>
+              <w:color w:val="4472C4" w:themeColor="accent1"/>
+              <w:sz w:val="80"/>
+              <w:szCs w:val="80"/>
+            </w:rPr>
+            <w:t>[Document title]</w:t>
+          </w:r>
+        </w:p>
+      </w:docPartBody>
+    </w:docPart>
+    <w:docPart>
+      <w:docPartPr>
+        <w:name w:val="A9AC4D99AD5C4E4EB5CE5D73A68B9C4C"/>
+        <w:category>
+          <w:name w:val="General"/>
+          <w:gallery w:val="placeholder"/>
+        </w:category>
+        <w:types>
+          <w:type w:val="bbPlcHdr"/>
+        </w:types>
+        <w:behaviors>
+          <w:behavior w:val="content"/>
+        </w:behaviors>
+        <w:guid w:val="{DEEFB299-2A14-4603-9615-84BFA6AAA25E}"/>
+      </w:docPartPr>
+      <w:docPartBody>
+        <w:p>
+          <w:pPr>
+            <w:pStyle w:val="A9AC4D99AD5C4E4EB5CE5D73A68B9C4C"/>
+          </w:pPr>
+          <w:r>
+            <w:rPr>
+              <w:color w:val="4472C4" w:themeColor="accent1"/>
+              <w:sz w:val="28"/>
+              <w:szCs w:val="28"/>
+            </w:rPr>
+            <w:t>[Document subtitle]</w:t>
+          </w:r>
+        </w:p>
+      </w:docPartBody>
+    </w:docPart>
+  </w:docParts>
+</w:glossaryDocument>
+</file>
+
+<file path=word/glossary/fontTable.xml><?xml version="1.0" encoding="utf-8"?>
+<w:fonts xmlns:mc="http://schemas.openxmlformats.org/markup-compatibility/2006" xmlns:r="http://schemas.openxmlformats.org/officeDocument/2006/relationships" xmlns:w="http://schemas.openxmlformats.org/wordprocessingml/2006/main" xmlns:w14="http://schemas.microsoft.com/office/word/2010/wordml" xmlns:w15="http://schemas.microsoft.com/office/word/2012/wordml" xmlns:w16cex="http://schemas.microsoft.com/office/word/2018/wordml/cex" xmlns:w16cid="http://schemas.microsoft.com/office/word/2016/wordml/cid" xmlns:w16="http://schemas.microsoft.com/office/word/2018/wordml" xmlns:w16sdtdh="http://schemas.microsoft.com/office/word/2020/wordml/sdtdatahash" xmlns:w16se="http://schemas.microsoft.com/office/word/2015/wordml/symex" mc:Ignorable="w14 w15 w16se w16cid w16 w16cex w16sdtdh">
+  <w:font w:name="Times New Roman">
+    <w:panose1 w:val="02020603050405020304"/>
+    <w:charset w:val="00"/>
+    <w:family w:val="roman"/>
+    <w:pitch w:val="variable"/>
+    <w:sig w:usb0="E0002EFF" w:usb1="C000785B" w:usb2="00000009" w:usb3="00000000" w:csb0="000001FF" w:csb1="00000000"/>
+  </w:font>
+  <w:font w:name="Aptos">
+    <w:altName w:val="Calibri"/>
+    <w:charset w:val="00"/>
+    <w:family w:val="swiss"/>
+    <w:pitch w:val="variable"/>
+    <w:sig w:usb0="20000287" w:usb1="00000003" w:usb2="00000000" w:usb3="00000000" w:csb0="0000019F" w:csb1="00000000"/>
+  </w:font>
+  <w:font w:name="Courier New">
+    <w:panose1 w:val="02070309020205020404"/>
+    <w:charset w:val="00"/>
+    <w:family w:val="modern"/>
+    <w:pitch w:val="fixed"/>
+    <w:sig w:usb0="E0002EFF" w:usb1="C0007843" w:usb2="00000009" w:usb3="00000000" w:csb0="000001FF" w:csb1="00000000"/>
+  </w:font>
+  <w:font w:name="Wingdings">
+    <w:panose1 w:val="05000000000000000000"/>
+    <w:charset w:val="02"/>
+    <w:family w:val="auto"/>
+    <w:pitch w:val="variable"/>
+    <w:sig w:usb0="00000000" w:usb1="10000000" w:usb2="00000000" w:usb3="00000000" w:csb0="80000000" w:csb1="00000000"/>
+  </w:font>
+  <w:font w:name="Symbol">
+    <w:panose1 w:val="05050102010706020507"/>
+    <w:charset w:val="02"/>
+    <w:family w:val="roman"/>
+    <w:pitch w:val="variable"/>
+    <w:sig w:usb0="00000000" w:usb1="10000000" w:usb2="00000000" w:usb3="00000000" w:csb0="80000000" w:csb1="00000000"/>
+  </w:font>
+  <w:font w:name="Aptos Display">
+    <w:altName w:val="Calibri"/>
+    <w:charset w:val="00"/>
+    <w:family w:val="swiss"/>
+    <w:pitch w:val="variable"/>
+    <w:sig w:usb0="20000287" w:usb1="00000003" w:usb2="00000000" w:usb3="00000000" w:csb0="0000019F" w:csb1="00000000"/>
+  </w:font>
+  <w:font w:name="Calibri">
+    <w:panose1 w:val="020F0502020204030204"/>
+    <w:charset w:val="00"/>
+    <w:family w:val="swiss"/>
+    <w:pitch w:val="variable"/>
+    <w:sig w:usb0="E4002EFF" w:usb1="C200247B" w:usb2="00000009" w:usb3="00000000" w:csb0="000001FF" w:csb1="00000000"/>
+  </w:font>
+  <w:font w:name="Calibri Light">
+    <w:panose1 w:val="020F0302020204030204"/>
+    <w:charset w:val="00"/>
+    <w:family w:val="swiss"/>
+    <w:pitch w:val="variable"/>
+    <w:sig w:usb0="E4002EFF" w:usb1="C200247B" w:usb2="00000009" w:usb3="00000000" w:csb0="000001FF" w:csb1="00000000"/>
+  </w:font>
+</w:fonts>
+</file>
+
+<file path=word/glossary/settings.xml><?xml version="1.0" encoding="utf-8"?>
+<w:settings xmlns:mc="http://schemas.openxmlformats.org/markup-compatibility/2006" xmlns:o="urn:schemas-microsoft-com:office:office" xmlns:r="http://schemas.openxmlformats.org/officeDocument/2006/relationships" xmlns:m="http://schemas.openxmlformats.org/officeDocument/2006/math" xmlns:v="urn:schemas-microsoft-com:vml" xmlns:w10="urn:schemas-microsoft-com:office:word" xmlns:w="http://schemas.openxmlformats.org/wordprocessingml/2006/main" xmlns:w14="http://schemas.microsoft.com/office/word/2010/wordml" xmlns:w15="http://schemas.microsoft.com/office/word/2012/wordml" xmlns:w16cex="http://schemas.microsoft.com/office/word/2018/wordml/cex" xmlns:w16cid="http://schemas.microsoft.com/office/word/2016/wordml/cid" xmlns:w16="http://schemas.microsoft.com/office/word/2018/wordml" xmlns:w16sdtdh="http://schemas.microsoft.com/office/word/2020/wordml/sdtdatahash" xmlns:w16se="http://schemas.microsoft.com/office/word/2015/wordml/symex" xmlns:sl="http://schemas.openxmlformats.org/schemaLibrary/2006/main" mc:Ignorable="w14 w15 w16se w16cid w16 w16cex w16sdtdh">
+  <w:view w:val="normal"/>
+  <w:defaultTabStop w:val="720"/>
+  <w:characterSpacingControl w:val="doNotCompress"/>
+  <w:compat>
+    <w:useFELayout/>
+    <w:compatSetting w:name="compatibilityMode" w:uri="http://schemas.microsoft.com/office/word" w:val="15"/>
+    <w:compatSetting w:name="overrideTableStyleFontSizeAndJustification" w:uri="http://schemas.microsoft.com/office/word" w:val="1"/>
+    <w:compatSetting w:name="enableOpenTypeFeatures" w:uri="http://schemas.microsoft.com/office/word" w:val="1"/>
+    <w:compatSetting w:name="doNotFlipMirrorIndents" w:uri="http://schemas.microsoft.com/office/word" w:val="1"/>
+    <w:compatSetting w:name="differentiateMultirowTableHeaders" w:uri="http://schemas.microsoft.com/office/word" w:val="1"/>
+    <w:compatSetting w:name="useWord2013TrackBottomHyphenation" w:uri="http://schemas.microsoft.com/office/word" w:val="0"/>
+  </w:compat>
+  <w:rsids>
+    <w:rsidRoot w:val="00606098"/>
+    <w:rsid w:val="000F26B1"/>
+    <w:rsid w:val="00606098"/>
+    <w:rsid w:val="00A00728"/>
+    <w:rsid w:val="00BB675D"/>
+    <w:rsid w:val="00D113E5"/>
+  </w:rsids>
+  <m:mathPr>
+    <m:mathFont m:val="Cambria Math"/>
+    <m:brkBin m:val="before"/>
+    <m:brkBinSub m:val="--"/>
+    <m:smallFrac m:val="0"/>
+    <m:dispDef/>
+    <m:lMargin m:val="0"/>
+    <m:rMargin m:val="0"/>
+    <m:defJc m:val="centerGroup"/>
+    <m:wrapIndent m:val="1440"/>
+    <m:intLim m:val="subSup"/>
+    <m:naryLim m:val="undOvr"/>
+  </m:mathPr>
+  <w:themeFontLang w:val="en-GB"/>
+  <w:clrSchemeMapping w:bg1="light1" w:t1="dark1" w:bg2="light2" w:t2="dark2" w:accent1="accent1" w:accent2="accent2" w:accent3="accent3" w:accent4="accent4" w:accent5="accent5" w:accent6="accent6" w:hyperlink="hyperlink" w:followedHyperlink="followedHyperlink"/>
+  <w:decimalSymbol w:val="."/>
+  <w:listSeparator w:val=","/>
+  <w15:chartTrackingRefBased/>
+</w:settings>
+</file>
+
+<file path=word/glossary/styles.xml><?xml version="1.0" encoding="utf-8"?>
+<w:styles xmlns:mc="http://schemas.openxmlformats.org/markup-compatibility/2006" xmlns:r="http://schemas.openxmlformats.org/officeDocument/2006/relationships" xmlns:w="http://schemas.openxmlformats.org/wordprocessingml/2006/main" xmlns:w14="http://schemas.microsoft.com/office/word/2010/wordml" xmlns:w15="http://schemas.microsoft.com/office/word/2012/wordml" xmlns:w16cex="http://schemas.microsoft.com/office/word/2018/wordml/cex" xmlns:w16cid="http://schemas.microsoft.com/office/word/2016/wordml/cid" xmlns:w16="http://schemas.microsoft.com/office/word/2018/wordml" xmlns:w16sdtdh="http://schemas.microsoft.com/office/word/2020/wordml/sdtdatahash" xmlns:w16se="http://schemas.microsoft.com/office/word/2015/wordml/symex" mc:Ignorable="w14 w15 w16se w16cid w16 w16cex w16sdtdh">
+  <w:docDefaults>
+    <w:rPrDefault>
+      <w:rPr>
+        <w:rFonts w:asciiTheme="minorHAnsi" w:eastAsiaTheme="minorEastAsia" w:hAnsiTheme="minorHAnsi" w:cstheme="minorBidi"/>
+        <w:kern w:val="2"/>
+        <w:sz w:val="24"/>
+        <w:szCs w:val="24"/>
+        <w:lang w:val="en-GB" w:eastAsia="en-GB" w:bidi="ar-SA"/>
+        <w14:ligatures w14:val="standardContextual"/>
+      </w:rPr>
+    </w:rPrDefault>
+    <w:pPrDefault>
+      <w:pPr>
+        <w:spacing w:after="160" w:line="278" w:lineRule="auto"/>
+      </w:pPr>
+    </w:pPrDefault>
+  </w:docDefaults>
+  <w:latentStyles w:defLockedState="0" w:defUIPriority="99" w:defSemiHidden="0" w:defUnhideWhenUsed="0" w:defQFormat="0" w:count="376">
+    <w:lsdException w:name="Normal" w:uiPriority="0" w:qFormat="1"/>
+    <w:lsdException w:name="heading 1" w:uiPriority="9" w:qFormat="1"/>
+    <w:lsdException w:name="heading 2" w:semiHidden="1" w:uiPriority="9" w:unhideWhenUsed="1" w:qFormat="1"/>
+    <w:lsdException w:name="heading 3" w:semiHidden="1" w:uiPriority="9" w:unhideWhenUsed="1" w:qFormat="1"/>
+    <w:lsdException w:name="heading 4" w:semiHidden="1" w:uiPriority="9" w:unhideWhenUsed="1" w:qFormat="1"/>
+    <w:lsdException w:name="heading 5" w:semiHidden="1" w:uiPriority="9" w:unhideWhenUsed="1" w:qFormat="1"/>
+    <w:lsdException w:name="heading 6" w:semiHidden="1" w:uiPriority="9" w:unhideWhenUsed="1" w:qFormat="1"/>
+    <w:lsdException w:name="heading 7" w:semiHidden="1" w:uiPriority="9" w:unhideWhenUsed="1" w:qFormat="1"/>
+    <w:lsdException w:name="heading 8" w:semiHidden="1" w:uiPriority="9" w:unhideWhenUsed="1" w:qFormat="1"/>
+    <w:lsdException w:name="heading 9" w:semiHidden="1" w:uiPriority="9" w:unhideWhenUsed="1" w:qFormat="1"/>
+    <w:lsdException w:name="index 1" w:semiHidden="1" w:unhideWhenUsed="1"/>
+    <w:lsdException w:name="index 2" w:semiHidden="1" w:unhideWhenUsed="1"/>
+    <w:lsdException w:name="index 3" w:semiHidden="1" w:unhideWhenUsed="1"/>
+    <w:lsdException w:name="index 4" w:semiHidden="1" w:unhideWhenUsed="1"/>
+    <w:lsdException w:name="index 5" w:semiHidden="1" w:unhideWhenUsed="1"/>
+    <w:lsdException w:name="index 6" w:semiHidden="1" w:unhideWhenUsed="1"/>
+    <w:lsdException w:name="index 7" w:semiHidden="1" w:unhideWhenUsed="1"/>
+    <w:lsdException w:name="index 8" w:semiHidden="1" w:unhideWhenUsed="1"/>
+    <w:lsdException w:name="index 9" w:semiHidden="1" w:unhideWhenUsed="1"/>
+    <w:lsdException w:name="toc 1" w:semiHidden="1" w:uiPriority="39" w:unhideWhenUsed="1"/>
+    <w:lsdException w:name="toc 2" w:semiHidden="1" w:uiPriority="39" w:unhideWhenUsed="1"/>
+    <w:lsdException w:name="toc 3" w:semiHidden="1" w:uiPriority="39" w:unhideWhenUsed="1"/>
+    <w:lsdException w:name="toc 4" w:semiHidden="1" w:uiPriority="39" w:unhideWhenUsed="1"/>
+    <w:lsdException w:name="toc 5" w:semiHidden="1" w:uiPriority="39" w:unhideWhenUsed="1"/>
+    <w:lsdException w:name="toc 6" w:semiHidden="1" w:uiPriority="39" w:unhideWhenUsed="1"/>
+    <w:lsdException w:name="toc 7" w:semiHidden="1" w:uiPriority="39" w:unhideWhenUsed="1"/>
+    <w:lsdException w:name="toc 8" w:semiHidden="1" w:uiPriority="39" w:unhideWhenUsed="1"/>
+    <w:lsdException w:name="toc 9" w:semiHidden="1" w:uiPriority="39" w:unhideWhenUsed="1"/>
+    <w:lsdException w:name="Normal Indent" w:semiHidden="1" w:unhideWhenUsed="1"/>
+    <w:lsdException w:name="footnote text" w:semiHidden="1" w:unhideWhenUsed="1"/>
+    <w:lsdException w:name="annotation text" w:semiHidden="1" w:unhideWhenUsed="1"/>
+    <w:lsdException w:name="header" w:semiHidden="1" w:unhideWhenUsed="1"/>
+    <w:lsdException w:name="footer" w:semiHidden="1" w:unhideWhenUsed="1"/>
+    <w:lsdException w:name="index heading" w:semiHidden="1" w:unhideWhenUsed="1"/>
+    <w:lsdException w:name="caption" w:semiHidden="1" w:uiPriority="35" w:unhideWhenUsed="1" w:qFormat="1"/>
+    <w:lsdException w:name="table of figures" w:semiHidden="1" w:unhideWhenUsed="1"/>
+    <w:lsdException w:name="envelope address" w:semiHidden="1" w:unhideWhenUsed="1"/>
+    <w:lsdException w:name="envelope return" w:semiHidden="1" w:unhideWhenUsed="1"/>
+    <w:lsdException w:name="footnote reference" w:semiHidden="1" w:unhideWhenUsed="1"/>
+    <w:lsdException w:name="annotation reference" w:semiHidden="1" w:unhideWhenUsed="1"/>
+    <w:lsdException w:name="line number" w:semiHidden="1" w:unhideWhenUsed="1"/>
+    <w:lsdException w:name="page number" w:semiHidden="1" w:unhideWhenUsed="1"/>
+    <w:lsdException w:name="endnote reference" w:semiHidden="1" w:unhideWhenUsed="1"/>
+    <w:lsdException w:name="endnote text" w:semiHidden="1" w:unhideWhenUsed="1"/>
+    <w:lsdException w:name="table of authorities" w:semiHidden="1" w:unhideWhenUsed="1"/>
+    <w:lsdException w:name="macro" w:semiHidden="1" w:unhideWhenUsed="1"/>
+    <w:lsdException w:name="toa heading" w:semiHidden="1" w:unhideWhenUsed="1"/>
+    <w:lsdException w:name="List" w:semiHidden="1" w:unhideWhenUsed="1"/>
+    <w:lsdException w:name="List Bullet" w:semiHidden="1" w:unhideWhenUsed="1"/>
+    <w:lsdException w:name="List Number" w:semiHidden="1" w:unhideWhenUsed="1"/>
+    <w:lsdException w:name="List 2" w:semiHidden="1" w:unhideWhenUsed="1"/>
+    <w:lsdException w:name="List 3" w:semiHidden="1" w:unhideWhenUsed="1"/>
+    <w:lsdException w:name="List 4" w:semiHidden="1" w:unhideWhenUsed="1"/>
+    <w:lsdException w:name="List 5" w:semiHidden="1" w:unhideWhenUsed="1"/>
+    <w:lsdException w:name="List Bullet 2" w:semiHidden="1" w:unhideWhenUsed="1"/>
+    <w:lsdException w:name="List Bullet 3" w:semiHidden="1" w:unhideWhenUsed="1"/>
+    <w:lsdException w:name="List Bullet 4" w:semiHidden="1" w:unhideWhenUsed="1"/>
+    <w:lsdException w:name="List Bullet 5" w:semiHidden="1" w:unhideWhenUsed="1"/>
+    <w:lsdException w:name="List Number 2" w:semiHidden="1" w:unhideWhenUsed="1"/>
+    <w:lsdException w:name="List Number 3" w:semiHidden="1" w:unhideWhenUsed="1"/>
+    <w:lsdException w:name="List Number 4" w:semiHidden="1" w:unhideWhenUsed="1"/>
+    <w:lsdException w:name="List Number 5" w:semiHidden="1" w:unhideWhenUsed="1"/>
+    <w:lsdException w:name="Title" w:uiPriority="10" w:qFormat="1"/>
+    <w:lsdException w:name="Closing" w:semiHidden="1" w:unhideWhenUsed="1"/>
+    <w:lsdException w:name="Signature" w:semiHidden="1" w:unhideWhenUsed="1"/>
+    <w:lsdException w:name="Default Paragraph Font" w:semiHidden="1" w:uiPriority="1" w:unhideWhenUsed="1"/>
+    <w:lsdException w:name="Body Text" w:semiHidden="1" w:unhideWhenUsed="1"/>
+    <w:lsdException w:name="Body Text Indent" w:semiHidden="1" w:unhideWhenUsed="1"/>
+    <w:lsdException w:name="List Continue" w:semiHidden="1" w:unhideWhenUsed="1"/>
+    <w:lsdException w:name="List Continue 2" w:semiHidden="1" w:unhideWhenUsed="1"/>
+    <w:lsdException w:name="List Continue 3" w:semiHidden="1" w:unhideWhenUsed="1"/>
+    <w:lsdException w:name="List Continue 4" w:semiHidden="1" w:unhideWhenUsed="1"/>
+    <w:lsdException w:name="List Continue 5" w:semiHidden="1" w:unhideWhenUsed="1"/>
+    <w:lsdException w:name="Message Header" w:semiHidden="1" w:unhideWhenUsed="1"/>
+    <w:lsdException w:name="Subtitle" w:uiPriority="11" w:qFormat="1"/>
+    <w:lsdException w:name="Salutation" w:semiHidden="1" w:unhideWhenUsed="1"/>
+    <w:lsdException w:name="Date" w:semiHidden="1" w:unhideWhenUsed="1"/>
+    <w:lsdException w:name="Body Text First Indent" w:semiHidden="1" w:unhideWhenUsed="1"/>
+    <w:lsdException w:name="Body Text First Indent 2" w:semiHidden="1" w:unhideWhenUsed="1"/>
+    <w:lsdException w:name="Note Heading" w:semiHidden="1" w:unhideWhenUsed="1"/>
+    <w:lsdException w:name="Body Text 2" w:semiHidden="1" w:unhideWhenUsed="1"/>
+    <w:lsdException w:name="Body Text 3" w:semiHidden="1" w:unhideWhenUsed="1"/>
+    <w:lsdException w:name="Body Text Indent 2" w:semiHidden="1" w:unhideWhenUsed="1"/>
+    <w:lsdException w:name="Body Text Indent 3" w:semiHidden="1" w:unhideWhenUsed="1"/>
+    <w:lsdException w:name="Block Text" w:semiHidden="1" w:unhideWhenUsed="1"/>
+    <w:lsdException w:name="Hyperlink" w:semiHidden="1" w:unhideWhenUsed="1"/>
+    <w:lsdException w:name="FollowedHyperlink" w:semiHidden="1" w:unhideWhenUsed="1"/>
+    <w:lsdException w:name="Strong" w:uiPriority="22" w:qFormat="1"/>
+    <w:lsdException w:name="Emphasis" w:uiPriority="20" w:qFormat="1"/>
+    <w:lsdException w:name="Document Map" w:semiHidden="1" w:unhideWhenUsed="1"/>
+    <w:lsdException w:name="Plain Text" w:semiHidden="1" w:unhideWhenUsed="1"/>
+    <w:lsdException w:name="E-mail Signature" w:semiHidden="1" w:unhideWhenUsed="1"/>
+    <w:lsdException w:name="HTML Top of Form" w:semiHidden="1" w:unhideWhenUsed="1"/>
+    <w:lsdException w:name="HTML Bottom of Form" w:semiHidden="1" w:unhideWhenUsed="1"/>
+    <w:lsdException w:name="Normal (Web)" w:semiHidden="1" w:unhideWhenUsed="1"/>
+    <w:lsdException w:name="HTML Acronym" w:semiHidden="1" w:unhideWhenUsed="1"/>
+    <w:lsdException w:name="HTML Address" w:semiHidden="1" w:unhideWhenUsed="1"/>
+    <w:lsdException w:name="HTML Cite" w:semiHidden="1" w:unhideWhenUsed="1"/>
+    <w:lsdException w:name="HTML Code" w:semiHidden="1" w:unhideWhenUsed="1"/>
+    <w:lsdException w:name="HTML Definition" w:semiHidden="1" w:unhideWhenUsed="1"/>
+    <w:lsdException w:name="HTML Keyboard" w:semiHidden="1" w:unhideWhenUsed="1"/>
+    <w:lsdException w:name="HTML Preformatted" w:semiHidden="1" w:unhideWhenUsed="1"/>
+    <w:lsdException w:name="HTML Sample" w:semiHidden="1" w:unhideWhenUsed="1"/>
+    <w:lsdException w:name="HTML Typewriter" w:semiHidden="1" w:unhideWhenUsed="1"/>
+    <w:lsdException w:name="HTML Variable" w:semiHidden="1" w:unhideWhenUsed="1"/>
+    <w:lsdException w:name="Normal Table" w:semiHidden="1" w:unhideWhenUsed="1"/>
+    <w:lsdException w:name="annotation subject" w:semiHidden="1" w:unhideWhenUsed="1"/>
+    <w:lsdException w:name="No List" w:semiHidden="1" w:unhideWhenUsed="1"/>
+    <w:lsdException w:name="Outline List 1" w:semiHidden="1" w:unhideWhenUsed="1"/>
+    <w:lsdException w:name="Outline List 2" w:semiHidden="1" w:unhideWhenUsed="1"/>
+    <w:lsdException w:name="Outline List 3" w:semiHidden="1" w:unhideWhenUsed="1"/>
+    <w:lsdException w:name="Table Simple 1" w:semiHidden="1" w:unhideWhenUsed="1"/>
+    <w:lsdException w:name="Table Simple 2" w:semiHidden="1" w:unhideWhenUsed="1"/>
+    <w:lsdException w:name="Table Simple 3" w:semiHidden="1" w:unhideWhenUsed="1"/>
+    <w:lsdException w:name="Table Classic 1" w:semiHidden="1" w:unhideWhenUsed="1"/>
+    <w:lsdException w:name="Table Classic 2" w:semiHidden="1" w:unhideWhenUsed="1"/>
+    <w:lsdException w:name="Table Classic 3" w:semiHidden="1" w:unhideWhenUsed="1"/>
+    <w:lsdException w:name="Table Classic 4" w:semiHidden="1" w:unhideWhenUsed="1"/>
+    <w:lsdException w:name="Table Colorful 1" w:semiHidden="1" w:unhideWhenUsed="1"/>
+    <w:lsdException w:name="Table Colorful 2" w:semiHidden="1" w:unhideWhenUsed="1"/>
+    <w:lsdException w:name="Table Colorful 3" w:semiHidden="1" w:unhideWhenUsed="1"/>
+    <w:lsdException w:name="Table Columns 1" w:semiHidden="1" w:unhideWhenUsed="1"/>
+    <w:lsdException w:name="Table Columns 2" w:semiHidden="1" w:unhideWhenUsed="1"/>
+    <w:lsdException w:name="Table Columns 3" w:semiHidden="1" w:unhideWhenUsed="1"/>
+    <w:lsdException w:name="Table Columns 4" w:semiHidden="1" w:unhideWhenUsed="1"/>
+    <w:lsdException w:name="Table Columns 5" w:semiHidden="1" w:unhideWhenUsed="1"/>
+    <w:lsdException w:name="Table Grid 1" w:semiHidden="1" w:unhideWhenUsed="1"/>
+    <w:lsdException w:name="Table Grid 2" w:semiHidden="1" w:unhideWhenUsed="1"/>
+    <w:lsdException w:name="Table Grid 3" w:semiHidden="1" w:unhideWhenUsed="1"/>
+    <w:lsdException w:name="Table Grid 4" w:semiHidden="1" w:unhideWhenUsed="1"/>
+    <w:lsdException w:name="Table Grid 5" w:semiHidden="1" w:unhideWhenUsed="1"/>
+    <w:lsdException w:name="Table Grid 6" w:semiHidden="1" w:unhideWhenUsed="1"/>
+    <w:lsdException w:name="Table Grid 7" w:semiHidden="1" w:unhideWhenUsed="1"/>
+    <w:lsdException w:name="Table Grid 8" w:semiHidden="1" w:unhideWhenUsed="1"/>
+    <w:lsdException w:name="Table List 1" w:semiHidden="1" w:unhideWhenUsed="1"/>
+    <w:lsdException w:name="Table List 2" w:semiHidden="1" w:unhideWhenUsed="1"/>
+    <w:lsdException w:name="Table List 3" w:semiHidden="1" w:unhideWhenUsed="1"/>
+    <w:lsdException w:name="Table List 4" w:semiHidden="1" w:unhideWhenUsed="1"/>
+    <w:lsdException w:name="Table List 5" w:semiHidden="1" w:unhideWhenUsed="1"/>
+    <w:lsdException w:name="Table List 6" w:semiHidden="1" w:unhideWhenUsed="1"/>
+    <w:lsdException w:name="Table List 7" w:semiHidden="1" w:unhideWhenUsed="1"/>
+    <w:lsdException w:name="Table List 8" w:semiHidden="1" w:unhideWhenUsed="1"/>
+    <w:lsdException w:name="Table 3D effects 1" w:semiHidden="1" w:unhideWhenUsed="1"/>
+    <w:lsdException w:name="Table 3D effects 2" w:semiHidden="1" w:unhideWhenUsed="1"/>
+    <w:lsdException w:name="Table 3D effects 3" w:semiHidden="1" w:unhideWhenUsed="1"/>
+    <w:lsdException w:name="Table Contemporary" w:semiHidden="1" w:unhideWhenUsed="1"/>
+    <w:lsdException w:name="Table Elegant" w:semiHidden="1" w:unhideWhenUsed="1"/>
+    <w:lsdException w:name="Table Professional" w:semiHidden="1" w:unhideWhenUsed="1"/>
+    <w:lsdException w:name="Table Subtle 1" w:semiHidden="1" w:unhideWhenUsed="1"/>
+    <w:lsdException w:name="Table Subtle 2" w:semiHidden="1" w:unhideWhenUsed="1"/>
+    <w:lsdException w:name="Table Web 1" w:semiHidden="1" w:unhideWhenUsed="1"/>
+    <w:lsdException w:name="Table Web 2" w:semiHidden="1" w:unhideWhenUsed="1"/>
+    <w:lsdException w:name="Table Web 3" w:semiHidden="1" w:unhideWhenUsed="1"/>
+    <w:lsdException w:name="Balloon Text" w:semiHidden="1" w:unhideWhenUsed="1"/>
+    <w:lsdException w:name="Table Grid" w:uiPriority="39"/>
+    <w:lsdException w:name="Table Theme" w:semiHidden="1" w:unhideWhenUsed="1"/>
+    <w:lsdException w:name="Placeholder Text" w:semiHidden="1"/>
+    <w:lsdException w:name="No Spacing" w:uiPriority="1" w:qFormat="1"/>
+    <w:lsdException w:name="Light Shading" w:uiPriority="60"/>
+    <w:lsdException w:name="Light List" w:uiPriority="61"/>
+    <w:lsdException w:name="Light Grid" w:uiPriority="62"/>
+    <w:lsdException w:name="Medium Shading 1" w:uiPriority="63"/>
+    <w:lsdException w:name="Medium Shading 2" w:uiPriority="64"/>
+    <w:lsdException w:name="Medium List 1" w:uiPriority="65"/>
+    <w:lsdException w:name="Medium List 2" w:uiPriority="66"/>
+    <w:lsdException w:name="Medium Grid 1" w:uiPriority="67"/>
+    <w:lsdException w:name="Medium Grid 2" w:uiPriority="68"/>
+    <w:lsdException w:name="Medium Grid 3" w:uiPriority="69"/>
+    <w:lsdException w:name="Dark List" w:uiPriority="70"/>
+    <w:lsdException w:name="Colorful Shading" w:uiPriority="71"/>
+    <w:lsdException w:name="Colorful List" w:uiPriority="72"/>
+    <w:lsdException w:name="Colorful Grid" w:uiPriority="73"/>
+    <w:lsdException w:name="Light Shading Accent 1" w:uiPriority="60"/>
+    <w:lsdException w:name="Light List Accent 1" w:uiPriority="61"/>
+    <w:lsdException w:name="Light Grid Accent 1" w:uiPriority="62"/>
+    <w:lsdException w:name="Medium Shading 1 Accent 1" w:uiPriority="63"/>
+    <w:lsdException w:name="Medium Shading 2 Accent 1" w:uiPriority="64"/>
+    <w:lsdException w:name="Medium List 1 Accent 1" w:uiPriority="65"/>
+    <w:lsdException w:name="Revision" w:semiHidden="1"/>
+    <w:lsdException w:name="List Paragraph" w:uiPriority="34" w:qFormat="1"/>
+    <w:lsdException w:name="Quote" w:uiPriority="29" w:qFormat="1"/>
+    <w:lsdException w:name="Intense Quote" w:uiPriority="30" w:qFormat="1"/>
+    <w:lsdException w:name="Medium List 2 Accent 1" w:uiPriority="66"/>
+    <w:lsdException w:name="Medium Grid 1 Accent 1" w:uiPriority="67"/>
+    <w:lsdException w:name="Medium Grid 2 Accent 1" w:uiPriority="68"/>
+    <w:lsdException w:name="Medium Grid 3 Accent 1" w:uiPriority="69"/>
+    <w:lsdException w:name="Dark List Accent 1" w:uiPriority="70"/>
+    <w:lsdException w:name="Colorful Shading Accent 1" w:uiPriority="71"/>
+    <w:lsdException w:name="Colorful List Accent 1" w:uiPriority="72"/>
+    <w:lsdException w:name="Colorful Grid Accent 1" w:uiPriority="73"/>
+    <w:lsdException w:name="Light Shading Accent 2" w:uiPriority="60"/>
+    <w:lsdException w:name="Light List Accent 2" w:uiPriority="61"/>
+    <w:lsdException w:name="Light Grid Accent 2" w:uiPriority="62"/>
+    <w:lsdException w:name="Medium Shading 1 Accent 2" w:uiPriority="63"/>
+    <w:lsdException w:name="Medium Shading 2 Accent 2" w:uiPriority="64"/>
+    <w:lsdException w:name="Medium List 1 Accent 2" w:uiPriority="65"/>
+    <w:lsdException w:name="Medium List 2 Accent 2" w:uiPriority="66"/>
+    <w:lsdException w:name="Medium Grid 1 Accent 2" w:uiPriority="67"/>
+    <w:lsdException w:name="Medium Grid 2 Accent 2" w:uiPriority="68"/>
+    <w:lsdException w:name="Medium Grid 3 Accent 2" w:uiPriority="69"/>
+    <w:lsdException w:name="Dark List Accent 2" w:uiPriority="70"/>
+    <w:lsdException w:name="Colorful Shading Accent 2" w:uiPriority="71"/>
+    <w:lsdException w:name="Colorful List Accent 2" w:uiPriority="72"/>
+    <w:lsdException w:name="Colorful Grid Accent 2" w:uiPriority="73"/>
+    <w:lsdException w:name="Light Shading Accent 3" w:uiPriority="60"/>
+    <w:lsdException w:name="Light List Accent 3" w:uiPriority="61"/>
+    <w:lsdException w:name="Light Grid Accent 3" w:uiPriority="62"/>
+    <w:lsdException w:name="Medium Shading 1 Accent 3" w:uiPriority="63"/>
+    <w:lsdException w:name="Medium Shading 2 Accent 3" w:uiPriority="64"/>
+    <w:lsdException w:name="Medium List 1 Accent 3" w:uiPriority="65"/>
+    <w:lsdException w:name="Medium List 2 Accent 3" w:uiPriority="66"/>
+    <w:lsdException w:name="Medium Grid 1 Accent 3" w:uiPriority="67"/>
+    <w:lsdException w:name="Medium Grid 2 Accent 3" w:uiPriority="68"/>
+    <w:lsdException w:name="Medium Grid 3 Accent 3" w:uiPriority="69"/>
+    <w:lsdException w:name="Dark List Accent 3" w:uiPriority="70"/>
+    <w:lsdException w:name="Colorful Shading Accent 3" w:uiPriority="71"/>
+    <w:lsdException w:name="Colorful List Accent 3" w:uiPriority="72"/>
+    <w:lsdException w:name="Colorful Grid Accent 3" w:uiPriority="73"/>
+    <w:lsdException w:name="Light Shading Accent 4" w:uiPriority="60"/>
+    <w:lsdException w:name="Light List Accent 4" w:uiPriority="61"/>
+    <w:lsdException w:name="Light Grid Accent 4" w:uiPriority="62"/>
+    <w:lsdException w:name="Medium Shading 1 Accent 4" w:uiPriority="63"/>
+    <w:lsdException w:name="Medium Shading 2 Accent 4" w:uiPriority="64"/>
+    <w:lsdException w:name="Medium List 1 Accent 4" w:uiPriority="65"/>
+    <w:lsdException w:name="Medium List 2 Accent 4" w:uiPriority="66"/>
+    <w:lsdException w:name="Medium Grid 1 Accent 4" w:uiPriority="67"/>
+    <w:lsdException w:name="Medium Grid 2 Accent 4" w:uiPriority="68"/>
+    <w:lsdException w:name="Medium Grid 3 Accent 4" w:uiPriority="69"/>
+    <w:lsdException w:name="Dark List Accent 4" w:uiPriority="70"/>
+    <w:lsdException w:name="Colorful Shading Accent 4" w:uiPriority="71"/>
+    <w:lsdException w:name="Colorful List Accent 4" w:uiPriority="72"/>
+    <w:lsdException w:name="Colorful Grid Accent 4" w:uiPriority="73"/>
+    <w:lsdException w:name="Light Shading Accent 5" w:uiPriority="60"/>
+    <w:lsdException w:name="Light List Accent 5" w:uiPriority="61"/>
+    <w:lsdException w:name="Light Grid Accent 5" w:uiPriority="62"/>
+    <w:lsdException w:name="Medium Shading 1 Accent 5" w:uiPriority="63"/>
+    <w:lsdException w:name="Medium Shading 2 Accent 5" w:uiPriority="64"/>
+    <w:lsdException w:name="Medium List 1 Accent 5" w:uiPriority="65"/>
+    <w:lsdException w:name="Medium List 2 Accent 5" w:uiPriority="66"/>
+    <w:lsdException w:name="Medium Grid 1 Accent 5" w:uiPriority="67"/>
+    <w:lsdException w:name="Medium Grid 2 Accent 5" w:uiPriority="68"/>
+    <w:lsdException w:name="Medium Grid 3 Accent 5" w:uiPriority="69"/>
+    <w:lsdException w:name="Dark List Accent 5" w:uiPriority="70"/>
+    <w:lsdException w:name="Colorful Shading Accent 5" w:uiPriority="71"/>
+    <w:lsdException w:name="Colorful List Accent 5" w:uiPriority="72"/>
+    <w:lsdException w:name="Colorful Grid Accent 5" w:uiPriority="73"/>
+    <w:lsdException w:name="Light Shading Accent 6" w:uiPriority="60"/>
+    <w:lsdException w:name="Light List Accent 6" w:uiPriority="61"/>
+    <w:lsdException w:name="Light Grid Accent 6" w:uiPriority="62"/>
+    <w:lsdException w:name="Medium Shading 1 Accent 6" w:uiPriority="63"/>
+    <w:lsdException w:name="Medium Shading 2 Accent 6" w:uiPriority="64"/>
+    <w:lsdException w:name="Medium List 1 Accent 6" w:uiPriority="65"/>
+    <w:lsdException w:name="Medium List 2 Accent 6" w:uiPriority="66"/>
+    <w:lsdException w:name="Medium Grid 1 Accent 6" w:uiPriority="67"/>
+    <w:lsdException w:name="Medium Grid 2 Accent 6" w:uiPriority="68"/>
+    <w:lsdException w:name="Medium Grid 3 Accent 6" w:uiPriority="69"/>
+    <w:lsdException w:name="Dark List Accent 6" w:uiPriority="70"/>
+    <w:lsdException w:name="Colorful Shading Accent 6" w:uiPriority="71"/>
+    <w:lsdException w:name="Colorful List Accent 6" w:uiPriority="72"/>
+    <w:lsdException w:name="Colorful Grid Accent 6" w:uiPriority="73"/>
+    <w:lsdException w:name="Subtle Emphasis" w:uiPriority="19" w:qFormat="1"/>
+    <w:lsdException w:name="Intense Emphasis" w:uiPriority="21" w:qFormat="1"/>
+    <w:lsdException w:name="Subtle Reference" w:uiPriority="31" w:qFormat="1"/>
+    <w:lsdException w:name="Intense Reference" w:uiPriority="32" w:qFormat="1"/>
+    <w:lsdException w:name="Book Title" w:uiPriority="33" w:qFormat="1"/>
+    <w:lsdException w:name="Bibliography" w:semiHidden="1" w:uiPriority="37" w:unhideWhenUsed="1"/>
+    <w:lsdException w:name="TOC Heading" w:semiHidden="1" w:uiPriority="39" w:unhideWhenUsed="1" w:qFormat="1"/>
+    <w:lsdException w:name="Plain Table 1" w:uiPriority="41"/>
+    <w:lsdException w:name="Plain Table 2" w:uiPriority="42"/>
+    <w:lsdException w:name="Plain Table 3" w:uiPriority="43"/>
+    <w:lsdException w:name="Plain Table 4" w:uiPriority="44"/>
+    <w:lsdException w:name="Plain Table 5" w:uiPriority="45"/>
+    <w:lsdException w:name="Grid Table Light" w:uiPriority="40"/>
+    <w:lsdException w:name="Grid Table 1 Light" w:uiPriority="46"/>
+    <w:lsdException w:name="Grid Table 2" w:uiPriority="47"/>
+    <w:lsdException w:name="Grid Table 3" w:uiPriority="48"/>
+    <w:lsdException w:name="Grid Table 4" w:uiPriority="49"/>
+    <w:lsdException w:name="Grid Table 5 Dark" w:uiPriority="50"/>
+    <w:lsdException w:name="Grid Table 6 Colorful" w:uiPriority="51"/>
+    <w:lsdException w:name="Grid Table 7 Colorful" w:uiPriority="52"/>
+    <w:lsdException w:name="Grid Table 1 Light Accent 1" w:uiPriority="46"/>
+    <w:lsdException w:name="Grid Table 2 Accent 1" w:uiPriority="47"/>
+    <w:lsdException w:name="Grid Table 3 Accent 1" w:uiPriority="48"/>
+    <w:lsdException w:name="Grid Table 4 Accent 1" w:uiPriority="49"/>
+    <w:lsdException w:name="Grid Table 5 Dark Accent 1" w:uiPriority="50"/>
+    <w:lsdException w:name="Grid Table 6 Colorful Accent 1" w:uiPriority="51"/>
+    <w:lsdException w:name="Grid Table 7 Colorful Accent 1" w:uiPriority="52"/>
+    <w:lsdException w:name="Grid Table 1 Light Accent 2" w:uiPriority="46"/>
+    <w:lsdException w:name="Grid Table 2 Accent 2" w:uiPriority="47"/>
+    <w:lsdException w:name="Grid Table 3 Accent 2" w:uiPriority="48"/>
+    <w:lsdException w:name="Grid Table 4 Accent 2" w:uiPriority="49"/>
+    <w:lsdException w:name="Grid Table 5 Dark Accent 2" w:uiPriority="50"/>
+    <w:lsdException w:name="Grid Table 6 Colorful Accent 2" w:uiPriority="51"/>
+    <w:lsdException w:name="Grid Table 7 Colorful Accent 2" w:uiPriority="52"/>
+    <w:lsdException w:name="Grid Table 1 Light Accent 3" w:uiPriority="46"/>
+    <w:lsdException w:name="Grid Table 2 Accent 3" w:uiPriority="47"/>
+    <w:lsdException w:name="Grid Table 3 Accent 3" w:uiPriority="48"/>
+    <w:lsdException w:name="Grid Table 4 Accent 3" w:uiPriority="49"/>
+    <w:lsdException w:name="Grid Table 5 Dark Accent 3" w:uiPriority="50"/>
+    <w:lsdException w:name="Grid Table 6 Colorful Accent 3" w:uiPriority="51"/>
+    <w:lsdException w:name="Grid Table 7 Colorful Accent 3" w:uiPriority="52"/>
+    <w:lsdException w:name="Grid Table 1 Light Accent 4" w:uiPriority="46"/>
+    <w:lsdException w:name="Grid Table 2 Accent 4" w:uiPriority="47"/>
+    <w:lsdException w:name="Grid Table 3 Accent 4" w:uiPriority="48"/>
+    <w:lsdException w:name="Grid Table 4 Accent 4" w:uiPriority="49"/>
+    <w:lsdException w:name="Grid Table 5 Dark Accent 4" w:uiPriority="50"/>
+    <w:lsdException w:name="Grid Table 6 Colorful Accent 4" w:uiPriority="51"/>
+    <w:lsdException w:name="Grid Table 7 Colorful Accent 4" w:uiPriority="52"/>
+    <w:lsdException w:name="Grid Table 1 Light Accent 5" w:uiPriority="46"/>
+    <w:lsdException w:name="Grid Table 2 Accent 5" w:uiPriority="47"/>
+    <w:lsdException w:name="Grid Table 3 Accent 5" w:uiPriority="48"/>
+    <w:lsdException w:name="Grid Table 4 Accent 5" w:uiPriority="49"/>
+    <w:lsdException w:name="Grid Table 5 Dark Accent 5" w:uiPriority="50"/>
+    <w:lsdException w:name="Grid Table 6 Colorful Accent 5" w:uiPriority="51"/>
+    <w:lsdException w:name="Grid Table 7 Colorful Accent 5" w:uiPriority="52"/>
+    <w:lsdException w:name="Grid Table 1 Light Accent 6" w:uiPriority="46"/>
+    <w:lsdException w:name="Grid Table 2 Accent 6" w:uiPriority="47"/>
+    <w:lsdException w:name="Grid Table 3 Accent 6" w:uiPriority="48"/>
+    <w:lsdException w:name="Grid Table 4 Accent 6" w:uiPriority="49"/>
+    <w:lsdException w:name="Grid Table 5 Dark Accent 6" w:uiPriority="50"/>
+    <w:lsdException w:name="Grid Table 6 Colorful Accent 6" w:uiPriority="51"/>
+    <w:lsdException w:name="Grid Table 7 Colorful Accent 6" w:uiPriority="52"/>
+    <w:lsdException w:name="List Table 1 Light" w:uiPriority="46"/>
+    <w:lsdException w:name="List Table 2" w:uiPriority="47"/>
+    <w:lsdException w:name="List Table 3" w:uiPriority="48"/>
+    <w:lsdException w:name="List Table 4" w:uiPriority="49"/>
+    <w:lsdException w:name="List Table 5 Dark" w:uiPriority="50"/>
+    <w:lsdException w:name="List Table 6 Colorful" w:uiPriority="51"/>
+    <w:lsdException w:name="List Table 7 Colorful" w:uiPriority="52"/>
+    <w:lsdException w:name="List Table 1 Light Accent 1" w:uiPriority="46"/>
+    <w:lsdException w:name="List Table 2 Accent 1" w:uiPriority="47"/>
+    <w:lsdException w:name="List Table 3 Accent 1" w:uiPriority="48"/>
+    <w:lsdException w:name="List Table 4 Accent 1" w:uiPriority="49"/>
+    <w:lsdException w:name="List Table 5 Dark Accent 1" w:uiPriority="50"/>
+    <w:lsdException w:name="List Table 6 Colorful Accent 1" w:uiPriority="51"/>
+    <w:lsdException w:name="List Table 7 Colorful Accent 1" w:uiPriority="52"/>
+    <w:lsdException w:name="List Table 1 Light Accent 2" w:uiPriority="46"/>
+    <w:lsdException w:name="List Table 2 Accent 2" w:uiPriority="47"/>
+    <w:lsdException w:name="List Table 3 Accent 2" w:uiPriority="48"/>
+    <w:lsdException w:name="List Table 4 Accent 2" w:uiPriority="49"/>
+    <w:lsdException w:name="List Table 5 Dark Accent 2" w:uiPriority="50"/>
+    <w:lsdException w:name="List Table 6 Colorful Accent 2" w:uiPriority="51"/>
+    <w:lsdException w:name="List Table 7 Colorful Accent 2" w:uiPriority="52"/>
+    <w:lsdException w:name="List Table 1 Light Accent 3" w:uiPriority="46"/>
+    <w:lsdException w:name="List Table 2 Accent 3" w:uiPriority="47"/>
+    <w:lsdException w:name="List Table 3 Accent 3" w:uiPriority="48"/>
+    <w:lsdException w:name="List Table 4 Accent 3" w:uiPriority="49"/>
+    <w:lsdException w:name="List Table 5 Dark Accent 3" w:uiPriority="50"/>
+    <w:lsdException w:name="List Table 6 Colorful Accent 3" w:uiPriority="51"/>
+    <w:lsdException w:name="List Table 7 Colorful Accent 3" w:uiPriority="52"/>
+    <w:lsdException w:name="List Table 1 Light Accent 4" w:uiPriority="46"/>
+    <w:lsdException w:name="List Table 2 Accent 4" w:uiPriority="47"/>
+    <w:lsdException w:name="List Table 3 Accent 4" w:uiPriority="48"/>
+    <w:lsdException w:name="List Table 4 Accent 4" w:uiPriority="49"/>
+    <w:lsdException w:name="List Table 5 Dark Accent 4" w:uiPriority="50"/>
+    <w:lsdException w:name="List Table 6 Colorful Accent 4" w:uiPriority="51"/>
+    <w:lsdException w:name="List Table 7 Colorful Accent 4" w:uiPriority="52"/>
+    <w:lsdException w:name="List Table 1 Light Accent 5" w:uiPriority="46"/>
+    <w:lsdException w:name="List Table 2 Accent 5" w:uiPriority="47"/>
+    <w:lsdException w:name="List Table 3 Accent 5" w:uiPriority="48"/>
+    <w:lsdException w:name="List Table 4 Accent 5" w:uiPriority="49"/>
+    <w:lsdException w:name="List Table 5 Dark Accent 5" w:uiPriority="50"/>
+    <w:lsdException w:name="List Table 6 Colorful Accent 5" w:uiPriority="51"/>
+    <w:lsdException w:name="List Table 7 Colorful Accent 5" w:uiPriority="52"/>
+    <w:lsdException w:name="List Table 1 Light Accent 6" w:uiPriority="46"/>
+    <w:lsdException w:name="List Table 2 Accent 6" w:uiPriority="47"/>
+    <w:lsdException w:name="List Table 3 Accent 6" w:uiPriority="48"/>
+    <w:lsdException w:name="List Table 4 Accent 6" w:uiPriority="49"/>
+    <w:lsdException w:name="List Table 5 Dark Accent 6" w:uiPriority="50"/>
+    <w:lsdException w:name="List Table 6 Colorful Accent 6" w:uiPriority="51"/>
+    <w:lsdException w:name="List Table 7 Colorful Accent 6" w:uiPriority="52"/>
+    <w:lsdException w:name="Mention" w:semiHidden="1" w:unhideWhenUsed="1"/>
+    <w:lsdException w:name="Smart Hyperlink" w:semiHidden="1" w:unhideWhenUsed="1"/>
+    <w:lsdException w:name="Hashtag" w:semiHidden="1" w:unhideWhenUsed="1"/>
+    <w:lsdException w:name="Unresolved Mention" w:semiHidden="1" w:unhideWhenUsed="1"/>
+    <w:lsdException w:name="Smart Link" w:semiHidden="1" w:unhideWhenUsed="1"/>
+  </w:latentStyles>
+  <w:style w:type="paragraph" w:default="1" w:styleId="Normal">
+    <w:name w:val="Normal"/>
+    <w:qFormat/>
+  </w:style>
+  <w:style w:type="character" w:default="1" w:styleId="DefaultParagraphFont">
+    <w:name w:val="Default Paragraph Font"/>
+    <w:uiPriority w:val="1"/>
+    <w:semiHidden/>
+    <w:unhideWhenUsed/>
+  </w:style>
+  <w:style w:type="table" w:default="1" w:styleId="TableNormal">
+    <w:name w:val="Normal Table"/>
+    <w:uiPriority w:val="99"/>
+    <w:semiHidden/>
+    <w:unhideWhenUsed/>
+    <w:tblPr>
+      <w:tblInd w:w="0" w:type="dxa"/>
+      <w:tblCellMar>
+        <w:top w:w="0" w:type="dxa"/>
+        <w:left w:w="108" w:type="dxa"/>
+        <w:bottom w:w="0" w:type="dxa"/>
+        <w:right w:w="108" w:type="dxa"/>
+      </w:tblCellMar>
+    </w:tblPr>
+  </w:style>
+  <w:style w:type="numbering" w:default="1" w:styleId="NoList">
+    <w:name w:val="No List"/>
+    <w:uiPriority w:val="99"/>
+    <w:semiHidden/>
+    <w:unhideWhenUsed/>
+  </w:style>
+  <w:style w:type="paragraph" w:customStyle="1" w:styleId="9CEFF79F8CD84614BC5B2FBC563A78BA">
+    <w:name w:val="9CEFF79F8CD84614BC5B2FBC563A78BA"/>
+    <w:rsid w:val="00606098"/>
+  </w:style>
+  <w:style w:type="paragraph" w:customStyle="1" w:styleId="A9AC4D99AD5C4E4EB5CE5D73A68B9C4C">
+    <w:name w:val="A9AC4D99AD5C4E4EB5CE5D73A68B9C4C"/>
+    <w:rsid w:val="00606098"/>
+  </w:style>
+</w:styles>
+</file>
+
+<file path=word/glossary/webSettings.xml><?xml version="1.0" encoding="utf-8"?>
+<w:webSettings xmlns:mc="http://schemas.openxmlformats.org/markup-compatibility/2006" xmlns:r="http://schemas.openxmlformats.org/officeDocument/2006/relationships" xmlns:w="http://schemas.openxmlformats.org/wordprocessingml/2006/main" xmlns:w14="http://schemas.microsoft.com/office/word/2010/wordml" xmlns:w15="http://schemas.microsoft.com/office/word/2012/wordml" xmlns:w16cex="http://schemas.microsoft.com/office/word/2018/wordml/cex" xmlns:w16cid="http://schemas.microsoft.com/office/word/2016/wordml/cid" xmlns:w16="http://schemas.microsoft.com/office/word/2018/wordml" xmlns:w16sdtdh="http://schemas.microsoft.com/office/word/2020/wordml/sdtdatahash" xmlns:w16se="http://schemas.microsoft.com/office/word/2015/wordml/symex" mc:Ignorable="w14 w15 w16se w16cid w16 w16cex w16sdtdh">
+  <w:optimizeForBrowser/>
+  <w:allowPNG/>
+</w:webSettings>
 </file>
 
 <file path=word/theme/theme1.xml><?xml version="1.0" encoding="utf-8"?>
@@ -5246,39 +8632,39 @@
         <a:sysClr val="window" lastClr="FFFFFF"/>
       </a:lt1>
       <a:dk2>
-        <a:srgbClr val="44546A"/>
+        <a:srgbClr val="0E2841"/>
       </a:dk2>
       <a:lt2>
-        <a:srgbClr val="E7E6E6"/>
+        <a:srgbClr val="E8E8E8"/>
       </a:lt2>
       <a:accent1>
-        <a:srgbClr val="4472C4"/>
+        <a:srgbClr val="156082"/>
       </a:accent1>
       <a:accent2>
-        <a:srgbClr val="ED7D31"/>
+        <a:srgbClr val="E97132"/>
       </a:accent2>
       <a:accent3>
-        <a:srgbClr val="A5A5A5"/>
+        <a:srgbClr val="196B24"/>
       </a:accent3>
       <a:accent4>
-        <a:srgbClr val="FFC000"/>
+        <a:srgbClr val="0F9ED5"/>
       </a:accent4>
       <a:accent5>
-        <a:srgbClr val="5B9BD5"/>
+        <a:srgbClr val="A02B93"/>
       </a:accent5>
       <a:accent6>
-        <a:srgbClr val="70AD47"/>
+        <a:srgbClr val="4EA72E"/>
       </a:accent6>
       <a:hlink>
-        <a:srgbClr val="0563C1"/>
+        <a:srgbClr val="467886"/>
       </a:hlink>
       <a:folHlink>
-        <a:srgbClr val="954F72"/>
+        <a:srgbClr val="96607D"/>
       </a:folHlink>
     </a:clrScheme>
     <a:fontScheme name="Office">
       <a:majorFont>
-        <a:latin typeface="Calibri Light" panose="020F0302020204030204"/>
+        <a:latin typeface="Aptos Display" panose="02110004020202020204"/>
         <a:ea typeface=""/>
         <a:cs typeface=""/>
         <a:font script="Jpan" typeface="游ゴシック Light"/>
@@ -5330,7 +8716,7 @@
         <a:font script="Tfng" typeface="Ebrima"/>
       </a:majorFont>
       <a:minorFont>
-        <a:latin typeface="Calibri" panose="020F0502020204030204"/>
+        <a:latin typeface="Aptos" panose="02110004020202020204"/>
         <a:ea typeface=""/>
         <a:cs typeface=""/>
         <a:font script="Jpan" typeface="游明朝"/>
@@ -5524,20 +8910,8 @@
   <a:extraClrSchemeLst/>
   <a:extLst>
     <a:ext uri="{05A4C25C-085E-4340-85A3-A5531E510DB2}">
-      <thm15:themeFamily xmlns:thm15="http://schemas.microsoft.com/office/thememl/2012/main" name="Office Theme" id="{62F939B6-93AF-4DB8-9C6B-D6C7DFDC589F}" vid="{4A3C46E8-61CC-4603-A589-7422A47A8E4A}"/>
+      <thm15:themeFamily xmlns:thm15="http://schemas.microsoft.com/office/thememl/2012/main" name="Office Theme" id="{2E142A2C-CD16-42D6-873A-C26D2A0506FA}" vid="{1BDDFF52-6CD6-40A5-AB3C-68EB2F1E4D0A}"/>
     </a:ext>
   </a:extLst>
 </a:theme>
-</file>
-
-<file path=customXml/item1.xml><?xml version="1.0" encoding="utf-8"?>
-<b:Sources xmlns:b="http://schemas.openxmlformats.org/officeDocument/2006/bibliography" xmlns="http://schemas.openxmlformats.org/officeDocument/2006/bibliography" SelectedStyle="\APASixthEditionOfficeOnline.xsl" StyleName="APA" Version="6"/>
-</file>
-
-<file path=customXml/itemProps1.xml><?xml version="1.0" encoding="utf-8"?>
-<ds:datastoreItem xmlns:ds="http://schemas.openxmlformats.org/officeDocument/2006/customXml" ds:itemID="{CE12F868-D0B7-4EC0-B6AC-0F756B3F6E06}">
-  <ds:schemaRefs>
-    <ds:schemaRef ds:uri="http://schemas.openxmlformats.org/officeDocument/2006/bibliography"/>
-  </ds:schemaRefs>
-</ds:datastoreItem>
 </file>